--- a/06-学生侧材料/讲义/学生专用版/3-物理化学/电化学基础-超级充实版（学生专用版）.docx
+++ b/06-学生侧材料/讲义/学生专用版/3-物理化学/电化学基础-超级充实版（学生专用版）.docx
@@ -12846,651 +12846,6 @@
         </w:rPr>
         <w:t xml:space="preserve">。</w:t>
       </w:r>
-    </w:p>
-    <w:p>
-      <w:pPr>
-        <w:pStyle w:val="BodyText"/>
-      </w:pPr>
-      <m:oMath>
-        <m:oMathPr>
-          <m:ctrlPr>
-            <w:rPr>
-              <w:sz w:val="28"/>
-              <w:szCs w:val="28"/>
-            </w:rPr>
-          </m:ctrlPr>
-        </m:oMathPr>
-        <m:r>
-          <m:rPr>
-            <m:sty m:val="p"/>
-          </m:rPr>
-          <m:t>A</m:t>
-        </m:r>
-        <m:sSup>
-          <m:e>
-            <m:r>
-              <m:rPr>
-                <m:sty m:val="p"/>
-              </m:rPr>
-              <m:t>g</m:t>
-            </m:r>
-          </m:e>
-          <m:sup>
-            <m:r>
-              <m:rPr>
-                <m:sty m:val="p"/>
-              </m:rPr>
-              <m:t>+</m:t>
-            </m:r>
-          </m:sup>
-        </m:sSup>
-        <m:r>
-          <m:rPr>
-            <m:sty m:val="p"/>
-          </m:rPr>
-          <m:t>/</m:t>
-        </m:r>
-        <m:r>
-          <m:rPr>
-            <m:sty m:val="p"/>
-          </m:rPr>
-          <m:t>A</m:t>
-        </m:r>
-        <m:r>
-          <m:rPr>
-            <m:sty m:val="p"/>
-          </m:rPr>
-          <m:t>g</m:t>
-        </m:r>
-      </m:oMath>
-      <w:r>
-        <w:rPr>
-          <w:rFonts w:hint="eastAsia" w:ascii="Times New Roman" w:hAnsi="Times New Roman" w:eastAsia="Times New Roman" w:cs="Times New Roman"/>
-        </w:rPr>
-        <w:t xml:space="preserve">：</w:t>
-      </w:r>
-      <m:oMath>
-        <m:oMathPr>
-          <m:ctrlPr>
-            <w:rPr>
-              <w:sz w:val="28"/>
-              <w:szCs w:val="28"/>
-            </w:rPr>
-          </m:ctrlPr>
-        </m:oMathPr>
-        <m:r>
-          <m:rPr>
-            <m:sty m:val="p"/>
-          </m:rPr>
-          <m:t>A</m:t>
-        </m:r>
-        <m:sSup>
-          <m:e>
-            <m:r>
-              <m:rPr>
-                <m:sty m:val="p"/>
-              </m:rPr>
-              <m:t>g</m:t>
-            </m:r>
-          </m:e>
-          <m:sup>
-            <m:r>
-              <m:rPr>
-                <m:sty m:val="p"/>
-              </m:rPr>
-              <m:t>+</m:t>
-            </m:r>
-          </m:sup>
-        </m:sSup>
-        <m:r>
-          <m:rPr>
-            <m:sty m:val="p"/>
-          </m:rPr>
-          <m:t>+</m:t>
-        </m:r>
-        <m:sSup>
-          <m:e>
-            <m:r>
-              <m:rPr>
-                <m:sty m:val="p"/>
-              </m:rPr>
-              <m:t>e</m:t>
-            </m:r>
-          </m:e>
-          <m:sup>
-            <m:r>
-              <m:rPr>
-                <m:sty m:val="p"/>
-              </m:rPr>
-              <m:t>−</m:t>
-            </m:r>
-          </m:sup>
-        </m:sSup>
-        <m:r>
-          <m:rPr>
-            <m:sty m:val="p"/>
-          </m:rPr>
-          <m:t>→</m:t>
-        </m:r>
-        <m:r>
-          <m:rPr>
-            <m:sty m:val="p"/>
-          </m:rPr>
-          <m:t>A</m:t>
-        </m:r>
-        <m:r>
-          <m:rPr>
-            <m:sty m:val="p"/>
-          </m:rPr>
-          <m:t>g</m:t>
-        </m:r>
-        <m:r>
-          <m:rPr>
-            <m:sty m:val="p"/>
-          </m:rPr>
-          <m:t>(</m:t>
-        </m:r>
-        <m:r>
-          <m:rPr>
-            <m:sty m:val="p"/>
-          </m:rPr>
-          <m:t>s</m:t>
-        </m:r>
-        <m:r>
-          <m:rPr>
-            <m:sty m:val="p"/>
-          </m:rPr>
-          <m:t>)</m:t>
-        </m:r>
-      </m:oMath>
-      <w:r>
-        <w:rPr>
-          <w:rFonts w:hint="eastAsia" w:ascii="Times New Roman" w:hAnsi="Times New Roman" w:eastAsia="Times New Roman" w:cs="Times New Roman"/>
-        </w:rPr>
-        <w:t xml:space="preserve">，</w:t>
-      </w:r>
-      <m:oMath>
-        <m:oMathPr>
-          <m:ctrlPr>
-            <w:rPr>
-              <w:sz w:val="28"/>
-              <w:szCs w:val="28"/>
-            </w:rPr>
-          </m:ctrlPr>
-        </m:oMathPr>
-        <m:sSup>
-          <m:e>
-            <m:r>
-              <m:t>E</m:t>
-            </m:r>
-          </m:e>
-          <m:sup>
-            <m:r>
-              <m:t>θ</m:t>
-            </m:r>
-          </m:sup>
-        </m:sSup>
-        <m:r>
-          <m:rPr>
-            <m:sty m:val="p"/>
-          </m:rPr>
-          <m:t>=</m:t>
-        </m:r>
-        <m:r>
-          <m:rPr>
-            <m:sty m:val="p"/>
-          </m:rPr>
-          <m:t>+</m:t>
-        </m:r>
-        <m:r>
-          <m:t>0.799</m:t>
-        </m:r>
-        <m:r>
-          <m:t> </m:t>
-        </m:r>
-        <m:r>
-          <m:rPr>
-            <m:sty m:val="p"/>
-          </m:rPr>
-          <m:t>V</m:t>
-        </m:r>
-      </m:oMath>
-      <w:r>
-        <w:rPr>
-          <w:rFonts w:ascii="Times New Roman" w:hAnsi="Times New Roman" w:eastAsia="Times New Roman" w:cs="Times New Roman"/>
-        </w:rPr>
-        <w:t xml:space="preserve"> </w:t>
-      </w:r>
-      <m:oMath>
-        <m:oMathPr>
-          <m:ctrlPr>
-            <w:rPr>
-              <w:sz w:val="28"/>
-              <w:szCs w:val="28"/>
-            </w:rPr>
-          </m:ctrlPr>
-        </m:oMathPr>
-        <m:r>
-          <m:rPr>
-            <m:sty m:val="p"/>
-          </m:rPr>
-          <m:t>A</m:t>
-        </m:r>
-        <m:r>
-          <m:rPr>
-            <m:sty m:val="p"/>
-          </m:rPr>
-          <m:t>g</m:t>
-        </m:r>
-        <m:r>
-          <m:rPr>
-            <m:sty m:val="p"/>
-          </m:rPr>
-          <m:t>C</m:t>
-        </m:r>
-        <m:r>
-          <m:rPr>
-            <m:sty m:val="p"/>
-          </m:rPr>
-          <m:t>l</m:t>
-        </m:r>
-        <m:r>
-          <m:rPr>
-            <m:sty m:val="p"/>
-          </m:rPr>
-          <m:t>/</m:t>
-        </m:r>
-        <m:r>
-          <m:rPr>
-            <m:sty m:val="p"/>
-          </m:rPr>
-          <m:t>A</m:t>
-        </m:r>
-        <m:r>
-          <m:rPr>
-            <m:sty m:val="p"/>
-          </m:rPr>
-          <m:t>g</m:t>
-        </m:r>
-      </m:oMath>
-      <w:r>
-        <w:rPr>
-          <w:rFonts w:hint="eastAsia" w:ascii="Times New Roman" w:hAnsi="Times New Roman" w:eastAsia="Times New Roman" w:cs="Times New Roman"/>
-        </w:rPr>
-        <w:t xml:space="preserve">：</w:t>
-      </w:r>
-      <m:oMath>
-        <m:oMathPr>
-          <m:ctrlPr>
-            <w:rPr>
-              <w:sz w:val="28"/>
-              <w:szCs w:val="28"/>
-            </w:rPr>
-          </m:ctrlPr>
-        </m:oMathPr>
-        <m:r>
-          <m:rPr>
-            <m:sty m:val="p"/>
-          </m:rPr>
-          <m:t>A</m:t>
-        </m:r>
-        <m:r>
-          <m:rPr>
-            <m:sty m:val="p"/>
-          </m:rPr>
-          <m:t>g</m:t>
-        </m:r>
-        <m:r>
-          <m:rPr>
-            <m:sty m:val="p"/>
-          </m:rPr>
-          <m:t>C</m:t>
-        </m:r>
-        <m:r>
-          <m:rPr>
-            <m:sty m:val="p"/>
-          </m:rPr>
-          <m:t>l</m:t>
-        </m:r>
-        <m:r>
-          <m:rPr>
-            <m:sty m:val="p"/>
-          </m:rPr>
-          <m:t>(</m:t>
-        </m:r>
-        <m:r>
-          <m:rPr>
-            <m:sty m:val="p"/>
-          </m:rPr>
-          <m:t>s</m:t>
-        </m:r>
-        <m:r>
-          <m:rPr>
-            <m:sty m:val="p"/>
-          </m:rPr>
-          <m:t>)</m:t>
-        </m:r>
-        <m:r>
-          <m:rPr>
-            <m:sty m:val="p"/>
-          </m:rPr>
-          <m:t>+</m:t>
-        </m:r>
-        <m:sSup>
-          <m:e>
-            <m:r>
-              <m:rPr>
-                <m:sty m:val="p"/>
-              </m:rPr>
-              <m:t>e</m:t>
-            </m:r>
-          </m:e>
-          <m:sup>
-            <m:r>
-              <m:rPr>
-                <m:sty m:val="p"/>
-              </m:rPr>
-              <m:t>−</m:t>
-            </m:r>
-          </m:sup>
-        </m:sSup>
-        <m:r>
-          <m:rPr>
-            <m:sty m:val="p"/>
-          </m:rPr>
-          <m:t>→</m:t>
-        </m:r>
-        <m:r>
-          <m:rPr>
-            <m:sty m:val="p"/>
-          </m:rPr>
-          <m:t>A</m:t>
-        </m:r>
-        <m:r>
-          <m:rPr>
-            <m:sty m:val="p"/>
-          </m:rPr>
-          <m:t>g</m:t>
-        </m:r>
-        <m:r>
-          <m:rPr>
-            <m:sty m:val="p"/>
-          </m:rPr>
-          <m:t>(</m:t>
-        </m:r>
-        <m:r>
-          <m:rPr>
-            <m:sty m:val="p"/>
-          </m:rPr>
-          <m:t>s</m:t>
-        </m:r>
-        <m:r>
-          <m:rPr>
-            <m:sty m:val="p"/>
-          </m:rPr>
-          <m:t>)</m:t>
-        </m:r>
-        <m:r>
-          <m:rPr>
-            <m:sty m:val="p"/>
-          </m:rPr>
-          <m:t>+</m:t>
-        </m:r>
-        <m:r>
-          <m:rPr>
-            <m:sty m:val="p"/>
-          </m:rPr>
-          <m:t>C</m:t>
-        </m:r>
-        <m:sSup>
-          <m:e>
-            <m:r>
-              <m:rPr>
-                <m:sty m:val="p"/>
-              </m:rPr>
-              <m:t>l</m:t>
-            </m:r>
-          </m:e>
-          <m:sup>
-            <m:r>
-              <m:rPr>
-                <m:sty m:val="p"/>
-              </m:rPr>
-              <m:t>−</m:t>
-            </m:r>
-          </m:sup>
-        </m:sSup>
-      </m:oMath>
-      <w:r>
-        <w:rPr>
-          <w:rFonts w:hint="eastAsia" w:ascii="Times New Roman" w:hAnsi="Times New Roman" w:eastAsia="Times New Roman" w:cs="Times New Roman"/>
-        </w:rPr>
-        <w:t xml:space="preserve">，</w:t>
-      </w:r>
-      <m:oMath>
-        <m:oMathPr>
-          <m:ctrlPr>
-            <w:rPr>
-              <w:sz w:val="28"/>
-              <w:szCs w:val="28"/>
-            </w:rPr>
-          </m:ctrlPr>
-        </m:oMathPr>
-        <m:sSup>
-          <m:e>
-            <m:r>
-              <m:t>E</m:t>
-            </m:r>
-          </m:e>
-          <m:sup>
-            <m:r>
-              <m:t>θ</m:t>
-            </m:r>
-          </m:sup>
-        </m:sSup>
-        <m:r>
-          <m:rPr>
-            <m:sty m:val="p"/>
-          </m:rPr>
-          <m:t>=</m:t>
-        </m:r>
-        <m:r>
-          <m:rPr>
-            <m:sty m:val="p"/>
-          </m:rPr>
-          <m:t>+</m:t>
-        </m:r>
-        <m:r>
-          <m:t>0.222</m:t>
-        </m:r>
-        <m:r>
-          <m:t> </m:t>
-        </m:r>
-        <m:r>
-          <m:rPr>
-            <m:sty m:val="p"/>
-          </m:rPr>
-          <m:t>V</m:t>
-        </m:r>
-      </m:oMath>
-    </w:p>
-    <w:p>
-      <w:pPr>
-        <w:pStyle w:val="BodyText"/>
-        <w:ind w:firstLine="420"/>
-      </w:pPr>
-      <w:r>
-        <w:rPr>
-          <w:rFonts w:hint="eastAsia" w:ascii="Times New Roman" w:hAnsi="Times New Roman" w:eastAsia="FangSong" w:cs="Times New Roman"/>
-        </w:rPr>
-        <w:t>两式相减</w:t>
-      </w:r>
-      <w:r>
-        <w:rPr>
-          <w:rFonts w:hint="eastAsia" w:ascii="Times New Roman" w:hAnsi="Times New Roman" w:eastAsia="Times New Roman" w:cs="Times New Roman"/>
-        </w:rPr>
-        <w:t>：</w:t>
-      </w:r>
-      <m:oMath>
-        <m:oMathPr>
-          <m:ctrlPr>
-            <w:rPr>
-              <w:sz w:val="28"/>
-              <w:szCs w:val="28"/>
-            </w:rPr>
-          </m:ctrlPr>
-        </m:oMathPr>
-        <m:r>
-          <m:rPr>
-            <m:sty m:val="p"/>
-          </m:rPr>
-          <m:t>A</m:t>
-        </m:r>
-        <m:r>
-          <m:rPr>
-            <m:sty m:val="p"/>
-          </m:rPr>
-          <m:t>g</m:t>
-        </m:r>
-        <m:r>
-          <m:rPr>
-            <m:sty m:val="p"/>
-          </m:rPr>
-          <m:t>C</m:t>
-        </m:r>
-        <m:r>
-          <m:rPr>
-            <m:sty m:val="p"/>
-          </m:rPr>
-          <m:t>l</m:t>
-        </m:r>
-        <m:r>
-          <m:rPr>
-            <m:sty m:val="p"/>
-          </m:rPr>
-          <m:t>(</m:t>
-        </m:r>
-        <m:r>
-          <m:rPr>
-            <m:sty m:val="p"/>
-          </m:rPr>
-          <m:t>s</m:t>
-        </m:r>
-        <m:r>
-          <m:rPr>
-            <m:sty m:val="p"/>
-          </m:rPr>
-          <m:t>)</m:t>
-        </m:r>
-        <m:r>
-          <m:rPr>
-            <m:sty m:val="p"/>
-          </m:rPr>
-          <m:t>→</m:t>
-        </m:r>
-        <m:r>
-          <m:rPr>
-            <m:sty m:val="p"/>
-          </m:rPr>
-          <m:t>A</m:t>
-        </m:r>
-        <m:sSup>
-          <m:e>
-            <m:r>
-              <m:rPr>
-                <m:sty m:val="p"/>
-              </m:rPr>
-              <m:t>g</m:t>
-            </m:r>
-          </m:e>
-          <m:sup>
-            <m:r>
-              <m:rPr>
-                <m:sty m:val="p"/>
-              </m:rPr>
-              <m:t>+</m:t>
-            </m:r>
-          </m:sup>
-        </m:sSup>
-        <m:r>
-          <m:rPr>
-            <m:sty m:val="p"/>
-          </m:rPr>
-          <m:t>(</m:t>
-        </m:r>
-        <m:r>
-          <m:rPr>
-            <m:sty m:val="p"/>
-          </m:rPr>
-          <m:t>a</m:t>
-        </m:r>
-        <m:r>
-          <m:rPr>
-            <m:sty m:val="p"/>
-          </m:rPr>
-          <m:t>q</m:t>
-        </m:r>
-        <m:r>
-          <m:rPr>
-            <m:sty m:val="p"/>
-          </m:rPr>
-          <m:t>)</m:t>
-        </m:r>
-        <m:r>
-          <m:rPr>
-            <m:sty m:val="p"/>
-          </m:rPr>
-          <m:t>+</m:t>
-        </m:r>
-        <m:r>
-          <m:rPr>
-            <m:sty m:val="p"/>
-          </m:rPr>
-          <m:t>C</m:t>
-        </m:r>
-        <m:sSup>
-          <m:e>
-            <m:r>
-              <m:rPr>
-                <m:sty m:val="p"/>
-              </m:rPr>
-              <m:t>l</m:t>
-            </m:r>
-          </m:e>
-          <m:sup>
-            <m:r>
-              <m:rPr>
-                <m:sty m:val="p"/>
-              </m:rPr>
-              <m:t>−</m:t>
-            </m:r>
-          </m:sup>
-        </m:sSup>
-        <m:r>
-          <m:rPr>
-            <m:sty m:val="p"/>
-          </m:rPr>
-          <m:t>(</m:t>
-        </m:r>
-        <m:r>
-          <m:rPr>
-            <m:sty m:val="p"/>
-          </m:rPr>
-          <m:t>a</m:t>
-        </m:r>
-        <m:r>
-          <m:rPr>
-            <m:sty m:val="p"/>
-          </m:rPr>
-          <m:t>q</m:t>
-        </m:r>
-        <m:r>
-          <m:rPr>
-            <m:sty m:val="p"/>
-          </m:rPr>
-          <m:t>)</m:t>
-        </m:r>
-      </m:oMath>
     </w:p>
     <w:p>
       <w:pPr>
@@ -43979,6 +43334,140 @@
       <w:pPr>
         <w:pStyle w:val="BodyText"/>
       </w:pPr>
+      <m:oMathPara>
+        <m:oMathParaPr>
+          <m:jc m:val="center"/>
+          <m:ctrlPr>
+            <w:rPr>
+              <w:sz w:val="28"/>
+              <w:szCs w:val="28"/>
+            </w:rPr>
+          </m:ctrlPr>
+        </m:oMathParaPr>
+        <m:oMath>
+          <m:r>
+            <m:rPr>
+              <m:nor/>
+              <m:sty m:val="p"/>
+            </m:rPr>
+            <m:t>Zn(s)</m:t>
+          </m:r>
+          <m:r>
+            <m:rPr>
+              <m:sty m:val="p"/>
+            </m:rPr>
+            <m:t>∣</m:t>
+          </m:r>
+          <m:sSup>
+            <m:e>
+              <m:r>
+                <m:rPr>
+                  <m:nor/>
+                  <m:sty m:val="p"/>
+                </m:rPr>
+                <m:t>Zn</m:t>
+              </m:r>
+            </m:e>
+            <m:sup>
+              <m:r>
+                <m:t>2</m:t>
+              </m:r>
+              <m:r>
+                <m:rPr>
+                  <m:sty m:val="p"/>
+                </m:rPr>
+                <m:t>+</m:t>
+              </m:r>
+            </m:sup>
+          </m:sSup>
+          <m:r>
+            <m:rPr>
+              <m:nor/>
+              <m:sty m:val="p"/>
+            </m:rPr>
+            <m:t>(1 mol/L)</m:t>
+          </m:r>
+          <m:r>
+            <m:rPr>
+              <m:sty m:val="p"/>
+            </m:rPr>
+            <m:t>∥</m:t>
+          </m:r>
+          <m:sSup>
+            <m:e>
+              <m:r>
+                <m:rPr>
+                  <m:nor/>
+                  <m:sty m:val="p"/>
+                </m:rPr>
+                <m:t>H</m:t>
+              </m:r>
+            </m:e>
+            <m:sup>
+              <m:r>
+                <m:rPr>
+                  <m:sty m:val="p"/>
+                </m:rPr>
+                <m:t>+</m:t>
+              </m:r>
+            </m:sup>
+          </m:sSup>
+          <m:r>
+            <m:rPr>
+              <m:nor/>
+              <m:sty m:val="p"/>
+            </m:rPr>
+            <m:t>(1 mol/L)</m:t>
+          </m:r>
+          <m:r>
+            <m:rPr>
+              <m:sty m:val="p"/>
+            </m:rPr>
+            <m:t>∣</m:t>
+          </m:r>
+          <m:sSub>
+            <m:e>
+              <m:r>
+                <m:rPr>
+                  <m:nor/>
+                  <m:sty m:val="p"/>
+                </m:rPr>
+                <m:t>H</m:t>
+              </m:r>
+            </m:e>
+            <m:sub>
+              <m:r>
+                <m:t>2</m:t>
+              </m:r>
+            </m:sub>
+          </m:sSub>
+          <m:r>
+            <m:rPr>
+              <m:nor/>
+              <m:sty m:val="p"/>
+            </m:rPr>
+            <m:t>(100 kPa)</m:t>
+          </m:r>
+          <m:r>
+            <m:rPr>
+              <m:sty m:val="p"/>
+            </m:rPr>
+            <m:t>∣</m:t>
+          </m:r>
+          <m:r>
+            <m:rPr>
+              <m:nor/>
+              <m:sty m:val="p"/>
+            </m:rPr>
+            <m:t>Pt(s)</m:t>
+          </m:r>
+        </m:oMath>
+      </m:oMathPara>
+    </w:p>
+    <w:p>
+      <w:pPr>
+        <w:pStyle w:val="FirstParagraph"/>
+      </w:pPr>
     </w:p>
     <w:p>
       <w:pPr>
@@ -45019,6 +44508,235 @@
       <w:pPr>
         <w:pStyle w:val="BodyText"/>
       </w:pPr>
+      <m:oMathPara>
+        <m:oMathParaPr>
+          <m:jc m:val="center"/>
+          <m:ctrlPr>
+            <w:rPr>
+              <w:sz w:val="28"/>
+              <w:szCs w:val="28"/>
+            </w:rPr>
+          </m:ctrlPr>
+        </m:oMathParaPr>
+        <m:oMath>
+          <m:r>
+            <m:rPr>
+              <m:sty m:val="p"/>
+            </m:rPr>
+            <m:t>C</m:t>
+          </m:r>
+          <m:sSup>
+            <m:e>
+              <m:r>
+                <m:rPr>
+                  <m:sty m:val="p"/>
+                </m:rPr>
+                <m:t>u</m:t>
+              </m:r>
+            </m:e>
+            <m:sup>
+              <m:r>
+                <m:rPr>
+                  <m:sty m:val="p"/>
+                </m:rPr>
+                <m:t>2</m:t>
+              </m:r>
+              <m:r>
+                <m:rPr>
+                  <m:sty m:val="p"/>
+                </m:rPr>
+                <m:t>+</m:t>
+              </m:r>
+            </m:sup>
+          </m:sSup>
+          <m:limUpp>
+            <m:e>
+              <m:r>
+                <m:rPr>
+                  <m:sty m:val="p"/>
+                </m:rPr>
+                <m:t>→</m:t>
+              </m:r>
+            </m:e>
+            <m:lim>
+              <m:r>
+                <m:rPr>
+                  <m:sty m:val="p"/>
+                </m:rPr>
+                <m:t>+</m:t>
+              </m:r>
+              <m:r>
+                <m:t>0.159</m:t>
+              </m:r>
+            </m:lim>
+          </m:limUpp>
+          <m:r>
+            <m:rPr>
+              <m:sty m:val="p"/>
+            </m:rPr>
+            <m:t>C</m:t>
+          </m:r>
+          <m:sSup>
+            <m:e>
+              <m:r>
+                <m:rPr>
+                  <m:sty m:val="p"/>
+                </m:rPr>
+                <m:t>u</m:t>
+              </m:r>
+            </m:e>
+            <m:sup>
+              <m:r>
+                <m:rPr>
+                  <m:sty m:val="p"/>
+                </m:rPr>
+                <m:t>+</m:t>
+              </m:r>
+            </m:sup>
+          </m:sSup>
+          <m:limUpp>
+            <m:e>
+              <m:r>
+                <m:rPr>
+                  <m:sty m:val="p"/>
+                </m:rPr>
+                <m:t>→</m:t>
+              </m:r>
+            </m:e>
+            <m:lim>
+              <m:r>
+                <m:rPr>
+                  <m:sty m:val="p"/>
+                </m:rPr>
+                <m:t>+</m:t>
+              </m:r>
+              <m:r>
+                <m:t>0.520</m:t>
+              </m:r>
+            </m:lim>
+          </m:limUpp>
+          <m:r>
+            <m:rPr>
+              <m:sty m:val="p"/>
+            </m:rPr>
+            <m:t>C</m:t>
+          </m:r>
+          <m:r>
+            <m:rPr>
+              <m:sty m:val="p"/>
+            </m:rPr>
+            <m:t>u</m:t>
+          </m:r>
+        </m:oMath>
+      </m:oMathPara>
+    </w:p>
+    <w:p>
+      <w:pPr>
+        <w:pStyle w:val="Compact"/>
+        <w:numPr>
+          <w:ilvl w:val="0"/>
+          <w:numId w:val="1005"/>
+        </w:numPr>
+        <w:ind w:firstLine="420"/>
+      </w:pPr>
+      <w:r>
+        <w:rPr>
+          <w:rFonts w:hint="eastAsia" w:ascii="Times New Roman" w:hAnsi="Times New Roman" w:eastAsia="FangSong" w:cs="Times New Roman"/>
+        </w:rPr>
+        <w:t xml:space="preserve">计算</w:t>
+      </w:r>
+      <w:r>
+        <w:rPr>
+          <w:rFonts w:ascii="Times New Roman" w:hAnsi="Times New Roman" w:eastAsia="Times New Roman" w:cs="Times New Roman"/>
+        </w:rPr>
+        <w:t xml:space="preserve"> </w:t>
+      </w:r>
+      <w:r>
+        <w:rPr>
+          <w:rStyle w:val="VerbatimChar"/>
+          <w:rFonts w:ascii="Times New Roman" w:hAnsi="Times New Roman" w:eastAsia="Times New Roman" w:cs="Times New Roman"/>
+        </w:rPr>
+        <w:t>Cu</w:t>
+      </w:r>
+      <w:r>
+        <w:rPr>
+          <w:rStyle w:val="VerbatimChar"/>
+          <w:rFonts w:ascii="Times New Roman" w:hAnsi="Times New Roman" w:eastAsia="Times New Roman" w:cs="Times New Roman"/>
+          <w:vertAlign w:val="superscript"/>
+        </w:rPr>
+        <w:t>2+</w:t>
+      </w:r>
+      <w:r>
+        <w:rPr>
+          <w:rStyle w:val="VerbatimChar"/>
+          <w:rFonts w:ascii="Times New Roman" w:hAnsi="Times New Roman" w:eastAsia="Times New Roman" w:cs="Times New Roman"/>
+        </w:rPr>
+        <w:t>/Cu</w:t>
+      </w:r>
+      <w:r>
+        <w:rPr>
+          <w:rFonts w:ascii="Times New Roman" w:hAnsi="Times New Roman" w:eastAsia="Times New Roman" w:cs="Times New Roman"/>
+        </w:rPr>
+        <w:t xml:space="preserve"> </w:t>
+      </w:r>
+      <w:r>
+        <w:rPr>
+          <w:rFonts w:hint="eastAsia" w:ascii="Times New Roman" w:hAnsi="Times New Roman" w:eastAsia="FangSong" w:cs="Times New Roman"/>
+        </w:rPr>
+        <w:t xml:space="preserve">的</w:t>
+      </w:r>
+      <w:r>
+        <w:rPr>
+          <w:rFonts w:ascii="Times New Roman" w:hAnsi="Times New Roman" w:eastAsia="Times New Roman" w:cs="Times New Roman"/>
+        </w:rPr>
+        <w:t xml:space="preserve"> Eθ</w:t>
+      </w:r>
+    </w:p>
+    <w:p>
+      <w:pPr>
+        <w:pStyle w:val="Compact"/>
+        <w:numPr>
+          <w:ilvl w:val="0"/>
+          <w:numId w:val="1005"/>
+        </w:numPr>
+        <w:ind w:firstLine="420"/>
+      </w:pPr>
+      <w:r>
+        <w:rPr>
+          <w:rFonts w:hint="eastAsia" w:ascii="Times New Roman" w:hAnsi="Times New Roman" w:eastAsia="FangSong" w:cs="Times New Roman"/>
+        </w:rPr>
+        <w:t xml:space="preserve">判断</w:t>
+      </w:r>
+      <w:r>
+        <w:rPr>
+          <w:rFonts w:ascii="Times New Roman" w:hAnsi="Times New Roman" w:eastAsia="Times New Roman" w:cs="Times New Roman"/>
+        </w:rPr>
+        <w:t xml:space="preserve"> Cu</w:t>
+      </w:r>
+      <w:r>
+        <w:rPr>
+          <w:rFonts w:ascii="Times New Roman" w:hAnsi="Times New Roman" w:eastAsia="Times New Roman" w:cs="Times New Roman"/>
+          <w:vertAlign w:val="superscript"/>
+        </w:rPr>
+        <w:t>+</w:t>
+      </w:r>
+      <w:r>
+        <w:rPr>
+          <w:rFonts w:ascii="Times New Roman" w:hAnsi="Times New Roman" w:eastAsia="Times New Roman" w:cs="Times New Roman"/>
+        </w:rPr>
+        <w:t xml:space="preserve"> </w:t>
+      </w:r>
+      <w:r>
+        <w:rPr>
+          <w:rFonts w:hint="eastAsia" w:ascii="Times New Roman" w:hAnsi="Times New Roman" w:eastAsia="FangSong" w:cs="Times New Roman"/>
+        </w:rPr>
+        <w:t xml:space="preserve">能否在酸性水溶液中稳定存在</w:t>
+      </w:r>
+    </w:p>
+    <w:p>
+      <w:pPr>
+        <w:pStyle w:val="FirstParagraph"/>
+      </w:pPr>
     </w:p>
     <w:p>
       <w:pPr>
@@ -45442,7 +45160,7 @@
         <w:pStyle w:val="Compact"/>
         <w:numPr>
           <w:ilvl w:val="0"/>
-          <w:numId w:val="1005"/>
+          <w:numId w:val="1006"/>
         </w:numPr>
         <w:ind w:firstLine="420"/>
       </w:pPr>
@@ -45476,7 +45194,7 @@
         <w:pStyle w:val="Compact"/>
         <w:numPr>
           <w:ilvl w:val="0"/>
-          <w:numId w:val="1005"/>
+          <w:numId w:val="1006"/>
         </w:numPr>
         <w:ind w:firstLine="420"/>
       </w:pPr>
@@ -45516,7 +45234,7 @@
         <w:pStyle w:val="Compact"/>
         <w:numPr>
           <w:ilvl w:val="0"/>
-          <w:numId w:val="1005"/>
+          <w:numId w:val="1006"/>
         </w:numPr>
         <w:ind w:firstLine="420"/>
       </w:pPr>
@@ -47101,7 +46819,7 @@
       <w:pPr>
         <w:numPr>
           <w:ilvl w:val="0"/>
-          <w:numId w:val="1006"/>
+          <w:numId w:val="1007"/>
         </w:numPr>
         <w:ind w:firstLine="420"/>
       </w:pPr>
@@ -47244,793 +46962,6 @@
           <w:rFonts w:hint="eastAsia" w:ascii="Times New Roman" w:hAnsi="Times New Roman" w:eastAsia="Times New Roman" w:cs="Times New Roman"/>
         </w:rPr>
         <w:t>)</w:t>
-      </w:r>
-    </w:p>
-    <w:p>
-      <w:pPr>
-        <w:numPr>
-          <w:ilvl w:val="0"/>
-          <w:numId w:val="1006"/>
-        </w:numPr>
-      </w:pPr>
-      <m:oMath>
-        <m:oMathPr>
-          <m:ctrlPr>
-            <w:rPr>
-              <w:sz w:val="28"/>
-              <w:szCs w:val="28"/>
-            </w:rPr>
-          </m:ctrlPr>
-        </m:oMathPr>
-        <m:r>
-          <m:rPr>
-            <m:sty m:val="p"/>
-          </m:rPr>
-          <m:t>(</m:t>
-        </m:r>
-        <m:sSub>
-          <m:e>
-            <m:r>
-              <m:rPr>
-                <m:sty m:val="p"/>
-              </m:rPr>
-              <m:t>N</m:t>
-            </m:r>
-            <m:r>
-              <m:rPr>
-                <m:sty m:val="p"/>
-              </m:rPr>
-              <m:t>H</m:t>
-            </m:r>
-          </m:e>
-          <m:sub>
-            <m:r>
-              <m:t>4</m:t>
-            </m:r>
-          </m:sub>
-        </m:sSub>
-        <m:sSub>
-          <m:e>
-            <m:r>
-              <m:rPr>
-                <m:sty m:val="p"/>
-              </m:rPr>
-              <m:t>)</m:t>
-            </m:r>
-          </m:e>
-          <m:sub>
-            <m:r>
-              <m:t>2</m:t>
-            </m:r>
-          </m:sub>
-        </m:sSub>
-        <m:sSub>
-          <m:e>
-            <m:r>
-              <m:rPr>
-                <m:sty m:val="p"/>
-              </m:rPr>
-              <m:t>C</m:t>
-            </m:r>
-            <m:r>
-              <m:rPr>
-                <m:sty m:val="p"/>
-              </m:rPr>
-              <m:t>r</m:t>
-            </m:r>
-          </m:e>
-          <m:sub>
-            <m:r>
-              <m:t>2</m:t>
-            </m:r>
-          </m:sub>
-        </m:sSub>
-        <m:sSub>
-          <m:e>
-            <m:r>
-              <m:rPr>
-                <m:sty m:val="p"/>
-              </m:rPr>
-              <m:t>O</m:t>
-            </m:r>
-          </m:e>
-          <m:sub>
-            <m:r>
-              <m:t>7</m:t>
-            </m:r>
-          </m:sub>
-        </m:sSub>
-        <m:r>
-          <m:rPr>
-            <m:sty m:val="p"/>
-          </m:rPr>
-          <m:t>→</m:t>
-        </m:r>
-        <m:sSub>
-          <m:e>
-            <m:r>
-              <m:rPr>
-                <m:sty m:val="p"/>
-              </m:rPr>
-              <m:t>N</m:t>
-            </m:r>
-          </m:e>
-          <m:sub>
-            <m:r>
-              <m:t>2</m:t>
-            </m:r>
-          </m:sub>
-        </m:sSub>
-        <m:r>
-          <m:rPr>
-            <m:sty m:val="p"/>
-          </m:rPr>
-          <m:t>+</m:t>
-        </m:r>
-        <m:sSub>
-          <m:e>
-            <m:r>
-              <m:rPr>
-                <m:sty m:val="p"/>
-              </m:rPr>
-              <m:t>C</m:t>
-            </m:r>
-            <m:r>
-              <m:rPr>
-                <m:sty m:val="p"/>
-              </m:rPr>
-              <m:t>r</m:t>
-            </m:r>
-          </m:e>
-          <m:sub>
-            <m:r>
-              <m:t>2</m:t>
-            </m:r>
-          </m:sub>
-        </m:sSub>
-        <m:sSub>
-          <m:e>
-            <m:r>
-              <m:rPr>
-                <m:sty m:val="p"/>
-              </m:rPr>
-              <m:t>O</m:t>
-            </m:r>
-          </m:e>
-          <m:sub>
-            <m:r>
-              <m:t>3</m:t>
-            </m:r>
-          </m:sub>
-        </m:sSub>
-      </m:oMath>
-      <w:r>
-        <w:rPr>
-          <w:rFonts w:ascii="Times New Roman" w:hAnsi="Times New Roman" w:eastAsia="Times New Roman" w:cs="Times New Roman"/>
-        </w:rPr>
-        <w:t xml:space="preserve">​</w:t>
-      </w:r>
-    </w:p>
-    <w:p>
-      <w:pPr>
-        <w:numPr>
-          <w:ilvl w:val="0"/>
-          <w:numId w:val="1006"/>
-        </w:numPr>
-      </w:pPr>
-      <m:oMath>
-        <m:oMathPr>
-          <m:ctrlPr>
-            <w:rPr>
-              <w:sz w:val="28"/>
-              <w:szCs w:val="28"/>
-            </w:rPr>
-          </m:ctrlPr>
-        </m:oMathPr>
-        <m:sSub>
-          <m:e>
-            <m:r>
-              <m:rPr>
-                <m:sty m:val="p"/>
-              </m:rPr>
-              <m:t>H</m:t>
-            </m:r>
-            <m:r>
-              <m:rPr>
-                <m:sty m:val="p"/>
-              </m:rPr>
-              <m:t>N</m:t>
-            </m:r>
-            <m:r>
-              <m:rPr>
-                <m:sty m:val="p"/>
-              </m:rPr>
-              <m:t>O</m:t>
-            </m:r>
-          </m:e>
-          <m:sub>
-            <m:r>
-              <m:t>3</m:t>
-            </m:r>
-          </m:sub>
-        </m:sSub>
-        <m:r>
-          <m:rPr>
-            <m:sty m:val="p"/>
-          </m:rPr>
-          <m:t>+</m:t>
-        </m:r>
-        <m:r>
-          <m:rPr>
-            <m:sty m:val="p"/>
-          </m:rPr>
-          <m:t>P</m:t>
-        </m:r>
-        <m:r>
-          <m:rPr>
-            <m:sty m:val="p"/>
-          </m:rPr>
-          <m:t>→</m:t>
-        </m:r>
-        <m:sSub>
-          <m:e>
-            <m:r>
-              <m:rPr>
-                <m:sty m:val="p"/>
-              </m:rPr>
-              <m:t>H</m:t>
-            </m:r>
-          </m:e>
-          <m:sub>
-            <m:r>
-              <m:t>3</m:t>
-            </m:r>
-          </m:sub>
-        </m:sSub>
-        <m:sSub>
-          <m:e>
-            <m:r>
-              <m:rPr>
-                <m:sty m:val="p"/>
-              </m:rPr>
-              <m:t>P</m:t>
-            </m:r>
-            <m:r>
-              <m:rPr>
-                <m:sty m:val="p"/>
-              </m:rPr>
-              <m:t>O</m:t>
-            </m:r>
-          </m:e>
-          <m:sub>
-            <m:r>
-              <m:t>4</m:t>
-            </m:r>
-          </m:sub>
-        </m:sSub>
-        <m:r>
-          <m:rPr>
-            <m:sty m:val="p"/>
-          </m:rPr>
-          <m:t>+</m:t>
-        </m:r>
-        <m:r>
-          <m:rPr>
-            <m:sty m:val="p"/>
-          </m:rPr>
-          <m:t>N</m:t>
-        </m:r>
-        <m:r>
-          <m:rPr>
-            <m:sty m:val="p"/>
-          </m:rPr>
-          <m:t>O</m:t>
-        </m:r>
-      </m:oMath>
-      <w:r>
-        <w:rPr>
-          <w:rFonts w:ascii="Times New Roman" w:hAnsi="Times New Roman" w:eastAsia="Times New Roman" w:cs="Times New Roman"/>
-        </w:rPr>
-        <w:t xml:space="preserve">​</w:t>
-      </w:r>
-    </w:p>
-    <w:p>
-      <w:pPr>
-        <w:numPr>
-          <w:ilvl w:val="0"/>
-          <w:numId w:val="1006"/>
-        </w:numPr>
-      </w:pPr>
-      <m:oMath>
-        <m:oMathPr>
-          <m:ctrlPr>
-            <w:rPr>
-              <w:sz w:val="28"/>
-              <w:szCs w:val="28"/>
-            </w:rPr>
-          </m:ctrlPr>
-        </m:oMathPr>
-        <m:sSub>
-          <m:e>
-            <m:r>
-              <m:rPr>
-                <m:sty m:val="p"/>
-              </m:rPr>
-              <m:t>H</m:t>
-            </m:r>
-          </m:e>
-          <m:sub>
-            <m:r>
-              <m:t>2</m:t>
-            </m:r>
-          </m:sub>
-        </m:sSub>
-        <m:sSub>
-          <m:e>
-            <m:r>
-              <m:rPr>
-                <m:sty m:val="p"/>
-              </m:rPr>
-              <m:t>O</m:t>
-            </m:r>
-          </m:e>
-          <m:sub>
-            <m:r>
-              <m:t>2</m:t>
-            </m:r>
-          </m:sub>
-        </m:sSub>
-        <m:r>
-          <m:rPr>
-            <m:sty m:val="p"/>
-          </m:rPr>
-          <m:t>+</m:t>
-        </m:r>
-        <m:r>
-          <m:rPr>
-            <m:sty m:val="p"/>
-          </m:rPr>
-          <m:t>P</m:t>
-        </m:r>
-        <m:r>
-          <m:rPr>
-            <m:sty m:val="p"/>
-          </m:rPr>
-          <m:t>b</m:t>
-        </m:r>
-        <m:r>
-          <m:rPr>
-            <m:sty m:val="p"/>
-          </m:rPr>
-          <m:t>S</m:t>
-        </m:r>
-        <m:r>
-          <m:rPr>
-            <m:sty m:val="p"/>
-          </m:rPr>
-          <m:t>→</m:t>
-        </m:r>
-        <m:sSub>
-          <m:e>
-            <m:r>
-              <m:rPr>
-                <m:sty m:val="p"/>
-              </m:rPr>
-              <m:t>P</m:t>
-            </m:r>
-            <m:r>
-              <m:rPr>
-                <m:sty m:val="p"/>
-              </m:rPr>
-              <m:t>b</m:t>
-            </m:r>
-            <m:r>
-              <m:rPr>
-                <m:sty m:val="p"/>
-              </m:rPr>
-              <m:t>S</m:t>
-            </m:r>
-            <m:r>
-              <m:rPr>
-                <m:sty m:val="p"/>
-              </m:rPr>
-              <m:t>O</m:t>
-            </m:r>
-          </m:e>
-          <m:sub>
-            <m:r>
-              <m:t>4</m:t>
-            </m:r>
-          </m:sub>
-        </m:sSub>
-      </m:oMath>
-      <w:r>
-        <w:rPr>
-          <w:rFonts w:ascii="Times New Roman" w:hAnsi="Times New Roman" w:eastAsia="Times New Roman" w:cs="Times New Roman"/>
-        </w:rPr>
-        <w:t xml:space="preserve">​</w:t>
-      </w:r>
-    </w:p>
-    <w:p>
-      <w:pPr>
-        <w:numPr>
-          <w:ilvl w:val="0"/>
-          <w:numId w:val="1006"/>
-        </w:numPr>
-        <w:ind w:firstLine="420"/>
-      </w:pPr>
-      <m:oMath>
-        <m:oMathPr>
-          <m:ctrlPr>
-            <w:rPr>
-              <w:sz w:val="28"/>
-              <w:szCs w:val="28"/>
-            </w:rPr>
-          </m:ctrlPr>
-        </m:oMathPr>
-        <m:sSup>
-          <m:e>
-            <m:r>
-              <m:t>I</m:t>
-            </m:r>
-          </m:e>
-          <m:sup>
-            <m:r>
-              <m:rPr>
-                <m:sty m:val="p"/>
-              </m:rPr>
-              <m:t>−</m:t>
-            </m:r>
-          </m:sup>
-        </m:sSup>
-        <m:r>
-          <m:rPr>
-            <m:sty m:val="p"/>
-          </m:rPr>
-          <m:t>+</m:t>
-        </m:r>
-        <m:r>
-          <m:t>I</m:t>
-        </m:r>
-        <m:sSubSup>
-          <m:e>
-            <m:r>
-              <m:t>O</m:t>
-            </m:r>
-          </m:e>
-          <m:sub>
-            <m:r>
-              <m:t>3</m:t>
-            </m:r>
-          </m:sub>
-          <m:sup>
-            <m:r>
-              <m:rPr>
-                <m:sty m:val="p"/>
-              </m:rPr>
-              <m:t>−</m:t>
-            </m:r>
-          </m:sup>
-        </m:sSubSup>
-        <m:r>
-          <m:rPr>
-            <m:sty m:val="p"/>
-          </m:rPr>
-          <m:t>→</m:t>
-        </m:r>
-        <m:sSub>
-          <m:e>
-            <m:r>
-              <m:t>I</m:t>
-            </m:r>
-          </m:e>
-          <m:sub>
-            <m:r>
-              <m:t>2</m:t>
-            </m:r>
-          </m:sub>
-        </m:sSub>
-      </m:oMath>
-      <w:r>
-        <w:rPr>
-          <w:rFonts w:ascii="Times New Roman" w:hAnsi="Times New Roman" w:eastAsia="Times New Roman" w:cs="Times New Roman"/>
-        </w:rPr>
-        <w:t xml:space="preserve"> </w:t>
-      </w:r>
-      <w:r>
-        <w:rPr>
-          <w:rFonts w:hint="eastAsia" w:ascii="Times New Roman" w:hAnsi="Times New Roman" w:eastAsia="Times New Roman" w:cs="Times New Roman"/>
-        </w:rPr>
-        <w:t>(</w:t>
-      </w:r>
-      <w:r>
-        <w:rPr>
-          <w:rFonts w:hint="eastAsia" w:ascii="Times New Roman" w:hAnsi="Times New Roman" w:eastAsia="FangSong" w:cs="Times New Roman"/>
-        </w:rPr>
-        <w:t>酸性溶液</w:t>
-      </w:r>
-      <w:r>
-        <w:rPr>
-          <w:rFonts w:hint="eastAsia" w:ascii="Times New Roman" w:hAnsi="Times New Roman" w:eastAsia="Times New Roman" w:cs="Times New Roman"/>
-        </w:rPr>
-        <w:t>)</w:t>
-      </w:r>
-    </w:p>
-    <w:p>
-      <w:pPr>
-        <w:numPr>
-          <w:ilvl w:val="0"/>
-          <w:numId w:val="1006"/>
-        </w:numPr>
-      </w:pPr>
-      <m:oMath>
-        <m:oMathPr>
-          <m:ctrlPr>
-            <w:rPr>
-              <w:sz w:val="28"/>
-              <w:szCs w:val="28"/>
-            </w:rPr>
-          </m:ctrlPr>
-        </m:oMathPr>
-        <m:r>
-          <m:rPr>
-            <m:sty m:val="p"/>
-          </m:rPr>
-          <m:t>M</m:t>
-        </m:r>
-        <m:r>
-          <m:rPr>
-            <m:sty m:val="p"/>
-          </m:rPr>
-          <m:t>n</m:t>
-        </m:r>
-        <m:sSub>
-          <m:e>
-            <m:r>
-              <m:rPr>
-                <m:sty m:val="p"/>
-              </m:rPr>
-              <m:t>O</m:t>
-            </m:r>
-          </m:e>
-          <m:sub>
-            <m:r>
-              <m:rPr>
-                <m:sty m:val="p"/>
-              </m:rPr>
-              <m:t>2</m:t>
-            </m:r>
-          </m:sub>
-        </m:sSub>
-        <m:r>
-          <m:rPr>
-            <m:sty m:val="p"/>
-          </m:rPr>
-          <m:t>+</m:t>
-        </m:r>
-        <m:r>
-          <m:rPr>
-            <m:sty m:val="p"/>
-          </m:rPr>
-          <m:t>K</m:t>
-        </m:r>
-        <m:r>
-          <m:rPr>
-            <m:sty m:val="p"/>
-          </m:rPr>
-          <m:t>C</m:t>
-        </m:r>
-        <m:r>
-          <m:rPr>
-            <m:sty m:val="p"/>
-          </m:rPr>
-          <m:t>l</m:t>
-        </m:r>
-        <m:sSub>
-          <m:e>
-            <m:r>
-              <m:rPr>
-                <m:sty m:val="p"/>
-              </m:rPr>
-              <m:t>O</m:t>
-            </m:r>
-          </m:e>
-          <m:sub>
-            <m:r>
-              <m:rPr>
-                <m:sty m:val="p"/>
-              </m:rPr>
-              <m:t>3</m:t>
-            </m:r>
-          </m:sub>
-        </m:sSub>
-        <m:r>
-          <m:rPr>
-            <m:sty m:val="p"/>
-          </m:rPr>
-          <m:t>+</m:t>
-        </m:r>
-        <m:r>
-          <m:rPr>
-            <m:sty m:val="p"/>
-          </m:rPr>
-          <m:t>K</m:t>
-        </m:r>
-        <m:r>
-          <m:rPr>
-            <m:sty m:val="p"/>
-          </m:rPr>
-          <m:t>O</m:t>
-        </m:r>
-        <m:r>
-          <m:rPr>
-            <m:sty m:val="p"/>
-          </m:rPr>
-          <m:t>H</m:t>
-        </m:r>
-        <m:r>
-          <m:rPr>
-            <m:sty m:val="p"/>
-          </m:rPr>
-          <m:t>→</m:t>
-        </m:r>
-        <m:sSub>
-          <m:e>
-            <m:r>
-              <m:rPr>
-                <m:sty m:val="p"/>
-              </m:rPr>
-              <m:t>K</m:t>
-            </m:r>
-          </m:e>
-          <m:sub>
-            <m:r>
-              <m:rPr>
-                <m:sty m:val="p"/>
-              </m:rPr>
-              <m:t>2</m:t>
-            </m:r>
-          </m:sub>
-        </m:sSub>
-        <m:r>
-          <m:rPr>
-            <m:sty m:val="p"/>
-          </m:rPr>
-          <m:t>M</m:t>
-        </m:r>
-        <m:r>
-          <m:rPr>
-            <m:sty m:val="p"/>
-          </m:rPr>
-          <m:t>n</m:t>
-        </m:r>
-        <m:sSub>
-          <m:e>
-            <m:r>
-              <m:rPr>
-                <m:sty m:val="p"/>
-              </m:rPr>
-              <m:t>O</m:t>
-            </m:r>
-          </m:e>
-          <m:sub>
-            <m:r>
-              <m:rPr>
-                <m:sty m:val="p"/>
-              </m:rPr>
-              <m:t>4</m:t>
-            </m:r>
-          </m:sub>
-        </m:sSub>
-        <m:r>
-          <m:rPr>
-            <m:sty m:val="p"/>
-          </m:rPr>
-          <m:t>+</m:t>
-        </m:r>
-        <m:r>
-          <m:rPr>
-            <m:sty m:val="p"/>
-          </m:rPr>
-          <m:t>K</m:t>
-        </m:r>
-        <m:r>
-          <m:rPr>
-            <m:sty m:val="p"/>
-          </m:rPr>
-          <m:t>C</m:t>
-        </m:r>
-        <m:r>
-          <m:rPr>
-            <m:sty m:val="p"/>
-          </m:rPr>
-          <m:t>l</m:t>
-        </m:r>
-      </m:oMath>
-      <w:r>
-        <w:rPr>
-          <w:rFonts w:ascii="Times New Roman" w:hAnsi="Times New Roman" w:eastAsia="Times New Roman" w:cs="Times New Roman"/>
-        </w:rPr>
-        <w:t xml:space="preserve">​</w:t>
-      </w:r>
-    </w:p>
-    <w:p>
-      <w:pPr>
-        <w:pStyle w:val="FirstParagraph"/>
-      </w:pPr>
-    </w:p>
-    <w:p>
-      <w:pPr>
-        <w:pStyle w:val="BodyText"/>
-        <w:ind w:firstLine="420"/>
-      </w:pPr>
-      <w:r>
-        <w:rPr>
-          <w:rFonts w:ascii="Times New Roman" w:hAnsi="Times New Roman" w:eastAsia="Times New Roman" w:cs="Times New Roman"/>
-          <w:b/>
-          <w:bCs/>
-        </w:rPr>
-        <w:t xml:space="preserve">2.</w:t>
-      </w:r>
-      <w:r>
-        <w:rPr>
-          <w:rFonts w:ascii="Times New Roman" w:hAnsi="Times New Roman" w:eastAsia="Times New Roman" w:cs="Times New Roman"/>
-        </w:rPr>
-        <w:t xml:space="preserve"> </w:t>
-      </w:r>
-      <w:r>
-        <w:rPr>
-          <w:rFonts w:hint="eastAsia" w:ascii="Times New Roman" w:hAnsi="Times New Roman" w:eastAsia="FangSong" w:cs="Times New Roman"/>
-        </w:rPr>
-        <w:t>写出下列电池的电极反应</w:t>
-      </w:r>
-      <w:r>
-        <w:rPr>
-          <w:rFonts w:hint="eastAsia" w:ascii="Times New Roman" w:hAnsi="Times New Roman" w:eastAsia="Times New Roman" w:cs="Times New Roman"/>
-        </w:rPr>
-        <w:t>、</w:t>
-      </w:r>
-      <w:r>
-        <w:rPr>
-          <w:rFonts w:hint="eastAsia" w:ascii="Times New Roman" w:hAnsi="Times New Roman" w:eastAsia="FangSong" w:cs="Times New Roman"/>
-        </w:rPr>
-        <w:t>电池反应</w:t>
-      </w:r>
-      <w:r>
-        <w:rPr>
-          <w:rFonts w:hint="eastAsia" w:ascii="Times New Roman" w:hAnsi="Times New Roman" w:eastAsia="Times New Roman" w:cs="Times New Roman"/>
-        </w:rPr>
-        <w:t>，</w:t>
-      </w:r>
-      <w:r>
-        <w:rPr>
-          <w:rFonts w:hint="eastAsia" w:ascii="Times New Roman" w:hAnsi="Times New Roman" w:eastAsia="FangSong" w:cs="Times New Roman"/>
-        </w:rPr>
-        <w:t>并利用附录</w:t>
-      </w:r>
-      <w:r>
-        <w:rPr>
-          <w:rFonts w:ascii="Times New Roman" w:hAnsi="Times New Roman" w:eastAsia="Times New Roman" w:cs="Times New Roman"/>
-        </w:rPr>
-        <w:t xml:space="preserve"> C.5、C.6 </w:t>
-      </w:r>
-      <w:r>
-        <w:rPr>
-          <w:rFonts w:hint="eastAsia" w:ascii="Times New Roman" w:hAnsi="Times New Roman" w:eastAsia="FangSong" w:cs="Times New Roman"/>
-        </w:rPr>
-        <w:t>数据计算它们的电池电动势</w:t>
-      </w:r>
-      <w:r>
-        <w:rPr>
-          <w:rFonts w:hint="eastAsia" w:ascii="Times New Roman" w:hAnsi="Times New Roman" w:eastAsia="Times New Roman" w:cs="Times New Roman"/>
-        </w:rPr>
-        <w:t>(25</w:t>
-      </w:r>
-      <w:r>
-        <w:rPr>
-          <w:rFonts w:ascii="Times New Roman" w:hAnsi="Times New Roman" w:eastAsia="Times New Roman" w:cs="Times New Roman"/>
-        </w:rPr>
-        <w:t xml:space="preserve"> ℃)。</w:t>
       </w:r>
     </w:p>
     <w:p>
@@ -48050,213 +46981,146 @@
           </m:ctrlPr>
         </m:oMathPr>
         <m:r>
-          <m:t>Z</m:t>
-        </m:r>
-        <m:r>
-          <m:t>n</m:t>
-        </m:r>
-        <m:r>
-          <m:rPr>
-            <m:sty m:val="p"/>
-          </m:rPr>
-          <m:t>|</m:t>
-        </m:r>
-        <m:r>
-          <m:t>Z</m:t>
-        </m:r>
-        <m:sSup>
+          <m:rPr>
+            <m:sty m:val="p"/>
+          </m:rPr>
+          <m:t>(</m:t>
+        </m:r>
+        <m:sSub>
           <m:e>
             <m:r>
-              <m:t>n</m:t>
+              <m:rPr>
+                <m:sty m:val="p"/>
+              </m:rPr>
+              <m:t>N</m:t>
+            </m:r>
+            <m:r>
+              <m:rPr>
+                <m:sty m:val="p"/>
+              </m:rPr>
+              <m:t>H</m:t>
             </m:r>
           </m:e>
-          <m:sup>
+          <m:sub>
+            <m:r>
+              <m:t>4</m:t>
+            </m:r>
+          </m:sub>
+        </m:sSub>
+        <m:sSub>
+          <m:e>
+            <m:r>
+              <m:rPr>
+                <m:sty m:val="p"/>
+              </m:rPr>
+              <m:t>)</m:t>
+            </m:r>
+          </m:e>
+          <m:sub>
             <m:r>
               <m:t>2</m:t>
             </m:r>
-            <m:r>
-              <m:rPr>
-                <m:sty m:val="p"/>
-              </m:rPr>
-              <m:t>+</m:t>
-            </m:r>
-          </m:sup>
-        </m:sSup>
-        <m:r>
-          <m:rPr>
-            <m:sty m:val="p"/>
-          </m:rPr>
-          <m:t>(</m:t>
-        </m:r>
-        <m:r>
-          <m:t>1.0</m:t>
-        </m:r>
-        <m:r>
-          <m:rPr>
-            <m:sty m:val="p"/>
-          </m:rPr>
-          <m:t>×</m:t>
-        </m:r>
-        <m:sSup>
+          </m:sub>
+        </m:sSub>
+        <m:sSub>
           <m:e>
             <m:r>
-              <m:t>10</m:t>
+              <m:rPr>
+                <m:sty m:val="p"/>
+              </m:rPr>
+              <m:t>C</m:t>
+            </m:r>
+            <m:r>
+              <m:rPr>
+                <m:sty m:val="p"/>
+              </m:rPr>
+              <m:t>r</m:t>
             </m:r>
           </m:e>
-          <m:sup>
-            <m:r>
-              <m:rPr>
-                <m:sty m:val="p"/>
-              </m:rPr>
-              <m:t>−</m:t>
-            </m:r>
-            <m:r>
-              <m:t>6</m:t>
-            </m:r>
-          </m:sup>
-        </m:sSup>
-        <m:r>
-          <m:t> </m:t>
-        </m:r>
-        <m:r>
-          <m:rPr>
-            <m:nor/>
-            <m:sty m:val="p"/>
-          </m:rPr>
-          <m:t>mol</m:t>
-        </m:r>
-        <m:r>
-          <m:rPr>
-            <m:sty m:val="p"/>
-          </m:rPr>
-          <m:t>⋅</m:t>
-        </m:r>
-        <m:sSup>
+          <m:sub>
+            <m:r>
+              <m:t>2</m:t>
+            </m:r>
+          </m:sub>
+        </m:sSub>
+        <m:sSub>
           <m:e>
             <m:r>
               <m:rPr>
-                <m:nor/>
-                <m:sty m:val="p"/>
-              </m:rPr>
-              <m:t>dm</m:t>
+                <m:sty m:val="p"/>
+              </m:rPr>
+              <m:t>O</m:t>
             </m:r>
           </m:e>
-          <m:sup>
-            <m:r>
-              <m:rPr>
-                <m:sty m:val="p"/>
-              </m:rPr>
-              <m:t>−</m:t>
-            </m:r>
+          <m:sub>
+            <m:r>
+              <m:t>7</m:t>
+            </m:r>
+          </m:sub>
+        </m:sSub>
+        <m:r>
+          <m:rPr>
+            <m:sty m:val="p"/>
+          </m:rPr>
+          <m:t>→</m:t>
+        </m:r>
+        <m:sSub>
+          <m:e>
+            <m:r>
+              <m:rPr>
+                <m:sty m:val="p"/>
+              </m:rPr>
+              <m:t>N</m:t>
+            </m:r>
+          </m:e>
+          <m:sub>
+            <m:r>
+              <m:t>2</m:t>
+            </m:r>
+          </m:sub>
+        </m:sSub>
+        <m:r>
+          <m:rPr>
+            <m:sty m:val="p"/>
+          </m:rPr>
+          <m:t>+</m:t>
+        </m:r>
+        <m:sSub>
+          <m:e>
+            <m:r>
+              <m:rPr>
+                <m:sty m:val="p"/>
+              </m:rPr>
+              <m:t>C</m:t>
+            </m:r>
+            <m:r>
+              <m:rPr>
+                <m:sty m:val="p"/>
+              </m:rPr>
+              <m:t>r</m:t>
+            </m:r>
+          </m:e>
+          <m:sub>
+            <m:r>
+              <m:t>2</m:t>
+            </m:r>
+          </m:sub>
+        </m:sSub>
+        <m:sSub>
+          <m:e>
+            <m:r>
+              <m:rPr>
+                <m:sty m:val="p"/>
+              </m:rPr>
+              <m:t>O</m:t>
+            </m:r>
+          </m:e>
+          <m:sub>
             <m:r>
               <m:t>3</m:t>
             </m:r>
-          </m:sup>
-        </m:sSup>
-        <m:r>
-          <m:rPr>
-            <m:sty m:val="p"/>
-          </m:rPr>
-          <m:t>)</m:t>
-        </m:r>
-        <m:r>
-          <m:rPr>
-            <m:sty m:val="p"/>
-          </m:rPr>
-          <m:t>|</m:t>
-        </m:r>
-        <m:r>
-          <m:rPr>
-            <m:sty m:val="p"/>
-          </m:rPr>
-          <m:t>|</m:t>
-        </m:r>
-        <m:r>
-          <m:t>C</m:t>
-        </m:r>
-        <m:sSup>
-          <m:e>
-            <m:r>
-              <m:t>u</m:t>
-            </m:r>
-          </m:e>
-          <m:sup>
-            <m:r>
-              <m:t>2</m:t>
-            </m:r>
-            <m:r>
-              <m:rPr>
-                <m:sty m:val="p"/>
-              </m:rPr>
-              <m:t>+</m:t>
-            </m:r>
-          </m:sup>
-        </m:sSup>
-        <m:r>
-          <m:rPr>
-            <m:sty m:val="p"/>
-          </m:rPr>
-          <m:t>(</m:t>
-        </m:r>
-        <m:r>
-          <m:t>0.010</m:t>
-        </m:r>
-        <m:r>
-          <m:t> </m:t>
-        </m:r>
-        <m:r>
-          <m:rPr>
-            <m:nor/>
-            <m:sty m:val="p"/>
-          </m:rPr>
-          <m:t>mol</m:t>
-        </m:r>
-        <m:r>
-          <m:rPr>
-            <m:sty m:val="p"/>
-          </m:rPr>
-          <m:t>⋅</m:t>
-        </m:r>
-        <m:sSup>
-          <m:e>
-            <m:r>
-              <m:rPr>
-                <m:nor/>
-                <m:sty m:val="p"/>
-              </m:rPr>
-              <m:t>dm</m:t>
-            </m:r>
-          </m:e>
-          <m:sup>
-            <m:r>
-              <m:rPr>
-                <m:sty m:val="p"/>
-              </m:rPr>
-              <m:t>−</m:t>
-            </m:r>
-            <m:r>
-              <m:t>3</m:t>
-            </m:r>
-          </m:sup>
-        </m:sSup>
-        <m:r>
-          <m:rPr>
-            <m:sty m:val="p"/>
-          </m:rPr>
-          <m:t>)</m:t>
-        </m:r>
-        <m:r>
-          <m:rPr>
-            <m:sty m:val="p"/>
-          </m:rPr>
-          <m:t>|</m:t>
-        </m:r>
-        <m:r>
-          <m:t>C</m:t>
-        </m:r>
-        <m:r>
-          <m:t>u</m:t>
-        </m:r>
+          </m:sub>
+        </m:sSub>
       </m:oMath>
       <w:r>
         <w:rPr>
@@ -48281,239 +47145,104 @@
             </w:rPr>
           </m:ctrlPr>
         </m:oMathPr>
-        <m:r>
-          <m:rPr>
-            <m:sty m:val="p"/>
-          </m:rPr>
-          <m:t>C</m:t>
-        </m:r>
-        <m:r>
-          <m:rPr>
-            <m:sty m:val="p"/>
-          </m:rPr>
-          <m:t>u</m:t>
-        </m:r>
-        <m:r>
-          <m:rPr>
-            <m:sty m:val="p"/>
-          </m:rPr>
-          <m:t>|</m:t>
-        </m:r>
-        <m:sSup>
+        <m:sSub>
           <m:e>
             <m:r>
               <m:rPr>
                 <m:sty m:val="p"/>
               </m:rPr>
-              <m:t>C</m:t>
-            </m:r>
-            <m:r>
-              <m:rPr>
-                <m:sty m:val="p"/>
-              </m:rPr>
-              <m:t>u</m:t>
+              <m:t>H</m:t>
+            </m:r>
+            <m:r>
+              <m:rPr>
+                <m:sty m:val="p"/>
+              </m:rPr>
+              <m:t>N</m:t>
+            </m:r>
+            <m:r>
+              <m:rPr>
+                <m:sty m:val="p"/>
+              </m:rPr>
+              <m:t>O</m:t>
             </m:r>
           </m:e>
-          <m:sup>
-            <m:r>
-              <m:t>2</m:t>
-            </m:r>
-            <m:r>
-              <m:rPr>
-                <m:sty m:val="p"/>
-              </m:rPr>
-              <m:t>+</m:t>
-            </m:r>
-          </m:sup>
-        </m:sSup>
-        <m:r>
-          <m:rPr>
-            <m:sty m:val="p"/>
-          </m:rPr>
-          <m:t>(</m:t>
-        </m:r>
-        <m:r>
-          <m:t>0.010</m:t>
-        </m:r>
-        <m:r>
-          <m:rPr>
-            <m:sty m:val="p"/>
-          </m:rPr>
-          <m:t>m</m:t>
-        </m:r>
-        <m:r>
-          <m:rPr>
-            <m:sty m:val="p"/>
-          </m:rPr>
-          <m:t>o</m:t>
-        </m:r>
-        <m:r>
-          <m:rPr>
-            <m:sty m:val="p"/>
-          </m:rPr>
-          <m:t>l</m:t>
-        </m:r>
-        <m:r>
-          <m:rPr>
-            <m:sty m:val="p"/>
-          </m:rPr>
-          <m:t>⋅</m:t>
-        </m:r>
-        <m:sSup>
+          <m:sub>
+            <m:r>
+              <m:t>3</m:t>
+            </m:r>
+          </m:sub>
+        </m:sSub>
+        <m:r>
+          <m:rPr>
+            <m:sty m:val="p"/>
+          </m:rPr>
+          <m:t>+</m:t>
+        </m:r>
+        <m:r>
+          <m:rPr>
+            <m:sty m:val="p"/>
+          </m:rPr>
+          <m:t>P</m:t>
+        </m:r>
+        <m:r>
+          <m:rPr>
+            <m:sty m:val="p"/>
+          </m:rPr>
+          <m:t>→</m:t>
+        </m:r>
+        <m:sSub>
           <m:e>
             <m:r>
               <m:rPr>
                 <m:sty m:val="p"/>
               </m:rPr>
-              <m:t>d</m:t>
-            </m:r>
-            <m:r>
-              <m:rPr>
-                <m:sty m:val="p"/>
-              </m:rPr>
-              <m:t>m</m:t>
+              <m:t>H</m:t>
             </m:r>
           </m:e>
-          <m:sup>
-            <m:r>
-              <m:rPr>
-                <m:sty m:val="p"/>
-              </m:rPr>
-              <m:t>−</m:t>
-            </m:r>
+          <m:sub>
             <m:r>
               <m:t>3</m:t>
             </m:r>
-          </m:sup>
-        </m:sSup>
-        <m:r>
-          <m:rPr>
-            <m:sty m:val="p"/>
-          </m:rPr>
-          <m:t>)</m:t>
-        </m:r>
-        <m:r>
-          <m:rPr>
-            <m:sty m:val="p"/>
-          </m:rPr>
-          <m:t>|</m:t>
-        </m:r>
-        <m:r>
-          <m:rPr>
-            <m:sty m:val="p"/>
-          </m:rPr>
-          <m:t>|</m:t>
-        </m:r>
-        <m:sSup>
+          </m:sub>
+        </m:sSub>
+        <m:sSub>
           <m:e>
             <m:r>
               <m:rPr>
                 <m:sty m:val="p"/>
               </m:rPr>
-              <m:t>C</m:t>
-            </m:r>
-            <m:r>
-              <m:rPr>
-                <m:sty m:val="p"/>
-              </m:rPr>
-              <m:t>u</m:t>
+              <m:t>P</m:t>
+            </m:r>
+            <m:r>
+              <m:rPr>
+                <m:sty m:val="p"/>
+              </m:rPr>
+              <m:t>O</m:t>
             </m:r>
           </m:e>
-          <m:sup>
-            <m:r>
-              <m:t>2</m:t>
-            </m:r>
-            <m:r>
-              <m:rPr>
-                <m:sty m:val="p"/>
-              </m:rPr>
-              <m:t>+</m:t>
-            </m:r>
-          </m:sup>
-        </m:sSup>
-        <m:r>
-          <m:rPr>
-            <m:sty m:val="p"/>
-          </m:rPr>
-          <m:t>(</m:t>
-        </m:r>
-        <m:r>
-          <m:t>2.0</m:t>
-        </m:r>
-        <m:r>
-          <m:rPr>
-            <m:sty m:val="p"/>
-          </m:rPr>
-          <m:t>m</m:t>
-        </m:r>
-        <m:r>
-          <m:rPr>
-            <m:sty m:val="p"/>
-          </m:rPr>
-          <m:t>o</m:t>
-        </m:r>
-        <m:r>
-          <m:rPr>
-            <m:sty m:val="p"/>
-          </m:rPr>
-          <m:t>l</m:t>
-        </m:r>
-        <m:r>
-          <m:rPr>
-            <m:sty m:val="p"/>
-          </m:rPr>
-          <m:t>⋅</m:t>
-        </m:r>
-        <m:sSup>
-          <m:e>
-            <m:r>
-              <m:rPr>
-                <m:sty m:val="p"/>
-              </m:rPr>
-              <m:t>d</m:t>
-            </m:r>
-            <m:r>
-              <m:rPr>
-                <m:sty m:val="p"/>
-              </m:rPr>
-              <m:t>m</m:t>
-            </m:r>
-          </m:e>
-          <m:sup>
-            <m:r>
-              <m:rPr>
-                <m:sty m:val="p"/>
-              </m:rPr>
-              <m:t>−</m:t>
-            </m:r>
-            <m:r>
-              <m:t>3</m:t>
-            </m:r>
-          </m:sup>
-        </m:sSup>
-        <m:r>
-          <m:rPr>
-            <m:sty m:val="p"/>
-          </m:rPr>
-          <m:t>)</m:t>
-        </m:r>
-        <m:r>
-          <m:rPr>
-            <m:sty m:val="p"/>
-          </m:rPr>
-          <m:t>|</m:t>
-        </m:r>
-        <m:r>
-          <m:rPr>
-            <m:sty m:val="p"/>
-          </m:rPr>
-          <m:t>C</m:t>
-        </m:r>
-        <m:r>
-          <m:rPr>
-            <m:sty m:val="p"/>
-          </m:rPr>
-          <m:t>u</m:t>
+          <m:sub>
+            <m:r>
+              <m:t>4</m:t>
+            </m:r>
+          </m:sub>
+        </m:sSub>
+        <m:r>
+          <m:rPr>
+            <m:sty m:val="p"/>
+          </m:rPr>
+          <m:t>+</m:t>
+        </m:r>
+        <m:r>
+          <m:rPr>
+            <m:sty m:val="p"/>
+          </m:rPr>
+          <m:t>N</m:t>
+        </m:r>
+        <m:r>
+          <m:rPr>
+            <m:sty m:val="p"/>
+          </m:rPr>
+          <m:t>O</m:t>
         </m:r>
       </m:oMath>
       <w:r>
@@ -48528,6 +47257,995 @@
         <w:numPr>
           <w:ilvl w:val="0"/>
           <w:numId w:val="1007"/>
+        </w:numPr>
+      </w:pPr>
+      <m:oMath>
+        <m:oMathPr>
+          <m:ctrlPr>
+            <w:rPr>
+              <w:sz w:val="28"/>
+              <w:szCs w:val="28"/>
+            </w:rPr>
+          </m:ctrlPr>
+        </m:oMathPr>
+        <m:sSub>
+          <m:e>
+            <m:r>
+              <m:rPr>
+                <m:sty m:val="p"/>
+              </m:rPr>
+              <m:t>H</m:t>
+            </m:r>
+          </m:e>
+          <m:sub>
+            <m:r>
+              <m:t>2</m:t>
+            </m:r>
+          </m:sub>
+        </m:sSub>
+        <m:sSub>
+          <m:e>
+            <m:r>
+              <m:rPr>
+                <m:sty m:val="p"/>
+              </m:rPr>
+              <m:t>O</m:t>
+            </m:r>
+          </m:e>
+          <m:sub>
+            <m:r>
+              <m:t>2</m:t>
+            </m:r>
+          </m:sub>
+        </m:sSub>
+        <m:r>
+          <m:rPr>
+            <m:sty m:val="p"/>
+          </m:rPr>
+          <m:t>+</m:t>
+        </m:r>
+        <m:r>
+          <m:rPr>
+            <m:sty m:val="p"/>
+          </m:rPr>
+          <m:t>P</m:t>
+        </m:r>
+        <m:r>
+          <m:rPr>
+            <m:sty m:val="p"/>
+          </m:rPr>
+          <m:t>b</m:t>
+        </m:r>
+        <m:r>
+          <m:rPr>
+            <m:sty m:val="p"/>
+          </m:rPr>
+          <m:t>S</m:t>
+        </m:r>
+        <m:r>
+          <m:rPr>
+            <m:sty m:val="p"/>
+          </m:rPr>
+          <m:t>→</m:t>
+        </m:r>
+        <m:sSub>
+          <m:e>
+            <m:r>
+              <m:rPr>
+                <m:sty m:val="p"/>
+              </m:rPr>
+              <m:t>P</m:t>
+            </m:r>
+            <m:r>
+              <m:rPr>
+                <m:sty m:val="p"/>
+              </m:rPr>
+              <m:t>b</m:t>
+            </m:r>
+            <m:r>
+              <m:rPr>
+                <m:sty m:val="p"/>
+              </m:rPr>
+              <m:t>S</m:t>
+            </m:r>
+            <m:r>
+              <m:rPr>
+                <m:sty m:val="p"/>
+              </m:rPr>
+              <m:t>O</m:t>
+            </m:r>
+          </m:e>
+          <m:sub>
+            <m:r>
+              <m:t>4</m:t>
+            </m:r>
+          </m:sub>
+        </m:sSub>
+      </m:oMath>
+      <w:r>
+        <w:rPr>
+          <w:rFonts w:ascii="Times New Roman" w:hAnsi="Times New Roman" w:eastAsia="Times New Roman" w:cs="Times New Roman"/>
+        </w:rPr>
+        <w:t xml:space="preserve">​</w:t>
+      </w:r>
+    </w:p>
+    <w:p>
+      <w:pPr>
+        <w:numPr>
+          <w:ilvl w:val="0"/>
+          <w:numId w:val="1007"/>
+        </w:numPr>
+        <w:ind w:firstLine="420"/>
+      </w:pPr>
+      <m:oMath>
+        <m:oMathPr>
+          <m:ctrlPr>
+            <w:rPr>
+              <w:sz w:val="28"/>
+              <w:szCs w:val="28"/>
+            </w:rPr>
+          </m:ctrlPr>
+        </m:oMathPr>
+        <m:sSup>
+          <m:e>
+            <m:r>
+              <m:t>I</m:t>
+            </m:r>
+          </m:e>
+          <m:sup>
+            <m:r>
+              <m:rPr>
+                <m:sty m:val="p"/>
+              </m:rPr>
+              <m:t>−</m:t>
+            </m:r>
+          </m:sup>
+        </m:sSup>
+        <m:r>
+          <m:rPr>
+            <m:sty m:val="p"/>
+          </m:rPr>
+          <m:t>+</m:t>
+        </m:r>
+        <m:r>
+          <m:t>I</m:t>
+        </m:r>
+        <m:sSubSup>
+          <m:e>
+            <m:r>
+              <m:t>O</m:t>
+            </m:r>
+          </m:e>
+          <m:sub>
+            <m:r>
+              <m:t>3</m:t>
+            </m:r>
+          </m:sub>
+          <m:sup>
+            <m:r>
+              <m:rPr>
+                <m:sty m:val="p"/>
+              </m:rPr>
+              <m:t>−</m:t>
+            </m:r>
+          </m:sup>
+        </m:sSubSup>
+        <m:r>
+          <m:rPr>
+            <m:sty m:val="p"/>
+          </m:rPr>
+          <m:t>→</m:t>
+        </m:r>
+        <m:sSub>
+          <m:e>
+            <m:r>
+              <m:t>I</m:t>
+            </m:r>
+          </m:e>
+          <m:sub>
+            <m:r>
+              <m:t>2</m:t>
+            </m:r>
+          </m:sub>
+        </m:sSub>
+      </m:oMath>
+      <w:r>
+        <w:rPr>
+          <w:rFonts w:ascii="Times New Roman" w:hAnsi="Times New Roman" w:eastAsia="Times New Roman" w:cs="Times New Roman"/>
+        </w:rPr>
+        <w:t xml:space="preserve"> </w:t>
+      </w:r>
+      <w:r>
+        <w:rPr>
+          <w:rFonts w:hint="eastAsia" w:ascii="Times New Roman" w:hAnsi="Times New Roman" w:eastAsia="Times New Roman" w:cs="Times New Roman"/>
+        </w:rPr>
+        <w:t>(</w:t>
+      </w:r>
+      <w:r>
+        <w:rPr>
+          <w:rFonts w:hint="eastAsia" w:ascii="Times New Roman" w:hAnsi="Times New Roman" w:eastAsia="FangSong" w:cs="Times New Roman"/>
+        </w:rPr>
+        <w:t>酸性溶液</w:t>
+      </w:r>
+      <w:r>
+        <w:rPr>
+          <w:rFonts w:hint="eastAsia" w:ascii="Times New Roman" w:hAnsi="Times New Roman" w:eastAsia="Times New Roman" w:cs="Times New Roman"/>
+        </w:rPr>
+        <w:t>)</w:t>
+      </w:r>
+    </w:p>
+    <w:p>
+      <w:pPr>
+        <w:numPr>
+          <w:ilvl w:val="0"/>
+          <w:numId w:val="1007"/>
+        </w:numPr>
+      </w:pPr>
+      <m:oMath>
+        <m:oMathPr>
+          <m:ctrlPr>
+            <w:rPr>
+              <w:sz w:val="28"/>
+              <w:szCs w:val="28"/>
+            </w:rPr>
+          </m:ctrlPr>
+        </m:oMathPr>
+        <m:r>
+          <m:rPr>
+            <m:sty m:val="p"/>
+          </m:rPr>
+          <m:t>M</m:t>
+        </m:r>
+        <m:r>
+          <m:rPr>
+            <m:sty m:val="p"/>
+          </m:rPr>
+          <m:t>n</m:t>
+        </m:r>
+        <m:sSub>
+          <m:e>
+            <m:r>
+              <m:rPr>
+                <m:sty m:val="p"/>
+              </m:rPr>
+              <m:t>O</m:t>
+            </m:r>
+          </m:e>
+          <m:sub>
+            <m:r>
+              <m:rPr>
+                <m:sty m:val="p"/>
+              </m:rPr>
+              <m:t>2</m:t>
+            </m:r>
+          </m:sub>
+        </m:sSub>
+        <m:r>
+          <m:rPr>
+            <m:sty m:val="p"/>
+          </m:rPr>
+          <m:t>+</m:t>
+        </m:r>
+        <m:r>
+          <m:rPr>
+            <m:sty m:val="p"/>
+          </m:rPr>
+          <m:t>K</m:t>
+        </m:r>
+        <m:r>
+          <m:rPr>
+            <m:sty m:val="p"/>
+          </m:rPr>
+          <m:t>C</m:t>
+        </m:r>
+        <m:r>
+          <m:rPr>
+            <m:sty m:val="p"/>
+          </m:rPr>
+          <m:t>l</m:t>
+        </m:r>
+        <m:sSub>
+          <m:e>
+            <m:r>
+              <m:rPr>
+                <m:sty m:val="p"/>
+              </m:rPr>
+              <m:t>O</m:t>
+            </m:r>
+          </m:e>
+          <m:sub>
+            <m:r>
+              <m:rPr>
+                <m:sty m:val="p"/>
+              </m:rPr>
+              <m:t>3</m:t>
+            </m:r>
+          </m:sub>
+        </m:sSub>
+        <m:r>
+          <m:rPr>
+            <m:sty m:val="p"/>
+          </m:rPr>
+          <m:t>+</m:t>
+        </m:r>
+        <m:r>
+          <m:rPr>
+            <m:sty m:val="p"/>
+          </m:rPr>
+          <m:t>K</m:t>
+        </m:r>
+        <m:r>
+          <m:rPr>
+            <m:sty m:val="p"/>
+          </m:rPr>
+          <m:t>O</m:t>
+        </m:r>
+        <m:r>
+          <m:rPr>
+            <m:sty m:val="p"/>
+          </m:rPr>
+          <m:t>H</m:t>
+        </m:r>
+        <m:r>
+          <m:rPr>
+            <m:sty m:val="p"/>
+          </m:rPr>
+          <m:t>→</m:t>
+        </m:r>
+        <m:sSub>
+          <m:e>
+            <m:r>
+              <m:rPr>
+                <m:sty m:val="p"/>
+              </m:rPr>
+              <m:t>K</m:t>
+            </m:r>
+          </m:e>
+          <m:sub>
+            <m:r>
+              <m:rPr>
+                <m:sty m:val="p"/>
+              </m:rPr>
+              <m:t>2</m:t>
+            </m:r>
+          </m:sub>
+        </m:sSub>
+        <m:r>
+          <m:rPr>
+            <m:sty m:val="p"/>
+          </m:rPr>
+          <m:t>M</m:t>
+        </m:r>
+        <m:r>
+          <m:rPr>
+            <m:sty m:val="p"/>
+          </m:rPr>
+          <m:t>n</m:t>
+        </m:r>
+        <m:sSub>
+          <m:e>
+            <m:r>
+              <m:rPr>
+                <m:sty m:val="p"/>
+              </m:rPr>
+              <m:t>O</m:t>
+            </m:r>
+          </m:e>
+          <m:sub>
+            <m:r>
+              <m:rPr>
+                <m:sty m:val="p"/>
+              </m:rPr>
+              <m:t>4</m:t>
+            </m:r>
+          </m:sub>
+        </m:sSub>
+        <m:r>
+          <m:rPr>
+            <m:sty m:val="p"/>
+          </m:rPr>
+          <m:t>+</m:t>
+        </m:r>
+        <m:r>
+          <m:rPr>
+            <m:sty m:val="p"/>
+          </m:rPr>
+          <m:t>K</m:t>
+        </m:r>
+        <m:r>
+          <m:rPr>
+            <m:sty m:val="p"/>
+          </m:rPr>
+          <m:t>C</m:t>
+        </m:r>
+        <m:r>
+          <m:rPr>
+            <m:sty m:val="p"/>
+          </m:rPr>
+          <m:t>l</m:t>
+        </m:r>
+      </m:oMath>
+      <w:r>
+        <w:rPr>
+          <w:rFonts w:ascii="Times New Roman" w:hAnsi="Times New Roman" w:eastAsia="Times New Roman" w:cs="Times New Roman"/>
+        </w:rPr>
+        <w:t xml:space="preserve">​</w:t>
+      </w:r>
+    </w:p>
+    <w:p>
+      <w:pPr>
+        <w:pStyle w:val="FirstParagraph"/>
+      </w:pPr>
+    </w:p>
+    <w:p>
+      <w:pPr>
+        <w:pStyle w:val="BodyText"/>
+        <w:ind w:firstLine="420"/>
+      </w:pPr>
+      <w:r>
+        <w:rPr>
+          <w:rFonts w:ascii="Times New Roman" w:hAnsi="Times New Roman" w:eastAsia="Times New Roman" w:cs="Times New Roman"/>
+          <w:b/>
+          <w:bCs/>
+        </w:rPr>
+        <w:t xml:space="preserve">2.</w:t>
+      </w:r>
+      <w:r>
+        <w:rPr>
+          <w:rFonts w:ascii="Times New Roman" w:hAnsi="Times New Roman" w:eastAsia="Times New Roman" w:cs="Times New Roman"/>
+        </w:rPr>
+        <w:t xml:space="preserve"> </w:t>
+      </w:r>
+      <w:r>
+        <w:rPr>
+          <w:rFonts w:hint="eastAsia" w:ascii="Times New Roman" w:hAnsi="Times New Roman" w:eastAsia="FangSong" w:cs="Times New Roman"/>
+        </w:rPr>
+        <w:t>写出下列电池的电极反应</w:t>
+      </w:r>
+      <w:r>
+        <w:rPr>
+          <w:rFonts w:hint="eastAsia" w:ascii="Times New Roman" w:hAnsi="Times New Roman" w:eastAsia="Times New Roman" w:cs="Times New Roman"/>
+        </w:rPr>
+        <w:t>、</w:t>
+      </w:r>
+      <w:r>
+        <w:rPr>
+          <w:rFonts w:hint="eastAsia" w:ascii="Times New Roman" w:hAnsi="Times New Roman" w:eastAsia="FangSong" w:cs="Times New Roman"/>
+        </w:rPr>
+        <w:t>电池反应</w:t>
+      </w:r>
+      <w:r>
+        <w:rPr>
+          <w:rFonts w:hint="eastAsia" w:ascii="Times New Roman" w:hAnsi="Times New Roman" w:eastAsia="Times New Roman" w:cs="Times New Roman"/>
+        </w:rPr>
+        <w:t>，</w:t>
+      </w:r>
+      <w:r>
+        <w:rPr>
+          <w:rFonts w:hint="eastAsia" w:ascii="Times New Roman" w:hAnsi="Times New Roman" w:eastAsia="FangSong" w:cs="Times New Roman"/>
+        </w:rPr>
+        <w:t>并利用附录</w:t>
+      </w:r>
+      <w:r>
+        <w:rPr>
+          <w:rFonts w:ascii="Times New Roman" w:hAnsi="Times New Roman" w:eastAsia="Times New Roman" w:cs="Times New Roman"/>
+        </w:rPr>
+        <w:t xml:space="preserve"> C.5、C.6 </w:t>
+      </w:r>
+      <w:r>
+        <w:rPr>
+          <w:rFonts w:hint="eastAsia" w:ascii="Times New Roman" w:hAnsi="Times New Roman" w:eastAsia="FangSong" w:cs="Times New Roman"/>
+        </w:rPr>
+        <w:t>数据计算它们的电池电动势</w:t>
+      </w:r>
+      <w:r>
+        <w:rPr>
+          <w:rFonts w:hint="eastAsia" w:ascii="Times New Roman" w:hAnsi="Times New Roman" w:eastAsia="Times New Roman" w:cs="Times New Roman"/>
+        </w:rPr>
+        <w:t>(25</w:t>
+      </w:r>
+      <w:r>
+        <w:rPr>
+          <w:rFonts w:ascii="Times New Roman" w:hAnsi="Times New Roman" w:eastAsia="Times New Roman" w:cs="Times New Roman"/>
+        </w:rPr>
+        <w:t xml:space="preserve"> ℃)。</w:t>
+      </w:r>
+    </w:p>
+    <w:p>
+      <w:pPr>
+        <w:numPr>
+          <w:ilvl w:val="0"/>
+          <w:numId w:val="1008"/>
+        </w:numPr>
+      </w:pPr>
+      <m:oMath>
+        <m:oMathPr>
+          <m:ctrlPr>
+            <w:rPr>
+              <w:sz w:val="28"/>
+              <w:szCs w:val="28"/>
+            </w:rPr>
+          </m:ctrlPr>
+        </m:oMathPr>
+        <m:r>
+          <m:t>Z</m:t>
+        </m:r>
+        <m:r>
+          <m:t>n</m:t>
+        </m:r>
+        <m:r>
+          <m:rPr>
+            <m:sty m:val="p"/>
+          </m:rPr>
+          <m:t>|</m:t>
+        </m:r>
+        <m:r>
+          <m:t>Z</m:t>
+        </m:r>
+        <m:sSup>
+          <m:e>
+            <m:r>
+              <m:t>n</m:t>
+            </m:r>
+          </m:e>
+          <m:sup>
+            <m:r>
+              <m:t>2</m:t>
+            </m:r>
+            <m:r>
+              <m:rPr>
+                <m:sty m:val="p"/>
+              </m:rPr>
+              <m:t>+</m:t>
+            </m:r>
+          </m:sup>
+        </m:sSup>
+        <m:r>
+          <m:rPr>
+            <m:sty m:val="p"/>
+          </m:rPr>
+          <m:t>(</m:t>
+        </m:r>
+        <m:r>
+          <m:t>1.0</m:t>
+        </m:r>
+        <m:r>
+          <m:rPr>
+            <m:sty m:val="p"/>
+          </m:rPr>
+          <m:t>×</m:t>
+        </m:r>
+        <m:sSup>
+          <m:e>
+            <m:r>
+              <m:t>10</m:t>
+            </m:r>
+          </m:e>
+          <m:sup>
+            <m:r>
+              <m:rPr>
+                <m:sty m:val="p"/>
+              </m:rPr>
+              <m:t>−</m:t>
+            </m:r>
+            <m:r>
+              <m:t>6</m:t>
+            </m:r>
+          </m:sup>
+        </m:sSup>
+        <m:r>
+          <m:t> </m:t>
+        </m:r>
+        <m:r>
+          <m:rPr>
+            <m:nor/>
+            <m:sty m:val="p"/>
+          </m:rPr>
+          <m:t>mol</m:t>
+        </m:r>
+        <m:r>
+          <m:rPr>
+            <m:sty m:val="p"/>
+          </m:rPr>
+          <m:t>⋅</m:t>
+        </m:r>
+        <m:sSup>
+          <m:e>
+            <m:r>
+              <m:rPr>
+                <m:nor/>
+                <m:sty m:val="p"/>
+              </m:rPr>
+              <m:t>dm</m:t>
+            </m:r>
+          </m:e>
+          <m:sup>
+            <m:r>
+              <m:rPr>
+                <m:sty m:val="p"/>
+              </m:rPr>
+              <m:t>−</m:t>
+            </m:r>
+            <m:r>
+              <m:t>3</m:t>
+            </m:r>
+          </m:sup>
+        </m:sSup>
+        <m:r>
+          <m:rPr>
+            <m:sty m:val="p"/>
+          </m:rPr>
+          <m:t>)</m:t>
+        </m:r>
+        <m:r>
+          <m:rPr>
+            <m:sty m:val="p"/>
+          </m:rPr>
+          <m:t>|</m:t>
+        </m:r>
+        <m:r>
+          <m:rPr>
+            <m:sty m:val="p"/>
+          </m:rPr>
+          <m:t>|</m:t>
+        </m:r>
+        <m:r>
+          <m:t>C</m:t>
+        </m:r>
+        <m:sSup>
+          <m:e>
+            <m:r>
+              <m:t>u</m:t>
+            </m:r>
+          </m:e>
+          <m:sup>
+            <m:r>
+              <m:t>2</m:t>
+            </m:r>
+            <m:r>
+              <m:rPr>
+                <m:sty m:val="p"/>
+              </m:rPr>
+              <m:t>+</m:t>
+            </m:r>
+          </m:sup>
+        </m:sSup>
+        <m:r>
+          <m:rPr>
+            <m:sty m:val="p"/>
+          </m:rPr>
+          <m:t>(</m:t>
+        </m:r>
+        <m:r>
+          <m:t>0.010</m:t>
+        </m:r>
+        <m:r>
+          <m:t> </m:t>
+        </m:r>
+        <m:r>
+          <m:rPr>
+            <m:nor/>
+            <m:sty m:val="p"/>
+          </m:rPr>
+          <m:t>mol</m:t>
+        </m:r>
+        <m:r>
+          <m:rPr>
+            <m:sty m:val="p"/>
+          </m:rPr>
+          <m:t>⋅</m:t>
+        </m:r>
+        <m:sSup>
+          <m:e>
+            <m:r>
+              <m:rPr>
+                <m:nor/>
+                <m:sty m:val="p"/>
+              </m:rPr>
+              <m:t>dm</m:t>
+            </m:r>
+          </m:e>
+          <m:sup>
+            <m:r>
+              <m:rPr>
+                <m:sty m:val="p"/>
+              </m:rPr>
+              <m:t>−</m:t>
+            </m:r>
+            <m:r>
+              <m:t>3</m:t>
+            </m:r>
+          </m:sup>
+        </m:sSup>
+        <m:r>
+          <m:rPr>
+            <m:sty m:val="p"/>
+          </m:rPr>
+          <m:t>)</m:t>
+        </m:r>
+        <m:r>
+          <m:rPr>
+            <m:sty m:val="p"/>
+          </m:rPr>
+          <m:t>|</m:t>
+        </m:r>
+        <m:r>
+          <m:t>C</m:t>
+        </m:r>
+        <m:r>
+          <m:t>u</m:t>
+        </m:r>
+      </m:oMath>
+      <w:r>
+        <w:rPr>
+          <w:rFonts w:ascii="Times New Roman" w:hAnsi="Times New Roman" w:eastAsia="Times New Roman" w:cs="Times New Roman"/>
+        </w:rPr>
+        <w:t xml:space="preserve">​</w:t>
+      </w:r>
+    </w:p>
+    <w:p>
+      <w:pPr>
+        <w:numPr>
+          <w:ilvl w:val="0"/>
+          <w:numId w:val="1008"/>
+        </w:numPr>
+      </w:pPr>
+      <m:oMath>
+        <m:oMathPr>
+          <m:ctrlPr>
+            <w:rPr>
+              <w:sz w:val="28"/>
+              <w:szCs w:val="28"/>
+            </w:rPr>
+          </m:ctrlPr>
+        </m:oMathPr>
+        <m:r>
+          <m:rPr>
+            <m:sty m:val="p"/>
+          </m:rPr>
+          <m:t>C</m:t>
+        </m:r>
+        <m:r>
+          <m:rPr>
+            <m:sty m:val="p"/>
+          </m:rPr>
+          <m:t>u</m:t>
+        </m:r>
+        <m:r>
+          <m:rPr>
+            <m:sty m:val="p"/>
+          </m:rPr>
+          <m:t>|</m:t>
+        </m:r>
+        <m:sSup>
+          <m:e>
+            <m:r>
+              <m:rPr>
+                <m:sty m:val="p"/>
+              </m:rPr>
+              <m:t>C</m:t>
+            </m:r>
+            <m:r>
+              <m:rPr>
+                <m:sty m:val="p"/>
+              </m:rPr>
+              <m:t>u</m:t>
+            </m:r>
+          </m:e>
+          <m:sup>
+            <m:r>
+              <m:t>2</m:t>
+            </m:r>
+            <m:r>
+              <m:rPr>
+                <m:sty m:val="p"/>
+              </m:rPr>
+              <m:t>+</m:t>
+            </m:r>
+          </m:sup>
+        </m:sSup>
+        <m:r>
+          <m:rPr>
+            <m:sty m:val="p"/>
+          </m:rPr>
+          <m:t>(</m:t>
+        </m:r>
+        <m:r>
+          <m:t>0.010</m:t>
+        </m:r>
+        <m:r>
+          <m:rPr>
+            <m:sty m:val="p"/>
+          </m:rPr>
+          <m:t>m</m:t>
+        </m:r>
+        <m:r>
+          <m:rPr>
+            <m:sty m:val="p"/>
+          </m:rPr>
+          <m:t>o</m:t>
+        </m:r>
+        <m:r>
+          <m:rPr>
+            <m:sty m:val="p"/>
+          </m:rPr>
+          <m:t>l</m:t>
+        </m:r>
+        <m:r>
+          <m:rPr>
+            <m:sty m:val="p"/>
+          </m:rPr>
+          <m:t>⋅</m:t>
+        </m:r>
+        <m:sSup>
+          <m:e>
+            <m:r>
+              <m:rPr>
+                <m:sty m:val="p"/>
+              </m:rPr>
+              <m:t>d</m:t>
+            </m:r>
+            <m:r>
+              <m:rPr>
+                <m:sty m:val="p"/>
+              </m:rPr>
+              <m:t>m</m:t>
+            </m:r>
+          </m:e>
+          <m:sup>
+            <m:r>
+              <m:rPr>
+                <m:sty m:val="p"/>
+              </m:rPr>
+              <m:t>−</m:t>
+            </m:r>
+            <m:r>
+              <m:t>3</m:t>
+            </m:r>
+          </m:sup>
+        </m:sSup>
+        <m:r>
+          <m:rPr>
+            <m:sty m:val="p"/>
+          </m:rPr>
+          <m:t>)</m:t>
+        </m:r>
+        <m:r>
+          <m:rPr>
+            <m:sty m:val="p"/>
+          </m:rPr>
+          <m:t>|</m:t>
+        </m:r>
+        <m:r>
+          <m:rPr>
+            <m:sty m:val="p"/>
+          </m:rPr>
+          <m:t>|</m:t>
+        </m:r>
+        <m:sSup>
+          <m:e>
+            <m:r>
+              <m:rPr>
+                <m:sty m:val="p"/>
+              </m:rPr>
+              <m:t>C</m:t>
+            </m:r>
+            <m:r>
+              <m:rPr>
+                <m:sty m:val="p"/>
+              </m:rPr>
+              <m:t>u</m:t>
+            </m:r>
+          </m:e>
+          <m:sup>
+            <m:r>
+              <m:t>2</m:t>
+            </m:r>
+            <m:r>
+              <m:rPr>
+                <m:sty m:val="p"/>
+              </m:rPr>
+              <m:t>+</m:t>
+            </m:r>
+          </m:sup>
+        </m:sSup>
+        <m:r>
+          <m:rPr>
+            <m:sty m:val="p"/>
+          </m:rPr>
+          <m:t>(</m:t>
+        </m:r>
+        <m:r>
+          <m:t>2.0</m:t>
+        </m:r>
+        <m:r>
+          <m:rPr>
+            <m:sty m:val="p"/>
+          </m:rPr>
+          <m:t>m</m:t>
+        </m:r>
+        <m:r>
+          <m:rPr>
+            <m:sty m:val="p"/>
+          </m:rPr>
+          <m:t>o</m:t>
+        </m:r>
+        <m:r>
+          <m:rPr>
+            <m:sty m:val="p"/>
+          </m:rPr>
+          <m:t>l</m:t>
+        </m:r>
+        <m:r>
+          <m:rPr>
+            <m:sty m:val="p"/>
+          </m:rPr>
+          <m:t>⋅</m:t>
+        </m:r>
+        <m:sSup>
+          <m:e>
+            <m:r>
+              <m:rPr>
+                <m:sty m:val="p"/>
+              </m:rPr>
+              <m:t>d</m:t>
+            </m:r>
+            <m:r>
+              <m:rPr>
+                <m:sty m:val="p"/>
+              </m:rPr>
+              <m:t>m</m:t>
+            </m:r>
+          </m:e>
+          <m:sup>
+            <m:r>
+              <m:rPr>
+                <m:sty m:val="p"/>
+              </m:rPr>
+              <m:t>−</m:t>
+            </m:r>
+            <m:r>
+              <m:t>3</m:t>
+            </m:r>
+          </m:sup>
+        </m:sSup>
+        <m:r>
+          <m:rPr>
+            <m:sty m:val="p"/>
+          </m:rPr>
+          <m:t>)</m:t>
+        </m:r>
+        <m:r>
+          <m:rPr>
+            <m:sty m:val="p"/>
+          </m:rPr>
+          <m:t>|</m:t>
+        </m:r>
+        <m:r>
+          <m:rPr>
+            <m:sty m:val="p"/>
+          </m:rPr>
+          <m:t>C</m:t>
+        </m:r>
+        <m:r>
+          <m:rPr>
+            <m:sty m:val="p"/>
+          </m:rPr>
+          <m:t>u</m:t>
+        </m:r>
+      </m:oMath>
+      <w:r>
+        <w:rPr>
+          <w:rFonts w:ascii="Times New Roman" w:hAnsi="Times New Roman" w:eastAsia="Times New Roman" w:cs="Times New Roman"/>
+        </w:rPr>
+        <w:t xml:space="preserve">​</w:t>
+      </w:r>
+    </w:p>
+    <w:p>
+      <w:pPr>
+        <w:numPr>
+          <w:ilvl w:val="0"/>
+          <w:numId w:val="1008"/>
         </w:numPr>
         <w:ind w:firstLine="420"/>
       </w:pPr>
@@ -50708,7 +50426,7 @@
       <w:pPr>
         <w:numPr>
           <w:ilvl w:val="0"/>
-          <w:numId w:val="1008"/>
+          <w:numId w:val="1009"/>
         </w:numPr>
         <w:ind w:firstLine="420"/>
       </w:pPr>
@@ -50846,7 +50564,7 @@
       <w:pPr>
         <w:numPr>
           <w:ilvl w:val="0"/>
-          <w:numId w:val="1008"/>
+          <w:numId w:val="1009"/>
         </w:numPr>
         <w:ind w:firstLine="420"/>
       </w:pPr>
@@ -51008,7 +50726,7 @@
       <w:pPr>
         <w:numPr>
           <w:ilvl w:val="0"/>
-          <w:numId w:val="1008"/>
+          <w:numId w:val="1009"/>
         </w:numPr>
         <w:ind w:firstLine="420"/>
       </w:pPr>
@@ -51134,7 +50852,7 @@
       <w:pPr>
         <w:numPr>
           <w:ilvl w:val="0"/>
-          <w:numId w:val="1008"/>
+          <w:numId w:val="1009"/>
         </w:numPr>
         <w:ind w:firstLine="420"/>
       </w:pPr>
@@ -51308,639 +51026,6 @@
     <w:p>
       <w:pPr>
         <w:pStyle w:val="Compact"/>
-        <w:numPr>
-          <w:ilvl w:val="0"/>
-          <w:numId w:val="1009"/>
-        </w:numPr>
-      </w:pPr>
-      <m:oMath>
-        <m:oMathPr>
-          <m:ctrlPr>
-            <w:rPr>
-              <w:sz w:val="28"/>
-              <w:szCs w:val="28"/>
-            </w:rPr>
-          </m:ctrlPr>
-        </m:oMathPr>
-        <m:sSup>
-          <m:e>
-            <m:r>
-              <m:rPr>
-                <m:sty m:val="p"/>
-              </m:rPr>
-              <m:t>F</m:t>
-            </m:r>
-            <m:r>
-              <m:rPr>
-                <m:sty m:val="p"/>
-              </m:rPr>
-              <m:t>e</m:t>
-            </m:r>
-          </m:e>
-          <m:sup>
-            <m:r>
-              <m:t>3</m:t>
-            </m:r>
-            <m:r>
-              <m:rPr>
-                <m:sty m:val="p"/>
-              </m:rPr>
-              <m:t>+</m:t>
-            </m:r>
-          </m:sup>
-        </m:sSup>
-        <m:r>
-          <m:rPr>
-            <m:sty m:val="p"/>
-          </m:rPr>
-          <m:t>+</m:t>
-        </m:r>
-        <m:r>
-          <m:rPr>
-            <m:sty m:val="p"/>
-          </m:rPr>
-          <m:t>A</m:t>
-        </m:r>
-        <m:r>
-          <m:rPr>
-            <m:sty m:val="p"/>
-          </m:rPr>
-          <m:t>g</m:t>
-        </m:r>
-        <m:r>
-          <m:rPr>
-            <m:sty m:val="p"/>
-          </m:rPr>
-          <m:t>⇌</m:t>
-        </m:r>
-        <m:sSup>
-          <m:e>
-            <m:r>
-              <m:rPr>
-                <m:sty m:val="p"/>
-              </m:rPr>
-              <m:t>F</m:t>
-            </m:r>
-            <m:r>
-              <m:rPr>
-                <m:sty m:val="p"/>
-              </m:rPr>
-              <m:t>e</m:t>
-            </m:r>
-          </m:e>
-          <m:sup>
-            <m:r>
-              <m:t>2</m:t>
-            </m:r>
-            <m:r>
-              <m:rPr>
-                <m:sty m:val="p"/>
-              </m:rPr>
-              <m:t>+</m:t>
-            </m:r>
-          </m:sup>
-        </m:sSup>
-        <m:r>
-          <m:rPr>
-            <m:sty m:val="p"/>
-          </m:rPr>
-          <m:t>+</m:t>
-        </m:r>
-        <m:sSup>
-          <m:e>
-            <m:r>
-              <m:rPr>
-                <m:sty m:val="p"/>
-              </m:rPr>
-              <m:t>A</m:t>
-            </m:r>
-            <m:r>
-              <m:rPr>
-                <m:sty m:val="p"/>
-              </m:rPr>
-              <m:t>g</m:t>
-            </m:r>
-          </m:e>
-          <m:sup>
-            <m:r>
-              <m:rPr>
-                <m:sty m:val="p"/>
-              </m:rPr>
-              <m:t>+</m:t>
-            </m:r>
-          </m:sup>
-        </m:sSup>
-      </m:oMath>
-      <w:r>
-        <w:rPr>
-          <w:rFonts w:ascii="Times New Roman" w:hAnsi="Times New Roman" w:eastAsia="Times New Roman" w:cs="Times New Roman"/>
-        </w:rPr>
-        <w:t xml:space="preserve">​</w:t>
-      </w:r>
-    </w:p>
-    <w:p>
-      <w:pPr>
-        <w:pStyle w:val="Compact"/>
-        <w:numPr>
-          <w:ilvl w:val="0"/>
-          <w:numId w:val="1009"/>
-        </w:numPr>
-      </w:pPr>
-      <m:oMath>
-        <m:oMathPr>
-          <m:ctrlPr>
-            <w:rPr>
-              <w:sz w:val="28"/>
-              <w:szCs w:val="28"/>
-            </w:rPr>
-          </m:ctrlPr>
-        </m:oMathPr>
-        <m:r>
-          <m:t>6</m:t>
-        </m:r>
-        <m:sSup>
-          <m:e>
-            <m:r>
-              <m:rPr>
-                <m:sty m:val="p"/>
-              </m:rPr>
-              <m:t>F</m:t>
-            </m:r>
-            <m:r>
-              <m:rPr>
-                <m:sty m:val="p"/>
-              </m:rPr>
-              <m:t>e</m:t>
-            </m:r>
-          </m:e>
-          <m:sup>
-            <m:r>
-              <m:t>2</m:t>
-            </m:r>
-            <m:r>
-              <m:rPr>
-                <m:sty m:val="p"/>
-              </m:rPr>
-              <m:t>+</m:t>
-            </m:r>
-          </m:sup>
-        </m:sSup>
-        <m:r>
-          <m:rPr>
-            <m:sty m:val="p"/>
-          </m:rPr>
-          <m:t>+</m:t>
-        </m:r>
-        <m:sSub>
-          <m:e>
-            <m:r>
-              <m:rPr>
-                <m:sty m:val="p"/>
-              </m:rPr>
-              <m:t>C</m:t>
-            </m:r>
-            <m:r>
-              <m:rPr>
-                <m:sty m:val="p"/>
-              </m:rPr>
-              <m:t>r</m:t>
-            </m:r>
-          </m:e>
-          <m:sub>
-            <m:r>
-              <m:t>2</m:t>
-            </m:r>
-          </m:sub>
-        </m:sSub>
-        <m:sSubSup>
-          <m:e>
-            <m:r>
-              <m:rPr>
-                <m:sty m:val="p"/>
-              </m:rPr>
-              <m:t>O</m:t>
-            </m:r>
-          </m:e>
-          <m:sub>
-            <m:r>
-              <m:t>7</m:t>
-            </m:r>
-          </m:sub>
-          <m:sup>
-            <m:r>
-              <m:t>2</m:t>
-            </m:r>
-            <m:r>
-              <m:rPr>
-                <m:sty m:val="p"/>
-              </m:rPr>
-              <m:t>−</m:t>
-            </m:r>
-          </m:sup>
-        </m:sSubSup>
-        <m:r>
-          <m:rPr>
-            <m:sty m:val="p"/>
-          </m:rPr>
-          <m:t>+</m:t>
-        </m:r>
-        <m:r>
-          <m:t>14</m:t>
-        </m:r>
-        <m:sSup>
-          <m:e>
-            <m:r>
-              <m:rPr>
-                <m:sty m:val="p"/>
-              </m:rPr>
-              <m:t>H</m:t>
-            </m:r>
-          </m:e>
-          <m:sup>
-            <m:r>
-              <m:rPr>
-                <m:sty m:val="p"/>
-              </m:rPr>
-              <m:t>+</m:t>
-            </m:r>
-          </m:sup>
-        </m:sSup>
-        <m:r>
-          <m:rPr>
-            <m:sty m:val="p"/>
-          </m:rPr>
-          <m:t>⇌</m:t>
-        </m:r>
-        <m:r>
-          <m:t>6</m:t>
-        </m:r>
-        <m:sSup>
-          <m:e>
-            <m:r>
-              <m:rPr>
-                <m:sty m:val="p"/>
-              </m:rPr>
-              <m:t>F</m:t>
-            </m:r>
-            <m:r>
-              <m:rPr>
-                <m:sty m:val="p"/>
-              </m:rPr>
-              <m:t>e</m:t>
-            </m:r>
-          </m:e>
-          <m:sup>
-            <m:r>
-              <m:t>3</m:t>
-            </m:r>
-            <m:r>
-              <m:rPr>
-                <m:sty m:val="p"/>
-              </m:rPr>
-              <m:t>+</m:t>
-            </m:r>
-          </m:sup>
-        </m:sSup>
-        <m:r>
-          <m:rPr>
-            <m:sty m:val="p"/>
-          </m:rPr>
-          <m:t>+</m:t>
-        </m:r>
-        <m:r>
-          <m:t>2</m:t>
-        </m:r>
-        <m:sSup>
-          <m:e>
-            <m:r>
-              <m:rPr>
-                <m:sty m:val="p"/>
-              </m:rPr>
-              <m:t>C</m:t>
-            </m:r>
-            <m:r>
-              <m:rPr>
-                <m:sty m:val="p"/>
-              </m:rPr>
-              <m:t>r</m:t>
-            </m:r>
-          </m:e>
-          <m:sup>
-            <m:r>
-              <m:t>3</m:t>
-            </m:r>
-            <m:r>
-              <m:rPr>
-                <m:sty m:val="p"/>
-              </m:rPr>
-              <m:t>+</m:t>
-            </m:r>
-          </m:sup>
-        </m:sSup>
-        <m:r>
-          <m:rPr>
-            <m:sty m:val="p"/>
-          </m:rPr>
-          <m:t>+</m:t>
-        </m:r>
-        <m:r>
-          <m:t>7</m:t>
-        </m:r>
-        <m:sSub>
-          <m:e>
-            <m:r>
-              <m:rPr>
-                <m:sty m:val="p"/>
-              </m:rPr>
-              <m:t>H</m:t>
-            </m:r>
-          </m:e>
-          <m:sub>
-            <m:r>
-              <m:t>2</m:t>
-            </m:r>
-          </m:sub>
-        </m:sSub>
-        <m:r>
-          <m:rPr>
-            <m:sty m:val="p"/>
-          </m:rPr>
-          <m:t>O</m:t>
-        </m:r>
-      </m:oMath>
-      <w:r>
-        <w:rPr>
-          <w:rFonts w:ascii="Times New Roman" w:hAnsi="Times New Roman" w:eastAsia="Times New Roman" w:cs="Times New Roman"/>
-        </w:rPr>
-        <w:t xml:space="preserve">​</w:t>
-      </w:r>
-    </w:p>
-    <w:p>
-      <w:pPr>
-        <w:pStyle w:val="Compact"/>
-        <w:numPr>
-          <w:ilvl w:val="0"/>
-          <w:numId w:val="1009"/>
-        </w:numPr>
-      </w:pPr>
-      <m:oMath>
-        <m:oMathPr>
-          <m:ctrlPr>
-            <w:rPr>
-              <w:sz w:val="28"/>
-              <w:szCs w:val="28"/>
-            </w:rPr>
-          </m:ctrlPr>
-        </m:oMathPr>
-        <m:r>
-          <m:t>2</m:t>
-        </m:r>
-        <m:sSup>
-          <m:e>
-            <m:r>
-              <m:rPr>
-                <m:sty m:val="p"/>
-              </m:rPr>
-              <m:t>F</m:t>
-            </m:r>
-            <m:r>
-              <m:rPr>
-                <m:sty m:val="p"/>
-              </m:rPr>
-              <m:t>e</m:t>
-            </m:r>
-          </m:e>
-          <m:sup>
-            <m:r>
-              <m:t>3</m:t>
-            </m:r>
-            <m:r>
-              <m:rPr>
-                <m:sty m:val="p"/>
-              </m:rPr>
-              <m:t>+</m:t>
-            </m:r>
-          </m:sup>
-        </m:sSup>
-        <m:r>
-          <m:rPr>
-            <m:sty m:val="p"/>
-          </m:rPr>
-          <m:t>+</m:t>
-        </m:r>
-        <m:r>
-          <m:t>2</m:t>
-        </m:r>
-        <m:sSup>
-          <m:e>
-            <m:r>
-              <m:rPr>
-                <m:sty m:val="p"/>
-              </m:rPr>
-              <m:t>B</m:t>
-            </m:r>
-            <m:r>
-              <m:rPr>
-                <m:sty m:val="p"/>
-              </m:rPr>
-              <m:t>r</m:t>
-            </m:r>
-          </m:e>
-          <m:sup>
-            <m:r>
-              <m:rPr>
-                <m:sty m:val="p"/>
-              </m:rPr>
-              <m:t>−</m:t>
-            </m:r>
-          </m:sup>
-        </m:sSup>
-        <m:r>
-          <m:rPr>
-            <m:sty m:val="p"/>
-          </m:rPr>
-          <m:t>⇌</m:t>
-        </m:r>
-        <m:r>
-          <m:t>2</m:t>
-        </m:r>
-        <m:sSup>
-          <m:e>
-            <m:r>
-              <m:rPr>
-                <m:sty m:val="p"/>
-              </m:rPr>
-              <m:t>F</m:t>
-            </m:r>
-            <m:r>
-              <m:rPr>
-                <m:sty m:val="p"/>
-              </m:rPr>
-              <m:t>e</m:t>
-            </m:r>
-          </m:e>
-          <m:sup>
-            <m:r>
-              <m:t>2</m:t>
-            </m:r>
-            <m:r>
-              <m:rPr>
-                <m:sty m:val="p"/>
-              </m:rPr>
-              <m:t>+</m:t>
-            </m:r>
-          </m:sup>
-        </m:sSup>
-        <m:r>
-          <m:rPr>
-            <m:sty m:val="p"/>
-          </m:rPr>
-          <m:t>+</m:t>
-        </m:r>
-        <m:sSub>
-          <m:e>
-            <m:r>
-              <m:rPr>
-                <m:sty m:val="p"/>
-              </m:rPr>
-              <m:t>B</m:t>
-            </m:r>
-            <m:r>
-              <m:rPr>
-                <m:sty m:val="p"/>
-              </m:rPr>
-              <m:t>r</m:t>
-            </m:r>
-          </m:e>
-          <m:sub>
-            <m:r>
-              <m:t>2</m:t>
-            </m:r>
-          </m:sub>
-        </m:sSub>
-      </m:oMath>
-      <w:r>
-        <w:rPr>
-          <w:rFonts w:ascii="Times New Roman" w:hAnsi="Times New Roman" w:eastAsia="Times New Roman" w:cs="Times New Roman"/>
-        </w:rPr>
-        <w:t xml:space="preserve">​</w:t>
-      </w:r>
-    </w:p>
-    <w:p>
-      <w:pPr>
-        <w:pStyle w:val="FirstParagraph"/>
-      </w:pPr>
-    </w:p>
-    <w:p>
-      <w:pPr>
-        <w:pStyle w:val="BodyText"/>
-        <w:ind w:firstLine="420"/>
-      </w:pPr>
-      <w:r>
-        <w:rPr>
-          <w:rFonts w:ascii="Times New Roman" w:hAnsi="Times New Roman" w:eastAsia="Times New Roman" w:cs="Times New Roman"/>
-          <w:b/>
-          <w:bCs/>
-        </w:rPr>
-        <w:t xml:space="preserve">7.</w:t>
-      </w:r>
-      <w:r>
-        <w:rPr>
-          <w:rFonts w:ascii="Times New Roman" w:hAnsi="Times New Roman" w:eastAsia="Times New Roman" w:cs="Times New Roman"/>
-        </w:rPr>
-        <w:t xml:space="preserve"> </w:t>
-      </w:r>
-      <w:r>
-        <w:rPr>
-          <w:rFonts w:hint="eastAsia" w:ascii="Times New Roman" w:hAnsi="Times New Roman" w:eastAsia="FangSong" w:cs="Times New Roman"/>
-        </w:rPr>
-        <w:t xml:space="preserve">利用附录</w:t>
-      </w:r>
-      <w:r>
-        <w:rPr>
-          <w:rFonts w:ascii="Times New Roman" w:hAnsi="Times New Roman" w:eastAsia="Times New Roman" w:cs="Times New Roman"/>
-        </w:rPr>
-        <w:t xml:space="preserve"> C.2 </w:t>
-      </w:r>
-      <w:r>
-        <w:rPr>
-          <w:rFonts w:hint="eastAsia" w:ascii="Times New Roman" w:hAnsi="Times New Roman" w:eastAsia="FangSong" w:cs="Times New Roman"/>
-        </w:rPr>
-        <w:t xml:space="preserve">中已知的</w:t>
-      </w:r>
-      <w:r>
-        <w:rPr>
-          <w:rFonts w:ascii="Times New Roman" w:hAnsi="Times New Roman" w:eastAsia="Times New Roman" w:cs="Times New Roman"/>
-        </w:rPr>
-        <w:t xml:space="preserve"> </w:t>
-      </w:r>
-      <m:oMath>
-        <m:r>
-          <m:rPr>
-            <m:sty m:val="p"/>
-          </m:rPr>
-          <m:t>Δ</m:t>
-        </m:r>
-        <m:sSubSup>
-          <m:e>
-            <m:r>
-              <m:t>G</m:t>
-            </m:r>
-          </m:e>
-          <m:sub>
-            <m:r>
-              <m:t>f</m:t>
-            </m:r>
-          </m:sub>
-          <m:sup>
-            <m:r>
-              <m:rPr>
-                <m:sty m:val="p"/>
-              </m:rPr>
-              <m:t>⊖</m:t>
-            </m:r>
-          </m:sup>
-        </m:sSubSup>
-      </m:oMath>
-      <w:r>
-        <w:rPr>
-          <w:rFonts w:ascii="Times New Roman" w:hAnsi="Times New Roman" w:eastAsia="Times New Roman" w:cs="Times New Roman"/>
-        </w:rPr>
-        <w:t xml:space="preserve"> </w:t>
-      </w:r>
-      <w:r>
-        <w:rPr>
-          <w:rFonts w:hint="eastAsia" w:ascii="Times New Roman" w:hAnsi="Times New Roman" w:eastAsia="FangSong" w:cs="Times New Roman"/>
-        </w:rPr>
-        <w:t>数据</w:t>
-      </w:r>
-      <w:r>
-        <w:rPr>
-          <w:rFonts w:hint="eastAsia" w:ascii="Times New Roman" w:hAnsi="Times New Roman" w:eastAsia="Times New Roman" w:cs="Times New Roman"/>
-        </w:rPr>
-        <w:t>,</w:t>
-      </w:r>
-      <w:r>
-        <w:rPr>
-          <w:rFonts w:ascii="Times New Roman" w:hAnsi="Times New Roman" w:eastAsia="Times New Roman" w:cs="Times New Roman"/>
-        </w:rPr>
-        <w:t xml:space="preserve"> </w:t>
-      </w:r>
-      <w:r>
-        <w:rPr>
-          <w:rFonts w:hint="eastAsia" w:ascii="Times New Roman" w:hAnsi="Times New Roman" w:eastAsia="FangSong" w:cs="Times New Roman"/>
-        </w:rPr>
-        <w:t>求下列电极反应的标准电极电势</w:t>
-      </w:r>
-      <w:r>
-        <w:rPr>
-          <w:rFonts w:hint="eastAsia" w:ascii="Times New Roman" w:hAnsi="Times New Roman" w:eastAsia="Times New Roman" w:cs="Times New Roman"/>
-        </w:rPr>
-        <w:t>:</w:t>
-      </w:r>
-    </w:p>
-    <w:p>
-      <w:pPr>
         <w:numPr>
           <w:ilvl w:val="0"/>
           <w:numId w:val="1010"/>
@@ -51955,18 +51040,196 @@
             </w:rPr>
           </m:ctrlPr>
         </m:oMathPr>
-        <m:r>
-          <m:rPr>
-            <m:sty m:val="p"/>
-          </m:rPr>
-          <m:t>C</m:t>
-        </m:r>
-        <m:r>
-          <m:rPr>
-            <m:sty m:val="p"/>
-          </m:rPr>
-          <m:t>l</m:t>
-        </m:r>
+        <m:sSup>
+          <m:e>
+            <m:r>
+              <m:rPr>
+                <m:sty m:val="p"/>
+              </m:rPr>
+              <m:t>F</m:t>
+            </m:r>
+            <m:r>
+              <m:rPr>
+                <m:sty m:val="p"/>
+              </m:rPr>
+              <m:t>e</m:t>
+            </m:r>
+          </m:e>
+          <m:sup>
+            <m:r>
+              <m:t>3</m:t>
+            </m:r>
+            <m:r>
+              <m:rPr>
+                <m:sty m:val="p"/>
+              </m:rPr>
+              <m:t>+</m:t>
+            </m:r>
+          </m:sup>
+        </m:sSup>
+        <m:r>
+          <m:rPr>
+            <m:sty m:val="p"/>
+          </m:rPr>
+          <m:t>+</m:t>
+        </m:r>
+        <m:r>
+          <m:rPr>
+            <m:sty m:val="p"/>
+          </m:rPr>
+          <m:t>A</m:t>
+        </m:r>
+        <m:r>
+          <m:rPr>
+            <m:sty m:val="p"/>
+          </m:rPr>
+          <m:t>g</m:t>
+        </m:r>
+        <m:r>
+          <m:rPr>
+            <m:sty m:val="p"/>
+          </m:rPr>
+          <m:t>⇌</m:t>
+        </m:r>
+        <m:sSup>
+          <m:e>
+            <m:r>
+              <m:rPr>
+                <m:sty m:val="p"/>
+              </m:rPr>
+              <m:t>F</m:t>
+            </m:r>
+            <m:r>
+              <m:rPr>
+                <m:sty m:val="p"/>
+              </m:rPr>
+              <m:t>e</m:t>
+            </m:r>
+          </m:e>
+          <m:sup>
+            <m:r>
+              <m:t>2</m:t>
+            </m:r>
+            <m:r>
+              <m:rPr>
+                <m:sty m:val="p"/>
+              </m:rPr>
+              <m:t>+</m:t>
+            </m:r>
+          </m:sup>
+        </m:sSup>
+        <m:r>
+          <m:rPr>
+            <m:sty m:val="p"/>
+          </m:rPr>
+          <m:t>+</m:t>
+        </m:r>
+        <m:sSup>
+          <m:e>
+            <m:r>
+              <m:rPr>
+                <m:sty m:val="p"/>
+              </m:rPr>
+              <m:t>A</m:t>
+            </m:r>
+            <m:r>
+              <m:rPr>
+                <m:sty m:val="p"/>
+              </m:rPr>
+              <m:t>g</m:t>
+            </m:r>
+          </m:e>
+          <m:sup>
+            <m:r>
+              <m:rPr>
+                <m:sty m:val="p"/>
+              </m:rPr>
+              <m:t>+</m:t>
+            </m:r>
+          </m:sup>
+        </m:sSup>
+      </m:oMath>
+      <w:r>
+        <w:rPr>
+          <w:rFonts w:ascii="Times New Roman" w:hAnsi="Times New Roman" w:eastAsia="Times New Roman" w:cs="Times New Roman"/>
+        </w:rPr>
+        <w:t xml:space="preserve">​</w:t>
+      </w:r>
+    </w:p>
+    <w:p>
+      <w:pPr>
+        <w:pStyle w:val="Compact"/>
+        <w:numPr>
+          <w:ilvl w:val="0"/>
+          <w:numId w:val="1010"/>
+        </w:numPr>
+      </w:pPr>
+      <m:oMath>
+        <m:oMathPr>
+          <m:ctrlPr>
+            <w:rPr>
+              <w:sz w:val="28"/>
+              <w:szCs w:val="28"/>
+            </w:rPr>
+          </m:ctrlPr>
+        </m:oMathPr>
+        <m:r>
+          <m:t>6</m:t>
+        </m:r>
+        <m:sSup>
+          <m:e>
+            <m:r>
+              <m:rPr>
+                <m:sty m:val="p"/>
+              </m:rPr>
+              <m:t>F</m:t>
+            </m:r>
+            <m:r>
+              <m:rPr>
+                <m:sty m:val="p"/>
+              </m:rPr>
+              <m:t>e</m:t>
+            </m:r>
+          </m:e>
+          <m:sup>
+            <m:r>
+              <m:t>2</m:t>
+            </m:r>
+            <m:r>
+              <m:rPr>
+                <m:sty m:val="p"/>
+              </m:rPr>
+              <m:t>+</m:t>
+            </m:r>
+          </m:sup>
+        </m:sSup>
+        <m:r>
+          <m:rPr>
+            <m:sty m:val="p"/>
+          </m:rPr>
+          <m:t>+</m:t>
+        </m:r>
+        <m:sSub>
+          <m:e>
+            <m:r>
+              <m:rPr>
+                <m:sty m:val="p"/>
+              </m:rPr>
+              <m:t>C</m:t>
+            </m:r>
+            <m:r>
+              <m:rPr>
+                <m:sty m:val="p"/>
+              </m:rPr>
+              <m:t>r</m:t>
+            </m:r>
+          </m:e>
+          <m:sub>
+            <m:r>
+              <m:t>2</m:t>
+            </m:r>
+          </m:sub>
+        </m:sSub>
         <m:sSubSup>
           <m:e>
             <m:r>
@@ -51978,14 +51241,14 @@
           </m:e>
           <m:sub>
             <m:r>
-              <m:rPr>
-                <m:sty m:val="p"/>
-              </m:rPr>
-              <m:t>3</m:t>
+              <m:t>7</m:t>
             </m:r>
           </m:sub>
           <m:sup>
             <m:r>
+              <m:t>2</m:t>
+            </m:r>
+            <m:r>
               <m:rPr>
                 <m:sty m:val="p"/>
               </m:rPr>
@@ -52000,10 +51263,7 @@
           <m:t>+</m:t>
         </m:r>
         <m:r>
-          <m:rPr>
-            <m:sty m:val="p"/>
-          </m:rPr>
-          <m:t>6</m:t>
+          <m:t>14</m:t>
         </m:r>
         <m:sSup>
           <m:e>
@@ -52027,12 +51287,9 @@
           <m:rPr>
             <m:sty m:val="p"/>
           </m:rPr>
-          <m:t>+</m:t>
-        </m:r>
-        <m:r>
-          <m:rPr>
-            <m:sty m:val="p"/>
-          </m:rPr>
+          <m:t>⇌</m:t>
+        </m:r>
+        <m:r>
           <m:t>6</m:t>
         </m:r>
         <m:sSup>
@@ -52041,15 +51298,24 @@
               <m:rPr>
                 <m:sty m:val="p"/>
               </m:rPr>
+              <m:t>F</m:t>
+            </m:r>
+            <m:r>
+              <m:rPr>
+                <m:sty m:val="p"/>
+              </m:rPr>
               <m:t>e</m:t>
             </m:r>
           </m:e>
           <m:sup>
             <m:r>
-              <m:rPr>
-                <m:sty m:val="p"/>
-              </m:rPr>
-              <m:t>−</m:t>
+              <m:t>3</m:t>
+            </m:r>
+            <m:r>
+              <m:rPr>
+                <m:sty m:val="p"/>
+              </m:rPr>
+              <m:t>+</m:t>
             </m:r>
           </m:sup>
         </m:sSup>
@@ -52057,13 +51323,10 @@
           <m:rPr>
             <m:sty m:val="p"/>
           </m:rPr>
-          <m:t>⇌</m:t>
-        </m:r>
-        <m:r>
-          <m:rPr>
-            <m:sty m:val="p"/>
-          </m:rPr>
-          <m:t>C</m:t>
+          <m:t>+</m:t>
+        </m:r>
+        <m:r>
+          <m:t>2</m:t>
         </m:r>
         <m:sSup>
           <m:e>
@@ -52071,15 +51334,24 @@
               <m:rPr>
                 <m:sty m:val="p"/>
               </m:rPr>
-              <m:t>l</m:t>
+              <m:t>C</m:t>
+            </m:r>
+            <m:r>
+              <m:rPr>
+                <m:sty m:val="p"/>
+              </m:rPr>
+              <m:t>r</m:t>
             </m:r>
           </m:e>
           <m:sup>
             <m:r>
-              <m:rPr>
-                <m:sty m:val="p"/>
-              </m:rPr>
-              <m:t>−</m:t>
+              <m:t>3</m:t>
+            </m:r>
+            <m:r>
+              <m:rPr>
+                <m:sty m:val="p"/>
+              </m:rPr>
+              <m:t>+</m:t>
             </m:r>
           </m:sup>
         </m:sSup>
@@ -52090,10 +51362,7 @@
           <m:t>+</m:t>
         </m:r>
         <m:r>
-          <m:rPr>
-            <m:sty m:val="p"/>
-          </m:rPr>
-          <m:t>3</m:t>
+          <m:t>7</m:t>
         </m:r>
         <m:sSub>
           <m:e>
@@ -52106,9 +51375,6 @@
           </m:e>
           <m:sub>
             <m:r>
-              <m:rPr>
-                <m:sty m:val="p"/>
-              </m:rPr>
               <m:t>2</m:t>
             </m:r>
           </m:sub>
@@ -52125,13 +51391,465 @@
           <w:rFonts w:ascii="Times New Roman" w:hAnsi="Times New Roman" w:eastAsia="Times New Roman" w:cs="Times New Roman"/>
         </w:rPr>
         <w:t xml:space="preserve">​</w:t>
+      </w:r>
+    </w:p>
+    <w:p>
+      <w:pPr>
+        <w:pStyle w:val="Compact"/>
+        <w:numPr>
+          <w:ilvl w:val="0"/>
+          <w:numId w:val="1010"/>
+        </w:numPr>
+      </w:pPr>
+      <m:oMath>
+        <m:oMathPr>
+          <m:ctrlPr>
+            <w:rPr>
+              <w:sz w:val="28"/>
+              <w:szCs w:val="28"/>
+            </w:rPr>
+          </m:ctrlPr>
+        </m:oMathPr>
+        <m:r>
+          <m:t>2</m:t>
+        </m:r>
+        <m:sSup>
+          <m:e>
+            <m:r>
+              <m:rPr>
+                <m:sty m:val="p"/>
+              </m:rPr>
+              <m:t>F</m:t>
+            </m:r>
+            <m:r>
+              <m:rPr>
+                <m:sty m:val="p"/>
+              </m:rPr>
+              <m:t>e</m:t>
+            </m:r>
+          </m:e>
+          <m:sup>
+            <m:r>
+              <m:t>3</m:t>
+            </m:r>
+            <m:r>
+              <m:rPr>
+                <m:sty m:val="p"/>
+              </m:rPr>
+              <m:t>+</m:t>
+            </m:r>
+          </m:sup>
+        </m:sSup>
+        <m:r>
+          <m:rPr>
+            <m:sty m:val="p"/>
+          </m:rPr>
+          <m:t>+</m:t>
+        </m:r>
+        <m:r>
+          <m:t>2</m:t>
+        </m:r>
+        <m:sSup>
+          <m:e>
+            <m:r>
+              <m:rPr>
+                <m:sty m:val="p"/>
+              </m:rPr>
+              <m:t>B</m:t>
+            </m:r>
+            <m:r>
+              <m:rPr>
+                <m:sty m:val="p"/>
+              </m:rPr>
+              <m:t>r</m:t>
+            </m:r>
+          </m:e>
+          <m:sup>
+            <m:r>
+              <m:rPr>
+                <m:sty m:val="p"/>
+              </m:rPr>
+              <m:t>−</m:t>
+            </m:r>
+          </m:sup>
+        </m:sSup>
+        <m:r>
+          <m:rPr>
+            <m:sty m:val="p"/>
+          </m:rPr>
+          <m:t>⇌</m:t>
+        </m:r>
+        <m:r>
+          <m:t>2</m:t>
+        </m:r>
+        <m:sSup>
+          <m:e>
+            <m:r>
+              <m:rPr>
+                <m:sty m:val="p"/>
+              </m:rPr>
+              <m:t>F</m:t>
+            </m:r>
+            <m:r>
+              <m:rPr>
+                <m:sty m:val="p"/>
+              </m:rPr>
+              <m:t>e</m:t>
+            </m:r>
+          </m:e>
+          <m:sup>
+            <m:r>
+              <m:t>2</m:t>
+            </m:r>
+            <m:r>
+              <m:rPr>
+                <m:sty m:val="p"/>
+              </m:rPr>
+              <m:t>+</m:t>
+            </m:r>
+          </m:sup>
+        </m:sSup>
+        <m:r>
+          <m:rPr>
+            <m:sty m:val="p"/>
+          </m:rPr>
+          <m:t>+</m:t>
+        </m:r>
+        <m:sSub>
+          <m:e>
+            <m:r>
+              <m:rPr>
+                <m:sty m:val="p"/>
+              </m:rPr>
+              <m:t>B</m:t>
+            </m:r>
+            <m:r>
+              <m:rPr>
+                <m:sty m:val="p"/>
+              </m:rPr>
+              <m:t>r</m:t>
+            </m:r>
+          </m:e>
+          <m:sub>
+            <m:r>
+              <m:t>2</m:t>
+            </m:r>
+          </m:sub>
+        </m:sSub>
+      </m:oMath>
+      <w:r>
+        <w:rPr>
+          <w:rFonts w:ascii="Times New Roman" w:hAnsi="Times New Roman" w:eastAsia="Times New Roman" w:cs="Times New Roman"/>
+        </w:rPr>
+        <w:t xml:space="preserve">​</w:t>
+      </w:r>
+    </w:p>
+    <w:p>
+      <w:pPr>
+        <w:pStyle w:val="FirstParagraph"/>
+      </w:pPr>
+    </w:p>
+    <w:p>
+      <w:pPr>
+        <w:pStyle w:val="BodyText"/>
+        <w:ind w:firstLine="420"/>
+      </w:pPr>
+      <w:r>
+        <w:rPr>
+          <w:rFonts w:ascii="Times New Roman" w:hAnsi="Times New Roman" w:eastAsia="Times New Roman" w:cs="Times New Roman"/>
+          <w:b/>
+          <w:bCs/>
+        </w:rPr>
+        <w:t xml:space="preserve">7.</w:t>
+      </w:r>
+      <w:r>
+        <w:rPr>
+          <w:rFonts w:ascii="Times New Roman" w:hAnsi="Times New Roman" w:eastAsia="Times New Roman" w:cs="Times New Roman"/>
+        </w:rPr>
+        <w:t xml:space="preserve"> </w:t>
+      </w:r>
+      <w:r>
+        <w:rPr>
+          <w:rFonts w:hint="eastAsia" w:ascii="Times New Roman" w:hAnsi="Times New Roman" w:eastAsia="FangSong" w:cs="Times New Roman"/>
+        </w:rPr>
+        <w:t xml:space="preserve">利用附录</w:t>
+      </w:r>
+      <w:r>
+        <w:rPr>
+          <w:rFonts w:ascii="Times New Roman" w:hAnsi="Times New Roman" w:eastAsia="Times New Roman" w:cs="Times New Roman"/>
+        </w:rPr>
+        <w:t xml:space="preserve"> C.2 </w:t>
+      </w:r>
+      <w:r>
+        <w:rPr>
+          <w:rFonts w:hint="eastAsia" w:ascii="Times New Roman" w:hAnsi="Times New Roman" w:eastAsia="FangSong" w:cs="Times New Roman"/>
+        </w:rPr>
+        <w:t xml:space="preserve">中已知的</w:t>
+      </w:r>
+      <w:r>
+        <w:rPr>
+          <w:rFonts w:ascii="Times New Roman" w:hAnsi="Times New Roman" w:eastAsia="Times New Roman" w:cs="Times New Roman"/>
+        </w:rPr>
+        <w:t xml:space="preserve"> </w:t>
+      </w:r>
+      <m:oMath>
+        <m:r>
+          <m:rPr>
+            <m:sty m:val="p"/>
+          </m:rPr>
+          <m:t>Δ</m:t>
+        </m:r>
+        <m:sSubSup>
+          <m:e>
+            <m:r>
+              <m:t>G</m:t>
+            </m:r>
+          </m:e>
+          <m:sub>
+            <m:r>
+              <m:t>f</m:t>
+            </m:r>
+          </m:sub>
+          <m:sup>
+            <m:r>
+              <m:rPr>
+                <m:sty m:val="p"/>
+              </m:rPr>
+              <m:t>⊖</m:t>
+            </m:r>
+          </m:sup>
+        </m:sSubSup>
+      </m:oMath>
+      <w:r>
+        <w:rPr>
+          <w:rFonts w:ascii="Times New Roman" w:hAnsi="Times New Roman" w:eastAsia="Times New Roman" w:cs="Times New Roman"/>
+        </w:rPr>
+        <w:t xml:space="preserve"> </w:t>
+      </w:r>
+      <w:r>
+        <w:rPr>
+          <w:rFonts w:hint="eastAsia" w:ascii="Times New Roman" w:hAnsi="Times New Roman" w:eastAsia="FangSong" w:cs="Times New Roman"/>
+        </w:rPr>
+        <w:t>数据</w:t>
+      </w:r>
+      <w:r>
+        <w:rPr>
+          <w:rFonts w:hint="eastAsia" w:ascii="Times New Roman" w:hAnsi="Times New Roman" w:eastAsia="Times New Roman" w:cs="Times New Roman"/>
+        </w:rPr>
+        <w:t>,</w:t>
+      </w:r>
+      <w:r>
+        <w:rPr>
+          <w:rFonts w:ascii="Times New Roman" w:hAnsi="Times New Roman" w:eastAsia="Times New Roman" w:cs="Times New Roman"/>
+        </w:rPr>
+        <w:t xml:space="preserve"> </w:t>
+      </w:r>
+      <w:r>
+        <w:rPr>
+          <w:rFonts w:hint="eastAsia" w:ascii="Times New Roman" w:hAnsi="Times New Roman" w:eastAsia="FangSong" w:cs="Times New Roman"/>
+        </w:rPr>
+        <w:t>求下列电极反应的标准电极电势</w:t>
+      </w:r>
+      <w:r>
+        <w:rPr>
+          <w:rFonts w:hint="eastAsia" w:ascii="Times New Roman" w:hAnsi="Times New Roman" w:eastAsia="Times New Roman" w:cs="Times New Roman"/>
+        </w:rPr>
+        <w:t>:</w:t>
       </w:r>
     </w:p>
     <w:p>
       <w:pPr>
         <w:numPr>
           <w:ilvl w:val="0"/>
-          <w:numId w:val="1010"/>
+          <w:numId w:val="1011"/>
+        </w:numPr>
+      </w:pPr>
+      <m:oMath>
+        <m:oMathPr>
+          <m:ctrlPr>
+            <w:rPr>
+              <w:sz w:val="28"/>
+              <w:szCs w:val="28"/>
+            </w:rPr>
+          </m:ctrlPr>
+        </m:oMathPr>
+        <m:r>
+          <m:rPr>
+            <m:sty m:val="p"/>
+          </m:rPr>
+          <m:t>C</m:t>
+        </m:r>
+        <m:r>
+          <m:rPr>
+            <m:sty m:val="p"/>
+          </m:rPr>
+          <m:t>l</m:t>
+        </m:r>
+        <m:sSubSup>
+          <m:e>
+            <m:r>
+              <m:rPr>
+                <m:sty m:val="p"/>
+              </m:rPr>
+              <m:t>O</m:t>
+            </m:r>
+          </m:e>
+          <m:sub>
+            <m:r>
+              <m:rPr>
+                <m:sty m:val="p"/>
+              </m:rPr>
+              <m:t>3</m:t>
+            </m:r>
+          </m:sub>
+          <m:sup>
+            <m:r>
+              <m:rPr>
+                <m:sty m:val="p"/>
+              </m:rPr>
+              <m:t>−</m:t>
+            </m:r>
+          </m:sup>
+        </m:sSubSup>
+        <m:r>
+          <m:rPr>
+            <m:sty m:val="p"/>
+          </m:rPr>
+          <m:t>+</m:t>
+        </m:r>
+        <m:r>
+          <m:rPr>
+            <m:sty m:val="p"/>
+          </m:rPr>
+          <m:t>6</m:t>
+        </m:r>
+        <m:sSup>
+          <m:e>
+            <m:r>
+              <m:rPr>
+                <m:sty m:val="p"/>
+              </m:rPr>
+              <m:t>H</m:t>
+            </m:r>
+          </m:e>
+          <m:sup>
+            <m:r>
+              <m:rPr>
+                <m:sty m:val="p"/>
+              </m:rPr>
+              <m:t>+</m:t>
+            </m:r>
+          </m:sup>
+        </m:sSup>
+        <m:r>
+          <m:rPr>
+            <m:sty m:val="p"/>
+          </m:rPr>
+          <m:t>+</m:t>
+        </m:r>
+        <m:r>
+          <m:rPr>
+            <m:sty m:val="p"/>
+          </m:rPr>
+          <m:t>6</m:t>
+        </m:r>
+        <m:sSup>
+          <m:e>
+            <m:r>
+              <m:rPr>
+                <m:sty m:val="p"/>
+              </m:rPr>
+              <m:t>e</m:t>
+            </m:r>
+          </m:e>
+          <m:sup>
+            <m:r>
+              <m:rPr>
+                <m:sty m:val="p"/>
+              </m:rPr>
+              <m:t>−</m:t>
+            </m:r>
+          </m:sup>
+        </m:sSup>
+        <m:r>
+          <m:rPr>
+            <m:sty m:val="p"/>
+          </m:rPr>
+          <m:t>⇌</m:t>
+        </m:r>
+        <m:r>
+          <m:rPr>
+            <m:sty m:val="p"/>
+          </m:rPr>
+          <m:t>C</m:t>
+        </m:r>
+        <m:sSup>
+          <m:e>
+            <m:r>
+              <m:rPr>
+                <m:sty m:val="p"/>
+              </m:rPr>
+              <m:t>l</m:t>
+            </m:r>
+          </m:e>
+          <m:sup>
+            <m:r>
+              <m:rPr>
+                <m:sty m:val="p"/>
+              </m:rPr>
+              <m:t>−</m:t>
+            </m:r>
+          </m:sup>
+        </m:sSup>
+        <m:r>
+          <m:rPr>
+            <m:sty m:val="p"/>
+          </m:rPr>
+          <m:t>+</m:t>
+        </m:r>
+        <m:r>
+          <m:rPr>
+            <m:sty m:val="p"/>
+          </m:rPr>
+          <m:t>3</m:t>
+        </m:r>
+        <m:sSub>
+          <m:e>
+            <m:r>
+              <m:rPr>
+                <m:sty m:val="p"/>
+              </m:rPr>
+              <m:t>H</m:t>
+            </m:r>
+          </m:e>
+          <m:sub>
+            <m:r>
+              <m:rPr>
+                <m:sty m:val="p"/>
+              </m:rPr>
+              <m:t>2</m:t>
+            </m:r>
+          </m:sub>
+        </m:sSub>
+        <m:r>
+          <m:rPr>
+            <m:sty m:val="p"/>
+          </m:rPr>
+          <m:t>O</m:t>
+        </m:r>
+      </m:oMath>
+      <w:r>
+        <w:rPr>
+          <w:rFonts w:ascii="Times New Roman" w:hAnsi="Times New Roman" w:eastAsia="Times New Roman" w:cs="Times New Roman"/>
+        </w:rPr>
+        <w:t xml:space="preserve">​</w:t>
+      </w:r>
+    </w:p>
+    <w:p>
+      <w:pPr>
+        <w:numPr>
+          <w:ilvl w:val="0"/>
+          <w:numId w:val="1011"/>
         </w:numPr>
       </w:pPr>
       <m:oMath>
@@ -60817,7 +60535,7 @@
       <w:pPr>
         <w:numPr>
           <w:ilvl w:val="0"/>
-          <w:numId w:val="1011"/>
+          <w:numId w:val="1012"/>
         </w:numPr>
         <w:ind w:firstLine="420"/>
       </w:pPr>
@@ -61084,7 +60802,7 @@
       <w:pPr>
         <w:numPr>
           <w:ilvl w:val="0"/>
-          <w:numId w:val="1011"/>
+          <w:numId w:val="1012"/>
         </w:numPr>
         <w:ind w:firstLine="420"/>
       </w:pPr>
@@ -61773,7 +61491,7 @@
     </w:lvlOverride>
   </w:num>
   <w:num w:numId="1006">
-    <w:abstractNumId w:val="99431"/>
+    <w:abstractNumId w:val="99731"/>
     <w:lvlOverride w:ilvl="0">
       <w:startOverride w:val="1"/>
     </w:lvlOverride>
@@ -61923,6 +61641,36 @@
     </w:lvlOverride>
   </w:num>
   <w:num w:numId="1011">
+    <w:abstractNumId w:val="99431"/>
+    <w:lvlOverride w:ilvl="0">
+      <w:startOverride w:val="1"/>
+    </w:lvlOverride>
+    <w:lvlOverride w:ilvl="1">
+      <w:startOverride w:val="1"/>
+    </w:lvlOverride>
+    <w:lvlOverride w:ilvl="2">
+      <w:startOverride w:val="1"/>
+    </w:lvlOverride>
+    <w:lvlOverride w:ilvl="3">
+      <w:startOverride w:val="1"/>
+    </w:lvlOverride>
+    <w:lvlOverride w:ilvl="4">
+      <w:startOverride w:val="1"/>
+    </w:lvlOverride>
+    <w:lvlOverride w:ilvl="5">
+      <w:startOverride w:val="1"/>
+    </w:lvlOverride>
+    <w:lvlOverride w:ilvl="6">
+      <w:startOverride w:val="1"/>
+    </w:lvlOverride>
+    <w:lvlOverride w:ilvl="7">
+      <w:startOverride w:val="1"/>
+    </w:lvlOverride>
+    <w:lvlOverride w:ilvl="8">
+      <w:startOverride w:val="1"/>
+    </w:lvlOverride>
+  </w:num>
+  <w:num w:numId="1012">
     <w:abstractNumId w:val="99431"/>
     <w:lvlOverride w:ilvl="0">
       <w:startOverride w:val="1"/>

--- a/06-学生侧材料/讲义/学生专用版/3-物理化学/电化学基础-超级充实版（学生专用版）.docx
+++ b/06-学生侧材料/讲义/学生专用版/3-物理化学/电化学基础-超级充实版（学生专用版）.docx
@@ -12,7 +12,7 @@
         </w:pict>
       </w:r>
     </w:p>
-    <w:bookmarkStart w:id="9" w:name="学习目标与考纲锚点"/>
+    <w:bookmarkStart w:id="19" w:name="原电池与电动势"/>
     <w:p>
       <w:pPr>
         <w:pStyle w:val="Heading2"/>
@@ -20,1187 +20,18 @@
       </w:pPr>
       <w:r>
         <w:rPr>
+          <w:rFonts w:ascii="Times New Roman" w:hAnsi="Times New Roman" w:eastAsia="Times New Roman" w:cs="Times New Roman"/>
+        </w:rPr>
+        <w:t xml:space="preserve">§1 </w:t>
+      </w:r>
+      <w:r>
+        <w:rPr>
           <w:rFonts w:hint="eastAsia" w:ascii="Times New Roman" w:hAnsi="Times New Roman" w:eastAsia="SimHei" w:cs="Times New Roman"/>
         </w:rPr>
-        <w:t xml:space="preserve">学习目标与考纲锚点</w:t>
+        <w:t xml:space="preserve">原电池与电动势</w:t>
       </w:r>
     </w:p>
-    <w:p>
-      <w:pPr>
-        <w:pStyle w:val="BlockText"/>
-        <w:spacing w:after="80"/>
-        <w:ind w:firstLine="420"/>
-      </w:pPr>
-      <w:r>
-        <w:rPr>
-          <w:rFonts w:hint="eastAsia" w:ascii="Times New Roman" w:hAnsi="Times New Roman" w:eastAsia="FangSong" w:cs="Times New Roman"/>
-        </w:rPr>
-        <w:t>对齐考纲</w:t>
-      </w:r>
-      <w:r>
-        <w:rPr>
-          <w:rFonts w:hint="eastAsia" w:ascii="Times New Roman" w:hAnsi="Times New Roman" w:eastAsia="Times New Roman" w:cs="Times New Roman"/>
-        </w:rPr>
-        <w:t>：§08</w:t>
-      </w:r>
-      <w:r>
-        <w:rPr>
-          <w:rFonts w:ascii="Times New Roman" w:hAnsi="Times New Roman" w:eastAsia="Times New Roman" w:cs="Times New Roman"/>
-        </w:rPr>
-        <w:t xml:space="preserve"> </w:t>
-      </w:r>
-      <w:r>
-        <w:rPr>
-          <w:rFonts w:hint="eastAsia" w:ascii="Times New Roman" w:hAnsi="Times New Roman" w:eastAsia="FangSong" w:cs="Times New Roman"/>
-        </w:rPr>
-        <w:t xml:space="preserve">氧化还原与电化学</w:t>
-      </w:r>
-      <w:r>
-        <w:rPr>
-          <w:rFonts w:ascii="Times New Roman" w:hAnsi="Times New Roman" w:eastAsia="Times New Roman" w:cs="Times New Roman"/>
-        </w:rPr>
-        <w:t xml:space="preserve"> · </w:t>
-      </w:r>
-      <w:r>
-        <w:rPr>
-          <w:rFonts w:hint="eastAsia" w:ascii="Times New Roman" w:hAnsi="Times New Roman" w:eastAsia="FangSong" w:cs="Times New Roman"/>
-        </w:rPr>
-        <w:t>决赛</w:t>
-      </w:r>
-      <w:r>
-        <w:rPr>
-          <w:rFonts w:hint="eastAsia" w:ascii="Times New Roman" w:hAnsi="Times New Roman" w:eastAsia="Times New Roman" w:cs="Times New Roman"/>
-        </w:rPr>
-        <w:t>10</w:t>
-      </w:r>
-      <w:r>
-        <w:rPr>
-          <w:rFonts w:ascii="Times New Roman" w:hAnsi="Times New Roman" w:eastAsia="Times New Roman" w:cs="Times New Roman"/>
-        </w:rPr>
-        <w:t xml:space="preserve"> </w:t>
-      </w:r>
-      <w:r>
-        <w:rPr>
-          <w:rFonts w:hint="eastAsia" w:ascii="Times New Roman" w:hAnsi="Times New Roman" w:eastAsia="FangSong" w:cs="Times New Roman"/>
-        </w:rPr>
-        <w:t xml:space="preserve">电化学</w:t>
-      </w:r>
-    </w:p>
-    <w:tbl>
-      <w:tblPr>
-        <w:tblStyle w:val="Table"/>
-        <w:tblW w:type="pct" w:w="5000"/>
-        <w:tblLayout w:type="fixed"/>
-        <w:tblLook w:firstRow="1" w:lastRow="0" w:firstColumn="0" w:lastColumn="0" w:noHBand="0" w:noVBand="0" w:val="0020"/>
-        <w:jc w:val="center"/>
-        <w:tblBorders>
-          <w:top w:val="single" w:sz="12" w:space="0" w:color="333333"/>
-          <w:bottom w:val="single" w:sz="12" w:space="0" w:color="333333"/>
-          <w:left w:val="none"/>
-          <w:right w:val="none"/>
-          <w:insideH w:val="none"/>
-          <w:insideV w:val="none"/>
-        </w:tblBorders>
-      </w:tblPr>
-      <w:tblGrid>
-        <w:gridCol w:w="3960"/>
-        <w:gridCol w:w="3960"/>
-      </w:tblGrid>
-      <w:tr>
-        <w:trPr>
-          <w:tblHeader w:val="on"/>
-        </w:trPr>
-        <w:tc>
-          <w:tcPr>
-            <w:tcBorders>
-              <w:bottom w:val="single" w:sz="6" w:space="0" w:color="333333"/>
-            </w:tcBorders>
-          </w:tcPr>
-          <w:p>
-            <w:pPr>
-              <w:pStyle w:val="Compact"/>
-              <w:jc w:val="center"/>
-            </w:pPr>
-            <w:r>
-              <w:rPr>
-                <w:rFonts w:hint="eastAsia" w:ascii="Times New Roman" w:hAnsi="Times New Roman" w:eastAsia="SimHei" w:cs="Times New Roman"/>
-                <w:b/>
-              </w:rPr>
-              <w:t xml:space="preserve">考纲条目</w:t>
-            </w:r>
-          </w:p>
-        </w:tc>
-        <w:tc>
-          <w:tcPr>
-            <w:tcBorders>
-              <w:bottom w:val="single" w:sz="6" w:space="0" w:color="333333"/>
-            </w:tcBorders>
-          </w:tcPr>
-          <w:p>
-            <w:pPr>
-              <w:pStyle w:val="Compact"/>
-              <w:jc w:val="center"/>
-            </w:pPr>
-            <w:r>
-              <w:rPr>
-                <w:rFonts w:hint="eastAsia" w:ascii="Times New Roman" w:hAnsi="Times New Roman" w:eastAsia="SimHei" w:cs="Times New Roman"/>
-                <w:b/>
-              </w:rPr>
-              <w:t xml:space="preserve">学完本讲你应能</w:t>
-            </w:r>
-          </w:p>
-        </w:tc>
-      </w:tr>
-      <w:tr>
-        <w:tc>
-          <w:tcPr/>
-          <w:p>
-            <w:pPr>
-              <w:pStyle w:val="Compact"/>
-              <w:jc w:val="center"/>
-            </w:pPr>
-            <w:r>
-              <w:rPr>
-                <w:rFonts w:ascii="Times New Roman" w:hAnsi="Times New Roman" w:eastAsia="Times New Roman" w:cs="Times New Roman"/>
-              </w:rPr>
-              <w:t xml:space="preserve">§08 </w:t>
-            </w:r>
-            <w:r>
-              <w:rPr>
-                <w:rFonts w:hint="eastAsia" w:ascii="Times New Roman" w:hAnsi="Times New Roman" w:eastAsia="FangSong" w:cs="Times New Roman"/>
-              </w:rPr>
-              <w:t xml:space="preserve">氧化还原与电化学</w:t>
-            </w:r>
-            <w:r>
-              <w:rPr>
-                <w:rFonts w:ascii="Times New Roman" w:hAnsi="Times New Roman" w:eastAsia="Times New Roman" w:cs="Times New Roman"/>
-              </w:rPr>
-              <w:t xml:space="preserve"> · </w:t>
-            </w:r>
-            <w:r>
-              <w:rPr>
-                <w:rFonts w:hint="eastAsia" w:ascii="Times New Roman" w:hAnsi="Times New Roman" w:eastAsia="FangSong" w:cs="Times New Roman"/>
-              </w:rPr>
-              <w:t xml:space="preserve">原电池与电池符号</w:t>
-            </w:r>
-          </w:p>
-        </w:tc>
-        <w:tc>
-          <w:tcPr/>
-          <w:p>
-            <w:pPr>
-              <w:pStyle w:val="Compact"/>
-              <w:jc w:val="center"/>
-            </w:pPr>
-            <w:r>
-              <w:rPr>
-                <w:rFonts w:hint="eastAsia" w:ascii="Times New Roman" w:hAnsi="Times New Roman" w:eastAsia="FangSong" w:cs="Times New Roman"/>
-              </w:rPr>
-              <w:t>辨识原电池的四类电极与书写规范</w:t>
-            </w:r>
-            <w:r>
-              <w:rPr>
-                <w:rFonts w:hint="eastAsia" w:ascii="Times New Roman" w:hAnsi="Times New Roman" w:eastAsia="Times New Roman" w:cs="Times New Roman"/>
-              </w:rPr>
-              <w:t>，</w:t>
-            </w:r>
-            <w:r>
-              <w:rPr>
-                <w:rFonts w:hint="eastAsia" w:ascii="Times New Roman" w:hAnsi="Times New Roman" w:eastAsia="FangSong" w:cs="Times New Roman"/>
-              </w:rPr>
-              <w:t>由给定氧化还原反应设计电池并写出电池符号</w:t>
-            </w:r>
-          </w:p>
-        </w:tc>
-      </w:tr>
-      <w:tr>
-        <w:tc>
-          <w:tcPr/>
-          <w:p>
-            <w:pPr>
-              <w:pStyle w:val="Compact"/>
-              <w:jc w:val="center"/>
-            </w:pPr>
-            <w:r>
-              <w:rPr>
-                <w:rFonts w:ascii="Times New Roman" w:hAnsi="Times New Roman" w:eastAsia="Times New Roman" w:cs="Times New Roman"/>
-              </w:rPr>
-              <w:t xml:space="preserve">§08 </w:t>
-            </w:r>
-            <w:r>
-              <w:rPr>
-                <w:rFonts w:hint="eastAsia" w:ascii="Times New Roman" w:hAnsi="Times New Roman" w:eastAsia="FangSong" w:cs="Times New Roman"/>
-              </w:rPr>
-              <w:t xml:space="preserve">氧化还原与电化学</w:t>
-            </w:r>
-            <w:r>
-              <w:rPr>
-                <w:rFonts w:ascii="Times New Roman" w:hAnsi="Times New Roman" w:eastAsia="Times New Roman" w:cs="Times New Roman"/>
-              </w:rPr>
-              <w:t xml:space="preserve"> · </w:t>
-            </w:r>
-            <w:r>
-              <w:rPr>
-                <w:rFonts w:hint="eastAsia" w:ascii="Times New Roman" w:hAnsi="Times New Roman" w:eastAsia="FangSong" w:cs="Times New Roman"/>
-              </w:rPr>
-              <w:t xml:space="preserve">标准电极电势与</w:t>
-            </w:r>
-            <w:r>
-              <w:rPr>
-                <w:rFonts w:ascii="Times New Roman" w:hAnsi="Times New Roman" w:eastAsia="Times New Roman" w:cs="Times New Roman"/>
-              </w:rPr>
-              <w:t xml:space="preserve"> Nernst </w:t>
-            </w:r>
-            <w:r>
-              <w:rPr>
-                <w:rFonts w:hint="eastAsia" w:ascii="Times New Roman" w:hAnsi="Times New Roman" w:eastAsia="FangSong" w:cs="Times New Roman"/>
-              </w:rPr>
-              <w:t xml:space="preserve">方程</w:t>
-            </w:r>
-          </w:p>
-        </w:tc>
-        <w:tc>
-          <w:tcPr/>
-          <w:p>
-            <w:pPr>
-              <w:pStyle w:val="Compact"/>
-              <w:jc w:val="center"/>
-            </w:pPr>
-            <w:r>
-              <w:rPr>
-                <w:rFonts w:hint="eastAsia" w:ascii="Times New Roman" w:hAnsi="Times New Roman" w:eastAsia="FangSong" w:cs="Times New Roman"/>
-              </w:rPr>
-              <w:t xml:space="preserve">由</w:t>
-            </w:r>
-            <w:r>
-              <w:rPr>
-                <w:rFonts w:ascii="Times New Roman" w:hAnsi="Times New Roman" w:eastAsia="Times New Roman" w:cs="Times New Roman"/>
-              </w:rPr>
-              <w:t xml:space="preserve"> </w:t>
-            </w:r>
-            <m:oMath>
-              <m:sSup>
-                <m:e>
-                  <m:r>
-                    <m:t>E</m:t>
-                  </m:r>
-                </m:e>
-                <m:sup>
-                  <m:r>
-                    <m:t>θ</m:t>
-                  </m:r>
-                </m:sup>
-              </m:sSup>
-            </m:oMath>
-            <w:r>
-              <w:rPr>
-                <w:rFonts w:ascii="Times New Roman" w:hAnsi="Times New Roman" w:eastAsia="Times New Roman" w:cs="Times New Roman"/>
-              </w:rPr>
-              <w:t xml:space="preserve"> </w:t>
-            </w:r>
-            <w:r>
-              <w:rPr>
-                <w:rFonts w:hint="eastAsia" w:ascii="Times New Roman" w:hAnsi="Times New Roman" w:eastAsia="FangSong" w:cs="Times New Roman"/>
-              </w:rPr>
-              <w:t>判断氧化还原反应的自发性与方向</w:t>
-            </w:r>
-            <w:r>
-              <w:rPr>
-                <w:rFonts w:hint="eastAsia" w:ascii="Times New Roman" w:hAnsi="Times New Roman" w:eastAsia="Times New Roman" w:cs="Times New Roman"/>
-              </w:rPr>
-              <w:t>；</w:t>
-            </w:r>
-            <w:r>
-              <w:rPr>
-                <w:rFonts w:hint="eastAsia" w:ascii="Times New Roman" w:hAnsi="Times New Roman" w:eastAsia="FangSong" w:cs="Times New Roman"/>
-              </w:rPr>
-              <w:t>由</w:t>
-            </w:r>
-            <w:r>
-              <w:rPr>
-                <w:rFonts w:ascii="Times New Roman" w:hAnsi="Times New Roman" w:eastAsia="Times New Roman" w:cs="Times New Roman"/>
-              </w:rPr>
-              <w:t xml:space="preserve"> Nernst </w:t>
-            </w:r>
-            <w:r>
-              <w:rPr>
-                <w:rFonts w:hint="eastAsia" w:ascii="Times New Roman" w:hAnsi="Times New Roman" w:eastAsia="FangSong" w:cs="Times New Roman"/>
-              </w:rPr>
-              <w:t>方程定量计算浓度</w:t>
-            </w:r>
-            <w:r>
-              <w:rPr>
-                <w:rFonts w:hint="eastAsia" w:ascii="Times New Roman" w:hAnsi="Times New Roman" w:eastAsia="Times New Roman" w:cs="Times New Roman"/>
-              </w:rPr>
-              <w:t>、</w:t>
-            </w:r>
-            <w:r>
-              <w:rPr>
-                <w:rFonts w:hint="eastAsia" w:ascii="Times New Roman" w:hAnsi="Times New Roman" w:eastAsia="FangSong" w:cs="Times New Roman"/>
-              </w:rPr>
-              <w:t>酸碱度</w:t>
-            </w:r>
-            <w:r>
-              <w:rPr>
-                <w:rFonts w:hint="eastAsia" w:ascii="Times New Roman" w:hAnsi="Times New Roman" w:eastAsia="Times New Roman" w:cs="Times New Roman"/>
-              </w:rPr>
-              <w:t>、</w:t>
-            </w:r>
-            <w:r>
-              <w:rPr>
-                <w:rFonts w:hint="eastAsia" w:ascii="Times New Roman" w:hAnsi="Times New Roman" w:eastAsia="FangSong" w:cs="Times New Roman"/>
-              </w:rPr>
-              <w:t>沉淀与配位对电极电势的影响</w:t>
-            </w:r>
-          </w:p>
-        </w:tc>
-      </w:tr>
-      <w:tr>
-        <w:tc>
-          <w:tcPr/>
-          <w:p>
-            <w:pPr>
-              <w:pStyle w:val="Compact"/>
-              <w:jc w:val="center"/>
-            </w:pPr>
-            <w:r>
-              <w:rPr>
-                <w:rFonts w:ascii="Times New Roman" w:hAnsi="Times New Roman" w:eastAsia="Times New Roman" w:cs="Times New Roman"/>
-              </w:rPr>
-              <w:t xml:space="preserve">§08 </w:t>
-            </w:r>
-            <w:r>
-              <w:rPr>
-                <w:rFonts w:hint="eastAsia" w:ascii="Times New Roman" w:hAnsi="Times New Roman" w:eastAsia="FangSong" w:cs="Times New Roman"/>
-              </w:rPr>
-              <w:t xml:space="preserve">氧化还原与电化学</w:t>
-            </w:r>
-            <w:r>
-              <w:rPr>
-                <w:rFonts w:ascii="Times New Roman" w:hAnsi="Times New Roman" w:eastAsia="Times New Roman" w:cs="Times New Roman"/>
-              </w:rPr>
-              <w:t xml:space="preserve"> ·</w:t>
-            </w:r>
-            <w:r>
-              <w:rPr>
-                <w:rFonts w:ascii="Times New Roman" w:hAnsi="Times New Roman" w:eastAsia="Times New Roman" w:cs="Times New Roman"/>
-              </w:rPr>
-              <w:t xml:space="preserve"> </w:t>
-            </w:r>
-            <m:oMath>
-              <m:sSub>
-                <m:e>
-                  <m:r>
-                    <m:rPr>
-                      <m:sty m:val="p"/>
-                    </m:rPr>
-                    <m:t>Δ</m:t>
-                  </m:r>
-                </m:e>
-                <m:sub>
-                  <m:r>
-                    <m:t>r</m:t>
-                  </m:r>
-                </m:sub>
-              </m:sSub>
-              <m:sSup>
-                <m:e>
-                  <m:r>
-                    <m:t>G</m:t>
-                  </m:r>
-                </m:e>
-                <m:sup>
-                  <m:r>
-                    <m:t>θ</m:t>
-                  </m:r>
-                </m:sup>
-              </m:sSup>
-            </m:oMath>
-            <w:r>
-              <w:rPr>
-                <w:rFonts w:ascii="Times New Roman" w:hAnsi="Times New Roman" w:eastAsia="Times New Roman" w:cs="Times New Roman"/>
-              </w:rPr>
-              <w:t xml:space="preserve">—</w:t>
-            </w:r>
-            <m:oMath>
-              <m:sSup>
-                <m:e>
-                  <m:r>
-                    <m:t>E</m:t>
-                  </m:r>
-                </m:e>
-                <m:sup>
-                  <m:r>
-                    <m:t>θ</m:t>
-                  </m:r>
-                </m:sup>
-              </m:sSup>
-            </m:oMath>
-            <w:r>
-              <w:rPr>
-                <w:rFonts w:ascii="Times New Roman" w:hAnsi="Times New Roman" w:eastAsia="Times New Roman" w:cs="Times New Roman"/>
-              </w:rPr>
-              <w:t xml:space="preserve">—</w:t>
-            </w:r>
-            <m:oMath>
-              <m:sSup>
-                <m:e>
-                  <m:r>
-                    <m:t>K</m:t>
-                  </m:r>
-                </m:e>
-                <m:sup>
-                  <m:r>
-                    <m:t>θ</m:t>
-                  </m:r>
-                </m:sup>
-              </m:sSup>
-            </m:oMath>
-            <w:r>
-              <w:rPr>
-                <w:rFonts w:ascii="Times New Roman" w:hAnsi="Times New Roman" w:eastAsia="Times New Roman" w:cs="Times New Roman"/>
-              </w:rPr>
-              <w:t xml:space="preserve"> </w:t>
-            </w:r>
-            <w:r>
-              <w:rPr>
-                <w:rFonts w:hint="eastAsia" w:ascii="Times New Roman" w:hAnsi="Times New Roman" w:eastAsia="FangSong" w:cs="Times New Roman"/>
-              </w:rPr>
-              <w:t xml:space="preserve">三量统一</w:t>
-            </w:r>
-          </w:p>
-        </w:tc>
-        <w:tc>
-          <w:tcPr/>
-          <w:p>
-            <w:pPr>
-              <w:pStyle w:val="Compact"/>
-              <w:jc w:val="center"/>
-            </w:pPr>
-            <w:r>
-              <w:rPr>
-                <w:rFonts w:hint="eastAsia" w:ascii="Times New Roman" w:hAnsi="Times New Roman" w:eastAsia="FangSong" w:cs="Times New Roman"/>
-              </w:rPr>
-              <w:t xml:space="preserve">由</w:t>
-            </w:r>
-            <w:r>
-              <w:rPr>
-                <w:rFonts w:ascii="Times New Roman" w:hAnsi="Times New Roman" w:eastAsia="Times New Roman" w:cs="Times New Roman"/>
-              </w:rPr>
-              <w:t xml:space="preserve"> </w:t>
-            </w:r>
-            <m:oMath>
-              <m:sSub>
-                <m:e>
-                  <m:r>
-                    <m:rPr>
-                      <m:sty m:val="p"/>
-                    </m:rPr>
-                    <m:t>Δ</m:t>
-                  </m:r>
-                </m:e>
-                <m:sub>
-                  <m:r>
-                    <m:t>r</m:t>
-                  </m:r>
-                </m:sub>
-              </m:sSub>
-              <m:sSup>
-                <m:e>
-                  <m:r>
-                    <m:t>G</m:t>
-                  </m:r>
-                </m:e>
-                <m:sup>
-                  <m:r>
-                    <m:t>θ</m:t>
-                  </m:r>
-                </m:sup>
-              </m:sSup>
-              <m:r>
-                <m:rPr>
-                  <m:sty m:val="p"/>
-                </m:rPr>
-                <m:t>=</m:t>
-              </m:r>
-              <m:r>
-                <m:rPr>
-                  <m:sty m:val="p"/>
-                </m:rPr>
-                <m:t>−</m:t>
-              </m:r>
-              <m:r>
-                <m:t>n</m:t>
-              </m:r>
-              <m:r>
-                <m:t>F</m:t>
-              </m:r>
-              <m:sSubSup>
-                <m:e>
-                  <m:r>
-                    <m:t>E</m:t>
-                  </m:r>
-                </m:e>
-                <m:sub>
-                  <m:r>
-                    <m:rPr>
-                      <m:nor/>
-                      <m:sty m:val="p"/>
-                    </m:rPr>
-                    <m:t>cell</m:t>
-                  </m:r>
-                </m:sub>
-                <m:sup>
-                  <m:r>
-                    <m:t>θ</m:t>
-                  </m:r>
-                </m:sup>
-              </m:sSubSup>
-              <m:r>
-                <m:rPr>
-                  <m:sty m:val="p"/>
-                </m:rPr>
-                <m:t>=</m:t>
-              </m:r>
-              <m:r>
-                <m:rPr>
-                  <m:sty m:val="p"/>
-                </m:rPr>
-                <m:t>−</m:t>
-              </m:r>
-              <m:r>
-                <m:t>R</m:t>
-              </m:r>
-              <m:r>
-                <m:t>T</m:t>
-              </m:r>
-              <m:r>
-                <m:rPr>
-                  <m:sty m:val="p"/>
-                </m:rPr>
-                <m:t>ln</m:t>
-              </m:r>
-              <m:sSup>
-                <m:e>
-                  <m:r>
-                    <m:t>K</m:t>
-                  </m:r>
-                </m:e>
-                <m:sup>
-                  <m:r>
-                    <m:t>θ</m:t>
-                  </m:r>
-                </m:sup>
-              </m:sSup>
-            </m:oMath>
-            <w:r>
-              <w:rPr>
-                <w:rFonts w:ascii="Times New Roman" w:hAnsi="Times New Roman" w:eastAsia="Times New Roman" w:cs="Times New Roman"/>
-              </w:rPr>
-              <w:t xml:space="preserve"> </w:t>
-            </w:r>
-            <w:r>
-              <w:rPr>
-                <w:rFonts w:hint="eastAsia" w:ascii="Times New Roman" w:hAnsi="Times New Roman" w:eastAsia="FangSong" w:cs="Times New Roman"/>
-              </w:rPr>
-              <w:t xml:space="preserve">完成</w:t>
-            </w:r>
-            <w:r>
-              <w:rPr>
-                <w:rFonts w:ascii="Times New Roman" w:hAnsi="Times New Roman" w:eastAsia="Times New Roman" w:cs="Times New Roman"/>
-              </w:rPr>
-              <w:t xml:space="preserve"> </w:t>
-            </w:r>
-            <m:oMath>
-              <m:sSup>
-                <m:e>
-                  <m:r>
-                    <m:t>E</m:t>
-                  </m:r>
-                </m:e>
-                <m:sup>
-                  <m:r>
-                    <m:t>θ</m:t>
-                  </m:r>
-                </m:sup>
-              </m:sSup>
-            </m:oMath>
-            <w:r>
-              <w:rPr>
-                <w:rFonts w:ascii="Times New Roman" w:hAnsi="Times New Roman" w:eastAsia="Times New Roman" w:cs="Times New Roman"/>
-              </w:rPr>
-              <w:t xml:space="preserve">、</w:t>
-            </w:r>
-            <m:oMath>
-              <m:sSub>
-                <m:e>
-                  <m:r>
-                    <m:rPr>
-                      <m:sty m:val="p"/>
-                    </m:rPr>
-                    <m:t>Δ</m:t>
-                  </m:r>
-                </m:e>
-                <m:sub>
-                  <m:r>
-                    <m:t>r</m:t>
-                  </m:r>
-                </m:sub>
-              </m:sSub>
-              <m:sSup>
-                <m:e>
-                  <m:r>
-                    <m:t>G</m:t>
-                  </m:r>
-                </m:e>
-                <m:sup>
-                  <m:r>
-                    <m:t>θ</m:t>
-                  </m:r>
-                </m:sup>
-              </m:sSup>
-            </m:oMath>
-            <w:r>
-              <w:rPr>
-                <w:rFonts w:ascii="Times New Roman" w:hAnsi="Times New Roman" w:eastAsia="Times New Roman" w:cs="Times New Roman"/>
-              </w:rPr>
-              <w:t xml:space="preserve">、</w:t>
-            </w:r>
-            <m:oMath>
-              <m:sSup>
-                <m:e>
-                  <m:r>
-                    <m:t>K</m:t>
-                  </m:r>
-                </m:e>
-                <m:sup>
-                  <m:r>
-                    <m:t>θ</m:t>
-                  </m:r>
-                </m:sup>
-              </m:sSup>
-            </m:oMath>
-            <w:r>
-              <w:rPr>
-                <w:rFonts w:ascii="Times New Roman" w:hAnsi="Times New Roman" w:eastAsia="Times New Roman" w:cs="Times New Roman"/>
-              </w:rPr>
-              <w:t xml:space="preserve"> </w:t>
-            </w:r>
-            <w:r>
-              <w:rPr>
-                <w:rFonts w:hint="eastAsia" w:ascii="Times New Roman" w:hAnsi="Times New Roman" w:eastAsia="FangSong" w:cs="Times New Roman"/>
-              </w:rPr>
-              <w:t xml:space="preserve">与</w:t>
-            </w:r>
-            <w:r>
-              <w:rPr>
-                <w:rFonts w:ascii="Times New Roman" w:hAnsi="Times New Roman" w:eastAsia="Times New Roman" w:cs="Times New Roman"/>
-              </w:rPr>
-              <w:t xml:space="preserve"> </w:t>
-            </w:r>
-            <m:oMath>
-              <m:sSub>
-                <m:e>
-                  <m:r>
-                    <m:t>K</m:t>
-                  </m:r>
-                </m:e>
-                <m:sub>
-                  <m:r>
-                    <m:t>s</m:t>
-                  </m:r>
-                  <m:r>
-                    <m:t>p</m:t>
-                  </m:r>
-                </m:sub>
-              </m:sSub>
-            </m:oMath>
-            <w:r>
-              <w:rPr>
-                <w:rFonts w:ascii="Times New Roman" w:hAnsi="Times New Roman" w:eastAsia="Times New Roman" w:cs="Times New Roman"/>
-              </w:rPr>
-              <w:t xml:space="preserve"> </w:t>
-            </w:r>
-            <w:r>
-              <w:rPr>
-                <w:rFonts w:hint="eastAsia" w:ascii="Times New Roman" w:hAnsi="Times New Roman" w:eastAsia="FangSong" w:cs="Times New Roman"/>
-              </w:rPr>
-              <w:t xml:space="preserve">的互算</w:t>
-            </w:r>
-          </w:p>
-        </w:tc>
-      </w:tr>
-      <w:tr>
-        <w:tc>
-          <w:tcPr/>
-          <w:p>
-            <w:pPr>
-              <w:pStyle w:val="Compact"/>
-              <w:jc w:val="center"/>
-            </w:pPr>
-            <w:r>
-              <w:rPr>
-                <w:rFonts w:hint="eastAsia" w:ascii="Times New Roman" w:hAnsi="Times New Roman" w:eastAsia="FangSong" w:cs="Times New Roman"/>
-              </w:rPr>
-              <w:t>决赛</w:t>
-            </w:r>
-            <w:r>
-              <w:rPr>
-                <w:rFonts w:hint="eastAsia" w:ascii="Times New Roman" w:hAnsi="Times New Roman" w:eastAsia="Times New Roman" w:cs="Times New Roman"/>
-              </w:rPr>
-              <w:t>10</w:t>
-            </w:r>
-            <w:r>
-              <w:rPr>
-                <w:rFonts w:ascii="Times New Roman" w:hAnsi="Times New Roman" w:eastAsia="Times New Roman" w:cs="Times New Roman"/>
-              </w:rPr>
-              <w:t xml:space="preserve"> </w:t>
-            </w:r>
-            <w:r>
-              <w:rPr>
-                <w:rFonts w:hint="eastAsia" w:ascii="Times New Roman" w:hAnsi="Times New Roman" w:eastAsia="FangSong" w:cs="Times New Roman"/>
-              </w:rPr>
-              <w:t xml:space="preserve">电化学</w:t>
-            </w:r>
-            <w:r>
-              <w:rPr>
-                <w:rFonts w:ascii="Times New Roman" w:hAnsi="Times New Roman" w:eastAsia="Times New Roman" w:cs="Times New Roman"/>
-              </w:rPr>
-              <w:t xml:space="preserve"> · </w:t>
-            </w:r>
-            <w:r>
-              <w:rPr>
-                <w:rFonts w:hint="eastAsia" w:ascii="Times New Roman" w:hAnsi="Times New Roman" w:eastAsia="FangSong" w:cs="Times New Roman"/>
-              </w:rPr>
-              <w:t xml:space="preserve">元素电势图与歧化判断</w:t>
-            </w:r>
-          </w:p>
-        </w:tc>
-        <w:tc>
-          <w:tcPr/>
-          <w:p>
-            <w:pPr>
-              <w:pStyle w:val="Compact"/>
-              <w:jc w:val="center"/>
-            </w:pPr>
-            <w:r>
-              <w:rPr>
-                <w:rFonts w:hint="eastAsia" w:ascii="Times New Roman" w:hAnsi="Times New Roman" w:eastAsia="FangSong" w:cs="Times New Roman"/>
-              </w:rPr>
-              <w:t xml:space="preserve">读懂</w:t>
-            </w:r>
-            <w:r>
-              <w:rPr>
-                <w:rFonts w:ascii="Times New Roman" w:hAnsi="Times New Roman" w:eastAsia="Times New Roman" w:cs="Times New Roman"/>
-              </w:rPr>
-              <w:t xml:space="preserve"> Latimer </w:t>
-            </w:r>
-            <w:r>
-              <w:rPr>
-                <w:rFonts w:hint="eastAsia" w:ascii="Times New Roman" w:hAnsi="Times New Roman" w:eastAsia="FangSong" w:cs="Times New Roman"/>
-              </w:rPr>
-              <w:t>图与自由能</w:t>
-            </w:r>
-            <w:r>
-              <w:rPr>
-                <w:rFonts w:hint="eastAsia" w:ascii="Times New Roman" w:hAnsi="Times New Roman" w:eastAsia="Times New Roman" w:cs="Times New Roman"/>
-              </w:rPr>
-              <w:t>-</w:t>
-            </w:r>
-            <w:r>
-              <w:rPr>
-                <w:rFonts w:hint="eastAsia" w:ascii="Times New Roman" w:hAnsi="Times New Roman" w:eastAsia="FangSong" w:cs="Times New Roman"/>
-              </w:rPr>
-              <w:t>氧化数图</w:t>
-            </w:r>
-            <w:r>
-              <w:rPr>
-                <w:rFonts w:hint="eastAsia" w:ascii="Times New Roman" w:hAnsi="Times New Roman" w:eastAsia="Times New Roman" w:cs="Times New Roman"/>
-              </w:rPr>
-              <w:t>，</w:t>
-            </w:r>
-            <w:r>
-              <w:rPr>
-                <w:rFonts w:hint="eastAsia" w:ascii="Times New Roman" w:hAnsi="Times New Roman" w:eastAsia="FangSong" w:cs="Times New Roman"/>
-              </w:rPr>
-              <w:t>按电子转移数加权计算非相邻电对的</w:t>
-            </w:r>
-            <w:r>
-              <w:rPr>
-                <w:rFonts w:ascii="Times New Roman" w:hAnsi="Times New Roman" w:eastAsia="Times New Roman" w:cs="Times New Roman"/>
-              </w:rPr>
-              <w:t xml:space="preserve"> </w:t>
-            </w:r>
-            <m:oMath>
-              <m:sSup>
-                <m:e>
-                  <m:r>
-                    <m:t>E</m:t>
-                  </m:r>
-                </m:e>
-                <m:sup>
-                  <m:r>
-                    <m:t>θ</m:t>
-                  </m:r>
-                </m:sup>
-              </m:sSup>
-            </m:oMath>
-            <w:r>
-              <w:rPr>
-                <w:rFonts w:hint="eastAsia" w:ascii="Times New Roman" w:hAnsi="Times New Roman" w:eastAsia="Times New Roman" w:cs="Times New Roman"/>
-              </w:rPr>
-              <w:t>，</w:t>
-            </w:r>
-            <w:r>
-              <w:rPr>
-                <w:rFonts w:hint="eastAsia" w:ascii="Times New Roman" w:hAnsi="Times New Roman" w:eastAsia="FangSong" w:cs="Times New Roman"/>
-              </w:rPr>
-              <w:t>判断中间价态物种的歧化与归中</w:t>
-            </w:r>
-          </w:p>
-        </w:tc>
-      </w:tr>
-      <w:tr>
-        <w:tc>
-          <w:tcPr/>
-          <w:p>
-            <w:pPr>
-              <w:pStyle w:val="Compact"/>
-              <w:jc w:val="center"/>
-            </w:pPr>
-            <w:r>
-              <w:rPr>
-                <w:rFonts w:hint="eastAsia" w:ascii="Times New Roman" w:hAnsi="Times New Roman" w:eastAsia="FangSong" w:cs="Times New Roman"/>
-              </w:rPr>
-              <w:t>决赛</w:t>
-            </w:r>
-            <w:r>
-              <w:rPr>
-                <w:rFonts w:hint="eastAsia" w:ascii="Times New Roman" w:hAnsi="Times New Roman" w:eastAsia="Times New Roman" w:cs="Times New Roman"/>
-              </w:rPr>
-              <w:t>10</w:t>
-            </w:r>
-            <w:r>
-              <w:rPr>
-                <w:rFonts w:ascii="Times New Roman" w:hAnsi="Times New Roman" w:eastAsia="Times New Roman" w:cs="Times New Roman"/>
-              </w:rPr>
-              <w:t xml:space="preserve"> </w:t>
-            </w:r>
-            <w:r>
-              <w:rPr>
-                <w:rFonts w:hint="eastAsia" w:ascii="Times New Roman" w:hAnsi="Times New Roman" w:eastAsia="FangSong" w:cs="Times New Roman"/>
-              </w:rPr>
-              <w:t xml:space="preserve">电化学</w:t>
-            </w:r>
-            <w:r>
-              <w:rPr>
-                <w:rFonts w:ascii="Times New Roman" w:hAnsi="Times New Roman" w:eastAsia="Times New Roman" w:cs="Times New Roman"/>
-              </w:rPr>
-              <w:t xml:space="preserve"> · </w:t>
-            </w:r>
-            <w:r>
-              <w:rPr>
-                <w:rFonts w:hint="eastAsia" w:ascii="Times New Roman" w:hAnsi="Times New Roman" w:eastAsia="FangSong" w:cs="Times New Roman"/>
-              </w:rPr>
-              <w:t xml:space="preserve">电极动力学与电催化</w:t>
-            </w:r>
-          </w:p>
-        </w:tc>
-        <w:tc>
-          <w:tcPr/>
-          <w:p>
-            <w:pPr>
-              <w:pStyle w:val="Compact"/>
-              <w:jc w:val="center"/>
-            </w:pPr>
-            <w:r>
-              <w:rPr>
-                <w:rFonts w:hint="eastAsia" w:ascii="Times New Roman" w:hAnsi="Times New Roman" w:eastAsia="FangSong" w:cs="Times New Roman"/>
-              </w:rPr>
-              <w:t>区分活化极化</w:t>
-            </w:r>
-            <w:r>
-              <w:rPr>
-                <w:rFonts w:hint="eastAsia" w:ascii="Times New Roman" w:hAnsi="Times New Roman" w:eastAsia="Times New Roman" w:cs="Times New Roman"/>
-              </w:rPr>
-              <w:t>、</w:t>
-            </w:r>
-            <w:r>
-              <w:rPr>
-                <w:rFonts w:hint="eastAsia" w:ascii="Times New Roman" w:hAnsi="Times New Roman" w:eastAsia="FangSong" w:cs="Times New Roman"/>
-              </w:rPr>
-              <w:t>浓差极化与电阻极化</w:t>
-            </w:r>
-            <w:r>
-              <w:rPr>
-                <w:rFonts w:hint="eastAsia" w:ascii="Times New Roman" w:hAnsi="Times New Roman" w:eastAsia="Times New Roman" w:cs="Times New Roman"/>
-              </w:rPr>
-              <w:t>；</w:t>
-            </w:r>
-            <w:r>
-              <w:rPr>
-                <w:rFonts w:hint="eastAsia" w:ascii="Times New Roman" w:hAnsi="Times New Roman" w:eastAsia="FangSong" w:cs="Times New Roman"/>
-              </w:rPr>
-              <w:t>由</w:t>
-            </w:r>
-            <w:r>
-              <w:rPr>
-                <w:rFonts w:ascii="Times New Roman" w:hAnsi="Times New Roman" w:eastAsia="Times New Roman" w:cs="Times New Roman"/>
-              </w:rPr>
-              <w:t xml:space="preserve"> Tafel </w:t>
-            </w:r>
-            <w:r>
-              <w:rPr>
-                <w:rFonts w:hint="eastAsia" w:ascii="Times New Roman" w:hAnsi="Times New Roman" w:eastAsia="FangSong" w:cs="Times New Roman"/>
-              </w:rPr>
-              <w:t>方程分析超电势对阴阳极产物析出顺序的调控</w:t>
-            </w:r>
-            <w:r>
-              <w:rPr>
-                <w:rFonts w:hint="eastAsia" w:ascii="Times New Roman" w:hAnsi="Times New Roman" w:eastAsia="Times New Roman" w:cs="Times New Roman"/>
-              </w:rPr>
-              <w:t>；</w:t>
-            </w:r>
-            <w:r>
-              <w:rPr>
-                <w:rFonts w:hint="eastAsia" w:ascii="Times New Roman" w:hAnsi="Times New Roman" w:eastAsia="FangSong" w:cs="Times New Roman"/>
-              </w:rPr>
-              <w:t>理解</w:t>
-            </w:r>
-            <w:r>
-              <w:rPr>
-                <w:rFonts w:ascii="Times New Roman" w:hAnsi="Times New Roman" w:eastAsia="Times New Roman" w:cs="Times New Roman"/>
-              </w:rPr>
-              <w:t xml:space="preserve"> PCET </w:t>
-            </w:r>
-            <w:r>
-              <w:rPr>
-                <w:rFonts w:hint="eastAsia" w:ascii="Times New Roman" w:hAnsi="Times New Roman" w:eastAsia="FangSong" w:cs="Times New Roman"/>
-              </w:rPr>
-              <w:t xml:space="preserve">与非水溶剂电势标度换算</w:t>
-            </w:r>
-          </w:p>
-        </w:tc>
-      </w:tr>
-    </w:tbl>
-    <w:p>
-      <w:pPr>
-        <w:pStyle w:val="BodyText"/>
-        <w:spacing w:before="120"/>
-        <w:ind w:firstLine="420"/>
-      </w:pPr>
-      <w:r>
-        <w:rPr>
-          <w:rFonts w:hint="eastAsia" w:ascii="Times New Roman" w:hAnsi="Times New Roman" w:eastAsia="FangSong" w:cs="Times New Roman"/>
-        </w:rPr>
-        <w:t>本讲系统构建从经典平衡电化学</w:t>
-      </w:r>
-      <w:r>
-        <w:rPr>
-          <w:rFonts w:hint="eastAsia" w:ascii="Times New Roman" w:hAnsi="Times New Roman" w:eastAsia="Times New Roman" w:cs="Times New Roman"/>
-        </w:rPr>
-        <w:t>、</w:t>
-      </w:r>
-      <w:r>
-        <w:rPr>
-          <w:rFonts w:hint="eastAsia" w:ascii="Times New Roman" w:hAnsi="Times New Roman" w:eastAsia="FangSong" w:cs="Times New Roman"/>
-        </w:rPr>
-        <w:t>电极电势热力学到不可逆电极动力学与电催化的完整竞赛知识体系</w:t>
-      </w:r>
-      <w:r>
-        <w:rPr>
-          <w:rFonts w:hint="eastAsia" w:ascii="Times New Roman" w:hAnsi="Times New Roman" w:eastAsia="Times New Roman" w:cs="Times New Roman"/>
-        </w:rPr>
-        <w:t>。</w:t>
-      </w:r>
-      <w:r>
-        <w:rPr>
-          <w:rFonts w:hint="eastAsia" w:ascii="Times New Roman" w:hAnsi="Times New Roman" w:eastAsia="FangSong" w:cs="Times New Roman"/>
-        </w:rPr>
-        <w:t>完成本讲学习后</w:t>
-      </w:r>
-      <w:r>
-        <w:rPr>
-          <w:rFonts w:hint="eastAsia" w:ascii="Times New Roman" w:hAnsi="Times New Roman" w:eastAsia="Times New Roman" w:cs="Times New Roman"/>
-        </w:rPr>
-        <w:t>，</w:t>
-      </w:r>
-      <w:r>
-        <w:rPr>
-          <w:rFonts w:hint="eastAsia" w:ascii="Times New Roman" w:hAnsi="Times New Roman" w:eastAsia="FangSong" w:cs="Times New Roman"/>
-        </w:rPr>
-        <w:t>应能熟练掌握化学能与电能相互转换的微观热力学本质</w:t>
-      </w:r>
-      <w:r>
-        <w:rPr>
-          <w:rFonts w:hint="eastAsia" w:ascii="Times New Roman" w:hAnsi="Times New Roman" w:eastAsia="Times New Roman" w:cs="Times New Roman"/>
-        </w:rPr>
-        <w:t>，</w:t>
-      </w:r>
-      <w:r>
-        <w:rPr>
-          <w:rFonts w:hint="eastAsia" w:ascii="Times New Roman" w:hAnsi="Times New Roman" w:eastAsia="FangSong" w:cs="Times New Roman"/>
-        </w:rPr>
-        <w:t>精通</w:t>
-      </w:r>
-      <w:r>
-        <w:rPr>
-          <w:rFonts w:ascii="Times New Roman" w:hAnsi="Times New Roman" w:eastAsia="Times New Roman" w:cs="Times New Roman"/>
-        </w:rPr>
-        <w:t xml:space="preserve"> Nernst </w:t>
-      </w:r>
-      <w:r>
-        <w:rPr>
-          <w:rFonts w:hint="eastAsia" w:ascii="Times New Roman" w:hAnsi="Times New Roman" w:eastAsia="FangSong" w:cs="Times New Roman"/>
-        </w:rPr>
-        <w:t>方程与平衡常数</w:t>
-      </w:r>
-      <w:r>
-        <w:rPr>
-          <w:rFonts w:hint="eastAsia" w:ascii="Times New Roman" w:hAnsi="Times New Roman" w:eastAsia="Times New Roman" w:cs="Times New Roman"/>
-        </w:rPr>
-        <w:t>、</w:t>
-      </w:r>
-      <w:r>
-        <w:rPr>
-          <w:rFonts w:hint="eastAsia" w:ascii="Times New Roman" w:hAnsi="Times New Roman" w:eastAsia="FangSong" w:cs="Times New Roman"/>
-        </w:rPr>
-        <w:t>自由能的三角转接计算</w:t>
-      </w:r>
-      <w:r>
-        <w:rPr>
-          <w:rFonts w:hint="eastAsia" w:ascii="Times New Roman" w:hAnsi="Times New Roman" w:eastAsia="Times New Roman" w:cs="Times New Roman"/>
-        </w:rPr>
-        <w:t>，</w:t>
-      </w:r>
-      <w:r>
-        <w:rPr>
-          <w:rFonts w:hint="eastAsia" w:ascii="Times New Roman" w:hAnsi="Times New Roman" w:eastAsia="FangSong" w:cs="Times New Roman"/>
-        </w:rPr>
-        <w:t>掌握</w:t>
-      </w:r>
-      <w:r>
-        <w:rPr>
-          <w:rFonts w:ascii="Times New Roman" w:hAnsi="Times New Roman" w:eastAsia="Times New Roman" w:cs="Times New Roman"/>
-        </w:rPr>
-        <w:t xml:space="preserve"> Latimer </w:t>
-      </w:r>
-      <w:r>
-        <w:rPr>
-          <w:rFonts w:hint="eastAsia" w:ascii="Times New Roman" w:hAnsi="Times New Roman" w:eastAsia="FangSong" w:cs="Times New Roman"/>
-        </w:rPr>
-        <w:t xml:space="preserve">图与</w:t>
-      </w:r>
-      <w:r>
-        <w:rPr>
-          <w:rFonts w:ascii="Times New Roman" w:hAnsi="Times New Roman" w:eastAsia="Times New Roman" w:cs="Times New Roman"/>
-        </w:rPr>
-        <w:t xml:space="preserve"> Frost </w:t>
-      </w:r>
-      <w:r>
-        <w:rPr>
-          <w:rFonts w:hint="eastAsia" w:ascii="Times New Roman" w:hAnsi="Times New Roman" w:eastAsia="FangSong" w:cs="Times New Roman"/>
-        </w:rPr>
-        <w:t>图的拓扑分析与歧化判断</w:t>
-      </w:r>
-      <w:r>
-        <w:rPr>
-          <w:rFonts w:hint="eastAsia" w:ascii="Times New Roman" w:hAnsi="Times New Roman" w:eastAsia="Times New Roman" w:cs="Times New Roman"/>
-        </w:rPr>
-        <w:t>，</w:t>
-      </w:r>
-      <w:r>
-        <w:rPr>
-          <w:rFonts w:hint="eastAsia" w:ascii="Times New Roman" w:hAnsi="Times New Roman" w:eastAsia="FangSong" w:cs="Times New Roman"/>
-        </w:rPr>
-        <w:t>理解电化学腐蚀防护机理</w:t>
-      </w:r>
-      <w:r>
-        <w:rPr>
-          <w:rFonts w:hint="eastAsia" w:ascii="Times New Roman" w:hAnsi="Times New Roman" w:eastAsia="Times New Roman" w:cs="Times New Roman"/>
-        </w:rPr>
-        <w:t>、</w:t>
-      </w:r>
-      <w:r>
-        <w:rPr>
-          <w:rFonts w:hint="eastAsia" w:ascii="Times New Roman" w:hAnsi="Times New Roman" w:eastAsia="FangSong" w:cs="Times New Roman"/>
-        </w:rPr>
-        <w:t>超电势动力学与</w:t>
-      </w:r>
-      <w:r>
-        <w:rPr>
-          <w:rFonts w:ascii="Times New Roman" w:hAnsi="Times New Roman" w:eastAsia="Times New Roman" w:cs="Times New Roman"/>
-        </w:rPr>
-        <w:t xml:space="preserve"> Tafel </w:t>
-      </w:r>
-      <w:r>
-        <w:rPr>
-          <w:rFonts w:hint="eastAsia" w:ascii="Times New Roman" w:hAnsi="Times New Roman" w:eastAsia="FangSong" w:cs="Times New Roman"/>
-        </w:rPr>
-        <w:t>方程</w:t>
-      </w:r>
-      <w:r>
-        <w:rPr>
-          <w:rFonts w:hint="eastAsia" w:ascii="Times New Roman" w:hAnsi="Times New Roman" w:eastAsia="Times New Roman" w:cs="Times New Roman"/>
-        </w:rPr>
-        <w:t>，</w:t>
-      </w:r>
-      <w:r>
-        <w:rPr>
-          <w:rFonts w:hint="eastAsia" w:ascii="Times New Roman" w:hAnsi="Times New Roman" w:eastAsia="FangSong" w:cs="Times New Roman"/>
-        </w:rPr>
-        <w:t>并能综合运用质子耦合电子转移</w:t>
-      </w:r>
-      <w:r>
-        <w:rPr>
-          <w:rFonts w:hint="eastAsia" w:ascii="Times New Roman" w:hAnsi="Times New Roman" w:eastAsia="Times New Roman" w:cs="Times New Roman"/>
-        </w:rPr>
-        <w:t>（PCET）</w:t>
-      </w:r>
-      <w:r>
-        <w:rPr>
-          <w:rFonts w:hint="eastAsia" w:ascii="Times New Roman" w:hAnsi="Times New Roman" w:eastAsia="FangSong" w:cs="Times New Roman"/>
-        </w:rPr>
-        <w:t>与非水溶剂电势模型解析现代竞赛前沿大题</w:t>
-      </w:r>
-      <w:r>
-        <w:rPr>
-          <w:rFonts w:hint="eastAsia" w:ascii="Times New Roman" w:hAnsi="Times New Roman" w:eastAsia="Times New Roman" w:cs="Times New Roman"/>
-        </w:rPr>
-        <w:t>。</w:t>
-      </w:r>
-    </w:p>
-    <w:p>
-      <w:pPr>
-        <w:spacing w:before="160" w:after="80"/>
-      </w:pPr>
-      <w:r>
-        <w:pict>
-          <v:rect style="width:0;height:1.5pt" o:hralign="center" o:hrstd="t" o:hr="t"/>
-        </w:pict>
-      </w:r>
-    </w:p>
-    <w:bookmarkEnd w:id="9"/>
-    <w:bookmarkStart w:id="20" w:name="原电池与电动势"/>
-    <w:p>
-      <w:pPr>
-        <w:pStyle w:val="Heading2"/>
-        <w:spacing w:before="280" w:after="120"/>
-      </w:pPr>
-      <w:r>
-        <w:rPr>
-          <w:rFonts w:ascii="Times New Roman" w:hAnsi="Times New Roman" w:eastAsia="Times New Roman" w:cs="Times New Roman"/>
-        </w:rPr>
-        <w:t xml:space="preserve">§1 </w:t>
-      </w:r>
-      <w:r>
-        <w:rPr>
-          <w:rFonts w:hint="eastAsia" w:ascii="Times New Roman" w:hAnsi="Times New Roman" w:eastAsia="SimHei" w:cs="Times New Roman"/>
-        </w:rPr>
-        <w:t xml:space="preserve">原电池与电动势</w:t>
-      </w:r>
-    </w:p>
-    <w:bookmarkStart w:id="16" w:name="原电池的基本结构"/>
+    <w:bookmarkStart w:id="15" w:name="原电池的基本结构"/>
     <w:p>
       <w:pPr>
         <w:pStyle w:val="Heading3"/>
@@ -1293,18 +124,18 @@
           <wp:inline>
             <wp:extent cx="2667000" cy="2207781"/>
             <wp:effectExtent b="0" l="0" r="0" t="0"/>
-            <wp:docPr descr="" title="" id="11" name="Picture"/>
+            <wp:docPr descr="" title="" id="10" name="Picture"/>
             <a:graphic>
               <a:graphicData uri="http://schemas.openxmlformats.org/drawingml/2006/picture">
                 <pic:pic>
                   <pic:nvPicPr>
-                    <pic:cNvPr descr="ef643c15ec7025427771e84acaf7b7de6001e2d22f2f3e8874661a8543e567d3.jpg" id="12" name="Picture"/>
+                    <pic:cNvPr descr="ef643c15ec7025427771e84acaf7b7de6001e2d22f2f3e8874661a8543e567d3.jpg" id="11" name="Picture"/>
                     <pic:cNvPicPr>
                       <a:picLocks noChangeArrowheads="1" noChangeAspect="1"/>
                     </pic:cNvPicPr>
                   </pic:nvPicPr>
                   <pic:blipFill>
-                    <a:blip r:embed="rId10"/>
+                    <a:blip r:embed="rId9"/>
                     <a:stretch>
                       <a:fillRect/>
                     </a:stretch>
@@ -2037,18 +868,18 @@
           <wp:inline>
             <wp:extent cx="2667000" cy="2166937"/>
             <wp:effectExtent b="0" l="0" r="0" t="0"/>
-            <wp:docPr descr="" title="" id="14" name="Picture"/>
+            <wp:docPr descr="" title="" id="13" name="Picture"/>
             <a:graphic>
               <a:graphicData uri="http://schemas.openxmlformats.org/drawingml/2006/picture">
                 <pic:pic>
                   <pic:nvPicPr>
-                    <pic:cNvPr descr="f784135f6f46a9e6ab29c579761817b4de52334020a43ca7febc28e353e42a29.jpg" id="15" name="Picture"/>
+                    <pic:cNvPr descr="f784135f6f46a9e6ab29c579761817b4de52334020a43ca7febc28e353e42a29.jpg" id="14" name="Picture"/>
                     <pic:cNvPicPr>
                       <a:picLocks noChangeArrowheads="1" noChangeAspect="1"/>
                     </pic:cNvPicPr>
                   </pic:nvPicPr>
                   <pic:blipFill>
-                    <a:blip r:embed="rId13"/>
+                    <a:blip r:embed="rId12"/>
                     <a:stretch>
                       <a:fillRect/>
                     </a:stretch>
@@ -2111,8 +942,8 @@
         <w:t>电极与溶液界面双电层模型</w:t>
       </w:r>
     </w:p>
-    <w:bookmarkEnd w:id="16"/>
-    <w:bookmarkStart w:id="17" w:name="电池符号表示"/>
+    <w:bookmarkEnd w:id="15"/>
+    <w:bookmarkStart w:id="16" w:name="电池符号表示"/>
     <w:p>
       <w:pPr>
         <w:pStyle w:val="Heading3"/>
@@ -2314,12 +1145,12 @@
         </w:rPr>
         <w:t xml:space="preserve">：</w:t>
       </w:r>
-      <w:r>
-        <w:rPr>
-          <w:rFonts w:ascii="Times New Roman" w:hAnsi="Times New Roman" w:eastAsia="Times New Roman" w:cs="Times New Roman"/>
-        </w:rPr>
-        <w:t xml:space="preserve"> </w:t>
-      </w:r>
+    </w:p>
+    <w:p>
+      <w:pPr>
+        <w:pStyle w:val="BodyText"/>
+        <w:ind w:firstLine="420"/>
+      </w:pPr>
       <w:r>
         <w:rPr>
           <w:rFonts w:hint="eastAsia" w:ascii="Times New Roman" w:hAnsi="Times New Roman" w:eastAsia="FangSong" w:cs="Times New Roman"/>
@@ -2619,8 +1450,8 @@
         <w:t>。</w:t>
       </w:r>
     </w:p>
-    <w:bookmarkEnd w:id="17"/>
-    <w:bookmarkStart w:id="18" w:name="四种常见电极类型"/>
+    <w:bookmarkEnd w:id="16"/>
+    <w:bookmarkStart w:id="17" w:name="四种常见电极类型"/>
     <w:p>
       <w:pPr>
         <w:pStyle w:val="Heading3"/>
@@ -4671,8 +3502,8 @@
         <w:t>。</w:t>
       </w:r>
     </w:p>
-    <w:bookmarkEnd w:id="18"/>
-    <w:bookmarkStart w:id="19" w:name="电动势-e"/>
+    <w:bookmarkEnd w:id="17"/>
+    <w:bookmarkStart w:id="18" w:name="电动势-e"/>
     <w:p>
       <w:pPr>
         <w:pStyle w:val="Heading3"/>
@@ -4868,9 +3699,9 @@
         </w:pict>
       </w:r>
     </w:p>
+    <w:bookmarkEnd w:id="18"/>
     <w:bookmarkEnd w:id="19"/>
-    <w:bookmarkEnd w:id="20"/>
-    <w:bookmarkStart w:id="26" w:name="标准电极电势"/>
+    <w:bookmarkStart w:id="25" w:name="标准电极电势"/>
     <w:p>
       <w:pPr>
         <w:pStyle w:val="Heading2"/>
@@ -4889,7 +3720,7 @@
         <w:t xml:space="preserve">标准电极电势</w:t>
       </w:r>
     </w:p>
-    <w:bookmarkStart w:id="24" w:name="标准氢电极she"/>
+    <w:bookmarkStart w:id="23" w:name="标准氢电极she"/>
     <w:p>
       <w:pPr>
         <w:pStyle w:val="Heading3"/>
@@ -5232,23 +4063,9 @@
       </w:pPr>
       <w:r>
         <w:rPr>
-          <w:rFonts w:hint="eastAsia" w:ascii="Times New Roman" w:hAnsi="Times New Roman" w:eastAsia="FangSong" w:cs="Times New Roman"/>
-          <w:b/>
-          <w:bCs/>
-        </w:rPr>
-        <w:t xml:space="preserve">深层理解</w:t>
-      </w:r>
-      <w:r>
-        <w:rPr>
-          <w:rFonts w:hint="eastAsia" w:ascii="Times New Roman" w:hAnsi="Times New Roman" w:eastAsia="Times New Roman" w:cs="Times New Roman"/>
-        </w:rPr>
-        <w:t xml:space="preserve">：SHE</w:t>
-      </w:r>
-      <w:r>
-        <w:rPr>
-          <w:rFonts w:ascii="Times New Roman" w:hAnsi="Times New Roman" w:eastAsia="Times New Roman" w:cs="Times New Roman"/>
-        </w:rPr>
-        <w:t xml:space="preserve"> </w:t>
+          <w:rFonts w:ascii="Times New Roman" w:hAnsi="Times New Roman" w:eastAsia="Times New Roman" w:cs="Times New Roman"/>
+        </w:rPr>
+        <w:t xml:space="preserve">SHE </w:t>
       </w:r>
       <w:r>
         <w:rPr>
@@ -5468,18 +4285,18 @@
           <wp:inline>
             <wp:extent cx="2667000" cy="2080977"/>
             <wp:effectExtent b="0" l="0" r="0" t="0"/>
-            <wp:docPr descr="" title="" id="22" name="Picture"/>
+            <wp:docPr descr="" title="" id="21" name="Picture"/>
             <a:graphic>
               <a:graphicData uri="http://schemas.openxmlformats.org/drawingml/2006/picture">
                 <pic:pic>
                   <pic:nvPicPr>
-                    <pic:cNvPr descr="1ea2cb21cc90d9bb69ff960e8cb8026c6d3c5ab6a88f3732d72f63790d58401e.jpg" id="23" name="Picture"/>
+                    <pic:cNvPr descr="1ea2cb21cc90d9bb69ff960e8cb8026c6d3c5ab6a88f3732d72f63790d58401e.jpg" id="22" name="Picture"/>
                     <pic:cNvPicPr>
                       <a:picLocks noChangeArrowheads="1" noChangeAspect="1"/>
                     </pic:cNvPicPr>
                   </pic:nvPicPr>
                   <pic:blipFill>
-                    <a:blip r:embed="rId21"/>
+                    <a:blip r:embed="rId20"/>
                     <a:stretch>
                       <a:fillRect/>
                     </a:stretch>
@@ -5542,8 +4359,8 @@
         <w:t>标准氢电极构造</w:t>
       </w:r>
     </w:p>
-    <w:bookmarkEnd w:id="24"/>
-    <w:bookmarkStart w:id="25" w:name="标准电极电势表的使用"/>
+    <w:bookmarkEnd w:id="23"/>
+    <w:bookmarkStart w:id="24" w:name="标准电极电势表的使用"/>
     <w:p>
       <w:pPr>
         <w:pStyle w:val="Heading3"/>
@@ -6178,9 +4995,9 @@
         </w:pict>
       </w:r>
     </w:p>
+    <w:bookmarkEnd w:id="24"/>
     <w:bookmarkEnd w:id="25"/>
-    <w:bookmarkEnd w:id="26"/>
-    <w:bookmarkStart w:id="29" w:name="nernst-方程"/>
+    <w:bookmarkStart w:id="28" w:name="nernst-方程"/>
     <w:p>
       <w:pPr>
         <w:pStyle w:val="Heading2"/>
@@ -6199,7 +5016,7 @@
         <w:t xml:space="preserve">方程</w:t>
       </w:r>
     </w:p>
-    <w:bookmarkStart w:id="27" w:name="完整推导链"/>
+    <w:bookmarkStart w:id="26" w:name="完整推导链"/>
     <w:p>
       <w:pPr>
         <w:pStyle w:val="Heading3"/>
@@ -7774,8 +6591,8 @@
         <w:t>。</w:t>
       </w:r>
     </w:p>
-    <w:bookmarkEnd w:id="27"/>
-    <w:bookmarkStart w:id="28" w:name="nernst-方程的典型应用"/>
+    <w:bookmarkEnd w:id="26"/>
+    <w:bookmarkStart w:id="27" w:name="nernst-方程的典型应用"/>
     <w:p>
       <w:pPr>
         <w:pStyle w:val="Heading3"/>
@@ -11846,9 +10663,9 @@
         </w:pict>
       </w:r>
     </w:p>
+    <w:bookmarkEnd w:id="27"/>
     <w:bookmarkEnd w:id="28"/>
-    <w:bookmarkEnd w:id="29"/>
-    <w:bookmarkStart w:id="33" w:name="δgθeθ-与-kθ-的三量统一"/>
+    <w:bookmarkStart w:id="32" w:name="δgθeθ-与-kθ-的三量统一"/>
     <w:p>
       <w:pPr>
         <w:pStyle w:val="Heading2"/>
@@ -11879,7 +10696,7 @@
         <w:t xml:space="preserve">的三量统一</w:t>
       </w:r>
     </w:p>
-    <w:bookmarkStart w:id="30" w:name="三个核心桥梁公式"/>
+    <w:bookmarkStart w:id="29" w:name="三个核心桥梁公式"/>
     <w:p>
       <w:pPr>
         <w:pStyle w:val="Heading3"/>
@@ -12414,8 +11231,8 @@
         </w:tc>
       </w:tr>
     </w:tbl>
-    <w:bookmarkEnd w:id="30"/>
-    <w:bookmarkStart w:id="31" w:name="示例从-eθ-计算-kθ"/>
+    <w:bookmarkEnd w:id="29"/>
+    <w:bookmarkStart w:id="30" w:name="示例从-eθ-计算-kθ"/>
     <w:p>
       <w:pPr>
         <w:pStyle w:val="Heading3"/>
@@ -12511,8 +11328,8 @@
         <w:pStyle w:val="BodyText"/>
       </w:pPr>
     </w:p>
-    <w:bookmarkEnd w:id="31"/>
-    <w:bookmarkStart w:id="32" w:name="从-eθ-计算-ksp"/>
+    <w:bookmarkEnd w:id="30"/>
+    <w:bookmarkStart w:id="31" w:name="从-eθ-计算-ksp"/>
     <w:p>
       <w:pPr>
         <w:pStyle w:val="Heading3"/>
@@ -13545,9 +12362,9 @@
         <w:t>。</w:t>
       </w:r>
     </w:p>
+    <w:bookmarkEnd w:id="31"/>
     <w:bookmarkEnd w:id="32"/>
-    <w:bookmarkEnd w:id="33"/>
-    <w:bookmarkStart w:id="37" w:name="latimer-图与元素电势图"/>
+    <w:bookmarkStart w:id="44" w:name="latimer-图与元素电势图"/>
     <w:p>
       <w:pPr>
         <w:pStyle w:val="Heading2"/>
@@ -13566,7 +12383,7 @@
         <w:t xml:space="preserve">图与元素电势图</w:t>
       </w:r>
     </w:p>
-    <w:bookmarkStart w:id="34" w:name="latimer-图"/>
+    <w:bookmarkStart w:id="33" w:name="latimer-图"/>
     <w:p>
       <w:pPr>
         <w:pStyle w:val="Heading3"/>
@@ -14037,20 +12854,6 @@
       <w:r>
         <w:rPr>
           <w:rFonts w:hint="eastAsia" w:ascii="Times New Roman" w:hAnsi="Times New Roman" w:eastAsia="FangSong" w:cs="Times New Roman"/>
-          <w:b/>
-          <w:bCs/>
-        </w:rPr>
-        <w:t xml:space="preserve">数值验证</w:t>
-      </w:r>
-      <w:r>
-        <w:rPr>
-          <w:rFonts w:hint="eastAsia" w:ascii="Times New Roman" w:hAnsi="Times New Roman" w:eastAsia="Times New Roman" w:cs="Times New Roman"/>
-        </w:rPr>
-        <w:t>：</w:t>
-      </w:r>
-      <w:r>
-        <w:rPr>
-          <w:rFonts w:hint="eastAsia" w:ascii="Times New Roman" w:hAnsi="Times New Roman" w:eastAsia="FangSong" w:cs="Times New Roman"/>
         </w:rPr>
         <w:t>由吉布斯自由能加和性</w:t>
       </w:r>
@@ -14891,8 +13694,8 @@
         <w:t>。</w:t>
       </w:r>
     </w:p>
-    <w:bookmarkEnd w:id="34"/>
-    <w:bookmarkStart w:id="35" w:name="从-latimer-图计算非相邻物种的-eθ"/>
+    <w:bookmarkEnd w:id="33"/>
+    <w:bookmarkStart w:id="34" w:name="从-latimer-图计算非相邻物种的-eθ"/>
     <w:p>
       <w:pPr>
         <w:pStyle w:val="Heading3"/>
@@ -15400,8 +14203,8 @@
         </m:oMath>
       </m:oMathPara>
     </w:p>
-    <w:bookmarkEnd w:id="35"/>
-    <w:bookmarkStart w:id="36" w:name="歧化反应的判断"/>
+    <w:bookmarkEnd w:id="34"/>
+    <w:bookmarkStart w:id="35" w:name="歧化反应的判断"/>
     <w:p>
       <w:pPr>
         <w:pStyle w:val="Heading3"/>
@@ -16662,6 +15465,1881 @@
         <w:t>。</w:t>
       </w:r>
     </w:p>
+    <w:bookmarkEnd w:id="35"/>
+    <w:bookmarkStart w:id="39" w:name="frost-图自由能-氧化态图"/>
+    <w:p>
+      <w:pPr>
+        <w:pStyle w:val="Heading3"/>
+        <w:spacing w:before="280" w:after="120"/>
+      </w:pPr>
+      <w:r>
+        <w:rPr>
+          <w:rFonts w:ascii="Times New Roman" w:hAnsi="Times New Roman" w:eastAsia="Times New Roman" w:cs="Times New Roman"/>
+        </w:rPr>
+        <w:t xml:space="preserve">5.4 Frost </w:t>
+      </w:r>
+      <w:r>
+        <w:rPr>
+          <w:rFonts w:hint="eastAsia" w:ascii="Times New Roman" w:hAnsi="Times New Roman" w:eastAsia="SimHei" w:cs="Times New Roman"/>
+        </w:rPr>
+        <w:t>图</w:t>
+      </w:r>
+      <w:r>
+        <w:rPr>
+          <w:rFonts w:hint="eastAsia" w:ascii="Times New Roman" w:hAnsi="Times New Roman" w:eastAsia="Times New Roman" w:cs="Times New Roman"/>
+        </w:rPr>
+        <w:t>（</w:t>
+      </w:r>
+      <w:r>
+        <w:rPr>
+          <w:rFonts w:hint="eastAsia" w:ascii="Times New Roman" w:hAnsi="Times New Roman" w:eastAsia="SimHei" w:cs="Times New Roman"/>
+        </w:rPr>
+        <w:t>自由能</w:t>
+      </w:r>
+      <w:r>
+        <w:rPr>
+          <w:rFonts w:hint="eastAsia" w:ascii="Times New Roman" w:hAnsi="Times New Roman" w:eastAsia="Times New Roman" w:cs="Times New Roman"/>
+        </w:rPr>
+        <w:t>-</w:t>
+      </w:r>
+      <w:r>
+        <w:rPr>
+          <w:rFonts w:hint="eastAsia" w:ascii="Times New Roman" w:hAnsi="Times New Roman" w:eastAsia="SimHei" w:cs="Times New Roman"/>
+        </w:rPr>
+        <w:t>氧化态图</w:t>
+      </w:r>
+      <w:r>
+        <w:rPr>
+          <w:rFonts w:hint="eastAsia" w:ascii="Times New Roman" w:hAnsi="Times New Roman" w:eastAsia="Times New Roman" w:cs="Times New Roman"/>
+        </w:rPr>
+        <w:t>）</w:t>
+      </w:r>
+    </w:p>
+    <w:p>
+      <w:pPr>
+        <w:pStyle w:val="FirstParagraph"/>
+        <w:ind w:firstLine="420"/>
+      </w:pPr>
+      <w:r>
+        <w:rPr>
+          <w:rFonts w:ascii="Times New Roman" w:hAnsi="Times New Roman" w:eastAsia="Times New Roman" w:cs="Times New Roman"/>
+        </w:rPr>
+        <w:t xml:space="preserve">Frost </w:t>
+      </w:r>
+      <w:r>
+        <w:rPr>
+          <w:rFonts w:hint="eastAsia" w:ascii="Times New Roman" w:hAnsi="Times New Roman" w:eastAsia="FangSong" w:cs="Times New Roman"/>
+        </w:rPr>
+        <w:t xml:space="preserve">图以</w:t>
+      </w:r>
+      <w:r>
+        <w:rPr>
+          <w:rFonts w:hint="eastAsia" w:ascii="Times New Roman" w:hAnsi="Times New Roman" w:eastAsia="FangSong" w:cs="Times New Roman"/>
+          <w:b/>
+          <w:bCs/>
+        </w:rPr>
+        <w:t xml:space="preserve">氧化数</w:t>
+      </w:r>
+      <w:r>
+        <w:rPr>
+          <w:rFonts w:ascii="Times New Roman" w:hAnsi="Times New Roman" w:eastAsia="Times New Roman" w:cs="Times New Roman"/>
+          <w:b/>
+          <w:bCs/>
+        </w:rPr>
+        <w:t xml:space="preserve"> </w:t>
+      </w:r>
+      <m:oMath>
+        <m:r>
+          <m:t>N</m:t>
+        </m:r>
+      </m:oMath>
+      <w:r>
+        <w:rPr>
+          <w:rFonts w:ascii="Times New Roman" w:hAnsi="Times New Roman" w:eastAsia="Times New Roman" w:cs="Times New Roman"/>
+        </w:rPr>
+        <w:t xml:space="preserve"> </w:t>
+      </w:r>
+      <w:r>
+        <w:rPr>
+          <w:rFonts w:hint="eastAsia" w:ascii="Times New Roman" w:hAnsi="Times New Roman" w:eastAsia="FangSong" w:cs="Times New Roman"/>
+        </w:rPr>
+        <w:t>为横坐标</w:t>
+      </w:r>
+      <w:r>
+        <w:rPr>
+          <w:rFonts w:hint="eastAsia" w:ascii="Times New Roman" w:hAnsi="Times New Roman" w:eastAsia="Times New Roman" w:cs="Times New Roman"/>
+        </w:rPr>
+        <w:t>、</w:t>
+      </w:r>
+      <w:r>
+        <w:rPr>
+          <w:rFonts w:hint="eastAsia" w:ascii="Times New Roman" w:hAnsi="Times New Roman" w:eastAsia="FangSong" w:cs="Times New Roman"/>
+        </w:rPr>
+        <w:t>以</w:t>
+      </w:r>
+      <w:r>
+        <w:rPr>
+          <w:rFonts w:ascii="Times New Roman" w:hAnsi="Times New Roman" w:eastAsia="Times New Roman" w:cs="Times New Roman"/>
+        </w:rPr>
+        <w:t xml:space="preserve"> </w:t>
+      </w:r>
+      <m:oMath>
+        <m:r>
+          <m:t>n</m:t>
+        </m:r>
+        <m:sSup>
+          <m:e>
+            <m:r>
+              <m:t>E</m:t>
+            </m:r>
+          </m:e>
+          <m:sup>
+            <m:r>
+              <m:t>θ</m:t>
+            </m:r>
+          </m:sup>
+        </m:sSup>
+      </m:oMath>
+      <w:r>
+        <w:rPr>
+          <w:rFonts w:ascii="Times New Roman" w:hAnsi="Times New Roman" w:eastAsia="Times New Roman" w:cs="Times New Roman"/>
+        </w:rPr>
+        <w:t xml:space="preserve"> </w:t>
+      </w:r>
+      <w:r>
+        <w:rPr>
+          <w:rFonts w:hint="eastAsia" w:ascii="Times New Roman" w:hAnsi="Times New Roman" w:eastAsia="FangSong" w:cs="Times New Roman"/>
+        </w:rPr>
+        <w:t>为纵坐标</w:t>
+      </w:r>
+      <w:r>
+        <w:rPr>
+          <w:rFonts w:hint="eastAsia" w:ascii="Times New Roman" w:hAnsi="Times New Roman" w:eastAsia="Times New Roman" w:cs="Times New Roman"/>
+        </w:rPr>
+        <w:t>。</w:t>
+      </w:r>
+      <w:r>
+        <w:rPr>
+          <w:rFonts w:hint="eastAsia" w:ascii="Times New Roman" w:hAnsi="Times New Roman" w:eastAsia="FangSong" w:cs="Times New Roman"/>
+        </w:rPr>
+        <w:t>由于</w:t>
+      </w:r>
+      <w:r>
+        <w:rPr>
+          <w:rFonts w:ascii="Times New Roman" w:hAnsi="Times New Roman" w:eastAsia="Times New Roman" w:cs="Times New Roman"/>
+        </w:rPr>
+        <w:t xml:space="preserve"> </w:t>
+      </w:r>
+      <m:oMath>
+        <m:oMathPr>
+          <m:ctrlPr>
+            <w:rPr>
+              <w:sz w:val="28"/>
+              <w:szCs w:val="28"/>
+            </w:rPr>
+          </m:ctrlPr>
+        </m:oMathPr>
+        <m:r>
+          <m:t>n</m:t>
+        </m:r>
+        <m:sSup>
+          <m:e>
+            <m:r>
+              <m:t>E</m:t>
+            </m:r>
+          </m:e>
+          <m:sup>
+            <m:r>
+              <m:t>θ</m:t>
+            </m:r>
+          </m:sup>
+        </m:sSup>
+        <m:r>
+          <m:rPr>
+            <m:sty m:val="p"/>
+          </m:rPr>
+          <m:t>=</m:t>
+        </m:r>
+        <m:r>
+          <m:rPr>
+            <m:sty m:val="p"/>
+          </m:rPr>
+          <m:t>−</m:t>
+        </m:r>
+        <m:r>
+          <m:rPr>
+            <m:sty m:val="p"/>
+          </m:rPr>
+          <m:t>Δ</m:t>
+        </m:r>
+        <m:sSup>
+          <m:e>
+            <m:r>
+              <m:t>G</m:t>
+            </m:r>
+          </m:e>
+          <m:sup>
+            <m:r>
+              <m:t>θ</m:t>
+            </m:r>
+          </m:sup>
+        </m:sSup>
+        <m:r>
+          <m:rPr>
+            <m:sty m:val="p"/>
+          </m:rPr>
+          <m:t>/</m:t>
+        </m:r>
+        <m:r>
+          <m:t>F</m:t>
+        </m:r>
+      </m:oMath>
+      <w:r>
+        <w:rPr>
+          <w:rFonts w:hint="eastAsia" w:ascii="Times New Roman" w:hAnsi="Times New Roman" w:eastAsia="Times New Roman" w:cs="Times New Roman"/>
+        </w:rPr>
+        <w:t>，</w:t>
+      </w:r>
+      <w:r>
+        <w:rPr>
+          <w:rFonts w:hint="eastAsia" w:ascii="Times New Roman" w:hAnsi="Times New Roman" w:eastAsia="FangSong" w:cs="Times New Roman"/>
+        </w:rPr>
+        <w:t>纵坐标越低表示该型体的相对标准自由能越低</w:t>
+      </w:r>
+      <w:r>
+        <w:rPr>
+          <w:rFonts w:hint="eastAsia" w:ascii="Times New Roman" w:hAnsi="Times New Roman" w:eastAsia="Times New Roman" w:cs="Times New Roman"/>
+        </w:rPr>
+        <w:t>、</w:t>
+      </w:r>
+      <w:r>
+        <w:rPr>
+          <w:rFonts w:hint="eastAsia" w:ascii="Times New Roman" w:hAnsi="Times New Roman" w:eastAsia="FangSong" w:cs="Times New Roman"/>
+        </w:rPr>
+        <w:t>越稳定</w:t>
+      </w:r>
+      <w:r>
+        <w:rPr>
+          <w:rFonts w:hint="eastAsia" w:ascii="Times New Roman" w:hAnsi="Times New Roman" w:eastAsia="Times New Roman" w:cs="Times New Roman"/>
+        </w:rPr>
+        <w:t>。</w:t>
+      </w:r>
+      <w:r>
+        <w:rPr>
+          <w:rFonts w:hint="eastAsia" w:ascii="Times New Roman" w:hAnsi="Times New Roman" w:eastAsia="FangSong" w:cs="Times New Roman"/>
+        </w:rPr>
+        <w:t>判据有两条</w:t>
+      </w:r>
+      <w:r>
+        <w:rPr>
+          <w:rFonts w:hint="eastAsia" w:ascii="Times New Roman" w:hAnsi="Times New Roman" w:eastAsia="Times New Roman" w:cs="Times New Roman"/>
+        </w:rPr>
+        <w:t>：</w:t>
+      </w:r>
+    </w:p>
+    <w:p>
+      <w:pPr>
+        <w:pStyle w:val="BodyText"/>
+        <w:ind w:firstLine="420"/>
+      </w:pPr>
+      <w:r>
+        <w:rPr>
+          <w:rFonts w:hint="eastAsia" w:ascii="Times New Roman" w:hAnsi="Times New Roman" w:eastAsia="FangSong" w:cs="Times New Roman"/>
+        </w:rPr>
+        <w:t>其一</w:t>
+      </w:r>
+      <w:r>
+        <w:rPr>
+          <w:rFonts w:hint="eastAsia" w:ascii="Times New Roman" w:hAnsi="Times New Roman" w:eastAsia="Times New Roman" w:cs="Times New Roman"/>
+        </w:rPr>
+        <w:t>，</w:t>
+      </w:r>
+      <w:r>
+        <w:rPr>
+          <w:rFonts w:hint="eastAsia" w:ascii="Times New Roman" w:hAnsi="Times New Roman" w:eastAsia="FangSong" w:cs="Times New Roman"/>
+          <w:b/>
+          <w:bCs/>
+        </w:rPr>
+        <w:t xml:space="preserve">最低点最稳定</w:t>
+      </w:r>
+      <w:r>
+        <w:rPr>
+          <w:rFonts w:hint="eastAsia" w:ascii="Times New Roman" w:hAnsi="Times New Roman" w:eastAsia="Times New Roman" w:cs="Times New Roman"/>
+        </w:rPr>
+        <w:t>——</w:t>
+      </w:r>
+      <w:r>
+        <w:rPr>
+          <w:rFonts w:hint="eastAsia" w:ascii="Times New Roman" w:hAnsi="Times New Roman" w:eastAsia="FangSong" w:cs="Times New Roman"/>
+        </w:rPr>
+        <w:t>纵坐标最低的氧化态是该介质条件下最稳定的型体</w:t>
+      </w:r>
+      <w:r>
+        <w:rPr>
+          <w:rFonts w:hint="eastAsia" w:ascii="Times New Roman" w:hAnsi="Times New Roman" w:eastAsia="Times New Roman" w:cs="Times New Roman"/>
+        </w:rPr>
+        <w:t>。</w:t>
+      </w:r>
+    </w:p>
+    <w:p>
+      <w:pPr>
+        <w:pStyle w:val="BodyText"/>
+        <w:ind w:firstLine="420"/>
+      </w:pPr>
+      <w:r>
+        <w:rPr>
+          <w:rFonts w:hint="eastAsia" w:ascii="Times New Roman" w:hAnsi="Times New Roman" w:eastAsia="FangSong" w:cs="Times New Roman"/>
+        </w:rPr>
+        <w:t>其二</w:t>
+      </w:r>
+      <w:r>
+        <w:rPr>
+          <w:rFonts w:hint="eastAsia" w:ascii="Times New Roman" w:hAnsi="Times New Roman" w:eastAsia="Times New Roman" w:cs="Times New Roman"/>
+        </w:rPr>
+        <w:t>，</w:t>
+      </w:r>
+      <w:r>
+        <w:rPr>
+          <w:rFonts w:hint="eastAsia" w:ascii="Times New Roman" w:hAnsi="Times New Roman" w:eastAsia="FangSong" w:cs="Times New Roman"/>
+          <w:b/>
+          <w:bCs/>
+        </w:rPr>
+        <w:t>凸点歧化</w:t>
+      </w:r>
+      <w:r>
+        <w:rPr>
+          <w:rFonts w:hint="eastAsia" w:ascii="Times New Roman" w:hAnsi="Times New Roman" w:eastAsia="Times New Roman" w:cs="Times New Roman"/>
+          <w:b/>
+          <w:bCs/>
+        </w:rPr>
+        <w:t>、</w:t>
+      </w:r>
+      <w:r>
+        <w:rPr>
+          <w:rFonts w:hint="eastAsia" w:ascii="Times New Roman" w:hAnsi="Times New Roman" w:eastAsia="FangSong" w:cs="Times New Roman"/>
+          <w:b/>
+          <w:bCs/>
+        </w:rPr>
+        <w:t>凹点稳定</w:t>
+      </w:r>
+      <w:r>
+        <w:rPr>
+          <w:rFonts w:hint="eastAsia" w:ascii="Times New Roman" w:hAnsi="Times New Roman" w:eastAsia="Times New Roman" w:cs="Times New Roman"/>
+        </w:rPr>
+        <w:t>——</w:t>
+      </w:r>
+      <w:r>
+        <w:rPr>
+          <w:rFonts w:hint="eastAsia" w:ascii="Times New Roman" w:hAnsi="Times New Roman" w:eastAsia="FangSong" w:cs="Times New Roman"/>
+        </w:rPr>
+        <w:t>若某点位于其左右两邻点连线的</w:t>
+      </w:r>
+      <w:r>
+        <w:rPr>
+          <w:rFonts w:hint="eastAsia" w:ascii="Times New Roman" w:hAnsi="Times New Roman" w:eastAsia="FangSong" w:cs="Times New Roman"/>
+          <w:b/>
+          <w:bCs/>
+        </w:rPr>
+        <w:t xml:space="preserve">上方</w:t>
+      </w:r>
+      <w:r>
+        <w:rPr>
+          <w:rFonts w:hint="eastAsia" w:ascii="Times New Roman" w:hAnsi="Times New Roman" w:eastAsia="Times New Roman" w:cs="Times New Roman"/>
+        </w:rPr>
+        <w:t>（</w:t>
+      </w:r>
+      <w:r>
+        <w:rPr>
+          <w:rFonts w:hint="eastAsia" w:ascii="Times New Roman" w:hAnsi="Times New Roman" w:eastAsia="FangSong" w:cs="Times New Roman"/>
+        </w:rPr>
+        <w:t>凸起</w:t>
+      </w:r>
+      <w:r>
+        <w:rPr>
+          <w:rFonts w:hint="eastAsia" w:ascii="Times New Roman" w:hAnsi="Times New Roman" w:eastAsia="Times New Roman" w:cs="Times New Roman"/>
+        </w:rPr>
+        <w:t>），</w:t>
+      </w:r>
+      <w:r>
+        <w:rPr>
+          <w:rFonts w:hint="eastAsia" w:ascii="Times New Roman" w:hAnsi="Times New Roman" w:eastAsia="FangSong" w:cs="Times New Roman"/>
+        </w:rPr>
+        <w:t>则该氧化态自发歧化</w:t>
+      </w:r>
+      <w:r>
+        <w:rPr>
+          <w:rFonts w:hint="eastAsia" w:ascii="Times New Roman" w:hAnsi="Times New Roman" w:eastAsia="Times New Roman" w:cs="Times New Roman"/>
+        </w:rPr>
+        <w:t>；</w:t>
+      </w:r>
+      <w:r>
+        <w:rPr>
+          <w:rFonts w:hint="eastAsia" w:ascii="Times New Roman" w:hAnsi="Times New Roman" w:eastAsia="FangSong" w:cs="Times New Roman"/>
+        </w:rPr>
+        <w:t>位于</w:t>
+      </w:r>
+      <w:r>
+        <w:rPr>
+          <w:rFonts w:hint="eastAsia" w:ascii="Times New Roman" w:hAnsi="Times New Roman" w:eastAsia="FangSong" w:cs="Times New Roman"/>
+          <w:b/>
+          <w:bCs/>
+        </w:rPr>
+        <w:t xml:space="preserve">下方</w:t>
+      </w:r>
+      <w:r>
+        <w:rPr>
+          <w:rFonts w:hint="eastAsia" w:ascii="Times New Roman" w:hAnsi="Times New Roman" w:eastAsia="Times New Roman" w:cs="Times New Roman"/>
+        </w:rPr>
+        <w:t>（</w:t>
+      </w:r>
+      <w:r>
+        <w:rPr>
+          <w:rFonts w:hint="eastAsia" w:ascii="Times New Roman" w:hAnsi="Times New Roman" w:eastAsia="FangSong" w:cs="Times New Roman"/>
+        </w:rPr>
+        <w:t>凹陷</w:t>
+      </w:r>
+      <w:r>
+        <w:rPr>
+          <w:rFonts w:hint="eastAsia" w:ascii="Times New Roman" w:hAnsi="Times New Roman" w:eastAsia="Times New Roman" w:cs="Times New Roman"/>
+        </w:rPr>
+        <w:t>）</w:t>
+      </w:r>
+      <w:r>
+        <w:rPr>
+          <w:rFonts w:hint="eastAsia" w:ascii="Times New Roman" w:hAnsi="Times New Roman" w:eastAsia="FangSong" w:cs="Times New Roman"/>
+        </w:rPr>
+        <w:t>则相对稳定</w:t>
+      </w:r>
+      <w:r>
+        <w:rPr>
+          <w:rFonts w:hint="eastAsia" w:ascii="Times New Roman" w:hAnsi="Times New Roman" w:eastAsia="Times New Roman" w:cs="Times New Roman"/>
+        </w:rPr>
+        <w:t>，</w:t>
+      </w:r>
+      <w:r>
+        <w:rPr>
+          <w:rFonts w:hint="eastAsia" w:ascii="Times New Roman" w:hAnsi="Times New Roman" w:eastAsia="FangSong" w:cs="Times New Roman"/>
+        </w:rPr>
+        <w:t>不发生歧化</w:t>
+      </w:r>
+      <w:r>
+        <w:rPr>
+          <w:rFonts w:hint="eastAsia" w:ascii="Times New Roman" w:hAnsi="Times New Roman" w:eastAsia="Times New Roman" w:cs="Times New Roman"/>
+        </w:rPr>
+        <w:t>。</w:t>
+      </w:r>
+    </w:p>
+    <w:p>
+      <w:pPr>
+        <w:pStyle w:val="BodyText"/>
+        <w:spacing w:before="160" w:after="80"/>
+        <w:jc w:val="center"/>
+      </w:pPr>
+      <w:r>
+        <w:rPr>
+          <w:rFonts w:ascii="Times New Roman" w:hAnsi="Times New Roman" w:eastAsia="Times New Roman" w:cs="Times New Roman"/>
+        </w:rPr>
+        <w:drawing>
+          <wp:inline>
+            <wp:extent cx="2667000" cy="2017434"/>
+            <wp:effectExtent b="0" l="0" r="0" t="0"/>
+            <wp:docPr descr="" title="" id="37" name="Picture"/>
+            <a:graphic>
+              <a:graphicData uri="http://schemas.openxmlformats.org/drawingml/2006/picture">
+                <pic:pic>
+                  <pic:nvPicPr>
+                    <pic:cNvPr descr="acf88a370298c5f8f7dc3d729bb72f3b17e6d31dcd9d1986c895ea8bb80c3c97.jpg" id="38" name="Picture"/>
+                    <pic:cNvPicPr>
+                      <a:picLocks noChangeArrowheads="1" noChangeAspect="1"/>
+                    </pic:cNvPicPr>
+                  </pic:nvPicPr>
+                  <pic:blipFill>
+                    <a:blip r:embed="rId36"/>
+                    <a:stretch>
+                      <a:fillRect/>
+                    </a:stretch>
+                  </pic:blipFill>
+                  <pic:spPr bwMode="auto">
+                    <a:xfrm>
+                      <a:off x="0" y="0"/>
+                      <a:ext cx="2667000" cy="2017434"/>
+                    </a:xfrm>
+                    <a:prstGeom prst="rect">
+                      <a:avLst/>
+                    </a:prstGeom>
+                    <a:noFill/>
+                    <a:ln w="9525">
+                      <a:noFill/>
+                      <a:headEnd/>
+                      <a:tailEnd/>
+                    </a:ln>
+                  </pic:spPr>
+                </pic:pic>
+              </a:graphicData>
+            </a:graphic>
+          </wp:inline>
+        </w:drawing>
+      </w:r>
+      <w:r>
+        <w:rPr>
+          <w:rFonts w:ascii="Times New Roman" w:hAnsi="Times New Roman" w:eastAsia="Times New Roman" w:cs="Times New Roman"/>
+        </w:rPr>
+        <w:t xml:space="preserve"> </w:t>
+      </w:r>
+      <w:r>
+        <w:rPr>
+          <w:rFonts w:ascii="Times New Roman" w:hAnsi="Times New Roman" w:eastAsia="Times New Roman" w:cs="Times New Roman"/>
+        </w:rPr>
+        <w:t xml:space="preserve">&gt; </w:t>
+      </w:r>
+      <w:r>
+        <w:rPr>
+          <w:rFonts w:hint="eastAsia" w:ascii="Times New Roman" w:hAnsi="Times New Roman" w:eastAsia="FangSong" w:cs="Times New Roman"/>
+        </w:rPr>
+        <w:t xml:space="preserve">图</w:t>
+      </w:r>
+      <w:r>
+        <w:rPr>
+          <w:rFonts w:ascii="Times New Roman" w:hAnsi="Times New Roman" w:eastAsia="Times New Roman" w:cs="Times New Roman"/>
+        </w:rPr>
+        <w:t xml:space="preserve"> </w:t>
+      </w:r>
+      <w:r>
+        <w:rPr>
+          <w:rFonts w:hint="eastAsia" w:ascii="Times New Roman" w:hAnsi="Times New Roman" w:eastAsia="Times New Roman" w:cs="Times New Roman"/>
+        </w:rPr>
+        <w:t>12-4：</w:t>
+      </w:r>
+      <w:r>
+        <w:rPr>
+          <w:rFonts w:hint="eastAsia" w:ascii="Times New Roman" w:hAnsi="Times New Roman" w:eastAsia="FangSong" w:cs="Times New Roman"/>
+        </w:rPr>
+        <w:t>锰元素酸性介质</w:t>
+      </w:r>
+      <w:r>
+        <w:rPr>
+          <w:rFonts w:ascii="Times New Roman" w:hAnsi="Times New Roman" w:eastAsia="Times New Roman" w:cs="Times New Roman"/>
+        </w:rPr>
+        <w:t xml:space="preserve"> Frost </w:t>
+      </w:r>
+      <w:r>
+        <w:rPr>
+          <w:rFonts w:hint="eastAsia" w:ascii="Times New Roman" w:hAnsi="Times New Roman" w:eastAsia="FangSong" w:cs="Times New Roman"/>
+        </w:rPr>
+        <w:t>自由能</w:t>
+      </w:r>
+      <w:r>
+        <w:rPr>
+          <w:rFonts w:hint="eastAsia" w:ascii="Times New Roman" w:hAnsi="Times New Roman" w:eastAsia="Times New Roman" w:cs="Times New Roman"/>
+        </w:rPr>
+        <w:t>-</w:t>
+      </w:r>
+      <w:r>
+        <w:rPr>
+          <w:rFonts w:hint="eastAsia" w:ascii="Times New Roman" w:hAnsi="Times New Roman" w:eastAsia="FangSong" w:cs="Times New Roman"/>
+        </w:rPr>
+        <w:t>氧化态图</w:t>
+      </w:r>
+      <w:r>
+        <w:rPr>
+          <w:rFonts w:hint="eastAsia" w:ascii="Times New Roman" w:hAnsi="Times New Roman" w:eastAsia="Times New Roman" w:cs="Times New Roman"/>
+        </w:rPr>
+        <w:t>（Mn</w:t>
+      </w:r>
+      <w:r>
+        <w:rPr>
+          <w:rFonts w:hint="eastAsia" w:ascii="Times New Roman" w:hAnsi="Times New Roman" w:eastAsia="Times New Roman" w:cs="Times New Roman"/>
+          <w:vertAlign w:val="superscript"/>
+        </w:rPr>
+        <w:t>2+</w:t>
+      </w:r>
+      <w:r>
+        <w:rPr>
+          <w:rFonts w:ascii="Times New Roman" w:hAnsi="Times New Roman" w:eastAsia="Times New Roman" w:cs="Times New Roman"/>
+        </w:rPr>
+        <w:t xml:space="preserve"> </w:t>
+      </w:r>
+      <w:r>
+        <w:rPr>
+          <w:rFonts w:hint="eastAsia" w:ascii="Times New Roman" w:hAnsi="Times New Roman" w:eastAsia="FangSong" w:cs="Times New Roman"/>
+        </w:rPr>
+        <w:t>最低点</w:t>
+      </w:r>
+      <w:r>
+        <w:rPr>
+          <w:rFonts w:hint="eastAsia" w:ascii="Times New Roman" w:hAnsi="Times New Roman" w:eastAsia="Times New Roman" w:cs="Times New Roman"/>
+        </w:rPr>
+        <w:t>、MnO</w:t>
+      </w:r>
+      <w:r>
+        <w:rPr>
+          <w:rFonts w:hint="eastAsia" w:ascii="Times New Roman" w:hAnsi="Times New Roman" w:eastAsia="Times New Roman" w:cs="Times New Roman"/>
+          <w:vertAlign w:val="subscript"/>
+        </w:rPr>
+        <w:t>4</w:t>
+      </w:r>
+      <w:r>
+        <w:rPr>
+          <w:rFonts w:hint="eastAsia" w:ascii="Times New Roman" w:hAnsi="Times New Roman" w:eastAsia="Times New Roman" w:cs="Times New Roman"/>
+          <w:vertAlign w:val="superscript"/>
+        </w:rPr>
+        <w:t>2-</w:t>
+      </w:r>
+      <w:r>
+        <w:rPr>
+          <w:rFonts w:ascii="Times New Roman" w:hAnsi="Times New Roman" w:eastAsia="Times New Roman" w:cs="Times New Roman"/>
+        </w:rPr>
+        <w:t xml:space="preserve"> </w:t>
+      </w:r>
+      <w:r>
+        <w:rPr>
+          <w:rFonts w:hint="eastAsia" w:ascii="Times New Roman" w:hAnsi="Times New Roman" w:eastAsia="FangSong" w:cs="Times New Roman"/>
+        </w:rPr>
+        <w:t>歧化凸点</w:t>
+      </w:r>
+      <w:r>
+        <w:rPr>
+          <w:rFonts w:hint="eastAsia" w:ascii="Times New Roman" w:hAnsi="Times New Roman" w:eastAsia="Times New Roman" w:cs="Times New Roman"/>
+        </w:rPr>
+        <w:t>）</w:t>
+      </w:r>
+    </w:p>
+    <w:p>
+      <w:pPr>
+        <w:pStyle w:val="BodyText"/>
+        <w:ind w:firstLine="420"/>
+      </w:pPr>
+      <w:r>
+        <w:rPr>
+          <w:rFonts w:hint="eastAsia" w:ascii="Times New Roman" w:hAnsi="Times New Roman" w:eastAsia="FangSong" w:cs="Times New Roman"/>
+        </w:rPr>
+        <w:t>以锰为例</w:t>
+      </w:r>
+      <w:r>
+        <w:rPr>
+          <w:rFonts w:hint="eastAsia" w:ascii="Times New Roman" w:hAnsi="Times New Roman" w:eastAsia="Times New Roman" w:cs="Times New Roman"/>
+        </w:rPr>
+        <w:t>：</w:t>
+      </w:r>
+      <m:oMath>
+        <m:r>
+          <m:rPr>
+            <m:sty m:val="p"/>
+          </m:rPr>
+          <m:t>M</m:t>
+        </m:r>
+        <m:sSup>
+          <m:e>
+            <m:r>
+              <m:rPr>
+                <m:sty m:val="p"/>
+              </m:rPr>
+              <m:t>n</m:t>
+            </m:r>
+          </m:e>
+          <m:sup>
+            <m:r>
+              <m:rPr>
+                <m:sty m:val="p"/>
+              </m:rPr>
+              <m:t>2</m:t>
+            </m:r>
+            <m:r>
+              <m:rPr>
+                <m:sty m:val="p"/>
+              </m:rPr>
+              <m:t>+</m:t>
+            </m:r>
+          </m:sup>
+        </m:sSup>
+      </m:oMath>
+      <w:r>
+        <w:rPr>
+          <w:rFonts w:ascii="Times New Roman" w:hAnsi="Times New Roman" w:eastAsia="Times New Roman" w:cs="Times New Roman"/>
+        </w:rPr>
+        <w:t xml:space="preserve"> </w:t>
+      </w:r>
+      <w:r>
+        <w:rPr>
+          <w:rFonts w:hint="eastAsia" w:ascii="Times New Roman" w:hAnsi="Times New Roman" w:eastAsia="FangSong" w:cs="Times New Roman"/>
+        </w:rPr>
+        <w:t>处于全图最低点</w:t>
+      </w:r>
+      <w:r>
+        <w:rPr>
+          <w:rFonts w:hint="eastAsia" w:ascii="Times New Roman" w:hAnsi="Times New Roman" w:eastAsia="Times New Roman" w:cs="Times New Roman"/>
+        </w:rPr>
+        <w:t>，</w:t>
+      </w:r>
+      <w:r>
+        <w:rPr>
+          <w:rFonts w:hint="eastAsia" w:ascii="Times New Roman" w:hAnsi="Times New Roman" w:eastAsia="FangSong" w:cs="Times New Roman"/>
+        </w:rPr>
+        <w:t>是酸性介质中最稳定的价态</w:t>
+      </w:r>
+      <w:r>
+        <w:rPr>
+          <w:rFonts w:hint="eastAsia" w:ascii="Times New Roman" w:hAnsi="Times New Roman" w:eastAsia="Times New Roman" w:cs="Times New Roman"/>
+        </w:rPr>
+        <w:t>；</w:t>
+      </w:r>
+      <m:oMath>
+        <m:oMathPr>
+          <m:ctrlPr>
+            <w:rPr>
+              <w:sz w:val="28"/>
+              <w:szCs w:val="28"/>
+            </w:rPr>
+          </m:ctrlPr>
+        </m:oMathPr>
+        <m:r>
+          <m:rPr>
+            <m:sty m:val="p"/>
+          </m:rPr>
+          <m:t>M</m:t>
+        </m:r>
+        <m:r>
+          <m:rPr>
+            <m:sty m:val="p"/>
+          </m:rPr>
+          <m:t>n</m:t>
+        </m:r>
+        <m:sSubSup>
+          <m:e>
+            <m:r>
+              <m:rPr>
+                <m:sty m:val="p"/>
+              </m:rPr>
+              <m:t>O</m:t>
+            </m:r>
+          </m:e>
+          <m:sub>
+            <m:r>
+              <m:rPr>
+                <m:sty m:val="p"/>
+              </m:rPr>
+              <m:t>4</m:t>
+            </m:r>
+          </m:sub>
+          <m:sup>
+            <m:r>
+              <m:rPr>
+                <m:sty m:val="p"/>
+              </m:rPr>
+              <m:t>2</m:t>
+            </m:r>
+            <m:r>
+              <m:rPr>
+                <m:sty m:val="p"/>
+              </m:rPr>
+              <m:t>−</m:t>
+            </m:r>
+          </m:sup>
+        </m:sSubSup>
+      </m:oMath>
+      <w:r>
+        <w:rPr>
+          <w:rFonts w:ascii="Times New Roman" w:hAnsi="Times New Roman" w:eastAsia="Times New Roman" w:cs="Times New Roman"/>
+        </w:rPr>
+        <w:t xml:space="preserve"> </w:t>
+      </w:r>
+      <w:r>
+        <w:rPr>
+          <w:rFonts w:hint="eastAsia" w:ascii="Times New Roman" w:hAnsi="Times New Roman" w:eastAsia="FangSong" w:cs="Times New Roman"/>
+        </w:rPr>
+        <w:t>明显凸起于相邻两点连线之上</w:t>
+      </w:r>
+      <w:r>
+        <w:rPr>
+          <w:rFonts w:hint="eastAsia" w:ascii="Times New Roman" w:hAnsi="Times New Roman" w:eastAsia="Times New Roman" w:cs="Times New Roman"/>
+        </w:rPr>
+        <w:t>，</w:t>
+      </w:r>
+      <w:r>
+        <w:rPr>
+          <w:rFonts w:hint="eastAsia" w:ascii="Times New Roman" w:hAnsi="Times New Roman" w:eastAsia="FangSong" w:cs="Times New Roman"/>
+        </w:rPr>
+        <w:t>故在酸性介质中自发歧化</w:t>
+      </w:r>
+      <w:r>
+        <w:rPr>
+          <w:rFonts w:hint="eastAsia" w:ascii="Times New Roman" w:hAnsi="Times New Roman" w:eastAsia="Times New Roman" w:cs="Times New Roman"/>
+        </w:rPr>
+        <w:t>。</w:t>
+      </w:r>
+      <w:r>
+        <w:rPr>
+          <w:rFonts w:hint="eastAsia" w:ascii="Times New Roman" w:hAnsi="Times New Roman" w:eastAsia="FangSong" w:cs="Times New Roman"/>
+        </w:rPr>
+        <w:t>这与</w:t>
+      </w:r>
+      <w:r>
+        <w:rPr>
+          <w:rFonts w:ascii="Times New Roman" w:hAnsi="Times New Roman" w:eastAsia="Times New Roman" w:cs="Times New Roman"/>
+        </w:rPr>
+        <w:t xml:space="preserve"> §5.1 </w:t>
+      </w:r>
+      <w:r>
+        <w:rPr>
+          <w:rFonts w:hint="eastAsia" w:ascii="Times New Roman" w:hAnsi="Times New Roman" w:eastAsia="FangSong" w:cs="Times New Roman"/>
+        </w:rPr>
+        <w:t xml:space="preserve">由锰的</w:t>
+      </w:r>
+      <w:r>
+        <w:rPr>
+          <w:rFonts w:ascii="Times New Roman" w:hAnsi="Times New Roman" w:eastAsia="Times New Roman" w:cs="Times New Roman"/>
+        </w:rPr>
+        <w:t xml:space="preserve"> Latimer </w:t>
+      </w:r>
+      <w:r>
+        <w:rPr>
+          <w:rFonts w:hint="eastAsia" w:ascii="Times New Roman" w:hAnsi="Times New Roman" w:eastAsia="FangSong" w:cs="Times New Roman"/>
+        </w:rPr>
+        <w:t>图读出的结论一致</w:t>
+      </w:r>
+      <w:r>
+        <w:rPr>
+          <w:rFonts w:hint="eastAsia" w:ascii="Times New Roman" w:hAnsi="Times New Roman" w:eastAsia="Times New Roman" w:cs="Times New Roman"/>
+        </w:rPr>
+        <w:t>，</w:t>
+      </w:r>
+      <w:r>
+        <w:rPr>
+          <w:rFonts w:hint="eastAsia" w:ascii="Times New Roman" w:hAnsi="Times New Roman" w:eastAsia="FangSong" w:cs="Times New Roman"/>
+        </w:rPr>
+        <w:t>两种图互为印证</w:t>
+      </w:r>
+      <w:r>
+        <w:rPr>
+          <w:rFonts w:hint="eastAsia" w:ascii="Times New Roman" w:hAnsi="Times New Roman" w:eastAsia="Times New Roman" w:cs="Times New Roman"/>
+        </w:rPr>
+        <w:t>。</w:t>
+      </w:r>
+    </w:p>
+    <w:bookmarkEnd w:id="39"/>
+    <w:bookmarkStart w:id="43" w:name="pourbaix-图varphiph-图"/>
+    <w:p>
+      <w:pPr>
+        <w:pStyle w:val="Heading3"/>
+        <w:spacing w:before="280" w:after="120"/>
+      </w:pPr>
+      <w:r>
+        <w:rPr>
+          <w:rFonts w:ascii="Times New Roman" w:hAnsi="Times New Roman" w:eastAsia="Times New Roman" w:cs="Times New Roman"/>
+        </w:rPr>
+        <w:t xml:space="preserve">5.5 Pourbaix </w:t>
+      </w:r>
+      <w:r>
+        <w:rPr>
+          <w:rFonts w:hint="eastAsia" w:ascii="Times New Roman" w:hAnsi="Times New Roman" w:eastAsia="SimHei" w:cs="Times New Roman"/>
+        </w:rPr>
+        <w:t>图</w:t>
+      </w:r>
+      <w:r>
+        <w:rPr>
+          <w:rFonts w:hint="eastAsia" w:ascii="Times New Roman" w:hAnsi="Times New Roman" w:eastAsia="Times New Roman" w:cs="Times New Roman"/>
+        </w:rPr>
+        <w:t>（</w:t>
+      </w:r>
+      <m:oMath>
+        <m:r>
+          <m:t>φ</m:t>
+        </m:r>
+      </m:oMath>
+      <w:r>
+        <w:rPr>
+          <w:rFonts w:ascii="Times New Roman" w:hAnsi="Times New Roman" w:eastAsia="Times New Roman" w:cs="Times New Roman"/>
+        </w:rPr>
+        <w:t xml:space="preserve">–pH </w:t>
+      </w:r>
+      <w:r>
+        <w:rPr>
+          <w:rFonts w:hint="eastAsia" w:ascii="Times New Roman" w:hAnsi="Times New Roman" w:eastAsia="SimHei" w:cs="Times New Roman"/>
+        </w:rPr>
+        <w:t>图</w:t>
+      </w:r>
+      <w:r>
+        <w:rPr>
+          <w:rFonts w:hint="eastAsia" w:ascii="Times New Roman" w:hAnsi="Times New Roman" w:eastAsia="Times New Roman" w:cs="Times New Roman"/>
+        </w:rPr>
+        <w:t>）</w:t>
+      </w:r>
+    </w:p>
+    <w:p>
+      <w:pPr>
+        <w:pStyle w:val="FirstParagraph"/>
+        <w:ind w:firstLine="420"/>
+      </w:pPr>
+      <w:r>
+        <w:rPr>
+          <w:rFonts w:ascii="Times New Roman" w:hAnsi="Times New Roman" w:eastAsia="Times New Roman" w:cs="Times New Roman"/>
+        </w:rPr>
+        <w:t xml:space="preserve">Pourbaix </w:t>
+      </w:r>
+      <w:r>
+        <w:rPr>
+          <w:rFonts w:hint="eastAsia" w:ascii="Times New Roman" w:hAnsi="Times New Roman" w:eastAsia="FangSong" w:cs="Times New Roman"/>
+        </w:rPr>
+        <w:t xml:space="preserve">图以</w:t>
+      </w:r>
+      <w:r>
+        <w:rPr>
+          <w:rFonts w:hint="eastAsia" w:ascii="Times New Roman" w:hAnsi="Times New Roman" w:eastAsia="FangSong" w:cs="Times New Roman"/>
+          <w:b/>
+          <w:bCs/>
+        </w:rPr>
+        <w:t xml:space="preserve">电极电势</w:t>
+      </w:r>
+      <w:r>
+        <w:rPr>
+          <w:rFonts w:ascii="Times New Roman" w:hAnsi="Times New Roman" w:eastAsia="Times New Roman" w:cs="Times New Roman"/>
+          <w:b/>
+          <w:bCs/>
+        </w:rPr>
+        <w:t xml:space="preserve"> </w:t>
+      </w:r>
+      <m:oMath>
+        <m:r>
+          <m:t>φ</m:t>
+        </m:r>
+      </m:oMath>
+      <w:r>
+        <w:rPr>
+          <w:rFonts w:ascii="Times New Roman" w:hAnsi="Times New Roman" w:eastAsia="Times New Roman" w:cs="Times New Roman"/>
+          <w:b/>
+          <w:bCs/>
+        </w:rPr>
+        <w:t xml:space="preserve"> </w:t>
+      </w:r>
+      <w:r>
+        <w:rPr>
+          <w:rFonts w:hint="eastAsia" w:ascii="Times New Roman" w:hAnsi="Times New Roman" w:eastAsia="FangSong" w:cs="Times New Roman"/>
+          <w:b/>
+          <w:bCs/>
+        </w:rPr>
+        <w:t xml:space="preserve">对</w:t>
+      </w:r>
+      <w:r>
+        <w:rPr>
+          <w:rFonts w:ascii="Times New Roman" w:hAnsi="Times New Roman" w:eastAsia="Times New Roman" w:cs="Times New Roman"/>
+          <w:b/>
+          <w:bCs/>
+        </w:rPr>
+        <w:t xml:space="preserve"> pH</w:t>
+      </w:r>
+      <w:r>
+        <w:rPr>
+          <w:rFonts w:ascii="Times New Roman" w:hAnsi="Times New Roman" w:eastAsia="Times New Roman" w:cs="Times New Roman"/>
+        </w:rPr>
+        <w:t xml:space="preserve"> </w:t>
+      </w:r>
+      <w:r>
+        <w:rPr>
+          <w:rFonts w:hint="eastAsia" w:ascii="Times New Roman" w:hAnsi="Times New Roman" w:eastAsia="FangSong" w:cs="Times New Roman"/>
+        </w:rPr>
+        <w:t>作图</w:t>
+      </w:r>
+      <w:r>
+        <w:rPr>
+          <w:rFonts w:hint="eastAsia" w:ascii="Times New Roman" w:hAnsi="Times New Roman" w:eastAsia="Times New Roman" w:cs="Times New Roman"/>
+        </w:rPr>
+        <w:t>，</w:t>
+      </w:r>
+      <w:r>
+        <w:rPr>
+          <w:rFonts w:hint="eastAsia" w:ascii="Times New Roman" w:hAnsi="Times New Roman" w:eastAsia="FangSong" w:cs="Times New Roman"/>
+        </w:rPr>
+        <w:t>用平面区域同时表达某元素在水溶液中全部型体的稳定范围</w:t>
+      </w:r>
+      <w:r>
+        <w:rPr>
+          <w:rFonts w:hint="eastAsia" w:ascii="Times New Roman" w:hAnsi="Times New Roman" w:eastAsia="Times New Roman" w:cs="Times New Roman"/>
+        </w:rPr>
+        <w:t>。</w:t>
+      </w:r>
+      <w:r>
+        <w:rPr>
+          <w:rFonts w:hint="eastAsia" w:ascii="Times New Roman" w:hAnsi="Times New Roman" w:eastAsia="FangSong" w:cs="Times New Roman"/>
+        </w:rPr>
+        <w:t>图中三类线各有含义</w:t>
+      </w:r>
+      <w:r>
+        <w:rPr>
+          <w:rFonts w:hint="eastAsia" w:ascii="Times New Roman" w:hAnsi="Times New Roman" w:eastAsia="Times New Roman" w:cs="Times New Roman"/>
+        </w:rPr>
+        <w:t>：</w:t>
+      </w:r>
+      <w:r>
+        <w:rPr>
+          <w:rFonts w:hint="eastAsia" w:ascii="Times New Roman" w:hAnsi="Times New Roman" w:eastAsia="FangSong" w:cs="Times New Roman"/>
+          <w:b/>
+          <w:bCs/>
+        </w:rPr>
+        <w:t xml:space="preserve">水平线</w:t>
+      </w:r>
+      <w:r>
+        <w:rPr>
+          <w:rFonts w:hint="eastAsia" w:ascii="Times New Roman" w:hAnsi="Times New Roman" w:eastAsia="FangSong" w:cs="Times New Roman"/>
+        </w:rPr>
+        <w:t xml:space="preserve">对应无</w:t>
+      </w:r>
+      <w:r>
+        <w:rPr>
+          <w:rFonts w:ascii="Times New Roman" w:hAnsi="Times New Roman" w:eastAsia="Times New Roman" w:cs="Times New Roman"/>
+        </w:rPr>
+        <w:t xml:space="preserve"> </w:t>
+      </w:r>
+      <m:oMath>
+        <m:sSup>
+          <m:e>
+            <m:r>
+              <m:rPr>
+                <m:sty m:val="p"/>
+              </m:rPr>
+              <m:t>H</m:t>
+            </m:r>
+          </m:e>
+          <m:sup>
+            <m:r>
+              <m:rPr>
+                <m:sty m:val="p"/>
+              </m:rPr>
+              <m:t>+</m:t>
+            </m:r>
+          </m:sup>
+        </m:sSup>
+      </m:oMath>
+      <w:r>
+        <w:rPr>
+          <w:rFonts w:ascii="Times New Roman" w:hAnsi="Times New Roman" w:eastAsia="Times New Roman" w:cs="Times New Roman"/>
+        </w:rPr>
+        <w:t xml:space="preserve"> </w:t>
+      </w:r>
+      <w:r>
+        <w:rPr>
+          <w:rFonts w:hint="eastAsia" w:ascii="Times New Roman" w:hAnsi="Times New Roman" w:eastAsia="FangSong" w:cs="Times New Roman"/>
+        </w:rPr>
+        <w:t>参与的电子转移</w:t>
+      </w:r>
+      <w:r>
+        <w:rPr>
+          <w:rFonts w:hint="eastAsia" w:ascii="Times New Roman" w:hAnsi="Times New Roman" w:eastAsia="Times New Roman" w:cs="Times New Roman"/>
+        </w:rPr>
+        <w:t>；</w:t>
+      </w:r>
+      <w:r>
+        <w:rPr>
+          <w:rFonts w:hint="eastAsia" w:ascii="Times New Roman" w:hAnsi="Times New Roman" w:eastAsia="FangSong" w:cs="Times New Roman"/>
+          <w:b/>
+          <w:bCs/>
+        </w:rPr>
+        <w:t xml:space="preserve">斜线</w:t>
+      </w:r>
+      <w:r>
+        <w:rPr>
+          <w:rFonts w:hint="eastAsia" w:ascii="Times New Roman" w:hAnsi="Times New Roman" w:eastAsia="FangSong" w:cs="Times New Roman"/>
+        </w:rPr>
+        <w:t xml:space="preserve">对应有</w:t>
+      </w:r>
+      <w:r>
+        <w:rPr>
+          <w:rFonts w:ascii="Times New Roman" w:hAnsi="Times New Roman" w:eastAsia="Times New Roman" w:cs="Times New Roman"/>
+        </w:rPr>
+        <w:t xml:space="preserve"> </w:t>
+      </w:r>
+      <m:oMath>
+        <m:sSup>
+          <m:e>
+            <m:r>
+              <m:rPr>
+                <m:sty m:val="p"/>
+              </m:rPr>
+              <m:t>H</m:t>
+            </m:r>
+          </m:e>
+          <m:sup>
+            <m:r>
+              <m:rPr>
+                <m:sty m:val="p"/>
+              </m:rPr>
+              <m:t>+</m:t>
+            </m:r>
+          </m:sup>
+        </m:sSup>
+      </m:oMath>
+      <w:r>
+        <w:rPr>
+          <w:rFonts w:ascii="Times New Roman" w:hAnsi="Times New Roman" w:eastAsia="Times New Roman" w:cs="Times New Roman"/>
+        </w:rPr>
+        <w:t xml:space="preserve"> </w:t>
+      </w:r>
+      <w:r>
+        <w:rPr>
+          <w:rFonts w:hint="eastAsia" w:ascii="Times New Roman" w:hAnsi="Times New Roman" w:eastAsia="FangSong" w:cs="Times New Roman"/>
+        </w:rPr>
+        <w:t>参与的电极反应</w:t>
+      </w:r>
+      <w:r>
+        <w:rPr>
+          <w:rFonts w:hint="eastAsia" w:ascii="Times New Roman" w:hAnsi="Times New Roman" w:eastAsia="Times New Roman" w:cs="Times New Roman"/>
+        </w:rPr>
+        <w:t>（</w:t>
+      </w:r>
+      <w:r>
+        <w:rPr>
+          <w:rFonts w:hint="eastAsia" w:ascii="Times New Roman" w:hAnsi="Times New Roman" w:eastAsia="FangSong" w:cs="Times New Roman"/>
+        </w:rPr>
+        <w:t>斜率为</w:t>
+      </w:r>
+      <w:r>
+        <w:rPr>
+          <w:rFonts w:ascii="Times New Roman" w:hAnsi="Times New Roman" w:eastAsia="Times New Roman" w:cs="Times New Roman"/>
+        </w:rPr>
+        <w:t xml:space="preserve"> </w:t>
+      </w:r>
+      <m:oMath>
+        <m:oMathPr>
+          <m:ctrlPr>
+            <w:rPr>
+              <w:sz w:val="28"/>
+              <w:szCs w:val="28"/>
+            </w:rPr>
+          </m:ctrlPr>
+        </m:oMathPr>
+        <m:r>
+          <m:rPr>
+            <m:sty m:val="p"/>
+          </m:rPr>
+          <m:t>−</m:t>
+        </m:r>
+        <m:f>
+          <m:fPr>
+            <m:type m:val="bar"/>
+          </m:fPr>
+          <m:num>
+            <m:r>
+              <m:t>m</m:t>
+            </m:r>
+          </m:num>
+          <m:den>
+            <m:r>
+              <m:t>n</m:t>
+            </m:r>
+          </m:den>
+        </m:f>
+        <m:r>
+          <m:rPr>
+            <m:sty m:val="p"/>
+          </m:rPr>
+          <m:t>×</m:t>
+        </m:r>
+        <m:r>
+          <m:t>0.059</m:t>
+        </m:r>
+        <m:r>
+          <m:t> </m:t>
+        </m:r>
+        <m:r>
+          <m:rPr>
+            <m:sty m:val="p"/>
+          </m:rPr>
+          <m:t>V</m:t>
+        </m:r>
+      </m:oMath>
+      <w:r>
+        <w:rPr>
+          <w:rFonts w:hint="eastAsia" w:ascii="Times New Roman" w:hAnsi="Times New Roman" w:eastAsia="Times New Roman" w:cs="Times New Roman"/>
+        </w:rPr>
+        <w:t xml:space="preserve">）；</w:t>
+      </w:r>
+      <w:r>
+        <w:rPr>
+          <w:rFonts w:hint="eastAsia" w:ascii="Times New Roman" w:hAnsi="Times New Roman" w:eastAsia="FangSong" w:cs="Times New Roman"/>
+          <w:b/>
+          <w:bCs/>
+        </w:rPr>
+        <w:t xml:space="preserve">竖线</w:t>
+      </w:r>
+      <w:r>
+        <w:rPr>
+          <w:rFonts w:hint="eastAsia" w:ascii="Times New Roman" w:hAnsi="Times New Roman" w:eastAsia="FangSong" w:cs="Times New Roman"/>
+        </w:rPr>
+        <w:t>对应与电子转移无关的纯酸碱平衡</w:t>
+      </w:r>
+      <w:r>
+        <w:rPr>
+          <w:rFonts w:hint="eastAsia" w:ascii="Times New Roman" w:hAnsi="Times New Roman" w:eastAsia="Times New Roman" w:cs="Times New Roman"/>
+        </w:rPr>
+        <w:t>。</w:t>
+      </w:r>
+      <w:r>
+        <w:rPr>
+          <w:rFonts w:hint="eastAsia" w:ascii="Times New Roman" w:hAnsi="Times New Roman" w:eastAsia="FangSong" w:cs="Times New Roman"/>
+        </w:rPr>
+        <w:t>两条虚线</w:t>
+      </w:r>
+      <w:r>
+        <w:rPr>
+          <w:rFonts w:ascii="Times New Roman" w:hAnsi="Times New Roman" w:eastAsia="Times New Roman" w:cs="Times New Roman"/>
+        </w:rPr>
+        <w:t xml:space="preserve"> a、b </w:t>
+      </w:r>
+      <w:r>
+        <w:rPr>
+          <w:rFonts w:hint="eastAsia" w:ascii="Times New Roman" w:hAnsi="Times New Roman" w:eastAsia="FangSong" w:cs="Times New Roman"/>
+        </w:rPr>
+        <w:t>为水的稳定区上下限</w:t>
+      </w:r>
+      <w:r>
+        <w:rPr>
+          <w:rFonts w:hint="eastAsia" w:ascii="Times New Roman" w:hAnsi="Times New Roman" w:eastAsia="Times New Roman" w:cs="Times New Roman"/>
+        </w:rPr>
+        <w:t>：</w:t>
+      </w:r>
+    </w:p>
+    <w:p>
+      <w:pPr>
+        <w:pStyle w:val="BodyText"/>
+      </w:pPr>
+      <m:oMathPara>
+        <m:oMathParaPr>
+          <m:jc m:val="center"/>
+          <m:ctrlPr>
+            <w:rPr>
+              <w:sz w:val="28"/>
+              <w:szCs w:val="28"/>
+            </w:rPr>
+          </m:ctrlPr>
+        </m:oMathParaPr>
+        <m:oMath>
+          <m:sSub>
+            <m:e>
+              <m:r>
+                <m:t>φ</m:t>
+              </m:r>
+            </m:e>
+            <m:sub>
+              <m:r>
+                <m:t>a</m:t>
+              </m:r>
+            </m:sub>
+          </m:sSub>
+          <m:r>
+            <m:rPr>
+              <m:sty m:val="p"/>
+            </m:rPr>
+            <m:t>=</m:t>
+          </m:r>
+          <m:r>
+            <m:rPr>
+              <m:sty m:val="p"/>
+            </m:rPr>
+            <m:t>−</m:t>
+          </m:r>
+          <m:r>
+            <m:t>0.059</m:t>
+          </m:r>
+          <m:r>
+            <m:t> </m:t>
+          </m:r>
+          <m:r>
+            <m:rPr>
+              <m:sty m:val="p"/>
+            </m:rPr>
+            <m:t>p</m:t>
+          </m:r>
+          <m:r>
+            <m:rPr>
+              <m:sty m:val="p"/>
+            </m:rPr>
+            <m:t>H</m:t>
+          </m:r>
+          <m:r>
+            <m:rPr>
+              <m:sty m:val="p"/>
+            </m:rPr>
+            <m:t>,</m:t>
+          </m:r>
+          <m:r>
+            <m:t>  </m:t>
+          </m:r>
+          <m:sSub>
+            <m:e>
+              <m:r>
+                <m:t>φ</m:t>
+              </m:r>
+            </m:e>
+            <m:sub>
+              <m:r>
+                <m:t>b</m:t>
+              </m:r>
+            </m:sub>
+          </m:sSub>
+          <m:r>
+            <m:rPr>
+              <m:sty m:val="p"/>
+            </m:rPr>
+            <m:t>=</m:t>
+          </m:r>
+          <m:r>
+            <m:t>1.23</m:t>
+          </m:r>
+          <m:r>
+            <m:rPr>
+              <m:sty m:val="p"/>
+            </m:rPr>
+            <m:t>−</m:t>
+          </m:r>
+          <m:r>
+            <m:t>0.059</m:t>
+          </m:r>
+          <m:r>
+            <m:t> </m:t>
+          </m:r>
+          <m:r>
+            <m:rPr>
+              <m:sty m:val="p"/>
+            </m:rPr>
+            <m:t>p</m:t>
+          </m:r>
+          <m:r>
+            <m:rPr>
+              <m:sty m:val="p"/>
+            </m:rPr>
+            <m:t>H</m:t>
+          </m:r>
+        </m:oMath>
+      </m:oMathPara>
+    </w:p>
+    <w:p>
+      <w:pPr>
+        <w:pStyle w:val="FirstParagraph"/>
+        <w:ind w:firstLine="420"/>
+      </w:pPr>
+      <w:r>
+        <w:rPr>
+          <w:rFonts w:hint="eastAsia" w:ascii="Times New Roman" w:hAnsi="Times New Roman" w:eastAsia="FangSong" w:cs="Times New Roman"/>
+        </w:rPr>
+        <w:t>落在两虚线之外的型体会与水发生氧化还原反应</w:t>
+      </w:r>
+      <w:r>
+        <w:rPr>
+          <w:rFonts w:hint="eastAsia" w:ascii="Times New Roman" w:hAnsi="Times New Roman" w:eastAsia="Times New Roman" w:cs="Times New Roman"/>
+        </w:rPr>
+        <w:t>，</w:t>
+      </w:r>
+      <w:r>
+        <w:rPr>
+          <w:rFonts w:hint="eastAsia" w:ascii="Times New Roman" w:hAnsi="Times New Roman" w:eastAsia="FangSong" w:cs="Times New Roman"/>
+        </w:rPr>
+        <w:t>因而无法在水溶液中稳定存在</w:t>
+      </w:r>
+      <w:r>
+        <w:rPr>
+          <w:rFonts w:hint="eastAsia" w:ascii="Times New Roman" w:hAnsi="Times New Roman" w:eastAsia="Times New Roman" w:cs="Times New Roman"/>
+        </w:rPr>
+        <w:t>。</w:t>
+      </w:r>
+    </w:p>
+    <w:p>
+      <w:pPr>
+        <w:pStyle w:val="BodyText"/>
+        <w:spacing w:before="160" w:after="80"/>
+        <w:jc w:val="center"/>
+      </w:pPr>
+      <w:r>
+        <w:rPr>
+          <w:rFonts w:ascii="Times New Roman" w:hAnsi="Times New Roman" w:eastAsia="Times New Roman" w:cs="Times New Roman"/>
+        </w:rPr>
+        <w:drawing>
+          <wp:inline>
+            <wp:extent cx="2667000" cy="2077245"/>
+            <wp:effectExtent b="0" l="0" r="0" t="0"/>
+            <wp:docPr descr="" title="" id="41" name="Picture"/>
+            <a:graphic>
+              <a:graphicData uri="http://schemas.openxmlformats.org/drawingml/2006/picture">
+                <pic:pic>
+                  <pic:nvPicPr>
+                    <pic:cNvPr descr="1f17b520bb6730cd51fb1a53255eb8a06bffb32acc09661752cc9da866c3d630.jpg" id="42" name="Picture"/>
+                    <pic:cNvPicPr>
+                      <a:picLocks noChangeArrowheads="1" noChangeAspect="1"/>
+                    </pic:cNvPicPr>
+                  </pic:nvPicPr>
+                  <pic:blipFill>
+                    <a:blip r:embed="rId40"/>
+                    <a:stretch>
+                      <a:fillRect/>
+                    </a:stretch>
+                  </pic:blipFill>
+                  <pic:spPr bwMode="auto">
+                    <a:xfrm>
+                      <a:off x="0" y="0"/>
+                      <a:ext cx="2667000" cy="2077245"/>
+                    </a:xfrm>
+                    <a:prstGeom prst="rect">
+                      <a:avLst/>
+                    </a:prstGeom>
+                    <a:noFill/>
+                    <a:ln w="9525">
+                      <a:noFill/>
+                      <a:headEnd/>
+                      <a:tailEnd/>
+                    </a:ln>
+                  </pic:spPr>
+                </pic:pic>
+              </a:graphicData>
+            </a:graphic>
+          </wp:inline>
+        </w:drawing>
+      </w:r>
+      <w:r>
+        <w:rPr>
+          <w:rFonts w:ascii="Times New Roman" w:hAnsi="Times New Roman" w:eastAsia="Times New Roman" w:cs="Times New Roman"/>
+        </w:rPr>
+        <w:t xml:space="preserve"> </w:t>
+      </w:r>
+      <w:r>
+        <w:rPr>
+          <w:rFonts w:ascii="Times New Roman" w:hAnsi="Times New Roman" w:eastAsia="Times New Roman" w:cs="Times New Roman"/>
+        </w:rPr>
+        <w:t xml:space="preserve">&gt; </w:t>
+      </w:r>
+      <w:r>
+        <w:rPr>
+          <w:rFonts w:hint="eastAsia" w:ascii="Times New Roman" w:hAnsi="Times New Roman" w:eastAsia="FangSong" w:cs="Times New Roman"/>
+        </w:rPr>
+        <w:t xml:space="preserve">图</w:t>
+      </w:r>
+      <w:r>
+        <w:rPr>
+          <w:rFonts w:ascii="Times New Roman" w:hAnsi="Times New Roman" w:eastAsia="Times New Roman" w:cs="Times New Roman"/>
+        </w:rPr>
+        <w:t xml:space="preserve"> </w:t>
+      </w:r>
+      <w:r>
+        <w:rPr>
+          <w:rFonts w:hint="eastAsia" w:ascii="Times New Roman" w:hAnsi="Times New Roman" w:eastAsia="Times New Roman" w:cs="Times New Roman"/>
+        </w:rPr>
+        <w:t>12-5：</w:t>
+      </w:r>
+      <w:r>
+        <w:rPr>
+          <w:rFonts w:hint="eastAsia" w:ascii="Times New Roman" w:hAnsi="Times New Roman" w:eastAsia="FangSong" w:cs="Times New Roman"/>
+        </w:rPr>
+        <w:t>铁</w:t>
+      </w:r>
+      <w:r>
+        <w:rPr>
+          <w:rFonts w:hint="eastAsia" w:ascii="Times New Roman" w:hAnsi="Times New Roman" w:eastAsia="Times New Roman" w:cs="Times New Roman"/>
+        </w:rPr>
+        <w:t>-</w:t>
+      </w:r>
+      <w:r>
+        <w:rPr>
+          <w:rFonts w:hint="eastAsia" w:ascii="Times New Roman" w:hAnsi="Times New Roman" w:eastAsia="FangSong" w:cs="Times New Roman"/>
+        </w:rPr>
+        <w:t>水体系</w:t>
+      </w:r>
+      <w:r>
+        <w:rPr>
+          <w:rFonts w:ascii="Times New Roman" w:hAnsi="Times New Roman" w:eastAsia="Times New Roman" w:cs="Times New Roman"/>
+        </w:rPr>
+        <w:t xml:space="preserve"> </w:t>
+      </w:r>
+      <m:oMath>
+        <m:r>
+          <m:t>φ</m:t>
+        </m:r>
+      </m:oMath>
+      <w:r>
+        <w:rPr>
+          <w:rFonts w:hint="eastAsia" w:ascii="Times New Roman" w:hAnsi="Times New Roman" w:eastAsia="Times New Roman" w:cs="Times New Roman"/>
+        </w:rPr>
+        <w:t>–pH（Pourbaix）</w:t>
+      </w:r>
+      <w:r>
+        <w:rPr>
+          <w:rFonts w:hint="eastAsia" w:ascii="Times New Roman" w:hAnsi="Times New Roman" w:eastAsia="FangSong" w:cs="Times New Roman"/>
+        </w:rPr>
+        <w:t>图</w:t>
+      </w:r>
+      <w:r>
+        <w:rPr>
+          <w:rFonts w:hint="eastAsia" w:ascii="Times New Roman" w:hAnsi="Times New Roman" w:eastAsia="Times New Roman" w:cs="Times New Roman"/>
+        </w:rPr>
+        <w:t>（</w:t>
+      </w:r>
+      <w:r>
+        <w:rPr>
+          <w:rFonts w:hint="eastAsia" w:ascii="Times New Roman" w:hAnsi="Times New Roman" w:eastAsia="FangSong" w:cs="Times New Roman"/>
+        </w:rPr>
+        <w:t>虚线</w:t>
+      </w:r>
+      <w:r>
+        <w:rPr>
+          <w:rFonts w:ascii="Times New Roman" w:hAnsi="Times New Roman" w:eastAsia="Times New Roman" w:cs="Times New Roman"/>
+        </w:rPr>
+        <w:t xml:space="preserve"> a、b </w:t>
+      </w:r>
+      <w:r>
+        <w:rPr>
+          <w:rFonts w:hint="eastAsia" w:ascii="Times New Roman" w:hAnsi="Times New Roman" w:eastAsia="FangSong" w:cs="Times New Roman"/>
+        </w:rPr>
+        <w:t>为水的稳定区上下限</w:t>
+      </w:r>
+      <w:r>
+        <w:rPr>
+          <w:rFonts w:hint="eastAsia" w:ascii="Times New Roman" w:hAnsi="Times New Roman" w:eastAsia="Times New Roman" w:cs="Times New Roman"/>
+        </w:rPr>
+        <w:t>）</w:t>
+      </w:r>
+    </w:p>
+    <w:p>
+      <w:pPr>
+        <w:pStyle w:val="BodyText"/>
+        <w:ind w:firstLine="420"/>
+      </w:pPr>
+      <w:r>
+        <w:rPr>
+          <w:rFonts w:hint="eastAsia" w:ascii="Times New Roman" w:hAnsi="Times New Roman" w:eastAsia="FangSong" w:cs="Times New Roman"/>
+        </w:rPr>
+        <w:t>对铁</w:t>
+      </w:r>
+      <w:r>
+        <w:rPr>
+          <w:rFonts w:hint="eastAsia" w:ascii="Times New Roman" w:hAnsi="Times New Roman" w:eastAsia="Times New Roman" w:cs="Times New Roman"/>
+        </w:rPr>
+        <w:t>-</w:t>
+      </w:r>
+      <w:r>
+        <w:rPr>
+          <w:rFonts w:hint="eastAsia" w:ascii="Times New Roman" w:hAnsi="Times New Roman" w:eastAsia="FangSong" w:cs="Times New Roman"/>
+        </w:rPr>
+        <w:t>水体系</w:t>
+      </w:r>
+      <w:r>
+        <w:rPr>
+          <w:rFonts w:hint="eastAsia" w:ascii="Times New Roman" w:hAnsi="Times New Roman" w:eastAsia="Times New Roman" w:cs="Times New Roman"/>
+        </w:rPr>
+        <w:t>，</w:t>
+      </w:r>
+      <w:r>
+        <w:rPr>
+          <w:rFonts w:hint="eastAsia" w:ascii="Times New Roman" w:hAnsi="Times New Roman" w:eastAsia="FangSong" w:cs="Times New Roman"/>
+        </w:rPr>
+        <w:t>各区域恰好对应金属在水溶液中的三种命运</w:t>
+      </w:r>
+      <w:r>
+        <w:rPr>
+          <w:rFonts w:hint="eastAsia" w:ascii="Times New Roman" w:hAnsi="Times New Roman" w:eastAsia="Times New Roman" w:cs="Times New Roman"/>
+        </w:rPr>
+        <w:t>：Fe</w:t>
+      </w:r>
+      <w:r>
+        <w:rPr>
+          <w:rFonts w:ascii="Times New Roman" w:hAnsi="Times New Roman" w:eastAsia="Times New Roman" w:cs="Times New Roman"/>
+        </w:rPr>
+        <w:t xml:space="preserve"> </w:t>
+      </w:r>
+      <w:r>
+        <w:rPr>
+          <w:rFonts w:hint="eastAsia" w:ascii="Times New Roman" w:hAnsi="Times New Roman" w:eastAsia="FangSong" w:cs="Times New Roman"/>
+        </w:rPr>
+        <w:t xml:space="preserve">为</w:t>
+      </w:r>
+      <w:r>
+        <w:rPr>
+          <w:rFonts w:hint="eastAsia" w:ascii="Times New Roman" w:hAnsi="Times New Roman" w:eastAsia="FangSong" w:cs="Times New Roman"/>
+          <w:b/>
+          <w:bCs/>
+        </w:rPr>
+        <w:t xml:space="preserve">免蚀区</w:t>
+      </w:r>
+      <w:r>
+        <w:rPr>
+          <w:rFonts w:hint="eastAsia" w:ascii="Times New Roman" w:hAnsi="Times New Roman" w:eastAsia="Times New Roman" w:cs="Times New Roman"/>
+        </w:rPr>
+        <w:t>（</w:t>
+      </w:r>
+      <w:r>
+        <w:rPr>
+          <w:rFonts w:hint="eastAsia" w:ascii="Times New Roman" w:hAnsi="Times New Roman" w:eastAsia="FangSong" w:cs="Times New Roman"/>
+        </w:rPr>
+        <w:t>热力学稳定</w:t>
+      </w:r>
+      <w:r>
+        <w:rPr>
+          <w:rFonts w:hint="eastAsia" w:ascii="Times New Roman" w:hAnsi="Times New Roman" w:eastAsia="Times New Roman" w:cs="Times New Roman"/>
+        </w:rPr>
+        <w:t>）、</w:t>
+      </w:r>
+      <m:oMath>
+        <m:r>
+          <m:rPr>
+            <m:sty m:val="p"/>
+          </m:rPr>
+          <m:t>F</m:t>
+        </m:r>
+        <m:sSup>
+          <m:e>
+            <m:r>
+              <m:rPr>
+                <m:sty m:val="p"/>
+              </m:rPr>
+              <m:t>e</m:t>
+            </m:r>
+          </m:e>
+          <m:sup>
+            <m:r>
+              <m:rPr>
+                <m:sty m:val="p"/>
+              </m:rPr>
+              <m:t>2</m:t>
+            </m:r>
+            <m:r>
+              <m:rPr>
+                <m:sty m:val="p"/>
+              </m:rPr>
+              <m:t>+</m:t>
+            </m:r>
+          </m:sup>
+        </m:sSup>
+      </m:oMath>
+      <w:r>
+        <w:rPr>
+          <w:rFonts w:ascii="Times New Roman" w:hAnsi="Times New Roman" w:eastAsia="Times New Roman" w:cs="Times New Roman"/>
+        </w:rPr>
+        <w:t xml:space="preserve"> </w:t>
+      </w:r>
+      <w:r>
+        <w:rPr>
+          <w:rFonts w:hint="eastAsia" w:ascii="Times New Roman" w:hAnsi="Times New Roman" w:eastAsia="FangSong" w:cs="Times New Roman"/>
+        </w:rPr>
+        <w:t xml:space="preserve">为</w:t>
+      </w:r>
+      <w:r>
+        <w:rPr>
+          <w:rFonts w:hint="eastAsia" w:ascii="Times New Roman" w:hAnsi="Times New Roman" w:eastAsia="FangSong" w:cs="Times New Roman"/>
+          <w:b/>
+          <w:bCs/>
+        </w:rPr>
+        <w:t xml:space="preserve">腐蚀区</w:t>
+      </w:r>
+      <w:r>
+        <w:rPr>
+          <w:rFonts w:hint="eastAsia" w:ascii="Times New Roman" w:hAnsi="Times New Roman" w:eastAsia="Times New Roman" w:cs="Times New Roman"/>
+        </w:rPr>
+        <w:t>（</w:t>
+      </w:r>
+      <w:r>
+        <w:rPr>
+          <w:rFonts w:hint="eastAsia" w:ascii="Times New Roman" w:hAnsi="Times New Roman" w:eastAsia="FangSong" w:cs="Times New Roman"/>
+        </w:rPr>
+        <w:t>溶解</w:t>
+      </w:r>
+      <w:r>
+        <w:rPr>
+          <w:rFonts w:hint="eastAsia" w:ascii="Times New Roman" w:hAnsi="Times New Roman" w:eastAsia="Times New Roman" w:cs="Times New Roman"/>
+        </w:rPr>
+        <w:t>）、</w:t>
+      </w:r>
+      <m:oMath>
+        <m:oMathPr>
+          <m:ctrlPr>
+            <w:rPr>
+              <w:sz w:val="28"/>
+              <w:szCs w:val="28"/>
+            </w:rPr>
+          </m:ctrlPr>
+        </m:oMathPr>
+        <m:r>
+          <m:rPr>
+            <m:sty m:val="p"/>
+          </m:rPr>
+          <m:t>F</m:t>
+        </m:r>
+        <m:r>
+          <m:rPr>
+            <m:sty m:val="p"/>
+          </m:rPr>
+          <m:t>e</m:t>
+        </m:r>
+        <m:r>
+          <m:rPr>
+            <m:sty m:val="p"/>
+          </m:rPr>
+          <m:t>(</m:t>
+        </m:r>
+        <m:r>
+          <m:rPr>
+            <m:sty m:val="p"/>
+          </m:rPr>
+          <m:t>O</m:t>
+        </m:r>
+        <m:r>
+          <m:rPr>
+            <m:sty m:val="p"/>
+          </m:rPr>
+          <m:t>H</m:t>
+        </m:r>
+        <m:sSub>
+          <m:e>
+            <m:r>
+              <m:rPr>
+                <m:sty m:val="p"/>
+              </m:rPr>
+              <m:t>)</m:t>
+            </m:r>
+          </m:e>
+          <m:sub>
+            <m:r>
+              <m:rPr>
+                <m:sty m:val="p"/>
+              </m:rPr>
+              <m:t>3</m:t>
+            </m:r>
+          </m:sub>
+        </m:sSub>
+      </m:oMath>
+      <w:r>
+        <w:rPr>
+          <w:rFonts w:ascii="Times New Roman" w:hAnsi="Times New Roman" w:eastAsia="Times New Roman" w:cs="Times New Roman"/>
+        </w:rPr>
+        <w:t xml:space="preserve"> </w:t>
+      </w:r>
+      <w:r>
+        <w:rPr>
+          <w:rFonts w:hint="eastAsia" w:ascii="Times New Roman" w:hAnsi="Times New Roman" w:eastAsia="FangSong" w:cs="Times New Roman"/>
+        </w:rPr>
+        <w:t xml:space="preserve">与</w:t>
+      </w:r>
+      <w:r>
+        <w:rPr>
+          <w:rFonts w:ascii="Times New Roman" w:hAnsi="Times New Roman" w:eastAsia="Times New Roman" w:cs="Times New Roman"/>
+        </w:rPr>
+        <w:t xml:space="preserve"> </w:t>
+      </w:r>
+      <m:oMath>
+        <m:oMathPr>
+          <m:ctrlPr>
+            <w:rPr>
+              <w:sz w:val="28"/>
+              <w:szCs w:val="28"/>
+            </w:rPr>
+          </m:ctrlPr>
+        </m:oMathPr>
+        <m:r>
+          <m:rPr>
+            <m:sty m:val="p"/>
+          </m:rPr>
+          <m:t>F</m:t>
+        </m:r>
+        <m:r>
+          <m:rPr>
+            <m:sty m:val="p"/>
+          </m:rPr>
+          <m:t>e</m:t>
+        </m:r>
+        <m:r>
+          <m:rPr>
+            <m:sty m:val="p"/>
+          </m:rPr>
+          <m:t>(</m:t>
+        </m:r>
+        <m:r>
+          <m:rPr>
+            <m:sty m:val="p"/>
+          </m:rPr>
+          <m:t>O</m:t>
+        </m:r>
+        <m:r>
+          <m:rPr>
+            <m:sty m:val="p"/>
+          </m:rPr>
+          <m:t>H</m:t>
+        </m:r>
+        <m:sSub>
+          <m:e>
+            <m:r>
+              <m:rPr>
+                <m:sty m:val="p"/>
+              </m:rPr>
+              <m:t>)</m:t>
+            </m:r>
+          </m:e>
+          <m:sub>
+            <m:r>
+              <m:rPr>
+                <m:sty m:val="p"/>
+              </m:rPr>
+              <m:t>2</m:t>
+            </m:r>
+          </m:sub>
+        </m:sSub>
+      </m:oMath>
+      <w:r>
+        <w:rPr>
+          <w:rFonts w:ascii="Times New Roman" w:hAnsi="Times New Roman" w:eastAsia="Times New Roman" w:cs="Times New Roman"/>
+        </w:rPr>
+        <w:t xml:space="preserve"> </w:t>
+      </w:r>
+      <w:r>
+        <w:rPr>
+          <w:rFonts w:hint="eastAsia" w:ascii="Times New Roman" w:hAnsi="Times New Roman" w:eastAsia="FangSong" w:cs="Times New Roman"/>
+        </w:rPr>
+        <w:t xml:space="preserve">为</w:t>
+      </w:r>
+      <w:r>
+        <w:rPr>
+          <w:rFonts w:hint="eastAsia" w:ascii="Times New Roman" w:hAnsi="Times New Roman" w:eastAsia="FangSong" w:cs="Times New Roman"/>
+          <w:b/>
+          <w:bCs/>
+        </w:rPr>
+        <w:t xml:space="preserve">钝化区</w:t>
+      </w:r>
+      <w:r>
+        <w:rPr>
+          <w:rFonts w:hint="eastAsia" w:ascii="Times New Roman" w:hAnsi="Times New Roman" w:eastAsia="Times New Roman" w:cs="Times New Roman"/>
+        </w:rPr>
+        <w:t>（</w:t>
+      </w:r>
+      <w:r>
+        <w:rPr>
+          <w:rFonts w:hint="eastAsia" w:ascii="Times New Roman" w:hAnsi="Times New Roman" w:eastAsia="FangSong" w:cs="Times New Roman"/>
+        </w:rPr>
+        <w:t>表面成膜而受保护</w:t>
+      </w:r>
+      <w:r>
+        <w:rPr>
+          <w:rFonts w:hint="eastAsia" w:ascii="Times New Roman" w:hAnsi="Times New Roman" w:eastAsia="Times New Roman" w:cs="Times New Roman"/>
+        </w:rPr>
+        <w:t>）。</w:t>
+      </w:r>
+      <w:r>
+        <w:rPr>
+          <w:rFonts w:hint="eastAsia" w:ascii="Times New Roman" w:hAnsi="Times New Roman" w:eastAsia="FangSong" w:cs="Times New Roman"/>
+        </w:rPr>
+        <w:t>这是</w:t>
+      </w:r>
+      <w:r>
+        <w:rPr>
+          <w:rFonts w:ascii="Times New Roman" w:hAnsi="Times New Roman" w:eastAsia="Times New Roman" w:cs="Times New Roman"/>
+        </w:rPr>
+        <w:t xml:space="preserve"> §6 </w:t>
+      </w:r>
+      <w:r>
+        <w:rPr>
+          <w:rFonts w:hint="eastAsia" w:ascii="Times New Roman" w:hAnsi="Times New Roman" w:eastAsia="FangSong" w:cs="Times New Roman"/>
+        </w:rPr>
+        <w:t>讨论电化学腐蚀与防护的图形依据</w:t>
+      </w:r>
+      <w:r>
+        <w:rPr>
+          <w:rFonts w:hint="eastAsia" w:ascii="Times New Roman" w:hAnsi="Times New Roman" w:eastAsia="Times New Roman" w:cs="Times New Roman"/>
+        </w:rPr>
+        <w:t>。</w:t>
+      </w:r>
+    </w:p>
     <w:p>
       <w:pPr>
         <w:spacing w:before="160" w:after="80"/>
@@ -16672,9 +17350,9 @@
         </w:pict>
       </w:r>
     </w:p>
-    <w:bookmarkEnd w:id="36"/>
-    <w:bookmarkEnd w:id="37"/>
-    <w:bookmarkStart w:id="40" w:name="电化学腐蚀与防护"/>
+    <w:bookmarkEnd w:id="43"/>
+    <w:bookmarkEnd w:id="44"/>
+    <w:bookmarkStart w:id="47" w:name="电化学腐蚀与防护"/>
     <w:p>
       <w:pPr>
         <w:pStyle w:val="Heading2"/>
@@ -16693,7 +17371,7 @@
         <w:t xml:space="preserve">电化学腐蚀与防护</w:t>
       </w:r>
     </w:p>
-    <w:bookmarkStart w:id="38" w:name="电化学腐蚀的类型"/>
+    <w:bookmarkStart w:id="45" w:name="电化学腐蚀的类型"/>
     <w:p>
       <w:pPr>
         <w:pStyle w:val="Heading3"/>
@@ -17334,8 +18012,8 @@
         <w:t>。</w:t>
       </w:r>
     </w:p>
-    <w:bookmarkEnd w:id="38"/>
-    <w:bookmarkStart w:id="39" w:name="防腐方法"/>
+    <w:bookmarkEnd w:id="45"/>
+    <w:bookmarkStart w:id="46" w:name="防腐方法"/>
     <w:p>
       <w:pPr>
         <w:pStyle w:val="Heading3"/>
@@ -17888,24 +18566,15 @@
         </w:rPr>
         <w:t>：</w:t>
       </w:r>
-      <w:r>
-        <w:rPr>
-          <w:rFonts w:ascii="Times New Roman" w:hAnsi="Times New Roman" w:eastAsia="Times New Roman" w:cs="Times New Roman"/>
-        </w:rPr>
-        <w:t xml:space="preserve"> </w:t>
-      </w:r>
-      <w:r>
-        <w:rPr>
-          <w:rFonts w:ascii="Times New Roman" w:hAnsi="Times New Roman" w:eastAsia="Times New Roman" w:cs="Times New Roman"/>
-        </w:rPr>
-        <w:t xml:space="preserve">1.</w:t>
-      </w:r>
-      <w:r>
-        <w:rPr>
-          <w:rFonts w:ascii="Times New Roman" w:hAnsi="Times New Roman" w:eastAsia="Times New Roman" w:cs="Times New Roman"/>
-        </w:rPr>
-        <w:t xml:space="preserve"> </w:t>
-      </w:r>
+    </w:p>
+    <w:p>
+      <w:pPr>
+        <w:numPr>
+          <w:ilvl w:val="0"/>
+          <w:numId w:val="1001"/>
+        </w:numPr>
+        <w:ind w:firstLine="420"/>
+      </w:pPr>
       <w:r>
         <w:rPr>
           <w:rFonts w:hint="eastAsia" w:ascii="Times New Roman" w:hAnsi="Times New Roman" w:eastAsia="FangSong" w:cs="Times New Roman"/>
@@ -18246,24 +18915,15 @@
         </w:rPr>
         <w:t>。</w:t>
       </w:r>
-      <w:r>
-        <w:rPr>
-          <w:rFonts w:ascii="Times New Roman" w:hAnsi="Times New Roman" w:eastAsia="Times New Roman" w:cs="Times New Roman"/>
-        </w:rPr>
-        <w:t xml:space="preserve"> </w:t>
-      </w:r>
-      <w:r>
-        <w:rPr>
-          <w:rFonts w:ascii="Times New Roman" w:hAnsi="Times New Roman" w:eastAsia="Times New Roman" w:cs="Times New Roman"/>
-        </w:rPr>
-        <w:t xml:space="preserve">2.</w:t>
-      </w:r>
-      <w:r>
-        <w:rPr>
-          <w:rFonts w:ascii="Times New Roman" w:hAnsi="Times New Roman" w:eastAsia="Times New Roman" w:cs="Times New Roman"/>
-        </w:rPr>
-        <w:t xml:space="preserve"> </w:t>
-      </w:r>
+    </w:p>
+    <w:p>
+      <w:pPr>
+        <w:numPr>
+          <w:ilvl w:val="0"/>
+          <w:numId w:val="1001"/>
+        </w:numPr>
+        <w:ind w:firstLine="420"/>
+      </w:pPr>
       <w:r>
         <w:rPr>
           <w:rFonts w:hint="eastAsia" w:ascii="Times New Roman" w:hAnsi="Times New Roman" w:eastAsia="FangSong" w:cs="Times New Roman"/>
@@ -18615,9 +19275,9 @@
         </w:pict>
       </w:r>
     </w:p>
-    <w:bookmarkEnd w:id="39"/>
-    <w:bookmarkEnd w:id="40"/>
-    <w:bookmarkStart w:id="44" w:name="化学电源"/>
+    <w:bookmarkEnd w:id="46"/>
+    <w:bookmarkEnd w:id="47"/>
+    <w:bookmarkStart w:id="51" w:name="化学电源"/>
     <w:p>
       <w:pPr>
         <w:pStyle w:val="Heading2"/>
@@ -18636,7 +19296,7 @@
         <w:t xml:space="preserve">化学电源</w:t>
       </w:r>
     </w:p>
-    <w:bookmarkStart w:id="41" w:name="常见化学电源"/>
+    <w:bookmarkStart w:id="48" w:name="常见化学电源"/>
     <w:p>
       <w:pPr>
         <w:pStyle w:val="Heading3"/>
@@ -19316,8 +19976,8 @@
         </w:tc>
       </w:tr>
     </w:tbl>
-    <w:bookmarkEnd w:id="41"/>
-    <w:bookmarkStart w:id="42" w:name="铅蓄电池详解"/>
+    <w:bookmarkEnd w:id="48"/>
+    <w:bookmarkStart w:id="49" w:name="铅蓄电池详解"/>
     <w:p>
       <w:pPr>
         <w:pStyle w:val="Heading3"/>
@@ -20405,8 +21065,8 @@
         <w:t>。</w:t>
       </w:r>
     </w:p>
-    <w:bookmarkEnd w:id="42"/>
-    <w:bookmarkStart w:id="43" w:name="燃料电池"/>
+    <w:bookmarkEnd w:id="49"/>
+    <w:bookmarkStart w:id="50" w:name="燃料电池"/>
     <w:p>
       <w:pPr>
         <w:pStyle w:val="Heading3"/>
@@ -20966,9 +21626,9 @@
         </w:pict>
       </w:r>
     </w:p>
-    <w:bookmarkEnd w:id="43"/>
-    <w:bookmarkEnd w:id="44"/>
-    <w:bookmarkStart w:id="54" w:name="超电势与电解析出动力学"/>
+    <w:bookmarkEnd w:id="50"/>
+    <w:bookmarkEnd w:id="51"/>
+    <w:bookmarkStart w:id="61" w:name="超电势与电解析出动力学"/>
     <w:p>
       <w:pPr>
         <w:pStyle w:val="Heading2"/>
@@ -20987,7 +21647,7 @@
         <w:t xml:space="preserve">超电势与电解析出动力学</w:t>
       </w:r>
     </w:p>
-    <w:bookmarkStart w:id="48" w:name="理论分解电压与实际分解电压"/>
+    <w:bookmarkStart w:id="55" w:name="理论分解电压与实际分解电压"/>
     <w:p>
       <w:pPr>
         <w:pStyle w:val="Heading3"/>
@@ -22125,18 +22785,18 @@
           <wp:inline>
             <wp:extent cx="2667000" cy="1931865"/>
             <wp:effectExtent b="0" l="0" r="0" t="0"/>
-            <wp:docPr descr="" title="" id="46" name="Picture"/>
+            <wp:docPr descr="" title="" id="53" name="Picture"/>
             <a:graphic>
               <a:graphicData uri="http://schemas.openxmlformats.org/drawingml/2006/picture">
                 <pic:pic>
                   <pic:nvPicPr>
-                    <pic:cNvPr descr="df8819507962a355738fa1681f5fd689d39122d343e7639b1d8da9865d0b6b11.jpg" id="47" name="Picture"/>
+                    <pic:cNvPr descr="df8819507962a355738fa1681f5fd689d39122d343e7639b1d8da9865d0b6b11.jpg" id="54" name="Picture"/>
                     <pic:cNvPicPr>
                       <a:picLocks noChangeArrowheads="1" noChangeAspect="1"/>
                     </pic:cNvPicPr>
                   </pic:nvPicPr>
                   <pic:blipFill>
-                    <a:blip r:embed="rId45"/>
+                    <a:blip r:embed="rId52"/>
                     <a:stretch>
                       <a:fillRect/>
                     </a:stretch>
@@ -22190,7 +22850,7 @@
         <w:rPr>
           <w:rFonts w:hint="eastAsia" w:ascii="Times New Roman" w:hAnsi="Times New Roman" w:eastAsia="Times New Roman" w:cs="Times New Roman"/>
         </w:rPr>
-        <w:t>12-4：</w:t>
+        <w:t>12-6：</w:t>
       </w:r>
       <w:r>
         <w:rPr>
@@ -22199,8 +22859,8 @@
         <w:t>电解水分解电压与超电势关系</w:t>
       </w:r>
     </w:p>
-    <w:bookmarkEnd w:id="48"/>
-    <w:bookmarkStart w:id="49" w:name="超电势的微观机理与分类"/>
+    <w:bookmarkEnd w:id="55"/>
+    <w:bookmarkStart w:id="56" w:name="超电势的微观机理与分类"/>
     <w:p>
       <w:pPr>
         <w:pStyle w:val="Heading3"/>
@@ -22650,8 +23310,8 @@
         <w:t>。</w:t>
       </w:r>
     </w:p>
-    <w:bookmarkEnd w:id="49"/>
-    <w:bookmarkStart w:id="50" w:name="tafel-公式与电极动力学极化"/>
+    <w:bookmarkEnd w:id="56"/>
+    <w:bookmarkStart w:id="57" w:name="tafel-公式与电极动力学极化"/>
     <w:p>
       <w:pPr>
         <w:pStyle w:val="Heading3"/>
@@ -23235,8 +23895,8 @@
         <w:t>。</w:t>
       </w:r>
     </w:p>
-    <w:bookmarkEnd w:id="50"/>
-    <w:bookmarkStart w:id="51" w:name="超电势对阴阳极产物析出顺序的调控"/>
+    <w:bookmarkEnd w:id="57"/>
+    <w:bookmarkStart w:id="58" w:name="超电势对阴阳极产物析出顺序的调控"/>
     <w:p>
       <w:pPr>
         <w:pStyle w:val="Heading3"/>
@@ -24135,8 +24795,8 @@
         </w:pict>
       </w:r>
     </w:p>
-    <w:bookmarkEnd w:id="51"/>
-    <w:bookmarkStart w:id="52" w:name="典型例题"/>
+    <w:bookmarkEnd w:id="58"/>
+    <w:bookmarkStart w:id="59" w:name="典型例题"/>
     <w:p>
       <w:pPr>
         <w:pStyle w:val="Heading3"/>
@@ -25542,8 +26202,8 @@
         </w:pict>
       </w:r>
     </w:p>
-    <w:bookmarkEnd w:id="52"/>
-    <w:bookmarkStart w:id="53" w:name="综合例题"/>
+    <w:bookmarkEnd w:id="59"/>
+    <w:bookmarkStart w:id="60" w:name="综合例题"/>
     <w:p>
       <w:pPr>
         <w:pStyle w:val="Heading3"/>
@@ -26006,7 +26666,7 @@
         <w:pStyle w:val="Compact"/>
         <w:numPr>
           <w:ilvl w:val="0"/>
-          <w:numId w:val="1001"/>
+          <w:numId w:val="1002"/>
         </w:numPr>
         <w:ind w:firstLine="420"/>
       </w:pPr>
@@ -26040,7 +26700,7 @@
         <w:pStyle w:val="Compact"/>
         <w:numPr>
           <w:ilvl w:val="0"/>
-          <w:numId w:val="1001"/>
+          <w:numId w:val="1002"/>
         </w:numPr>
         <w:ind w:firstLine="420"/>
       </w:pPr>
@@ -26074,7 +26734,7 @@
         <w:pStyle w:val="Compact"/>
         <w:numPr>
           <w:ilvl w:val="0"/>
-          <w:numId w:val="1001"/>
+          <w:numId w:val="1002"/>
         </w:numPr>
         <w:ind w:firstLine="420"/>
       </w:pPr>
@@ -26108,7 +26768,7 @@
         <w:pStyle w:val="Compact"/>
         <w:numPr>
           <w:ilvl w:val="0"/>
-          <w:numId w:val="1001"/>
+          <w:numId w:val="1002"/>
         </w:numPr>
         <w:ind w:firstLine="420"/>
       </w:pPr>
@@ -26847,9 +27507,9 @@
         </w:pict>
       </w:r>
     </w:p>
-    <w:bookmarkEnd w:id="53"/>
-    <w:bookmarkEnd w:id="54"/>
-    <w:bookmarkStart w:id="82" w:name="电催化与质子耦合电子转移pcet"/>
+    <w:bookmarkEnd w:id="60"/>
+    <w:bookmarkEnd w:id="61"/>
+    <w:bookmarkStart w:id="89" w:name="电催化与质子耦合电子转移pcet"/>
     <w:p>
       <w:pPr>
         <w:pStyle w:val="Heading2"/>
@@ -26874,7 +27534,7 @@
         <w:t>（PCET）</w:t>
       </w:r>
     </w:p>
-    <w:bookmarkStart w:id="55" w:name="氮分子的热力学稳定性与电还原能垒"/>
+    <w:bookmarkStart w:id="62" w:name="氮分子的热力学稳定性与电还原能垒"/>
     <w:p>
       <w:pPr>
         <w:pStyle w:val="Heading3"/>
@@ -27459,8 +28119,8 @@
         <w:t>。</w:t>
       </w:r>
     </w:p>
-    <w:bookmarkEnd w:id="55"/>
-    <w:bookmarkStart w:id="56" w:name="过渡金属配合物的端基配位与活化机制"/>
+    <w:bookmarkEnd w:id="62"/>
+    <w:bookmarkStart w:id="63" w:name="过渡金属配合物的端基配位与活化机制"/>
     <w:p>
       <w:pPr>
         <w:pStyle w:val="Heading3"/>
@@ -27667,10 +28327,9 @@
     </w:p>
     <w:p>
       <w:pPr>
-        <w:pStyle w:val="Compact"/>
         <w:numPr>
           <w:ilvl w:val="0"/>
-          <w:numId w:val="1002"/>
+          <w:numId w:val="1003"/>
         </w:numPr>
         <w:ind w:firstLine="420"/>
       </w:pPr>
@@ -27773,10 +28432,9 @@
     </w:p>
     <w:p>
       <w:pPr>
-        <w:pStyle w:val="Compact"/>
         <w:numPr>
           <w:ilvl w:val="0"/>
-          <w:numId w:val="1002"/>
+          <w:numId w:val="1003"/>
         </w:numPr>
         <w:ind w:firstLine="420"/>
       </w:pPr>
@@ -27917,10 +28575,9 @@
     </w:p>
     <w:p>
       <w:pPr>
-        <w:pStyle w:val="Compact"/>
         <w:numPr>
           <w:ilvl w:val="0"/>
-          <w:numId w:val="1002"/>
+          <w:numId w:val="1003"/>
         </w:numPr>
         <w:ind w:firstLine="420"/>
       </w:pPr>
@@ -28137,8 +28794,8 @@
         <w:t>。</w:t>
       </w:r>
     </w:p>
-    <w:bookmarkEnd w:id="56"/>
-    <w:bookmarkStart w:id="57" w:name="质子耦合电子转移pcet热力学与动力学协同效应"/>
+    <w:bookmarkEnd w:id="63"/>
+    <w:bookmarkStart w:id="64" w:name="质子耦合电子转移pcet热力学与动力学协同效应"/>
     <w:p>
       <w:pPr>
         <w:pStyle w:val="Heading3"/>
@@ -28823,8 +29480,8 @@
         <w:t>”。</w:t>
       </w:r>
     </w:p>
-    <w:bookmarkEnd w:id="57"/>
-    <w:bookmarkStart w:id="58" w:name="非水溶剂体系中二茂铁fcfc0参比体系与电势标度转换"/>
+    <w:bookmarkEnd w:id="64"/>
+    <w:bookmarkStart w:id="65" w:name="非水溶剂体系中二茂铁fcfc0参比体系与电势标度转换"/>
     <w:p>
       <w:pPr>
         <w:pStyle w:val="Heading3"/>
@@ -30032,8 +30689,8 @@
         <w:t>。</w:t>
       </w:r>
     </w:p>
-    <w:bookmarkEnd w:id="58"/>
-    <w:bookmarkStart w:id="74" w:name="典型例题-1"/>
+    <w:bookmarkEnd w:id="65"/>
+    <w:bookmarkStart w:id="81" w:name="典型例题-1"/>
     <w:p>
       <w:pPr>
         <w:pStyle w:val="Heading3"/>
@@ -31196,7 +31853,7 @@
         <w:rPr>
           <w:rFonts w:hint="eastAsia" w:ascii="Times New Roman" w:hAnsi="Times New Roman" w:eastAsia="Times New Roman" w:cs="Times New Roman"/>
         </w:rPr>
-        <w:t>12-5、</w:t>
+        <w:t>12-7、</w:t>
       </w:r>
       <w:r>
         <w:rPr>
@@ -31214,7 +31871,7 @@
         <w:rPr>
           <w:rFonts w:hint="eastAsia" w:ascii="Times New Roman" w:hAnsi="Times New Roman" w:eastAsia="Times New Roman" w:cs="Times New Roman"/>
         </w:rPr>
-        <w:t>12-6），</w:t>
+        <w:t>12-8），</w:t>
       </w:r>
       <w:r>
         <w:rPr>
@@ -31319,18 +31976,18 @@
                 <wp:inline>
                   <wp:extent cx="2286000" cy="1625366"/>
                   <wp:effectExtent b="0" l="0" r="0" t="0"/>
-                  <wp:docPr descr="" title="" id="60" name="Picture"/>
+                  <wp:docPr descr="" title="" id="67" name="Picture"/>
                   <a:graphic>
                     <a:graphicData uri="http://schemas.openxmlformats.org/drawingml/2006/picture">
                       <pic:pic>
                         <pic:nvPicPr>
-                          <pic:cNvPr descr="20966e5c2bce3cde3a7f5b7fabe5bb5506671169013318c748e181524e62bd21.jpg" id="61" name="Picture"/>
+                          <pic:cNvPr descr="20966e5c2bce3cde3a7f5b7fabe5bb5506671169013318c748e181524e62bd21.jpg" id="68" name="Picture"/>
                           <pic:cNvPicPr>
                             <a:picLocks noChangeArrowheads="1" noChangeAspect="1"/>
                           </pic:cNvPicPr>
                         </pic:nvPicPr>
                         <pic:blipFill>
-                          <a:blip r:embed="rId59"/>
+                          <a:blip r:embed="rId66"/>
                           <a:stretch>
                             <a:fillRect/>
                           </a:stretch>
@@ -31378,18 +32035,18 @@
                 <wp:inline>
                   <wp:extent cx="2286000" cy="1314955"/>
                   <wp:effectExtent b="0" l="0" r="0" t="0"/>
-                  <wp:docPr descr="" title="" id="63" name="Picture"/>
+                  <wp:docPr descr="" title="" id="70" name="Picture"/>
                   <a:graphic>
                     <a:graphicData uri="http://schemas.openxmlformats.org/drawingml/2006/picture">
                       <pic:pic>
                         <pic:nvPicPr>
-                          <pic:cNvPr descr="9459a1491549e537b74d8450d6b811cf1b05553e5aaf99f96eae72e870cff519.jpg" id="64" name="Picture"/>
+                          <pic:cNvPr descr="9459a1491549e537b74d8450d6b811cf1b05553e5aaf99f96eae72e870cff519.jpg" id="71" name="Picture"/>
                           <pic:cNvPicPr>
                             <a:picLocks noChangeArrowheads="1" noChangeAspect="1"/>
                           </pic:cNvPicPr>
                         </pic:nvPicPr>
                         <pic:blipFill>
-                          <a:blip r:embed="rId62"/>
+                          <a:blip r:embed="rId69"/>
                           <a:stretch>
                             <a:fillRect/>
                           </a:stretch>
@@ -31436,7 +32093,7 @@
               <w:rPr>
                 <w:rFonts w:ascii="Times New Roman" w:hAnsi="Times New Roman" w:eastAsia="Times New Roman" w:cs="Times New Roman"/>
               </w:rPr>
-              <w:t xml:space="preserve"> 12-5</w:t>
+              <w:t xml:space="preserve"> 12-7</w:t>
             </w:r>
             <w:r>
               <w:rPr>
@@ -31525,7 +32182,7 @@
               <w:rPr>
                 <w:rFonts w:ascii="Times New Roman" w:hAnsi="Times New Roman" w:eastAsia="Times New Roman" w:cs="Times New Roman"/>
               </w:rPr>
-              <w:t xml:space="preserve"> 12-6</w:t>
+              <w:t xml:space="preserve"> 12-8</w:t>
             </w:r>
             <w:r>
               <w:rPr>
@@ -32151,7 +32808,7 @@
         <w:rPr>
           <w:rFonts w:ascii="Times New Roman" w:hAnsi="Times New Roman" w:eastAsia="Times New Roman" w:cs="Times New Roman"/>
         </w:rPr>
-        <w:t xml:space="preserve"> 12-7 </w:t>
+        <w:t xml:space="preserve"> 12-9 </w:t>
       </w:r>
       <w:r>
         <w:rPr>
@@ -32175,7 +32832,7 @@
         <w:rPr>
           <w:rFonts w:ascii="Times New Roman" w:hAnsi="Times New Roman" w:eastAsia="Times New Roman" w:cs="Times New Roman"/>
         </w:rPr>
-        <w:t xml:space="preserve"> 12-7 </w:t>
+        <w:t xml:space="preserve"> 12-9 </w:t>
       </w:r>
       <w:r>
         <w:rPr>
@@ -32328,18 +32985,18 @@
           <wp:inline>
             <wp:extent cx="2667000" cy="2197903"/>
             <wp:effectExtent b="0" l="0" r="0" t="0"/>
-            <wp:docPr descr="" title="" id="66" name="Picture"/>
+            <wp:docPr descr="" title="" id="73" name="Picture"/>
             <a:graphic>
               <a:graphicData uri="http://schemas.openxmlformats.org/drawingml/2006/picture">
                 <pic:pic>
                   <pic:nvPicPr>
-                    <pic:cNvPr descr="f01945cbe1e851e1ed8a25ef6e45f4a9a1d83674b13fee10e50ee8a6d37def18.jpg" id="67" name="Picture"/>
+                    <pic:cNvPr descr="f01945cbe1e851e1ed8a25ef6e45f4a9a1d83674b13fee10e50ee8a6d37def18.jpg" id="74" name="Picture"/>
                     <pic:cNvPicPr>
                       <a:picLocks noChangeArrowheads="1" noChangeAspect="1"/>
                     </pic:cNvPicPr>
                   </pic:nvPicPr>
                   <pic:blipFill>
-                    <a:blip r:embed="rId65"/>
+                    <a:blip r:embed="rId72"/>
                     <a:stretch>
                       <a:fillRect/>
                     </a:stretch>
@@ -32393,7 +33050,7 @@
         <w:rPr>
           <w:rFonts w:hint="eastAsia" w:ascii="Times New Roman" w:hAnsi="Times New Roman" w:eastAsia="Times New Roman" w:cs="Times New Roman"/>
         </w:rPr>
-        <w:t xml:space="preserve">12-7：Sm</w:t>
+        <w:t xml:space="preserve">12-9：Sm</w:t>
       </w:r>
       <w:r>
         <w:rPr>
@@ -32474,7 +33131,7 @@
         <w:rPr>
           <w:rFonts w:ascii="Times New Roman" w:hAnsi="Times New Roman" w:eastAsia="Times New Roman" w:cs="Times New Roman"/>
         </w:rPr>
-        <w:t xml:space="preserve"> 12-8 </w:t>
+        <w:t xml:space="preserve"> 12-10 </w:t>
       </w:r>
       <w:r>
         <w:rPr>
@@ -32486,7 +33143,7 @@
         <w:rPr>
           <w:rFonts w:ascii="Times New Roman" w:hAnsi="Times New Roman" w:eastAsia="Times New Roman" w:cs="Times New Roman"/>
         </w:rPr>
-        <w:t xml:space="preserve"> 12-9 </w:t>
+        <w:t xml:space="preserve"> 12-11 </w:t>
       </w:r>
       <w:r>
         <w:rPr>
@@ -32765,18 +33422,18 @@
                 <wp:inline>
                   <wp:extent cx="2286000" cy="2239346"/>
                   <wp:effectExtent b="0" l="0" r="0" t="0"/>
-                  <wp:docPr descr="" title="" id="69" name="Picture"/>
+                  <wp:docPr descr="" title="" id="76" name="Picture"/>
                   <a:graphic>
                     <a:graphicData uri="http://schemas.openxmlformats.org/drawingml/2006/picture">
                       <pic:pic>
                         <pic:nvPicPr>
-                          <pic:cNvPr descr="af913631ccdcf040b89a9d7a89e5195a939561e85c5efce870151c1c563c11ab.jpg" id="70" name="Picture"/>
+                          <pic:cNvPr descr="af913631ccdcf040b89a9d7a89e5195a939561e85c5efce870151c1c563c11ab.jpg" id="77" name="Picture"/>
                           <pic:cNvPicPr>
                             <a:picLocks noChangeArrowheads="1" noChangeAspect="1"/>
                           </pic:cNvPicPr>
                         </pic:nvPicPr>
                         <pic:blipFill>
-                          <a:blip r:embed="rId68"/>
+                          <a:blip r:embed="rId75"/>
                           <a:stretch>
                             <a:fillRect/>
                           </a:stretch>
@@ -32824,18 +33481,18 @@
                 <wp:inline>
                   <wp:extent cx="2286000" cy="3354779"/>
                   <wp:effectExtent b="0" l="0" r="0" t="0"/>
-                  <wp:docPr descr="" title="" id="72" name="Picture"/>
+                  <wp:docPr descr="" title="" id="79" name="Picture"/>
                   <a:graphic>
                     <a:graphicData uri="http://schemas.openxmlformats.org/drawingml/2006/picture">
                       <pic:pic>
                         <pic:nvPicPr>
-                          <pic:cNvPr descr="a90f0ab727f04f8cb279e3b731d6e0ff5341b35f0cf98d46a85256473f963279.jpg" id="73" name="Picture"/>
+                          <pic:cNvPr descr="a90f0ab727f04f8cb279e3b731d6e0ff5341b35f0cf98d46a85256473f963279.jpg" id="80" name="Picture"/>
                           <pic:cNvPicPr>
                             <a:picLocks noChangeArrowheads="1" noChangeAspect="1"/>
                           </pic:cNvPicPr>
                         </pic:nvPicPr>
                         <pic:blipFill>
-                          <a:blip r:embed="rId71"/>
+                          <a:blip r:embed="rId78"/>
                           <a:stretch>
                             <a:fillRect/>
                           </a:stretch>
@@ -32882,7 +33539,7 @@
               <w:rPr>
                 <w:rFonts w:ascii="Times New Roman" w:hAnsi="Times New Roman" w:eastAsia="Times New Roman" w:cs="Times New Roman"/>
               </w:rPr>
-              <w:t xml:space="preserve"> 12-8</w:t>
+              <w:t xml:space="preserve"> 12-10</w:t>
             </w:r>
             <w:r>
               <w:rPr>
@@ -32947,7 +33604,7 @@
               <w:rPr>
                 <w:rFonts w:ascii="Times New Roman" w:hAnsi="Times New Roman" w:eastAsia="Times New Roman" w:cs="Times New Roman"/>
               </w:rPr>
-              <w:t xml:space="preserve"> 12-9</w:t>
+              <w:t xml:space="preserve"> 12-11</w:t>
             </w:r>
             <w:r>
               <w:rPr>
@@ -33427,7 +34084,7 @@
         <w:rPr>
           <w:rFonts w:ascii="Times New Roman" w:hAnsi="Times New Roman" w:eastAsia="Times New Roman" w:cs="Times New Roman"/>
         </w:rPr>
-        <w:t xml:space="preserve"> 12-7 </w:t>
+        <w:t xml:space="preserve"> 12-9 </w:t>
       </w:r>
       <w:r>
         <w:rPr>
@@ -34490,7 +35147,7 @@
         <w:pStyle w:val="Compact"/>
         <w:numPr>
           <w:ilvl w:val="0"/>
-          <w:numId w:val="1003"/>
+          <w:numId w:val="1004"/>
         </w:numPr>
         <w:spacing w:before="120"/>
         <w:ind w:firstLine="420"/>
@@ -34563,7 +35220,7 @@
         <w:pStyle w:val="Compact"/>
         <w:numPr>
           <w:ilvl w:val="0"/>
-          <w:numId w:val="1003"/>
+          <w:numId w:val="1004"/>
         </w:numPr>
         <w:ind w:firstLine="420"/>
       </w:pPr>
@@ -34635,7 +35292,7 @@
         <w:pStyle w:val="Compact"/>
         <w:numPr>
           <w:ilvl w:val="0"/>
-          <w:numId w:val="1003"/>
+          <w:numId w:val="1004"/>
         </w:numPr>
         <w:ind w:firstLine="420"/>
       </w:pPr>
@@ -39015,8 +39672,8 @@
         <w:spacing w:before="120"/>
       </w:pPr>
     </w:p>
-    <w:bookmarkEnd w:id="74"/>
-    <w:bookmarkStart w:id="81" w:name="综合例题-1"/>
+    <w:bookmarkEnd w:id="81"/>
+    <w:bookmarkStart w:id="88" w:name="综合例题-1"/>
     <w:p>
       <w:pPr>
         <w:pStyle w:val="Heading3"/>
@@ -39744,18 +40401,18 @@
                 <wp:inline>
                   <wp:extent cx="2286000" cy="1936547"/>
                   <wp:effectExtent b="0" l="0" r="0" t="0"/>
-                  <wp:docPr descr="" title="" id="76" name="Picture"/>
+                  <wp:docPr descr="" title="" id="83" name="Picture"/>
                   <a:graphic>
                     <a:graphicData uri="http://schemas.openxmlformats.org/drawingml/2006/picture">
                       <pic:pic>
                         <pic:nvPicPr>
-                          <pic:cNvPr descr="63ade881d13990367ba1a01c3f3b22182940805ab3e52b629503c1a366dcd54b.jpg" id="77" name="Picture"/>
+                          <pic:cNvPr descr="63ade881d13990367ba1a01c3f3b22182940805ab3e52b629503c1a366dcd54b.jpg" id="84" name="Picture"/>
                           <pic:cNvPicPr>
                             <a:picLocks noChangeArrowheads="1" noChangeAspect="1"/>
                           </pic:cNvPicPr>
                         </pic:nvPicPr>
                         <pic:blipFill>
-                          <a:blip r:embed="rId75"/>
+                          <a:blip r:embed="rId82"/>
                           <a:stretch>
                             <a:fillRect/>
                           </a:stretch>
@@ -39803,18 +40460,18 @@
                 <wp:inline>
                   <wp:extent cx="2286000" cy="2329961"/>
                   <wp:effectExtent b="0" l="0" r="0" t="0"/>
-                  <wp:docPr descr="" title="" id="79" name="Picture"/>
+                  <wp:docPr descr="" title="" id="86" name="Picture"/>
                   <a:graphic>
                     <a:graphicData uri="http://schemas.openxmlformats.org/drawingml/2006/picture">
                       <pic:pic>
                         <pic:nvPicPr>
-                          <pic:cNvPr descr="f800abc307aabc7884667abd7cbe124d2fc4ec8f88e8363fdf1772dc36a565f3.jpg" id="80" name="Picture"/>
+                          <pic:cNvPr descr="f800abc307aabc7884667abd7cbe124d2fc4ec8f88e8363fdf1772dc36a565f3.jpg" id="87" name="Picture"/>
                           <pic:cNvPicPr>
                             <a:picLocks noChangeArrowheads="1" noChangeAspect="1"/>
                           </pic:cNvPicPr>
                         </pic:nvPicPr>
                         <pic:blipFill>
-                          <a:blip r:embed="rId78"/>
+                          <a:blip r:embed="rId85"/>
                           <a:stretch>
                             <a:fillRect/>
                           </a:stretch>
@@ -39861,7 +40518,7 @@
               <w:rPr>
                 <w:rFonts w:ascii="Times New Roman" w:hAnsi="Times New Roman" w:eastAsia="Times New Roman" w:cs="Times New Roman"/>
               </w:rPr>
-              <w:t xml:space="preserve"> 12-11 </w:t>
+              <w:t xml:space="preserve"> 12-13 </w:t>
             </w:r>
             <w:r>
               <w:rPr>
@@ -39900,7 +40557,7 @@
               <w:rPr>
                 <w:rFonts w:ascii="Times New Roman" w:hAnsi="Times New Roman" w:eastAsia="Times New Roman" w:cs="Times New Roman"/>
               </w:rPr>
-              <w:t xml:space="preserve"> 12-12 </w:t>
+              <w:t xml:space="preserve"> 12-14 </w:t>
             </w:r>
             <w:r>
               <w:rPr>
@@ -39954,7 +40611,7 @@
         <w:rPr>
           <w:rFonts w:ascii="Times New Roman" w:hAnsi="Times New Roman" w:eastAsia="Times New Roman" w:cs="Times New Roman"/>
         </w:rPr>
-        <w:t xml:space="preserve"> 12-11 </w:t>
+        <w:t xml:space="preserve"> 12-13 </w:t>
       </w:r>
       <w:r>
         <w:rPr>
@@ -40022,7 +40679,7 @@
         <w:rPr>
           <w:rFonts w:ascii="Times New Roman" w:hAnsi="Times New Roman" w:eastAsia="Times New Roman" w:cs="Times New Roman"/>
         </w:rPr>
-        <w:t xml:space="preserve"> 12-12 </w:t>
+        <w:t xml:space="preserve"> 12-14 </w:t>
       </w:r>
       <w:r>
         <w:rPr>
@@ -41226,7 +41883,7 @@
         <w:rPr>
           <w:rFonts w:ascii="Times New Roman" w:hAnsi="Times New Roman" w:eastAsia="Times New Roman" w:cs="Times New Roman"/>
         </w:rPr>
-        <w:t xml:space="preserve"> 12-11 </w:t>
+        <w:t xml:space="preserve"> 12-13 </w:t>
       </w:r>
       <w:r>
         <w:rPr>
@@ -43216,9 +43873,9 @@
         <w:pStyle w:val="BodyText"/>
       </w:pPr>
     </w:p>
-    <w:bookmarkEnd w:id="81"/>
-    <w:bookmarkEnd w:id="82"/>
-    <w:bookmarkStart w:id="87" w:name="典型例题-2"/>
+    <w:bookmarkEnd w:id="88"/>
+    <w:bookmarkEnd w:id="89"/>
+    <w:bookmarkStart w:id="94" w:name="典型例题-2"/>
     <w:p>
       <w:pPr>
         <w:pStyle w:val="Heading2"/>
@@ -43237,7 +43894,7 @@
         <w:t xml:space="preserve">典型例题</w:t>
       </w:r>
     </w:p>
-    <w:bookmarkStart w:id="83" w:name="例1-电池电动势与反应方向"/>
+    <w:bookmarkStart w:id="90" w:name="例1-电池电动势与反应方向"/>
     <w:p>
       <w:pPr>
         <w:pStyle w:val="Heading3"/>
@@ -43479,8 +44136,8 @@
         </w:pict>
       </w:r>
     </w:p>
-    <w:bookmarkEnd w:id="83"/>
-    <w:bookmarkStart w:id="84" w:name="例2-沉淀与配合物对电极电势的影响"/>
+    <w:bookmarkEnd w:id="90"/>
+    <w:bookmarkStart w:id="91" w:name="例2-沉淀与配合物对电极电势的影响"/>
     <w:p>
       <w:pPr>
         <w:pStyle w:val="Heading3"/>
@@ -43824,7 +44481,7 @@
         <w:pStyle w:val="Compact"/>
         <w:numPr>
           <w:ilvl w:val="0"/>
-          <w:numId w:val="1004"/>
+          <w:numId w:val="1005"/>
         </w:numPr>
         <w:ind w:firstLine="420"/>
       </w:pPr>
@@ -43988,7 +44645,7 @@
         <w:pStyle w:val="Compact"/>
         <w:numPr>
           <w:ilvl w:val="0"/>
-          <w:numId w:val="1004"/>
+          <w:numId w:val="1005"/>
         </w:numPr>
         <w:ind w:firstLine="420"/>
       </w:pPr>
@@ -44154,7 +44811,7 @@
         <w:pStyle w:val="Compact"/>
         <w:numPr>
           <w:ilvl w:val="0"/>
-          <w:numId w:val="1004"/>
+          <w:numId w:val="1005"/>
         </w:numPr>
         <w:ind w:firstLine="420"/>
       </w:pPr>
@@ -44416,8 +45073,8 @@
         </w:pict>
       </w:r>
     </w:p>
-    <w:bookmarkEnd w:id="84"/>
-    <w:bookmarkStart w:id="85" w:name="例3-latimer-图与歧化"/>
+    <w:bookmarkEnd w:id="91"/>
+    <w:bookmarkStart w:id="92" w:name="例3-latimer-图与歧化"/>
     <w:p>
       <w:pPr>
         <w:pStyle w:val="Heading3"/>
@@ -44635,7 +45292,7 @@
         <w:pStyle w:val="Compact"/>
         <w:numPr>
           <w:ilvl w:val="0"/>
-          <w:numId w:val="1005"/>
+          <w:numId w:val="1006"/>
         </w:numPr>
         <w:ind w:firstLine="420"/>
       </w:pPr>
@@ -44697,7 +45354,7 @@
         <w:pStyle w:val="Compact"/>
         <w:numPr>
           <w:ilvl w:val="0"/>
-          <w:numId w:val="1005"/>
+          <w:numId w:val="1006"/>
         </w:numPr>
         <w:ind w:firstLine="420"/>
       </w:pPr>
@@ -44748,8 +45405,8 @@
         </w:pict>
       </w:r>
     </w:p>
-    <w:bookmarkEnd w:id="85"/>
-    <w:bookmarkStart w:id="86" w:name="例4-铅蓄电池综合"/>
+    <w:bookmarkEnd w:id="92"/>
+    <w:bookmarkStart w:id="93" w:name="例4-铅蓄电池综合"/>
     <w:p>
       <w:pPr>
         <w:pStyle w:val="Heading3"/>
@@ -45160,7 +45817,7 @@
         <w:pStyle w:val="Compact"/>
         <w:numPr>
           <w:ilvl w:val="0"/>
-          <w:numId w:val="1006"/>
+          <w:numId w:val="1007"/>
         </w:numPr>
         <w:ind w:firstLine="420"/>
       </w:pPr>
@@ -45194,7 +45851,7 @@
         <w:pStyle w:val="Compact"/>
         <w:numPr>
           <w:ilvl w:val="0"/>
-          <w:numId w:val="1006"/>
+          <w:numId w:val="1007"/>
         </w:numPr>
         <w:ind w:firstLine="420"/>
       </w:pPr>
@@ -45234,7 +45891,7 @@
         <w:pStyle w:val="Compact"/>
         <w:numPr>
           <w:ilvl w:val="0"/>
-          <w:numId w:val="1006"/>
+          <w:numId w:val="1007"/>
         </w:numPr>
         <w:ind w:firstLine="420"/>
       </w:pPr>
@@ -45328,9 +45985,9 @@
         </w:pict>
       </w:r>
     </w:p>
-    <w:bookmarkEnd w:id="86"/>
-    <w:bookmarkEnd w:id="87"/>
-    <w:bookmarkStart w:id="88" w:name="核心公式速查与常见失分陷阱辨析"/>
+    <w:bookmarkEnd w:id="93"/>
+    <w:bookmarkEnd w:id="94"/>
+    <w:bookmarkStart w:id="95" w:name="核心公式速查"/>
     <w:p>
       <w:pPr>
         <w:pStyle w:val="Heading2"/>
@@ -45346,7 +46003,7 @@
         <w:rPr>
           <w:rFonts w:hint="eastAsia" w:ascii="Times New Roman" w:hAnsi="Times New Roman" w:eastAsia="SimHei" w:cs="Times New Roman"/>
         </w:rPr>
-        <w:t xml:space="preserve">核心公式速查与常见失分陷阱辨析</w:t>
+        <w:t xml:space="preserve">核心公式速查</w:t>
       </w:r>
     </w:p>
     <w:tbl>
@@ -46429,8 +47086,8 @@
         </w:pict>
       </w:r>
     </w:p>
-    <w:bookmarkEnd w:id="88"/>
-    <w:bookmarkStart w:id="89" w:name="竞赛思考强化题与微观机理精解"/>
+    <w:bookmarkEnd w:id="95"/>
+    <w:bookmarkStart w:id="96" w:name="课后习题"/>
     <w:p>
       <w:pPr>
         <w:pStyle w:val="Heading2"/>
@@ -46446,7 +47103,7 @@
         <w:rPr>
           <w:rFonts w:hint="eastAsia" w:ascii="Times New Roman" w:hAnsi="Times New Roman" w:eastAsia="SimHei" w:cs="Times New Roman"/>
         </w:rPr>
-        <w:t xml:space="preserve">竞赛思考强化题与微观机理精解</w:t>
+        <w:t xml:space="preserve">课后习题</w:t>
       </w:r>
     </w:p>
     <w:p>
@@ -46456,328 +47113,6 @@
       </w:pPr>
       <w:r>
         <w:rPr>
-          <w:rFonts w:hint="eastAsia" w:ascii="Times New Roman" w:hAnsi="Times New Roman" w:eastAsia="FangSong" w:cs="Times New Roman"/>
-        </w:rPr>
-        <w:t xml:space="preserve">本组</w:t>
-      </w:r>
-      <w:r>
-        <w:rPr>
-          <w:rFonts w:ascii="Times New Roman" w:hAnsi="Times New Roman" w:eastAsia="Times New Roman" w:cs="Times New Roman"/>
-        </w:rPr>
-        <w:t xml:space="preserve"> 25 </w:t>
-      </w:r>
-      <w:r>
-        <w:rPr>
-          <w:rFonts w:hint="eastAsia" w:ascii="Times New Roman" w:hAnsi="Times New Roman" w:eastAsia="FangSong" w:cs="Times New Roman"/>
-        </w:rPr>
-        <w:t>题按考点顺序编排</w:t>
-      </w:r>
-      <w:r>
-        <w:rPr>
-          <w:rFonts w:hint="eastAsia" w:ascii="Times New Roman" w:hAnsi="Times New Roman" w:eastAsia="Times New Roman" w:cs="Times New Roman"/>
-        </w:rPr>
-        <w:t>，</w:t>
-      </w:r>
-      <w:r>
-        <w:rPr>
-          <w:rFonts w:hint="eastAsia" w:ascii="Times New Roman" w:hAnsi="Times New Roman" w:eastAsia="FangSong" w:cs="Times New Roman"/>
-        </w:rPr>
-        <w:t>覆盖氧化还原配平与氧化数</w:t>
-      </w:r>
-      <w:r>
-        <w:rPr>
-          <w:rFonts w:hint="eastAsia" w:ascii="Times New Roman" w:hAnsi="Times New Roman" w:eastAsia="Times New Roman" w:cs="Times New Roman"/>
-        </w:rPr>
-        <w:t>、</w:t>
-      </w:r>
-      <w:r>
-        <w:rPr>
-          <w:rFonts w:hint="eastAsia" w:ascii="Times New Roman" w:hAnsi="Times New Roman" w:eastAsia="FangSong" w:cs="Times New Roman"/>
-        </w:rPr>
-        <w:t>原电池符号与电池电动势</w:t>
-      </w:r>
-      <w:r>
-        <w:rPr>
-          <w:rFonts w:hint="eastAsia" w:ascii="Times New Roman" w:hAnsi="Times New Roman" w:eastAsia="Times New Roman" w:cs="Times New Roman"/>
-        </w:rPr>
-        <w:t>、</w:t>
-      </w:r>
-      <w:r>
-        <w:rPr>
-          <w:rFonts w:hint="eastAsia" w:ascii="Times New Roman" w:hAnsi="Times New Roman" w:eastAsia="FangSong" w:cs="Times New Roman"/>
-        </w:rPr>
-        <w:t>标准电极电势的相对性与生化标准态</w:t>
-      </w:r>
-      <w:r>
-        <w:rPr>
-          <w:rFonts w:hint="eastAsia" w:ascii="Times New Roman" w:hAnsi="Times New Roman" w:eastAsia="Times New Roman" w:cs="Times New Roman"/>
-        </w:rPr>
-        <w:t>、Nernst</w:t>
-      </w:r>
-      <w:r>
-        <w:rPr>
-          <w:rFonts w:ascii="Times New Roman" w:hAnsi="Times New Roman" w:eastAsia="Times New Roman" w:cs="Times New Roman"/>
-        </w:rPr>
-        <w:t xml:space="preserve"> </w:t>
-      </w:r>
-      <w:r>
-        <w:rPr>
-          <w:rFonts w:hint="eastAsia" w:ascii="Times New Roman" w:hAnsi="Times New Roman" w:eastAsia="FangSong" w:cs="Times New Roman"/>
-        </w:rPr>
-        <w:t>方程的四类应用</w:t>
-      </w:r>
-      <w:r>
-        <w:rPr>
-          <w:rFonts w:hint="eastAsia" w:ascii="Times New Roman" w:hAnsi="Times New Roman" w:eastAsia="Times New Roman" w:cs="Times New Roman"/>
-        </w:rPr>
-        <w:t>（</w:t>
-      </w:r>
-      <w:r>
-        <w:rPr>
-          <w:rFonts w:hint="eastAsia" w:ascii="Times New Roman" w:hAnsi="Times New Roman" w:eastAsia="FangSong" w:cs="Times New Roman"/>
-        </w:rPr>
-        <w:t>浓度</w:t>
-      </w:r>
-      <w:r>
-        <w:rPr>
-          <w:rFonts w:hint="eastAsia" w:ascii="Times New Roman" w:hAnsi="Times New Roman" w:eastAsia="Times New Roman" w:cs="Times New Roman"/>
-        </w:rPr>
-        <w:t>／</w:t>
-      </w:r>
-      <w:r>
-        <w:rPr>
-          <w:rFonts w:hint="eastAsia" w:ascii="Times New Roman" w:hAnsi="Times New Roman" w:eastAsia="FangSong" w:cs="Times New Roman"/>
-        </w:rPr>
-        <w:t>酸碱度</w:t>
-      </w:r>
-      <w:r>
-        <w:rPr>
-          <w:rFonts w:hint="eastAsia" w:ascii="Times New Roman" w:hAnsi="Times New Roman" w:eastAsia="Times New Roman" w:cs="Times New Roman"/>
-        </w:rPr>
-        <w:t>／</w:t>
-      </w:r>
-      <w:r>
-        <w:rPr>
-          <w:rFonts w:hint="eastAsia" w:ascii="Times New Roman" w:hAnsi="Times New Roman" w:eastAsia="FangSong" w:cs="Times New Roman"/>
-        </w:rPr>
-        <w:t>沉淀</w:t>
-      </w:r>
-      <w:r>
-        <w:rPr>
-          <w:rFonts w:hint="eastAsia" w:ascii="Times New Roman" w:hAnsi="Times New Roman" w:eastAsia="Times New Roman" w:cs="Times New Roman"/>
-        </w:rPr>
-        <w:t>／</w:t>
-      </w:r>
-      <w:r>
-        <w:rPr>
-          <w:rFonts w:hint="eastAsia" w:ascii="Times New Roman" w:hAnsi="Times New Roman" w:eastAsia="FangSong" w:cs="Times New Roman"/>
-        </w:rPr>
-        <w:t>配位</w:t>
-      </w:r>
-      <w:r>
-        <w:rPr>
-          <w:rFonts w:hint="eastAsia" w:ascii="Times New Roman" w:hAnsi="Times New Roman" w:eastAsia="Times New Roman" w:cs="Times New Roman"/>
-        </w:rPr>
-        <w:t>）、</w:t>
-      </w:r>
-      <m:oMath>
-        <m:sSub>
-          <m:e>
-            <m:r>
-              <m:rPr>
-                <m:sty m:val="p"/>
-              </m:rPr>
-              <m:t>Δ</m:t>
-            </m:r>
-          </m:e>
-          <m:sub>
-            <m:r>
-              <m:t>r</m:t>
-            </m:r>
-          </m:sub>
-        </m:sSub>
-        <m:sSup>
-          <m:e>
-            <m:r>
-              <m:t>G</m:t>
-            </m:r>
-          </m:e>
-          <m:sup>
-            <m:r>
-              <m:t>θ</m:t>
-            </m:r>
-          </m:sup>
-        </m:sSup>
-      </m:oMath>
-      <w:r>
-        <w:rPr>
-          <w:rFonts w:ascii="Times New Roman" w:hAnsi="Times New Roman" w:eastAsia="Times New Roman" w:cs="Times New Roman"/>
-        </w:rPr>
-        <w:t xml:space="preserve">—</w:t>
-      </w:r>
-      <m:oMath>
-        <m:sSup>
-          <m:e>
-            <m:r>
-              <m:t>E</m:t>
-            </m:r>
-          </m:e>
-          <m:sup>
-            <m:r>
-              <m:t>θ</m:t>
-            </m:r>
-          </m:sup>
-        </m:sSup>
-      </m:oMath>
-      <w:r>
-        <w:rPr>
-          <w:rFonts w:ascii="Times New Roman" w:hAnsi="Times New Roman" w:eastAsia="Times New Roman" w:cs="Times New Roman"/>
-        </w:rPr>
-        <w:t xml:space="preserve">—</w:t>
-      </w:r>
-      <m:oMath>
-        <m:sSup>
-          <m:e>
-            <m:r>
-              <m:t>K</m:t>
-            </m:r>
-          </m:e>
-          <m:sup>
-            <m:r>
-              <m:t>θ</m:t>
-            </m:r>
-          </m:sup>
-        </m:sSup>
-      </m:oMath>
-      <w:r>
-        <w:rPr>
-          <w:rFonts w:ascii="Times New Roman" w:hAnsi="Times New Roman" w:eastAsia="Times New Roman" w:cs="Times New Roman"/>
-        </w:rPr>
-        <w:t xml:space="preserve"> </w:t>
-      </w:r>
-      <w:r>
-        <w:rPr>
-          <w:rFonts w:hint="eastAsia" w:ascii="Times New Roman" w:hAnsi="Times New Roman" w:eastAsia="FangSong" w:cs="Times New Roman"/>
-        </w:rPr>
-        <w:t>三量互算</w:t>
-      </w:r>
-      <w:r>
-        <w:rPr>
-          <w:rFonts w:hint="eastAsia" w:ascii="Times New Roman" w:hAnsi="Times New Roman" w:eastAsia="Times New Roman" w:cs="Times New Roman"/>
-        </w:rPr>
-        <w:t>、</w:t>
-      </w:r>
-      <w:r>
-        <w:rPr>
-          <w:rFonts w:hint="eastAsia" w:ascii="Times New Roman" w:hAnsi="Times New Roman" w:eastAsia="FangSong" w:cs="Times New Roman"/>
-        </w:rPr>
-        <w:t>由</w:t>
-      </w:r>
-      <w:r>
-        <w:rPr>
-          <w:rFonts w:ascii="Times New Roman" w:hAnsi="Times New Roman" w:eastAsia="Times New Roman" w:cs="Times New Roman"/>
-        </w:rPr>
-        <w:t xml:space="preserve"> </w:t>
-      </w:r>
-      <m:oMath>
-        <m:sSup>
-          <m:e>
-            <m:r>
-              <m:t>E</m:t>
-            </m:r>
-          </m:e>
-          <m:sup>
-            <m:r>
-              <m:t>θ</m:t>
-            </m:r>
-          </m:sup>
-        </m:sSup>
-      </m:oMath>
-      <w:r>
-        <w:rPr>
-          <w:rFonts w:ascii="Times New Roman" w:hAnsi="Times New Roman" w:eastAsia="Times New Roman" w:cs="Times New Roman"/>
-        </w:rPr>
-        <w:t xml:space="preserve"> </w:t>
-      </w:r>
-      <w:r>
-        <w:rPr>
-          <w:rFonts w:hint="eastAsia" w:ascii="Times New Roman" w:hAnsi="Times New Roman" w:eastAsia="FangSong" w:cs="Times New Roman"/>
-        </w:rPr>
-        <w:t xml:space="preserve">求</w:t>
-      </w:r>
-      <w:r>
-        <w:rPr>
-          <w:rFonts w:ascii="Times New Roman" w:hAnsi="Times New Roman" w:eastAsia="Times New Roman" w:cs="Times New Roman"/>
-        </w:rPr>
-        <w:t xml:space="preserve"> </w:t>
-      </w:r>
-      <m:oMath>
-        <m:sSub>
-          <m:e>
-            <m:r>
-              <m:t>K</m:t>
-            </m:r>
-          </m:e>
-          <m:sub>
-            <m:r>
-              <m:t>s</m:t>
-            </m:r>
-            <m:r>
-              <m:t>p</m:t>
-            </m:r>
-          </m:sub>
-        </m:sSub>
-      </m:oMath>
-      <w:r>
-        <w:rPr>
-          <w:rFonts w:ascii="Times New Roman" w:hAnsi="Times New Roman" w:eastAsia="Times New Roman" w:cs="Times New Roman"/>
-        </w:rPr>
-        <w:t xml:space="preserve"> </w:t>
-      </w:r>
-      <w:r>
-        <w:rPr>
-          <w:rFonts w:hint="eastAsia" w:ascii="Times New Roman" w:hAnsi="Times New Roman" w:eastAsia="FangSong" w:cs="Times New Roman"/>
-        </w:rPr>
-        <w:t>与电离常数</w:t>
-      </w:r>
-      <w:r>
-        <w:rPr>
-          <w:rFonts w:hint="eastAsia" w:ascii="Times New Roman" w:hAnsi="Times New Roman" w:eastAsia="Times New Roman" w:cs="Times New Roman"/>
-        </w:rPr>
-        <w:t>、</w:t>
-      </w:r>
-      <w:r>
-        <w:rPr>
-          <w:rFonts w:hint="eastAsia" w:ascii="Times New Roman" w:hAnsi="Times New Roman" w:eastAsia="FangSong" w:cs="Times New Roman"/>
-        </w:rPr>
-        <w:t>元素电势图与歧化判断</w:t>
-      </w:r>
-      <w:r>
-        <w:rPr>
-          <w:rFonts w:hint="eastAsia" w:ascii="Times New Roman" w:hAnsi="Times New Roman" w:eastAsia="Times New Roman" w:cs="Times New Roman"/>
-        </w:rPr>
-        <w:t>、</w:t>
-      </w:r>
-      <w:r>
-        <w:rPr>
-          <w:rFonts w:hint="eastAsia" w:ascii="Times New Roman" w:hAnsi="Times New Roman" w:eastAsia="FangSong" w:cs="Times New Roman"/>
-        </w:rPr>
-        <w:t>理论分解电势与法拉第电量计算等本讲全部考点</w:t>
-      </w:r>
-      <w:r>
-        <w:rPr>
-          <w:rFonts w:hint="eastAsia" w:ascii="Times New Roman" w:hAnsi="Times New Roman" w:eastAsia="Times New Roman" w:cs="Times New Roman"/>
-        </w:rPr>
-        <w:t>。</w:t>
-      </w:r>
-    </w:p>
-    <w:p>
-      <w:pPr>
-        <w:pStyle w:val="BodyText"/>
-        <w:ind w:firstLine="420"/>
-      </w:pPr>
-      <w:r>
-        <w:rPr>
           <w:rFonts w:ascii="Times New Roman" w:hAnsi="Times New Roman" w:eastAsia="Times New Roman" w:cs="Times New Roman"/>
           <w:b/>
           <w:bCs/>
@@ -46819,7 +47154,7 @@
       <w:pPr>
         <w:numPr>
           <w:ilvl w:val="0"/>
-          <w:numId w:val="1007"/>
+          <w:numId w:val="1008"/>
         </w:numPr>
         <w:ind w:firstLine="420"/>
       </w:pPr>
@@ -46962,793 +47297,6 @@
           <w:rFonts w:hint="eastAsia" w:ascii="Times New Roman" w:hAnsi="Times New Roman" w:eastAsia="Times New Roman" w:cs="Times New Roman"/>
         </w:rPr>
         <w:t>)</w:t>
-      </w:r>
-    </w:p>
-    <w:p>
-      <w:pPr>
-        <w:numPr>
-          <w:ilvl w:val="0"/>
-          <w:numId w:val="1007"/>
-        </w:numPr>
-      </w:pPr>
-      <m:oMath>
-        <m:oMathPr>
-          <m:ctrlPr>
-            <w:rPr>
-              <w:sz w:val="28"/>
-              <w:szCs w:val="28"/>
-            </w:rPr>
-          </m:ctrlPr>
-        </m:oMathPr>
-        <m:r>
-          <m:rPr>
-            <m:sty m:val="p"/>
-          </m:rPr>
-          <m:t>(</m:t>
-        </m:r>
-        <m:sSub>
-          <m:e>
-            <m:r>
-              <m:rPr>
-                <m:sty m:val="p"/>
-              </m:rPr>
-              <m:t>N</m:t>
-            </m:r>
-            <m:r>
-              <m:rPr>
-                <m:sty m:val="p"/>
-              </m:rPr>
-              <m:t>H</m:t>
-            </m:r>
-          </m:e>
-          <m:sub>
-            <m:r>
-              <m:t>4</m:t>
-            </m:r>
-          </m:sub>
-        </m:sSub>
-        <m:sSub>
-          <m:e>
-            <m:r>
-              <m:rPr>
-                <m:sty m:val="p"/>
-              </m:rPr>
-              <m:t>)</m:t>
-            </m:r>
-          </m:e>
-          <m:sub>
-            <m:r>
-              <m:t>2</m:t>
-            </m:r>
-          </m:sub>
-        </m:sSub>
-        <m:sSub>
-          <m:e>
-            <m:r>
-              <m:rPr>
-                <m:sty m:val="p"/>
-              </m:rPr>
-              <m:t>C</m:t>
-            </m:r>
-            <m:r>
-              <m:rPr>
-                <m:sty m:val="p"/>
-              </m:rPr>
-              <m:t>r</m:t>
-            </m:r>
-          </m:e>
-          <m:sub>
-            <m:r>
-              <m:t>2</m:t>
-            </m:r>
-          </m:sub>
-        </m:sSub>
-        <m:sSub>
-          <m:e>
-            <m:r>
-              <m:rPr>
-                <m:sty m:val="p"/>
-              </m:rPr>
-              <m:t>O</m:t>
-            </m:r>
-          </m:e>
-          <m:sub>
-            <m:r>
-              <m:t>7</m:t>
-            </m:r>
-          </m:sub>
-        </m:sSub>
-        <m:r>
-          <m:rPr>
-            <m:sty m:val="p"/>
-          </m:rPr>
-          <m:t>→</m:t>
-        </m:r>
-        <m:sSub>
-          <m:e>
-            <m:r>
-              <m:rPr>
-                <m:sty m:val="p"/>
-              </m:rPr>
-              <m:t>N</m:t>
-            </m:r>
-          </m:e>
-          <m:sub>
-            <m:r>
-              <m:t>2</m:t>
-            </m:r>
-          </m:sub>
-        </m:sSub>
-        <m:r>
-          <m:rPr>
-            <m:sty m:val="p"/>
-          </m:rPr>
-          <m:t>+</m:t>
-        </m:r>
-        <m:sSub>
-          <m:e>
-            <m:r>
-              <m:rPr>
-                <m:sty m:val="p"/>
-              </m:rPr>
-              <m:t>C</m:t>
-            </m:r>
-            <m:r>
-              <m:rPr>
-                <m:sty m:val="p"/>
-              </m:rPr>
-              <m:t>r</m:t>
-            </m:r>
-          </m:e>
-          <m:sub>
-            <m:r>
-              <m:t>2</m:t>
-            </m:r>
-          </m:sub>
-        </m:sSub>
-        <m:sSub>
-          <m:e>
-            <m:r>
-              <m:rPr>
-                <m:sty m:val="p"/>
-              </m:rPr>
-              <m:t>O</m:t>
-            </m:r>
-          </m:e>
-          <m:sub>
-            <m:r>
-              <m:t>3</m:t>
-            </m:r>
-          </m:sub>
-        </m:sSub>
-      </m:oMath>
-      <w:r>
-        <w:rPr>
-          <w:rFonts w:ascii="Times New Roman" w:hAnsi="Times New Roman" w:eastAsia="Times New Roman" w:cs="Times New Roman"/>
-        </w:rPr>
-        <w:t xml:space="preserve">​</w:t>
-      </w:r>
-    </w:p>
-    <w:p>
-      <w:pPr>
-        <w:numPr>
-          <w:ilvl w:val="0"/>
-          <w:numId w:val="1007"/>
-        </w:numPr>
-      </w:pPr>
-      <m:oMath>
-        <m:oMathPr>
-          <m:ctrlPr>
-            <w:rPr>
-              <w:sz w:val="28"/>
-              <w:szCs w:val="28"/>
-            </w:rPr>
-          </m:ctrlPr>
-        </m:oMathPr>
-        <m:sSub>
-          <m:e>
-            <m:r>
-              <m:rPr>
-                <m:sty m:val="p"/>
-              </m:rPr>
-              <m:t>H</m:t>
-            </m:r>
-            <m:r>
-              <m:rPr>
-                <m:sty m:val="p"/>
-              </m:rPr>
-              <m:t>N</m:t>
-            </m:r>
-            <m:r>
-              <m:rPr>
-                <m:sty m:val="p"/>
-              </m:rPr>
-              <m:t>O</m:t>
-            </m:r>
-          </m:e>
-          <m:sub>
-            <m:r>
-              <m:t>3</m:t>
-            </m:r>
-          </m:sub>
-        </m:sSub>
-        <m:r>
-          <m:rPr>
-            <m:sty m:val="p"/>
-          </m:rPr>
-          <m:t>+</m:t>
-        </m:r>
-        <m:r>
-          <m:rPr>
-            <m:sty m:val="p"/>
-          </m:rPr>
-          <m:t>P</m:t>
-        </m:r>
-        <m:r>
-          <m:rPr>
-            <m:sty m:val="p"/>
-          </m:rPr>
-          <m:t>→</m:t>
-        </m:r>
-        <m:sSub>
-          <m:e>
-            <m:r>
-              <m:rPr>
-                <m:sty m:val="p"/>
-              </m:rPr>
-              <m:t>H</m:t>
-            </m:r>
-          </m:e>
-          <m:sub>
-            <m:r>
-              <m:t>3</m:t>
-            </m:r>
-          </m:sub>
-        </m:sSub>
-        <m:sSub>
-          <m:e>
-            <m:r>
-              <m:rPr>
-                <m:sty m:val="p"/>
-              </m:rPr>
-              <m:t>P</m:t>
-            </m:r>
-            <m:r>
-              <m:rPr>
-                <m:sty m:val="p"/>
-              </m:rPr>
-              <m:t>O</m:t>
-            </m:r>
-          </m:e>
-          <m:sub>
-            <m:r>
-              <m:t>4</m:t>
-            </m:r>
-          </m:sub>
-        </m:sSub>
-        <m:r>
-          <m:rPr>
-            <m:sty m:val="p"/>
-          </m:rPr>
-          <m:t>+</m:t>
-        </m:r>
-        <m:r>
-          <m:rPr>
-            <m:sty m:val="p"/>
-          </m:rPr>
-          <m:t>N</m:t>
-        </m:r>
-        <m:r>
-          <m:rPr>
-            <m:sty m:val="p"/>
-          </m:rPr>
-          <m:t>O</m:t>
-        </m:r>
-      </m:oMath>
-      <w:r>
-        <w:rPr>
-          <w:rFonts w:ascii="Times New Roman" w:hAnsi="Times New Roman" w:eastAsia="Times New Roman" w:cs="Times New Roman"/>
-        </w:rPr>
-        <w:t xml:space="preserve">​</w:t>
-      </w:r>
-    </w:p>
-    <w:p>
-      <w:pPr>
-        <w:numPr>
-          <w:ilvl w:val="0"/>
-          <w:numId w:val="1007"/>
-        </w:numPr>
-      </w:pPr>
-      <m:oMath>
-        <m:oMathPr>
-          <m:ctrlPr>
-            <w:rPr>
-              <w:sz w:val="28"/>
-              <w:szCs w:val="28"/>
-            </w:rPr>
-          </m:ctrlPr>
-        </m:oMathPr>
-        <m:sSub>
-          <m:e>
-            <m:r>
-              <m:rPr>
-                <m:sty m:val="p"/>
-              </m:rPr>
-              <m:t>H</m:t>
-            </m:r>
-          </m:e>
-          <m:sub>
-            <m:r>
-              <m:t>2</m:t>
-            </m:r>
-          </m:sub>
-        </m:sSub>
-        <m:sSub>
-          <m:e>
-            <m:r>
-              <m:rPr>
-                <m:sty m:val="p"/>
-              </m:rPr>
-              <m:t>O</m:t>
-            </m:r>
-          </m:e>
-          <m:sub>
-            <m:r>
-              <m:t>2</m:t>
-            </m:r>
-          </m:sub>
-        </m:sSub>
-        <m:r>
-          <m:rPr>
-            <m:sty m:val="p"/>
-          </m:rPr>
-          <m:t>+</m:t>
-        </m:r>
-        <m:r>
-          <m:rPr>
-            <m:sty m:val="p"/>
-          </m:rPr>
-          <m:t>P</m:t>
-        </m:r>
-        <m:r>
-          <m:rPr>
-            <m:sty m:val="p"/>
-          </m:rPr>
-          <m:t>b</m:t>
-        </m:r>
-        <m:r>
-          <m:rPr>
-            <m:sty m:val="p"/>
-          </m:rPr>
-          <m:t>S</m:t>
-        </m:r>
-        <m:r>
-          <m:rPr>
-            <m:sty m:val="p"/>
-          </m:rPr>
-          <m:t>→</m:t>
-        </m:r>
-        <m:sSub>
-          <m:e>
-            <m:r>
-              <m:rPr>
-                <m:sty m:val="p"/>
-              </m:rPr>
-              <m:t>P</m:t>
-            </m:r>
-            <m:r>
-              <m:rPr>
-                <m:sty m:val="p"/>
-              </m:rPr>
-              <m:t>b</m:t>
-            </m:r>
-            <m:r>
-              <m:rPr>
-                <m:sty m:val="p"/>
-              </m:rPr>
-              <m:t>S</m:t>
-            </m:r>
-            <m:r>
-              <m:rPr>
-                <m:sty m:val="p"/>
-              </m:rPr>
-              <m:t>O</m:t>
-            </m:r>
-          </m:e>
-          <m:sub>
-            <m:r>
-              <m:t>4</m:t>
-            </m:r>
-          </m:sub>
-        </m:sSub>
-      </m:oMath>
-      <w:r>
-        <w:rPr>
-          <w:rFonts w:ascii="Times New Roman" w:hAnsi="Times New Roman" w:eastAsia="Times New Roman" w:cs="Times New Roman"/>
-        </w:rPr>
-        <w:t xml:space="preserve">​</w:t>
-      </w:r>
-    </w:p>
-    <w:p>
-      <w:pPr>
-        <w:numPr>
-          <w:ilvl w:val="0"/>
-          <w:numId w:val="1007"/>
-        </w:numPr>
-        <w:ind w:firstLine="420"/>
-      </w:pPr>
-      <m:oMath>
-        <m:oMathPr>
-          <m:ctrlPr>
-            <w:rPr>
-              <w:sz w:val="28"/>
-              <w:szCs w:val="28"/>
-            </w:rPr>
-          </m:ctrlPr>
-        </m:oMathPr>
-        <m:sSup>
-          <m:e>
-            <m:r>
-              <m:t>I</m:t>
-            </m:r>
-          </m:e>
-          <m:sup>
-            <m:r>
-              <m:rPr>
-                <m:sty m:val="p"/>
-              </m:rPr>
-              <m:t>−</m:t>
-            </m:r>
-          </m:sup>
-        </m:sSup>
-        <m:r>
-          <m:rPr>
-            <m:sty m:val="p"/>
-          </m:rPr>
-          <m:t>+</m:t>
-        </m:r>
-        <m:r>
-          <m:t>I</m:t>
-        </m:r>
-        <m:sSubSup>
-          <m:e>
-            <m:r>
-              <m:t>O</m:t>
-            </m:r>
-          </m:e>
-          <m:sub>
-            <m:r>
-              <m:t>3</m:t>
-            </m:r>
-          </m:sub>
-          <m:sup>
-            <m:r>
-              <m:rPr>
-                <m:sty m:val="p"/>
-              </m:rPr>
-              <m:t>−</m:t>
-            </m:r>
-          </m:sup>
-        </m:sSubSup>
-        <m:r>
-          <m:rPr>
-            <m:sty m:val="p"/>
-          </m:rPr>
-          <m:t>→</m:t>
-        </m:r>
-        <m:sSub>
-          <m:e>
-            <m:r>
-              <m:t>I</m:t>
-            </m:r>
-          </m:e>
-          <m:sub>
-            <m:r>
-              <m:t>2</m:t>
-            </m:r>
-          </m:sub>
-        </m:sSub>
-      </m:oMath>
-      <w:r>
-        <w:rPr>
-          <w:rFonts w:ascii="Times New Roman" w:hAnsi="Times New Roman" w:eastAsia="Times New Roman" w:cs="Times New Roman"/>
-        </w:rPr>
-        <w:t xml:space="preserve"> </w:t>
-      </w:r>
-      <w:r>
-        <w:rPr>
-          <w:rFonts w:hint="eastAsia" w:ascii="Times New Roman" w:hAnsi="Times New Roman" w:eastAsia="Times New Roman" w:cs="Times New Roman"/>
-        </w:rPr>
-        <w:t>(</w:t>
-      </w:r>
-      <w:r>
-        <w:rPr>
-          <w:rFonts w:hint="eastAsia" w:ascii="Times New Roman" w:hAnsi="Times New Roman" w:eastAsia="FangSong" w:cs="Times New Roman"/>
-        </w:rPr>
-        <w:t>酸性溶液</w:t>
-      </w:r>
-      <w:r>
-        <w:rPr>
-          <w:rFonts w:hint="eastAsia" w:ascii="Times New Roman" w:hAnsi="Times New Roman" w:eastAsia="Times New Roman" w:cs="Times New Roman"/>
-        </w:rPr>
-        <w:t>)</w:t>
-      </w:r>
-    </w:p>
-    <w:p>
-      <w:pPr>
-        <w:numPr>
-          <w:ilvl w:val="0"/>
-          <w:numId w:val="1007"/>
-        </w:numPr>
-      </w:pPr>
-      <m:oMath>
-        <m:oMathPr>
-          <m:ctrlPr>
-            <w:rPr>
-              <w:sz w:val="28"/>
-              <w:szCs w:val="28"/>
-            </w:rPr>
-          </m:ctrlPr>
-        </m:oMathPr>
-        <m:r>
-          <m:rPr>
-            <m:sty m:val="p"/>
-          </m:rPr>
-          <m:t>M</m:t>
-        </m:r>
-        <m:r>
-          <m:rPr>
-            <m:sty m:val="p"/>
-          </m:rPr>
-          <m:t>n</m:t>
-        </m:r>
-        <m:sSub>
-          <m:e>
-            <m:r>
-              <m:rPr>
-                <m:sty m:val="p"/>
-              </m:rPr>
-              <m:t>O</m:t>
-            </m:r>
-          </m:e>
-          <m:sub>
-            <m:r>
-              <m:rPr>
-                <m:sty m:val="p"/>
-              </m:rPr>
-              <m:t>2</m:t>
-            </m:r>
-          </m:sub>
-        </m:sSub>
-        <m:r>
-          <m:rPr>
-            <m:sty m:val="p"/>
-          </m:rPr>
-          <m:t>+</m:t>
-        </m:r>
-        <m:r>
-          <m:rPr>
-            <m:sty m:val="p"/>
-          </m:rPr>
-          <m:t>K</m:t>
-        </m:r>
-        <m:r>
-          <m:rPr>
-            <m:sty m:val="p"/>
-          </m:rPr>
-          <m:t>C</m:t>
-        </m:r>
-        <m:r>
-          <m:rPr>
-            <m:sty m:val="p"/>
-          </m:rPr>
-          <m:t>l</m:t>
-        </m:r>
-        <m:sSub>
-          <m:e>
-            <m:r>
-              <m:rPr>
-                <m:sty m:val="p"/>
-              </m:rPr>
-              <m:t>O</m:t>
-            </m:r>
-          </m:e>
-          <m:sub>
-            <m:r>
-              <m:rPr>
-                <m:sty m:val="p"/>
-              </m:rPr>
-              <m:t>3</m:t>
-            </m:r>
-          </m:sub>
-        </m:sSub>
-        <m:r>
-          <m:rPr>
-            <m:sty m:val="p"/>
-          </m:rPr>
-          <m:t>+</m:t>
-        </m:r>
-        <m:r>
-          <m:rPr>
-            <m:sty m:val="p"/>
-          </m:rPr>
-          <m:t>K</m:t>
-        </m:r>
-        <m:r>
-          <m:rPr>
-            <m:sty m:val="p"/>
-          </m:rPr>
-          <m:t>O</m:t>
-        </m:r>
-        <m:r>
-          <m:rPr>
-            <m:sty m:val="p"/>
-          </m:rPr>
-          <m:t>H</m:t>
-        </m:r>
-        <m:r>
-          <m:rPr>
-            <m:sty m:val="p"/>
-          </m:rPr>
-          <m:t>→</m:t>
-        </m:r>
-        <m:sSub>
-          <m:e>
-            <m:r>
-              <m:rPr>
-                <m:sty m:val="p"/>
-              </m:rPr>
-              <m:t>K</m:t>
-            </m:r>
-          </m:e>
-          <m:sub>
-            <m:r>
-              <m:rPr>
-                <m:sty m:val="p"/>
-              </m:rPr>
-              <m:t>2</m:t>
-            </m:r>
-          </m:sub>
-        </m:sSub>
-        <m:r>
-          <m:rPr>
-            <m:sty m:val="p"/>
-          </m:rPr>
-          <m:t>M</m:t>
-        </m:r>
-        <m:r>
-          <m:rPr>
-            <m:sty m:val="p"/>
-          </m:rPr>
-          <m:t>n</m:t>
-        </m:r>
-        <m:sSub>
-          <m:e>
-            <m:r>
-              <m:rPr>
-                <m:sty m:val="p"/>
-              </m:rPr>
-              <m:t>O</m:t>
-            </m:r>
-          </m:e>
-          <m:sub>
-            <m:r>
-              <m:rPr>
-                <m:sty m:val="p"/>
-              </m:rPr>
-              <m:t>4</m:t>
-            </m:r>
-          </m:sub>
-        </m:sSub>
-        <m:r>
-          <m:rPr>
-            <m:sty m:val="p"/>
-          </m:rPr>
-          <m:t>+</m:t>
-        </m:r>
-        <m:r>
-          <m:rPr>
-            <m:sty m:val="p"/>
-          </m:rPr>
-          <m:t>K</m:t>
-        </m:r>
-        <m:r>
-          <m:rPr>
-            <m:sty m:val="p"/>
-          </m:rPr>
-          <m:t>C</m:t>
-        </m:r>
-        <m:r>
-          <m:rPr>
-            <m:sty m:val="p"/>
-          </m:rPr>
-          <m:t>l</m:t>
-        </m:r>
-      </m:oMath>
-      <w:r>
-        <w:rPr>
-          <w:rFonts w:ascii="Times New Roman" w:hAnsi="Times New Roman" w:eastAsia="Times New Roman" w:cs="Times New Roman"/>
-        </w:rPr>
-        <w:t xml:space="preserve">​</w:t>
-      </w:r>
-    </w:p>
-    <w:p>
-      <w:pPr>
-        <w:pStyle w:val="FirstParagraph"/>
-      </w:pPr>
-    </w:p>
-    <w:p>
-      <w:pPr>
-        <w:pStyle w:val="BodyText"/>
-        <w:ind w:firstLine="420"/>
-      </w:pPr>
-      <w:r>
-        <w:rPr>
-          <w:rFonts w:ascii="Times New Roman" w:hAnsi="Times New Roman" w:eastAsia="Times New Roman" w:cs="Times New Roman"/>
-          <w:b/>
-          <w:bCs/>
-        </w:rPr>
-        <w:t xml:space="preserve">2.</w:t>
-      </w:r>
-      <w:r>
-        <w:rPr>
-          <w:rFonts w:ascii="Times New Roman" w:hAnsi="Times New Roman" w:eastAsia="Times New Roman" w:cs="Times New Roman"/>
-        </w:rPr>
-        <w:t xml:space="preserve"> </w:t>
-      </w:r>
-      <w:r>
-        <w:rPr>
-          <w:rFonts w:hint="eastAsia" w:ascii="Times New Roman" w:hAnsi="Times New Roman" w:eastAsia="FangSong" w:cs="Times New Roman"/>
-        </w:rPr>
-        <w:t>写出下列电池的电极反应</w:t>
-      </w:r>
-      <w:r>
-        <w:rPr>
-          <w:rFonts w:hint="eastAsia" w:ascii="Times New Roman" w:hAnsi="Times New Roman" w:eastAsia="Times New Roman" w:cs="Times New Roman"/>
-        </w:rPr>
-        <w:t>、</w:t>
-      </w:r>
-      <w:r>
-        <w:rPr>
-          <w:rFonts w:hint="eastAsia" w:ascii="Times New Roman" w:hAnsi="Times New Roman" w:eastAsia="FangSong" w:cs="Times New Roman"/>
-        </w:rPr>
-        <w:t>电池反应</w:t>
-      </w:r>
-      <w:r>
-        <w:rPr>
-          <w:rFonts w:hint="eastAsia" w:ascii="Times New Roman" w:hAnsi="Times New Roman" w:eastAsia="Times New Roman" w:cs="Times New Roman"/>
-        </w:rPr>
-        <w:t>，</w:t>
-      </w:r>
-      <w:r>
-        <w:rPr>
-          <w:rFonts w:hint="eastAsia" w:ascii="Times New Roman" w:hAnsi="Times New Roman" w:eastAsia="FangSong" w:cs="Times New Roman"/>
-        </w:rPr>
-        <w:t>并利用附录</w:t>
-      </w:r>
-      <w:r>
-        <w:rPr>
-          <w:rFonts w:ascii="Times New Roman" w:hAnsi="Times New Roman" w:eastAsia="Times New Roman" w:cs="Times New Roman"/>
-        </w:rPr>
-        <w:t xml:space="preserve"> C.5、C.6 </w:t>
-      </w:r>
-      <w:r>
-        <w:rPr>
-          <w:rFonts w:hint="eastAsia" w:ascii="Times New Roman" w:hAnsi="Times New Roman" w:eastAsia="FangSong" w:cs="Times New Roman"/>
-        </w:rPr>
-        <w:t>数据计算它们的电池电动势</w:t>
-      </w:r>
-      <w:r>
-        <w:rPr>
-          <w:rFonts w:hint="eastAsia" w:ascii="Times New Roman" w:hAnsi="Times New Roman" w:eastAsia="Times New Roman" w:cs="Times New Roman"/>
-        </w:rPr>
-        <w:t>(25</w:t>
-      </w:r>
-      <w:r>
-        <w:rPr>
-          <w:rFonts w:ascii="Times New Roman" w:hAnsi="Times New Roman" w:eastAsia="Times New Roman" w:cs="Times New Roman"/>
-        </w:rPr>
-        <w:t xml:space="preserve"> ℃)。</w:t>
       </w:r>
     </w:p>
     <w:p>
@@ -47768,213 +47316,146 @@
           </m:ctrlPr>
         </m:oMathPr>
         <m:r>
-          <m:t>Z</m:t>
-        </m:r>
-        <m:r>
-          <m:t>n</m:t>
-        </m:r>
-        <m:r>
-          <m:rPr>
-            <m:sty m:val="p"/>
-          </m:rPr>
-          <m:t>|</m:t>
-        </m:r>
-        <m:r>
-          <m:t>Z</m:t>
-        </m:r>
-        <m:sSup>
+          <m:rPr>
+            <m:sty m:val="p"/>
+          </m:rPr>
+          <m:t>(</m:t>
+        </m:r>
+        <m:sSub>
           <m:e>
             <m:r>
-              <m:t>n</m:t>
+              <m:rPr>
+                <m:sty m:val="p"/>
+              </m:rPr>
+              <m:t>N</m:t>
+            </m:r>
+            <m:r>
+              <m:rPr>
+                <m:sty m:val="p"/>
+              </m:rPr>
+              <m:t>H</m:t>
             </m:r>
           </m:e>
-          <m:sup>
+          <m:sub>
+            <m:r>
+              <m:t>4</m:t>
+            </m:r>
+          </m:sub>
+        </m:sSub>
+        <m:sSub>
+          <m:e>
+            <m:r>
+              <m:rPr>
+                <m:sty m:val="p"/>
+              </m:rPr>
+              <m:t>)</m:t>
+            </m:r>
+          </m:e>
+          <m:sub>
             <m:r>
               <m:t>2</m:t>
             </m:r>
-            <m:r>
-              <m:rPr>
-                <m:sty m:val="p"/>
-              </m:rPr>
-              <m:t>+</m:t>
-            </m:r>
-          </m:sup>
-        </m:sSup>
-        <m:r>
-          <m:rPr>
-            <m:sty m:val="p"/>
-          </m:rPr>
-          <m:t>(</m:t>
-        </m:r>
-        <m:r>
-          <m:t>1.0</m:t>
-        </m:r>
-        <m:r>
-          <m:rPr>
-            <m:sty m:val="p"/>
-          </m:rPr>
-          <m:t>×</m:t>
-        </m:r>
-        <m:sSup>
+          </m:sub>
+        </m:sSub>
+        <m:sSub>
           <m:e>
             <m:r>
-              <m:t>10</m:t>
+              <m:rPr>
+                <m:sty m:val="p"/>
+              </m:rPr>
+              <m:t>C</m:t>
+            </m:r>
+            <m:r>
+              <m:rPr>
+                <m:sty m:val="p"/>
+              </m:rPr>
+              <m:t>r</m:t>
             </m:r>
           </m:e>
-          <m:sup>
-            <m:r>
-              <m:rPr>
-                <m:sty m:val="p"/>
-              </m:rPr>
-              <m:t>−</m:t>
-            </m:r>
-            <m:r>
-              <m:t>6</m:t>
-            </m:r>
-          </m:sup>
-        </m:sSup>
-        <m:r>
-          <m:t> </m:t>
-        </m:r>
-        <m:r>
-          <m:rPr>
-            <m:nor/>
-            <m:sty m:val="p"/>
-          </m:rPr>
-          <m:t>mol</m:t>
-        </m:r>
-        <m:r>
-          <m:rPr>
-            <m:sty m:val="p"/>
-          </m:rPr>
-          <m:t>⋅</m:t>
-        </m:r>
-        <m:sSup>
+          <m:sub>
+            <m:r>
+              <m:t>2</m:t>
+            </m:r>
+          </m:sub>
+        </m:sSub>
+        <m:sSub>
           <m:e>
             <m:r>
               <m:rPr>
-                <m:nor/>
-                <m:sty m:val="p"/>
-              </m:rPr>
-              <m:t>dm</m:t>
+                <m:sty m:val="p"/>
+              </m:rPr>
+              <m:t>O</m:t>
             </m:r>
           </m:e>
-          <m:sup>
-            <m:r>
-              <m:rPr>
-                <m:sty m:val="p"/>
-              </m:rPr>
-              <m:t>−</m:t>
-            </m:r>
+          <m:sub>
+            <m:r>
+              <m:t>7</m:t>
+            </m:r>
+          </m:sub>
+        </m:sSub>
+        <m:r>
+          <m:rPr>
+            <m:sty m:val="p"/>
+          </m:rPr>
+          <m:t>→</m:t>
+        </m:r>
+        <m:sSub>
+          <m:e>
+            <m:r>
+              <m:rPr>
+                <m:sty m:val="p"/>
+              </m:rPr>
+              <m:t>N</m:t>
+            </m:r>
+          </m:e>
+          <m:sub>
+            <m:r>
+              <m:t>2</m:t>
+            </m:r>
+          </m:sub>
+        </m:sSub>
+        <m:r>
+          <m:rPr>
+            <m:sty m:val="p"/>
+          </m:rPr>
+          <m:t>+</m:t>
+        </m:r>
+        <m:sSub>
+          <m:e>
+            <m:r>
+              <m:rPr>
+                <m:sty m:val="p"/>
+              </m:rPr>
+              <m:t>C</m:t>
+            </m:r>
+            <m:r>
+              <m:rPr>
+                <m:sty m:val="p"/>
+              </m:rPr>
+              <m:t>r</m:t>
+            </m:r>
+          </m:e>
+          <m:sub>
+            <m:r>
+              <m:t>2</m:t>
+            </m:r>
+          </m:sub>
+        </m:sSub>
+        <m:sSub>
+          <m:e>
+            <m:r>
+              <m:rPr>
+                <m:sty m:val="p"/>
+              </m:rPr>
+              <m:t>O</m:t>
+            </m:r>
+          </m:e>
+          <m:sub>
             <m:r>
               <m:t>3</m:t>
             </m:r>
-          </m:sup>
-        </m:sSup>
-        <m:r>
-          <m:rPr>
-            <m:sty m:val="p"/>
-          </m:rPr>
-          <m:t>)</m:t>
-        </m:r>
-        <m:r>
-          <m:rPr>
-            <m:sty m:val="p"/>
-          </m:rPr>
-          <m:t>|</m:t>
-        </m:r>
-        <m:r>
-          <m:rPr>
-            <m:sty m:val="p"/>
-          </m:rPr>
-          <m:t>|</m:t>
-        </m:r>
-        <m:r>
-          <m:t>C</m:t>
-        </m:r>
-        <m:sSup>
-          <m:e>
-            <m:r>
-              <m:t>u</m:t>
-            </m:r>
-          </m:e>
-          <m:sup>
-            <m:r>
-              <m:t>2</m:t>
-            </m:r>
-            <m:r>
-              <m:rPr>
-                <m:sty m:val="p"/>
-              </m:rPr>
-              <m:t>+</m:t>
-            </m:r>
-          </m:sup>
-        </m:sSup>
-        <m:r>
-          <m:rPr>
-            <m:sty m:val="p"/>
-          </m:rPr>
-          <m:t>(</m:t>
-        </m:r>
-        <m:r>
-          <m:t>0.010</m:t>
-        </m:r>
-        <m:r>
-          <m:t> </m:t>
-        </m:r>
-        <m:r>
-          <m:rPr>
-            <m:nor/>
-            <m:sty m:val="p"/>
-          </m:rPr>
-          <m:t>mol</m:t>
-        </m:r>
-        <m:r>
-          <m:rPr>
-            <m:sty m:val="p"/>
-          </m:rPr>
-          <m:t>⋅</m:t>
-        </m:r>
-        <m:sSup>
-          <m:e>
-            <m:r>
-              <m:rPr>
-                <m:nor/>
-                <m:sty m:val="p"/>
-              </m:rPr>
-              <m:t>dm</m:t>
-            </m:r>
-          </m:e>
-          <m:sup>
-            <m:r>
-              <m:rPr>
-                <m:sty m:val="p"/>
-              </m:rPr>
-              <m:t>−</m:t>
-            </m:r>
-            <m:r>
-              <m:t>3</m:t>
-            </m:r>
-          </m:sup>
-        </m:sSup>
-        <m:r>
-          <m:rPr>
-            <m:sty m:val="p"/>
-          </m:rPr>
-          <m:t>)</m:t>
-        </m:r>
-        <m:r>
-          <m:rPr>
-            <m:sty m:val="p"/>
-          </m:rPr>
-          <m:t>|</m:t>
-        </m:r>
-        <m:r>
-          <m:t>C</m:t>
-        </m:r>
-        <m:r>
-          <m:t>u</m:t>
-        </m:r>
+          </m:sub>
+        </m:sSub>
       </m:oMath>
       <w:r>
         <w:rPr>
@@ -47999,239 +47480,104 @@
             </w:rPr>
           </m:ctrlPr>
         </m:oMathPr>
-        <m:r>
-          <m:rPr>
-            <m:sty m:val="p"/>
-          </m:rPr>
-          <m:t>C</m:t>
-        </m:r>
-        <m:r>
-          <m:rPr>
-            <m:sty m:val="p"/>
-          </m:rPr>
-          <m:t>u</m:t>
-        </m:r>
-        <m:r>
-          <m:rPr>
-            <m:sty m:val="p"/>
-          </m:rPr>
-          <m:t>|</m:t>
-        </m:r>
-        <m:sSup>
+        <m:sSub>
           <m:e>
             <m:r>
               <m:rPr>
                 <m:sty m:val="p"/>
               </m:rPr>
-              <m:t>C</m:t>
-            </m:r>
-            <m:r>
-              <m:rPr>
-                <m:sty m:val="p"/>
-              </m:rPr>
-              <m:t>u</m:t>
+              <m:t>H</m:t>
+            </m:r>
+            <m:r>
+              <m:rPr>
+                <m:sty m:val="p"/>
+              </m:rPr>
+              <m:t>N</m:t>
+            </m:r>
+            <m:r>
+              <m:rPr>
+                <m:sty m:val="p"/>
+              </m:rPr>
+              <m:t>O</m:t>
             </m:r>
           </m:e>
-          <m:sup>
-            <m:r>
-              <m:t>2</m:t>
-            </m:r>
-            <m:r>
-              <m:rPr>
-                <m:sty m:val="p"/>
-              </m:rPr>
-              <m:t>+</m:t>
-            </m:r>
-          </m:sup>
-        </m:sSup>
-        <m:r>
-          <m:rPr>
-            <m:sty m:val="p"/>
-          </m:rPr>
-          <m:t>(</m:t>
-        </m:r>
-        <m:r>
-          <m:t>0.010</m:t>
-        </m:r>
-        <m:r>
-          <m:rPr>
-            <m:sty m:val="p"/>
-          </m:rPr>
-          <m:t>m</m:t>
-        </m:r>
-        <m:r>
-          <m:rPr>
-            <m:sty m:val="p"/>
-          </m:rPr>
-          <m:t>o</m:t>
-        </m:r>
-        <m:r>
-          <m:rPr>
-            <m:sty m:val="p"/>
-          </m:rPr>
-          <m:t>l</m:t>
-        </m:r>
-        <m:r>
-          <m:rPr>
-            <m:sty m:val="p"/>
-          </m:rPr>
-          <m:t>⋅</m:t>
-        </m:r>
-        <m:sSup>
+          <m:sub>
+            <m:r>
+              <m:t>3</m:t>
+            </m:r>
+          </m:sub>
+        </m:sSub>
+        <m:r>
+          <m:rPr>
+            <m:sty m:val="p"/>
+          </m:rPr>
+          <m:t>+</m:t>
+        </m:r>
+        <m:r>
+          <m:rPr>
+            <m:sty m:val="p"/>
+          </m:rPr>
+          <m:t>P</m:t>
+        </m:r>
+        <m:r>
+          <m:rPr>
+            <m:sty m:val="p"/>
+          </m:rPr>
+          <m:t>→</m:t>
+        </m:r>
+        <m:sSub>
           <m:e>
             <m:r>
               <m:rPr>
                 <m:sty m:val="p"/>
               </m:rPr>
-              <m:t>d</m:t>
-            </m:r>
-            <m:r>
-              <m:rPr>
-                <m:sty m:val="p"/>
-              </m:rPr>
-              <m:t>m</m:t>
+              <m:t>H</m:t>
             </m:r>
           </m:e>
-          <m:sup>
-            <m:r>
-              <m:rPr>
-                <m:sty m:val="p"/>
-              </m:rPr>
-              <m:t>−</m:t>
-            </m:r>
+          <m:sub>
             <m:r>
               <m:t>3</m:t>
             </m:r>
-          </m:sup>
-        </m:sSup>
-        <m:r>
-          <m:rPr>
-            <m:sty m:val="p"/>
-          </m:rPr>
-          <m:t>)</m:t>
-        </m:r>
-        <m:r>
-          <m:rPr>
-            <m:sty m:val="p"/>
-          </m:rPr>
-          <m:t>|</m:t>
-        </m:r>
-        <m:r>
-          <m:rPr>
-            <m:sty m:val="p"/>
-          </m:rPr>
-          <m:t>|</m:t>
-        </m:r>
-        <m:sSup>
+          </m:sub>
+        </m:sSub>
+        <m:sSub>
           <m:e>
             <m:r>
               <m:rPr>
                 <m:sty m:val="p"/>
               </m:rPr>
-              <m:t>C</m:t>
-            </m:r>
-            <m:r>
-              <m:rPr>
-                <m:sty m:val="p"/>
-              </m:rPr>
-              <m:t>u</m:t>
+              <m:t>P</m:t>
+            </m:r>
+            <m:r>
+              <m:rPr>
+                <m:sty m:val="p"/>
+              </m:rPr>
+              <m:t>O</m:t>
             </m:r>
           </m:e>
-          <m:sup>
-            <m:r>
-              <m:t>2</m:t>
-            </m:r>
-            <m:r>
-              <m:rPr>
-                <m:sty m:val="p"/>
-              </m:rPr>
-              <m:t>+</m:t>
-            </m:r>
-          </m:sup>
-        </m:sSup>
-        <m:r>
-          <m:rPr>
-            <m:sty m:val="p"/>
-          </m:rPr>
-          <m:t>(</m:t>
-        </m:r>
-        <m:r>
-          <m:t>2.0</m:t>
-        </m:r>
-        <m:r>
-          <m:rPr>
-            <m:sty m:val="p"/>
-          </m:rPr>
-          <m:t>m</m:t>
-        </m:r>
-        <m:r>
-          <m:rPr>
-            <m:sty m:val="p"/>
-          </m:rPr>
-          <m:t>o</m:t>
-        </m:r>
-        <m:r>
-          <m:rPr>
-            <m:sty m:val="p"/>
-          </m:rPr>
-          <m:t>l</m:t>
-        </m:r>
-        <m:r>
-          <m:rPr>
-            <m:sty m:val="p"/>
-          </m:rPr>
-          <m:t>⋅</m:t>
-        </m:r>
-        <m:sSup>
-          <m:e>
-            <m:r>
-              <m:rPr>
-                <m:sty m:val="p"/>
-              </m:rPr>
-              <m:t>d</m:t>
-            </m:r>
-            <m:r>
-              <m:rPr>
-                <m:sty m:val="p"/>
-              </m:rPr>
-              <m:t>m</m:t>
-            </m:r>
-          </m:e>
-          <m:sup>
-            <m:r>
-              <m:rPr>
-                <m:sty m:val="p"/>
-              </m:rPr>
-              <m:t>−</m:t>
-            </m:r>
-            <m:r>
-              <m:t>3</m:t>
-            </m:r>
-          </m:sup>
-        </m:sSup>
-        <m:r>
-          <m:rPr>
-            <m:sty m:val="p"/>
-          </m:rPr>
-          <m:t>)</m:t>
-        </m:r>
-        <m:r>
-          <m:rPr>
-            <m:sty m:val="p"/>
-          </m:rPr>
-          <m:t>|</m:t>
-        </m:r>
-        <m:r>
-          <m:rPr>
-            <m:sty m:val="p"/>
-          </m:rPr>
-          <m:t>C</m:t>
-        </m:r>
-        <m:r>
-          <m:rPr>
-            <m:sty m:val="p"/>
-          </m:rPr>
-          <m:t>u</m:t>
+          <m:sub>
+            <m:r>
+              <m:t>4</m:t>
+            </m:r>
+          </m:sub>
+        </m:sSub>
+        <m:r>
+          <m:rPr>
+            <m:sty m:val="p"/>
+          </m:rPr>
+          <m:t>+</m:t>
+        </m:r>
+        <m:r>
+          <m:rPr>
+            <m:sty m:val="p"/>
+          </m:rPr>
+          <m:t>N</m:t>
+        </m:r>
+        <m:r>
+          <m:rPr>
+            <m:sty m:val="p"/>
+          </m:rPr>
+          <m:t>O</m:t>
         </m:r>
       </m:oMath>
       <w:r>
@@ -48246,6 +47592,995 @@
         <w:numPr>
           <w:ilvl w:val="0"/>
           <w:numId w:val="1008"/>
+        </w:numPr>
+      </w:pPr>
+      <m:oMath>
+        <m:oMathPr>
+          <m:ctrlPr>
+            <w:rPr>
+              <w:sz w:val="28"/>
+              <w:szCs w:val="28"/>
+            </w:rPr>
+          </m:ctrlPr>
+        </m:oMathPr>
+        <m:sSub>
+          <m:e>
+            <m:r>
+              <m:rPr>
+                <m:sty m:val="p"/>
+              </m:rPr>
+              <m:t>H</m:t>
+            </m:r>
+          </m:e>
+          <m:sub>
+            <m:r>
+              <m:t>2</m:t>
+            </m:r>
+          </m:sub>
+        </m:sSub>
+        <m:sSub>
+          <m:e>
+            <m:r>
+              <m:rPr>
+                <m:sty m:val="p"/>
+              </m:rPr>
+              <m:t>O</m:t>
+            </m:r>
+          </m:e>
+          <m:sub>
+            <m:r>
+              <m:t>2</m:t>
+            </m:r>
+          </m:sub>
+        </m:sSub>
+        <m:r>
+          <m:rPr>
+            <m:sty m:val="p"/>
+          </m:rPr>
+          <m:t>+</m:t>
+        </m:r>
+        <m:r>
+          <m:rPr>
+            <m:sty m:val="p"/>
+          </m:rPr>
+          <m:t>P</m:t>
+        </m:r>
+        <m:r>
+          <m:rPr>
+            <m:sty m:val="p"/>
+          </m:rPr>
+          <m:t>b</m:t>
+        </m:r>
+        <m:r>
+          <m:rPr>
+            <m:sty m:val="p"/>
+          </m:rPr>
+          <m:t>S</m:t>
+        </m:r>
+        <m:r>
+          <m:rPr>
+            <m:sty m:val="p"/>
+          </m:rPr>
+          <m:t>→</m:t>
+        </m:r>
+        <m:sSub>
+          <m:e>
+            <m:r>
+              <m:rPr>
+                <m:sty m:val="p"/>
+              </m:rPr>
+              <m:t>P</m:t>
+            </m:r>
+            <m:r>
+              <m:rPr>
+                <m:sty m:val="p"/>
+              </m:rPr>
+              <m:t>b</m:t>
+            </m:r>
+            <m:r>
+              <m:rPr>
+                <m:sty m:val="p"/>
+              </m:rPr>
+              <m:t>S</m:t>
+            </m:r>
+            <m:r>
+              <m:rPr>
+                <m:sty m:val="p"/>
+              </m:rPr>
+              <m:t>O</m:t>
+            </m:r>
+          </m:e>
+          <m:sub>
+            <m:r>
+              <m:t>4</m:t>
+            </m:r>
+          </m:sub>
+        </m:sSub>
+      </m:oMath>
+      <w:r>
+        <w:rPr>
+          <w:rFonts w:ascii="Times New Roman" w:hAnsi="Times New Roman" w:eastAsia="Times New Roman" w:cs="Times New Roman"/>
+        </w:rPr>
+        <w:t xml:space="preserve">​</w:t>
+      </w:r>
+    </w:p>
+    <w:p>
+      <w:pPr>
+        <w:numPr>
+          <w:ilvl w:val="0"/>
+          <w:numId w:val="1008"/>
+        </w:numPr>
+        <w:ind w:firstLine="420"/>
+      </w:pPr>
+      <m:oMath>
+        <m:oMathPr>
+          <m:ctrlPr>
+            <w:rPr>
+              <w:sz w:val="28"/>
+              <w:szCs w:val="28"/>
+            </w:rPr>
+          </m:ctrlPr>
+        </m:oMathPr>
+        <m:sSup>
+          <m:e>
+            <m:r>
+              <m:t>I</m:t>
+            </m:r>
+          </m:e>
+          <m:sup>
+            <m:r>
+              <m:rPr>
+                <m:sty m:val="p"/>
+              </m:rPr>
+              <m:t>−</m:t>
+            </m:r>
+          </m:sup>
+        </m:sSup>
+        <m:r>
+          <m:rPr>
+            <m:sty m:val="p"/>
+          </m:rPr>
+          <m:t>+</m:t>
+        </m:r>
+        <m:r>
+          <m:t>I</m:t>
+        </m:r>
+        <m:sSubSup>
+          <m:e>
+            <m:r>
+              <m:t>O</m:t>
+            </m:r>
+          </m:e>
+          <m:sub>
+            <m:r>
+              <m:t>3</m:t>
+            </m:r>
+          </m:sub>
+          <m:sup>
+            <m:r>
+              <m:rPr>
+                <m:sty m:val="p"/>
+              </m:rPr>
+              <m:t>−</m:t>
+            </m:r>
+          </m:sup>
+        </m:sSubSup>
+        <m:r>
+          <m:rPr>
+            <m:sty m:val="p"/>
+          </m:rPr>
+          <m:t>→</m:t>
+        </m:r>
+        <m:sSub>
+          <m:e>
+            <m:r>
+              <m:t>I</m:t>
+            </m:r>
+          </m:e>
+          <m:sub>
+            <m:r>
+              <m:t>2</m:t>
+            </m:r>
+          </m:sub>
+        </m:sSub>
+      </m:oMath>
+      <w:r>
+        <w:rPr>
+          <w:rFonts w:ascii="Times New Roman" w:hAnsi="Times New Roman" w:eastAsia="Times New Roman" w:cs="Times New Roman"/>
+        </w:rPr>
+        <w:t xml:space="preserve"> </w:t>
+      </w:r>
+      <w:r>
+        <w:rPr>
+          <w:rFonts w:hint="eastAsia" w:ascii="Times New Roman" w:hAnsi="Times New Roman" w:eastAsia="Times New Roman" w:cs="Times New Roman"/>
+        </w:rPr>
+        <w:t>(</w:t>
+      </w:r>
+      <w:r>
+        <w:rPr>
+          <w:rFonts w:hint="eastAsia" w:ascii="Times New Roman" w:hAnsi="Times New Roman" w:eastAsia="FangSong" w:cs="Times New Roman"/>
+        </w:rPr>
+        <w:t>酸性溶液</w:t>
+      </w:r>
+      <w:r>
+        <w:rPr>
+          <w:rFonts w:hint="eastAsia" w:ascii="Times New Roman" w:hAnsi="Times New Roman" w:eastAsia="Times New Roman" w:cs="Times New Roman"/>
+        </w:rPr>
+        <w:t>)</w:t>
+      </w:r>
+    </w:p>
+    <w:p>
+      <w:pPr>
+        <w:numPr>
+          <w:ilvl w:val="0"/>
+          <w:numId w:val="1008"/>
+        </w:numPr>
+      </w:pPr>
+      <m:oMath>
+        <m:oMathPr>
+          <m:ctrlPr>
+            <w:rPr>
+              <w:sz w:val="28"/>
+              <w:szCs w:val="28"/>
+            </w:rPr>
+          </m:ctrlPr>
+        </m:oMathPr>
+        <m:r>
+          <m:rPr>
+            <m:sty m:val="p"/>
+          </m:rPr>
+          <m:t>M</m:t>
+        </m:r>
+        <m:r>
+          <m:rPr>
+            <m:sty m:val="p"/>
+          </m:rPr>
+          <m:t>n</m:t>
+        </m:r>
+        <m:sSub>
+          <m:e>
+            <m:r>
+              <m:rPr>
+                <m:sty m:val="p"/>
+              </m:rPr>
+              <m:t>O</m:t>
+            </m:r>
+          </m:e>
+          <m:sub>
+            <m:r>
+              <m:rPr>
+                <m:sty m:val="p"/>
+              </m:rPr>
+              <m:t>2</m:t>
+            </m:r>
+          </m:sub>
+        </m:sSub>
+        <m:r>
+          <m:rPr>
+            <m:sty m:val="p"/>
+          </m:rPr>
+          <m:t>+</m:t>
+        </m:r>
+        <m:r>
+          <m:rPr>
+            <m:sty m:val="p"/>
+          </m:rPr>
+          <m:t>K</m:t>
+        </m:r>
+        <m:r>
+          <m:rPr>
+            <m:sty m:val="p"/>
+          </m:rPr>
+          <m:t>C</m:t>
+        </m:r>
+        <m:r>
+          <m:rPr>
+            <m:sty m:val="p"/>
+          </m:rPr>
+          <m:t>l</m:t>
+        </m:r>
+        <m:sSub>
+          <m:e>
+            <m:r>
+              <m:rPr>
+                <m:sty m:val="p"/>
+              </m:rPr>
+              <m:t>O</m:t>
+            </m:r>
+          </m:e>
+          <m:sub>
+            <m:r>
+              <m:rPr>
+                <m:sty m:val="p"/>
+              </m:rPr>
+              <m:t>3</m:t>
+            </m:r>
+          </m:sub>
+        </m:sSub>
+        <m:r>
+          <m:rPr>
+            <m:sty m:val="p"/>
+          </m:rPr>
+          <m:t>+</m:t>
+        </m:r>
+        <m:r>
+          <m:rPr>
+            <m:sty m:val="p"/>
+          </m:rPr>
+          <m:t>K</m:t>
+        </m:r>
+        <m:r>
+          <m:rPr>
+            <m:sty m:val="p"/>
+          </m:rPr>
+          <m:t>O</m:t>
+        </m:r>
+        <m:r>
+          <m:rPr>
+            <m:sty m:val="p"/>
+          </m:rPr>
+          <m:t>H</m:t>
+        </m:r>
+        <m:r>
+          <m:rPr>
+            <m:sty m:val="p"/>
+          </m:rPr>
+          <m:t>→</m:t>
+        </m:r>
+        <m:sSub>
+          <m:e>
+            <m:r>
+              <m:rPr>
+                <m:sty m:val="p"/>
+              </m:rPr>
+              <m:t>K</m:t>
+            </m:r>
+          </m:e>
+          <m:sub>
+            <m:r>
+              <m:rPr>
+                <m:sty m:val="p"/>
+              </m:rPr>
+              <m:t>2</m:t>
+            </m:r>
+          </m:sub>
+        </m:sSub>
+        <m:r>
+          <m:rPr>
+            <m:sty m:val="p"/>
+          </m:rPr>
+          <m:t>M</m:t>
+        </m:r>
+        <m:r>
+          <m:rPr>
+            <m:sty m:val="p"/>
+          </m:rPr>
+          <m:t>n</m:t>
+        </m:r>
+        <m:sSub>
+          <m:e>
+            <m:r>
+              <m:rPr>
+                <m:sty m:val="p"/>
+              </m:rPr>
+              <m:t>O</m:t>
+            </m:r>
+          </m:e>
+          <m:sub>
+            <m:r>
+              <m:rPr>
+                <m:sty m:val="p"/>
+              </m:rPr>
+              <m:t>4</m:t>
+            </m:r>
+          </m:sub>
+        </m:sSub>
+        <m:r>
+          <m:rPr>
+            <m:sty m:val="p"/>
+          </m:rPr>
+          <m:t>+</m:t>
+        </m:r>
+        <m:r>
+          <m:rPr>
+            <m:sty m:val="p"/>
+          </m:rPr>
+          <m:t>K</m:t>
+        </m:r>
+        <m:r>
+          <m:rPr>
+            <m:sty m:val="p"/>
+          </m:rPr>
+          <m:t>C</m:t>
+        </m:r>
+        <m:r>
+          <m:rPr>
+            <m:sty m:val="p"/>
+          </m:rPr>
+          <m:t>l</m:t>
+        </m:r>
+      </m:oMath>
+      <w:r>
+        <w:rPr>
+          <w:rFonts w:ascii="Times New Roman" w:hAnsi="Times New Roman" w:eastAsia="Times New Roman" w:cs="Times New Roman"/>
+        </w:rPr>
+        <w:t xml:space="preserve">​</w:t>
+      </w:r>
+    </w:p>
+    <w:p>
+      <w:pPr>
+        <w:pStyle w:val="FirstParagraph"/>
+      </w:pPr>
+    </w:p>
+    <w:p>
+      <w:pPr>
+        <w:pStyle w:val="BodyText"/>
+        <w:ind w:firstLine="420"/>
+      </w:pPr>
+      <w:r>
+        <w:rPr>
+          <w:rFonts w:ascii="Times New Roman" w:hAnsi="Times New Roman" w:eastAsia="Times New Roman" w:cs="Times New Roman"/>
+          <w:b/>
+          <w:bCs/>
+        </w:rPr>
+        <w:t xml:space="preserve">2.</w:t>
+      </w:r>
+      <w:r>
+        <w:rPr>
+          <w:rFonts w:ascii="Times New Roman" w:hAnsi="Times New Roman" w:eastAsia="Times New Roman" w:cs="Times New Roman"/>
+        </w:rPr>
+        <w:t xml:space="preserve"> </w:t>
+      </w:r>
+      <w:r>
+        <w:rPr>
+          <w:rFonts w:hint="eastAsia" w:ascii="Times New Roman" w:hAnsi="Times New Roman" w:eastAsia="FangSong" w:cs="Times New Roman"/>
+        </w:rPr>
+        <w:t>写出下列电池的电极反应</w:t>
+      </w:r>
+      <w:r>
+        <w:rPr>
+          <w:rFonts w:hint="eastAsia" w:ascii="Times New Roman" w:hAnsi="Times New Roman" w:eastAsia="Times New Roman" w:cs="Times New Roman"/>
+        </w:rPr>
+        <w:t>、</w:t>
+      </w:r>
+      <w:r>
+        <w:rPr>
+          <w:rFonts w:hint="eastAsia" w:ascii="Times New Roman" w:hAnsi="Times New Roman" w:eastAsia="FangSong" w:cs="Times New Roman"/>
+        </w:rPr>
+        <w:t>电池反应</w:t>
+      </w:r>
+      <w:r>
+        <w:rPr>
+          <w:rFonts w:hint="eastAsia" w:ascii="Times New Roman" w:hAnsi="Times New Roman" w:eastAsia="Times New Roman" w:cs="Times New Roman"/>
+        </w:rPr>
+        <w:t>，</w:t>
+      </w:r>
+      <w:r>
+        <w:rPr>
+          <w:rFonts w:hint="eastAsia" w:ascii="Times New Roman" w:hAnsi="Times New Roman" w:eastAsia="FangSong" w:cs="Times New Roman"/>
+        </w:rPr>
+        <w:t>并利用附录</w:t>
+      </w:r>
+      <w:r>
+        <w:rPr>
+          <w:rFonts w:ascii="Times New Roman" w:hAnsi="Times New Roman" w:eastAsia="Times New Roman" w:cs="Times New Roman"/>
+        </w:rPr>
+        <w:t xml:space="preserve"> C.5、C.6 </w:t>
+      </w:r>
+      <w:r>
+        <w:rPr>
+          <w:rFonts w:hint="eastAsia" w:ascii="Times New Roman" w:hAnsi="Times New Roman" w:eastAsia="FangSong" w:cs="Times New Roman"/>
+        </w:rPr>
+        <w:t>数据计算它们的电池电动势</w:t>
+      </w:r>
+      <w:r>
+        <w:rPr>
+          <w:rFonts w:hint="eastAsia" w:ascii="Times New Roman" w:hAnsi="Times New Roman" w:eastAsia="Times New Roman" w:cs="Times New Roman"/>
+        </w:rPr>
+        <w:t>(25</w:t>
+      </w:r>
+      <w:r>
+        <w:rPr>
+          <w:rFonts w:ascii="Times New Roman" w:hAnsi="Times New Roman" w:eastAsia="Times New Roman" w:cs="Times New Roman"/>
+        </w:rPr>
+        <w:t xml:space="preserve"> ℃)。</w:t>
+      </w:r>
+    </w:p>
+    <w:p>
+      <w:pPr>
+        <w:numPr>
+          <w:ilvl w:val="0"/>
+          <w:numId w:val="1009"/>
+        </w:numPr>
+      </w:pPr>
+      <m:oMath>
+        <m:oMathPr>
+          <m:ctrlPr>
+            <w:rPr>
+              <w:sz w:val="28"/>
+              <w:szCs w:val="28"/>
+            </w:rPr>
+          </m:ctrlPr>
+        </m:oMathPr>
+        <m:r>
+          <m:t>Z</m:t>
+        </m:r>
+        <m:r>
+          <m:t>n</m:t>
+        </m:r>
+        <m:r>
+          <m:rPr>
+            <m:sty m:val="p"/>
+          </m:rPr>
+          <m:t>|</m:t>
+        </m:r>
+        <m:r>
+          <m:t>Z</m:t>
+        </m:r>
+        <m:sSup>
+          <m:e>
+            <m:r>
+              <m:t>n</m:t>
+            </m:r>
+          </m:e>
+          <m:sup>
+            <m:r>
+              <m:t>2</m:t>
+            </m:r>
+            <m:r>
+              <m:rPr>
+                <m:sty m:val="p"/>
+              </m:rPr>
+              <m:t>+</m:t>
+            </m:r>
+          </m:sup>
+        </m:sSup>
+        <m:r>
+          <m:rPr>
+            <m:sty m:val="p"/>
+          </m:rPr>
+          <m:t>(</m:t>
+        </m:r>
+        <m:r>
+          <m:t>1.0</m:t>
+        </m:r>
+        <m:r>
+          <m:rPr>
+            <m:sty m:val="p"/>
+          </m:rPr>
+          <m:t>×</m:t>
+        </m:r>
+        <m:sSup>
+          <m:e>
+            <m:r>
+              <m:t>10</m:t>
+            </m:r>
+          </m:e>
+          <m:sup>
+            <m:r>
+              <m:rPr>
+                <m:sty m:val="p"/>
+              </m:rPr>
+              <m:t>−</m:t>
+            </m:r>
+            <m:r>
+              <m:t>6</m:t>
+            </m:r>
+          </m:sup>
+        </m:sSup>
+        <m:r>
+          <m:t> </m:t>
+        </m:r>
+        <m:r>
+          <m:rPr>
+            <m:nor/>
+            <m:sty m:val="p"/>
+          </m:rPr>
+          <m:t>mol</m:t>
+        </m:r>
+        <m:r>
+          <m:rPr>
+            <m:sty m:val="p"/>
+          </m:rPr>
+          <m:t>⋅</m:t>
+        </m:r>
+        <m:sSup>
+          <m:e>
+            <m:r>
+              <m:rPr>
+                <m:nor/>
+                <m:sty m:val="p"/>
+              </m:rPr>
+              <m:t>dm</m:t>
+            </m:r>
+          </m:e>
+          <m:sup>
+            <m:r>
+              <m:rPr>
+                <m:sty m:val="p"/>
+              </m:rPr>
+              <m:t>−</m:t>
+            </m:r>
+            <m:r>
+              <m:t>3</m:t>
+            </m:r>
+          </m:sup>
+        </m:sSup>
+        <m:r>
+          <m:rPr>
+            <m:sty m:val="p"/>
+          </m:rPr>
+          <m:t>)</m:t>
+        </m:r>
+        <m:r>
+          <m:rPr>
+            <m:sty m:val="p"/>
+          </m:rPr>
+          <m:t>|</m:t>
+        </m:r>
+        <m:r>
+          <m:rPr>
+            <m:sty m:val="p"/>
+          </m:rPr>
+          <m:t>|</m:t>
+        </m:r>
+        <m:r>
+          <m:t>C</m:t>
+        </m:r>
+        <m:sSup>
+          <m:e>
+            <m:r>
+              <m:t>u</m:t>
+            </m:r>
+          </m:e>
+          <m:sup>
+            <m:r>
+              <m:t>2</m:t>
+            </m:r>
+            <m:r>
+              <m:rPr>
+                <m:sty m:val="p"/>
+              </m:rPr>
+              <m:t>+</m:t>
+            </m:r>
+          </m:sup>
+        </m:sSup>
+        <m:r>
+          <m:rPr>
+            <m:sty m:val="p"/>
+          </m:rPr>
+          <m:t>(</m:t>
+        </m:r>
+        <m:r>
+          <m:t>0.010</m:t>
+        </m:r>
+        <m:r>
+          <m:t> </m:t>
+        </m:r>
+        <m:r>
+          <m:rPr>
+            <m:nor/>
+            <m:sty m:val="p"/>
+          </m:rPr>
+          <m:t>mol</m:t>
+        </m:r>
+        <m:r>
+          <m:rPr>
+            <m:sty m:val="p"/>
+          </m:rPr>
+          <m:t>⋅</m:t>
+        </m:r>
+        <m:sSup>
+          <m:e>
+            <m:r>
+              <m:rPr>
+                <m:nor/>
+                <m:sty m:val="p"/>
+              </m:rPr>
+              <m:t>dm</m:t>
+            </m:r>
+          </m:e>
+          <m:sup>
+            <m:r>
+              <m:rPr>
+                <m:sty m:val="p"/>
+              </m:rPr>
+              <m:t>−</m:t>
+            </m:r>
+            <m:r>
+              <m:t>3</m:t>
+            </m:r>
+          </m:sup>
+        </m:sSup>
+        <m:r>
+          <m:rPr>
+            <m:sty m:val="p"/>
+          </m:rPr>
+          <m:t>)</m:t>
+        </m:r>
+        <m:r>
+          <m:rPr>
+            <m:sty m:val="p"/>
+          </m:rPr>
+          <m:t>|</m:t>
+        </m:r>
+        <m:r>
+          <m:t>C</m:t>
+        </m:r>
+        <m:r>
+          <m:t>u</m:t>
+        </m:r>
+      </m:oMath>
+      <w:r>
+        <w:rPr>
+          <w:rFonts w:ascii="Times New Roman" w:hAnsi="Times New Roman" w:eastAsia="Times New Roman" w:cs="Times New Roman"/>
+        </w:rPr>
+        <w:t xml:space="preserve">​</w:t>
+      </w:r>
+    </w:p>
+    <w:p>
+      <w:pPr>
+        <w:numPr>
+          <w:ilvl w:val="0"/>
+          <w:numId w:val="1009"/>
+        </w:numPr>
+      </w:pPr>
+      <m:oMath>
+        <m:oMathPr>
+          <m:ctrlPr>
+            <w:rPr>
+              <w:sz w:val="28"/>
+              <w:szCs w:val="28"/>
+            </w:rPr>
+          </m:ctrlPr>
+        </m:oMathPr>
+        <m:r>
+          <m:rPr>
+            <m:sty m:val="p"/>
+          </m:rPr>
+          <m:t>C</m:t>
+        </m:r>
+        <m:r>
+          <m:rPr>
+            <m:sty m:val="p"/>
+          </m:rPr>
+          <m:t>u</m:t>
+        </m:r>
+        <m:r>
+          <m:rPr>
+            <m:sty m:val="p"/>
+          </m:rPr>
+          <m:t>|</m:t>
+        </m:r>
+        <m:sSup>
+          <m:e>
+            <m:r>
+              <m:rPr>
+                <m:sty m:val="p"/>
+              </m:rPr>
+              <m:t>C</m:t>
+            </m:r>
+            <m:r>
+              <m:rPr>
+                <m:sty m:val="p"/>
+              </m:rPr>
+              <m:t>u</m:t>
+            </m:r>
+          </m:e>
+          <m:sup>
+            <m:r>
+              <m:t>2</m:t>
+            </m:r>
+            <m:r>
+              <m:rPr>
+                <m:sty m:val="p"/>
+              </m:rPr>
+              <m:t>+</m:t>
+            </m:r>
+          </m:sup>
+        </m:sSup>
+        <m:r>
+          <m:rPr>
+            <m:sty m:val="p"/>
+          </m:rPr>
+          <m:t>(</m:t>
+        </m:r>
+        <m:r>
+          <m:t>0.010</m:t>
+        </m:r>
+        <m:r>
+          <m:rPr>
+            <m:sty m:val="p"/>
+          </m:rPr>
+          <m:t>m</m:t>
+        </m:r>
+        <m:r>
+          <m:rPr>
+            <m:sty m:val="p"/>
+          </m:rPr>
+          <m:t>o</m:t>
+        </m:r>
+        <m:r>
+          <m:rPr>
+            <m:sty m:val="p"/>
+          </m:rPr>
+          <m:t>l</m:t>
+        </m:r>
+        <m:r>
+          <m:rPr>
+            <m:sty m:val="p"/>
+          </m:rPr>
+          <m:t>⋅</m:t>
+        </m:r>
+        <m:sSup>
+          <m:e>
+            <m:r>
+              <m:rPr>
+                <m:sty m:val="p"/>
+              </m:rPr>
+              <m:t>d</m:t>
+            </m:r>
+            <m:r>
+              <m:rPr>
+                <m:sty m:val="p"/>
+              </m:rPr>
+              <m:t>m</m:t>
+            </m:r>
+          </m:e>
+          <m:sup>
+            <m:r>
+              <m:rPr>
+                <m:sty m:val="p"/>
+              </m:rPr>
+              <m:t>−</m:t>
+            </m:r>
+            <m:r>
+              <m:t>3</m:t>
+            </m:r>
+          </m:sup>
+        </m:sSup>
+        <m:r>
+          <m:rPr>
+            <m:sty m:val="p"/>
+          </m:rPr>
+          <m:t>)</m:t>
+        </m:r>
+        <m:r>
+          <m:rPr>
+            <m:sty m:val="p"/>
+          </m:rPr>
+          <m:t>|</m:t>
+        </m:r>
+        <m:r>
+          <m:rPr>
+            <m:sty m:val="p"/>
+          </m:rPr>
+          <m:t>|</m:t>
+        </m:r>
+        <m:sSup>
+          <m:e>
+            <m:r>
+              <m:rPr>
+                <m:sty m:val="p"/>
+              </m:rPr>
+              <m:t>C</m:t>
+            </m:r>
+            <m:r>
+              <m:rPr>
+                <m:sty m:val="p"/>
+              </m:rPr>
+              <m:t>u</m:t>
+            </m:r>
+          </m:e>
+          <m:sup>
+            <m:r>
+              <m:t>2</m:t>
+            </m:r>
+            <m:r>
+              <m:rPr>
+                <m:sty m:val="p"/>
+              </m:rPr>
+              <m:t>+</m:t>
+            </m:r>
+          </m:sup>
+        </m:sSup>
+        <m:r>
+          <m:rPr>
+            <m:sty m:val="p"/>
+          </m:rPr>
+          <m:t>(</m:t>
+        </m:r>
+        <m:r>
+          <m:t>2.0</m:t>
+        </m:r>
+        <m:r>
+          <m:rPr>
+            <m:sty m:val="p"/>
+          </m:rPr>
+          <m:t>m</m:t>
+        </m:r>
+        <m:r>
+          <m:rPr>
+            <m:sty m:val="p"/>
+          </m:rPr>
+          <m:t>o</m:t>
+        </m:r>
+        <m:r>
+          <m:rPr>
+            <m:sty m:val="p"/>
+          </m:rPr>
+          <m:t>l</m:t>
+        </m:r>
+        <m:r>
+          <m:rPr>
+            <m:sty m:val="p"/>
+          </m:rPr>
+          <m:t>⋅</m:t>
+        </m:r>
+        <m:sSup>
+          <m:e>
+            <m:r>
+              <m:rPr>
+                <m:sty m:val="p"/>
+              </m:rPr>
+              <m:t>d</m:t>
+            </m:r>
+            <m:r>
+              <m:rPr>
+                <m:sty m:val="p"/>
+              </m:rPr>
+              <m:t>m</m:t>
+            </m:r>
+          </m:e>
+          <m:sup>
+            <m:r>
+              <m:rPr>
+                <m:sty m:val="p"/>
+              </m:rPr>
+              <m:t>−</m:t>
+            </m:r>
+            <m:r>
+              <m:t>3</m:t>
+            </m:r>
+          </m:sup>
+        </m:sSup>
+        <m:r>
+          <m:rPr>
+            <m:sty m:val="p"/>
+          </m:rPr>
+          <m:t>)</m:t>
+        </m:r>
+        <m:r>
+          <m:rPr>
+            <m:sty m:val="p"/>
+          </m:rPr>
+          <m:t>|</m:t>
+        </m:r>
+        <m:r>
+          <m:rPr>
+            <m:sty m:val="p"/>
+          </m:rPr>
+          <m:t>C</m:t>
+        </m:r>
+        <m:r>
+          <m:rPr>
+            <m:sty m:val="p"/>
+          </m:rPr>
+          <m:t>u</m:t>
+        </m:r>
+      </m:oMath>
+      <w:r>
+        <w:rPr>
+          <w:rFonts w:ascii="Times New Roman" w:hAnsi="Times New Roman" w:eastAsia="Times New Roman" w:cs="Times New Roman"/>
+        </w:rPr>
+        <w:t xml:space="preserve">​</w:t>
+      </w:r>
+    </w:p>
+    <w:p>
+      <w:pPr>
+        <w:numPr>
+          <w:ilvl w:val="0"/>
+          <w:numId w:val="1009"/>
         </w:numPr>
         <w:ind w:firstLine="420"/>
       </w:pPr>
@@ -50426,7 +50761,7 @@
       <w:pPr>
         <w:numPr>
           <w:ilvl w:val="0"/>
-          <w:numId w:val="1009"/>
+          <w:numId w:val="1010"/>
         </w:numPr>
         <w:ind w:firstLine="420"/>
       </w:pPr>
@@ -50564,7 +50899,7 @@
       <w:pPr>
         <w:numPr>
           <w:ilvl w:val="0"/>
-          <w:numId w:val="1009"/>
+          <w:numId w:val="1010"/>
         </w:numPr>
         <w:ind w:firstLine="420"/>
       </w:pPr>
@@ -50726,7 +51061,7 @@
       <w:pPr>
         <w:numPr>
           <w:ilvl w:val="0"/>
-          <w:numId w:val="1009"/>
+          <w:numId w:val="1010"/>
         </w:numPr>
         <w:ind w:firstLine="420"/>
       </w:pPr>
@@ -50852,7 +51187,7 @@
       <w:pPr>
         <w:numPr>
           <w:ilvl w:val="0"/>
-          <w:numId w:val="1009"/>
+          <w:numId w:val="1010"/>
         </w:numPr>
         <w:ind w:firstLine="420"/>
       </w:pPr>
@@ -51026,639 +51361,6 @@
     <w:p>
       <w:pPr>
         <w:pStyle w:val="Compact"/>
-        <w:numPr>
-          <w:ilvl w:val="0"/>
-          <w:numId w:val="1010"/>
-        </w:numPr>
-      </w:pPr>
-      <m:oMath>
-        <m:oMathPr>
-          <m:ctrlPr>
-            <w:rPr>
-              <w:sz w:val="28"/>
-              <w:szCs w:val="28"/>
-            </w:rPr>
-          </m:ctrlPr>
-        </m:oMathPr>
-        <m:sSup>
-          <m:e>
-            <m:r>
-              <m:rPr>
-                <m:sty m:val="p"/>
-              </m:rPr>
-              <m:t>F</m:t>
-            </m:r>
-            <m:r>
-              <m:rPr>
-                <m:sty m:val="p"/>
-              </m:rPr>
-              <m:t>e</m:t>
-            </m:r>
-          </m:e>
-          <m:sup>
-            <m:r>
-              <m:t>3</m:t>
-            </m:r>
-            <m:r>
-              <m:rPr>
-                <m:sty m:val="p"/>
-              </m:rPr>
-              <m:t>+</m:t>
-            </m:r>
-          </m:sup>
-        </m:sSup>
-        <m:r>
-          <m:rPr>
-            <m:sty m:val="p"/>
-          </m:rPr>
-          <m:t>+</m:t>
-        </m:r>
-        <m:r>
-          <m:rPr>
-            <m:sty m:val="p"/>
-          </m:rPr>
-          <m:t>A</m:t>
-        </m:r>
-        <m:r>
-          <m:rPr>
-            <m:sty m:val="p"/>
-          </m:rPr>
-          <m:t>g</m:t>
-        </m:r>
-        <m:r>
-          <m:rPr>
-            <m:sty m:val="p"/>
-          </m:rPr>
-          <m:t>⇌</m:t>
-        </m:r>
-        <m:sSup>
-          <m:e>
-            <m:r>
-              <m:rPr>
-                <m:sty m:val="p"/>
-              </m:rPr>
-              <m:t>F</m:t>
-            </m:r>
-            <m:r>
-              <m:rPr>
-                <m:sty m:val="p"/>
-              </m:rPr>
-              <m:t>e</m:t>
-            </m:r>
-          </m:e>
-          <m:sup>
-            <m:r>
-              <m:t>2</m:t>
-            </m:r>
-            <m:r>
-              <m:rPr>
-                <m:sty m:val="p"/>
-              </m:rPr>
-              <m:t>+</m:t>
-            </m:r>
-          </m:sup>
-        </m:sSup>
-        <m:r>
-          <m:rPr>
-            <m:sty m:val="p"/>
-          </m:rPr>
-          <m:t>+</m:t>
-        </m:r>
-        <m:sSup>
-          <m:e>
-            <m:r>
-              <m:rPr>
-                <m:sty m:val="p"/>
-              </m:rPr>
-              <m:t>A</m:t>
-            </m:r>
-            <m:r>
-              <m:rPr>
-                <m:sty m:val="p"/>
-              </m:rPr>
-              <m:t>g</m:t>
-            </m:r>
-          </m:e>
-          <m:sup>
-            <m:r>
-              <m:rPr>
-                <m:sty m:val="p"/>
-              </m:rPr>
-              <m:t>+</m:t>
-            </m:r>
-          </m:sup>
-        </m:sSup>
-      </m:oMath>
-      <w:r>
-        <w:rPr>
-          <w:rFonts w:ascii="Times New Roman" w:hAnsi="Times New Roman" w:eastAsia="Times New Roman" w:cs="Times New Roman"/>
-        </w:rPr>
-        <w:t xml:space="preserve">​</w:t>
-      </w:r>
-    </w:p>
-    <w:p>
-      <w:pPr>
-        <w:pStyle w:val="Compact"/>
-        <w:numPr>
-          <w:ilvl w:val="0"/>
-          <w:numId w:val="1010"/>
-        </w:numPr>
-      </w:pPr>
-      <m:oMath>
-        <m:oMathPr>
-          <m:ctrlPr>
-            <w:rPr>
-              <w:sz w:val="28"/>
-              <w:szCs w:val="28"/>
-            </w:rPr>
-          </m:ctrlPr>
-        </m:oMathPr>
-        <m:r>
-          <m:t>6</m:t>
-        </m:r>
-        <m:sSup>
-          <m:e>
-            <m:r>
-              <m:rPr>
-                <m:sty m:val="p"/>
-              </m:rPr>
-              <m:t>F</m:t>
-            </m:r>
-            <m:r>
-              <m:rPr>
-                <m:sty m:val="p"/>
-              </m:rPr>
-              <m:t>e</m:t>
-            </m:r>
-          </m:e>
-          <m:sup>
-            <m:r>
-              <m:t>2</m:t>
-            </m:r>
-            <m:r>
-              <m:rPr>
-                <m:sty m:val="p"/>
-              </m:rPr>
-              <m:t>+</m:t>
-            </m:r>
-          </m:sup>
-        </m:sSup>
-        <m:r>
-          <m:rPr>
-            <m:sty m:val="p"/>
-          </m:rPr>
-          <m:t>+</m:t>
-        </m:r>
-        <m:sSub>
-          <m:e>
-            <m:r>
-              <m:rPr>
-                <m:sty m:val="p"/>
-              </m:rPr>
-              <m:t>C</m:t>
-            </m:r>
-            <m:r>
-              <m:rPr>
-                <m:sty m:val="p"/>
-              </m:rPr>
-              <m:t>r</m:t>
-            </m:r>
-          </m:e>
-          <m:sub>
-            <m:r>
-              <m:t>2</m:t>
-            </m:r>
-          </m:sub>
-        </m:sSub>
-        <m:sSubSup>
-          <m:e>
-            <m:r>
-              <m:rPr>
-                <m:sty m:val="p"/>
-              </m:rPr>
-              <m:t>O</m:t>
-            </m:r>
-          </m:e>
-          <m:sub>
-            <m:r>
-              <m:t>7</m:t>
-            </m:r>
-          </m:sub>
-          <m:sup>
-            <m:r>
-              <m:t>2</m:t>
-            </m:r>
-            <m:r>
-              <m:rPr>
-                <m:sty m:val="p"/>
-              </m:rPr>
-              <m:t>−</m:t>
-            </m:r>
-          </m:sup>
-        </m:sSubSup>
-        <m:r>
-          <m:rPr>
-            <m:sty m:val="p"/>
-          </m:rPr>
-          <m:t>+</m:t>
-        </m:r>
-        <m:r>
-          <m:t>14</m:t>
-        </m:r>
-        <m:sSup>
-          <m:e>
-            <m:r>
-              <m:rPr>
-                <m:sty m:val="p"/>
-              </m:rPr>
-              <m:t>H</m:t>
-            </m:r>
-          </m:e>
-          <m:sup>
-            <m:r>
-              <m:rPr>
-                <m:sty m:val="p"/>
-              </m:rPr>
-              <m:t>+</m:t>
-            </m:r>
-          </m:sup>
-        </m:sSup>
-        <m:r>
-          <m:rPr>
-            <m:sty m:val="p"/>
-          </m:rPr>
-          <m:t>⇌</m:t>
-        </m:r>
-        <m:r>
-          <m:t>6</m:t>
-        </m:r>
-        <m:sSup>
-          <m:e>
-            <m:r>
-              <m:rPr>
-                <m:sty m:val="p"/>
-              </m:rPr>
-              <m:t>F</m:t>
-            </m:r>
-            <m:r>
-              <m:rPr>
-                <m:sty m:val="p"/>
-              </m:rPr>
-              <m:t>e</m:t>
-            </m:r>
-          </m:e>
-          <m:sup>
-            <m:r>
-              <m:t>3</m:t>
-            </m:r>
-            <m:r>
-              <m:rPr>
-                <m:sty m:val="p"/>
-              </m:rPr>
-              <m:t>+</m:t>
-            </m:r>
-          </m:sup>
-        </m:sSup>
-        <m:r>
-          <m:rPr>
-            <m:sty m:val="p"/>
-          </m:rPr>
-          <m:t>+</m:t>
-        </m:r>
-        <m:r>
-          <m:t>2</m:t>
-        </m:r>
-        <m:sSup>
-          <m:e>
-            <m:r>
-              <m:rPr>
-                <m:sty m:val="p"/>
-              </m:rPr>
-              <m:t>C</m:t>
-            </m:r>
-            <m:r>
-              <m:rPr>
-                <m:sty m:val="p"/>
-              </m:rPr>
-              <m:t>r</m:t>
-            </m:r>
-          </m:e>
-          <m:sup>
-            <m:r>
-              <m:t>3</m:t>
-            </m:r>
-            <m:r>
-              <m:rPr>
-                <m:sty m:val="p"/>
-              </m:rPr>
-              <m:t>+</m:t>
-            </m:r>
-          </m:sup>
-        </m:sSup>
-        <m:r>
-          <m:rPr>
-            <m:sty m:val="p"/>
-          </m:rPr>
-          <m:t>+</m:t>
-        </m:r>
-        <m:r>
-          <m:t>7</m:t>
-        </m:r>
-        <m:sSub>
-          <m:e>
-            <m:r>
-              <m:rPr>
-                <m:sty m:val="p"/>
-              </m:rPr>
-              <m:t>H</m:t>
-            </m:r>
-          </m:e>
-          <m:sub>
-            <m:r>
-              <m:t>2</m:t>
-            </m:r>
-          </m:sub>
-        </m:sSub>
-        <m:r>
-          <m:rPr>
-            <m:sty m:val="p"/>
-          </m:rPr>
-          <m:t>O</m:t>
-        </m:r>
-      </m:oMath>
-      <w:r>
-        <w:rPr>
-          <w:rFonts w:ascii="Times New Roman" w:hAnsi="Times New Roman" w:eastAsia="Times New Roman" w:cs="Times New Roman"/>
-        </w:rPr>
-        <w:t xml:space="preserve">​</w:t>
-      </w:r>
-    </w:p>
-    <w:p>
-      <w:pPr>
-        <w:pStyle w:val="Compact"/>
-        <w:numPr>
-          <w:ilvl w:val="0"/>
-          <w:numId w:val="1010"/>
-        </w:numPr>
-      </w:pPr>
-      <m:oMath>
-        <m:oMathPr>
-          <m:ctrlPr>
-            <w:rPr>
-              <w:sz w:val="28"/>
-              <w:szCs w:val="28"/>
-            </w:rPr>
-          </m:ctrlPr>
-        </m:oMathPr>
-        <m:r>
-          <m:t>2</m:t>
-        </m:r>
-        <m:sSup>
-          <m:e>
-            <m:r>
-              <m:rPr>
-                <m:sty m:val="p"/>
-              </m:rPr>
-              <m:t>F</m:t>
-            </m:r>
-            <m:r>
-              <m:rPr>
-                <m:sty m:val="p"/>
-              </m:rPr>
-              <m:t>e</m:t>
-            </m:r>
-          </m:e>
-          <m:sup>
-            <m:r>
-              <m:t>3</m:t>
-            </m:r>
-            <m:r>
-              <m:rPr>
-                <m:sty m:val="p"/>
-              </m:rPr>
-              <m:t>+</m:t>
-            </m:r>
-          </m:sup>
-        </m:sSup>
-        <m:r>
-          <m:rPr>
-            <m:sty m:val="p"/>
-          </m:rPr>
-          <m:t>+</m:t>
-        </m:r>
-        <m:r>
-          <m:t>2</m:t>
-        </m:r>
-        <m:sSup>
-          <m:e>
-            <m:r>
-              <m:rPr>
-                <m:sty m:val="p"/>
-              </m:rPr>
-              <m:t>B</m:t>
-            </m:r>
-            <m:r>
-              <m:rPr>
-                <m:sty m:val="p"/>
-              </m:rPr>
-              <m:t>r</m:t>
-            </m:r>
-          </m:e>
-          <m:sup>
-            <m:r>
-              <m:rPr>
-                <m:sty m:val="p"/>
-              </m:rPr>
-              <m:t>−</m:t>
-            </m:r>
-          </m:sup>
-        </m:sSup>
-        <m:r>
-          <m:rPr>
-            <m:sty m:val="p"/>
-          </m:rPr>
-          <m:t>⇌</m:t>
-        </m:r>
-        <m:r>
-          <m:t>2</m:t>
-        </m:r>
-        <m:sSup>
-          <m:e>
-            <m:r>
-              <m:rPr>
-                <m:sty m:val="p"/>
-              </m:rPr>
-              <m:t>F</m:t>
-            </m:r>
-            <m:r>
-              <m:rPr>
-                <m:sty m:val="p"/>
-              </m:rPr>
-              <m:t>e</m:t>
-            </m:r>
-          </m:e>
-          <m:sup>
-            <m:r>
-              <m:t>2</m:t>
-            </m:r>
-            <m:r>
-              <m:rPr>
-                <m:sty m:val="p"/>
-              </m:rPr>
-              <m:t>+</m:t>
-            </m:r>
-          </m:sup>
-        </m:sSup>
-        <m:r>
-          <m:rPr>
-            <m:sty m:val="p"/>
-          </m:rPr>
-          <m:t>+</m:t>
-        </m:r>
-        <m:sSub>
-          <m:e>
-            <m:r>
-              <m:rPr>
-                <m:sty m:val="p"/>
-              </m:rPr>
-              <m:t>B</m:t>
-            </m:r>
-            <m:r>
-              <m:rPr>
-                <m:sty m:val="p"/>
-              </m:rPr>
-              <m:t>r</m:t>
-            </m:r>
-          </m:e>
-          <m:sub>
-            <m:r>
-              <m:t>2</m:t>
-            </m:r>
-          </m:sub>
-        </m:sSub>
-      </m:oMath>
-      <w:r>
-        <w:rPr>
-          <w:rFonts w:ascii="Times New Roman" w:hAnsi="Times New Roman" w:eastAsia="Times New Roman" w:cs="Times New Roman"/>
-        </w:rPr>
-        <w:t xml:space="preserve">​</w:t>
-      </w:r>
-    </w:p>
-    <w:p>
-      <w:pPr>
-        <w:pStyle w:val="FirstParagraph"/>
-      </w:pPr>
-    </w:p>
-    <w:p>
-      <w:pPr>
-        <w:pStyle w:val="BodyText"/>
-        <w:ind w:firstLine="420"/>
-      </w:pPr>
-      <w:r>
-        <w:rPr>
-          <w:rFonts w:ascii="Times New Roman" w:hAnsi="Times New Roman" w:eastAsia="Times New Roman" w:cs="Times New Roman"/>
-          <w:b/>
-          <w:bCs/>
-        </w:rPr>
-        <w:t xml:space="preserve">7.</w:t>
-      </w:r>
-      <w:r>
-        <w:rPr>
-          <w:rFonts w:ascii="Times New Roman" w:hAnsi="Times New Roman" w:eastAsia="Times New Roman" w:cs="Times New Roman"/>
-        </w:rPr>
-        <w:t xml:space="preserve"> </w:t>
-      </w:r>
-      <w:r>
-        <w:rPr>
-          <w:rFonts w:hint="eastAsia" w:ascii="Times New Roman" w:hAnsi="Times New Roman" w:eastAsia="FangSong" w:cs="Times New Roman"/>
-        </w:rPr>
-        <w:t xml:space="preserve">利用附录</w:t>
-      </w:r>
-      <w:r>
-        <w:rPr>
-          <w:rFonts w:ascii="Times New Roman" w:hAnsi="Times New Roman" w:eastAsia="Times New Roman" w:cs="Times New Roman"/>
-        </w:rPr>
-        <w:t xml:space="preserve"> C.2 </w:t>
-      </w:r>
-      <w:r>
-        <w:rPr>
-          <w:rFonts w:hint="eastAsia" w:ascii="Times New Roman" w:hAnsi="Times New Roman" w:eastAsia="FangSong" w:cs="Times New Roman"/>
-        </w:rPr>
-        <w:t xml:space="preserve">中已知的</w:t>
-      </w:r>
-      <w:r>
-        <w:rPr>
-          <w:rFonts w:ascii="Times New Roman" w:hAnsi="Times New Roman" w:eastAsia="Times New Roman" w:cs="Times New Roman"/>
-        </w:rPr>
-        <w:t xml:space="preserve"> </w:t>
-      </w:r>
-      <m:oMath>
-        <m:r>
-          <m:rPr>
-            <m:sty m:val="p"/>
-          </m:rPr>
-          <m:t>Δ</m:t>
-        </m:r>
-        <m:sSubSup>
-          <m:e>
-            <m:r>
-              <m:t>G</m:t>
-            </m:r>
-          </m:e>
-          <m:sub>
-            <m:r>
-              <m:t>f</m:t>
-            </m:r>
-          </m:sub>
-          <m:sup>
-            <m:r>
-              <m:rPr>
-                <m:sty m:val="p"/>
-              </m:rPr>
-              <m:t>⊖</m:t>
-            </m:r>
-          </m:sup>
-        </m:sSubSup>
-      </m:oMath>
-      <w:r>
-        <w:rPr>
-          <w:rFonts w:ascii="Times New Roman" w:hAnsi="Times New Roman" w:eastAsia="Times New Roman" w:cs="Times New Roman"/>
-        </w:rPr>
-        <w:t xml:space="preserve"> </w:t>
-      </w:r>
-      <w:r>
-        <w:rPr>
-          <w:rFonts w:hint="eastAsia" w:ascii="Times New Roman" w:hAnsi="Times New Roman" w:eastAsia="FangSong" w:cs="Times New Roman"/>
-        </w:rPr>
-        <w:t>数据</w:t>
-      </w:r>
-      <w:r>
-        <w:rPr>
-          <w:rFonts w:hint="eastAsia" w:ascii="Times New Roman" w:hAnsi="Times New Roman" w:eastAsia="Times New Roman" w:cs="Times New Roman"/>
-        </w:rPr>
-        <w:t>,</w:t>
-      </w:r>
-      <w:r>
-        <w:rPr>
-          <w:rFonts w:ascii="Times New Roman" w:hAnsi="Times New Roman" w:eastAsia="Times New Roman" w:cs="Times New Roman"/>
-        </w:rPr>
-        <w:t xml:space="preserve"> </w:t>
-      </w:r>
-      <w:r>
-        <w:rPr>
-          <w:rFonts w:hint="eastAsia" w:ascii="Times New Roman" w:hAnsi="Times New Roman" w:eastAsia="FangSong" w:cs="Times New Roman"/>
-        </w:rPr>
-        <w:t>求下列电极反应的标准电极电势</w:t>
-      </w:r>
-      <w:r>
-        <w:rPr>
-          <w:rFonts w:hint="eastAsia" w:ascii="Times New Roman" w:hAnsi="Times New Roman" w:eastAsia="Times New Roman" w:cs="Times New Roman"/>
-        </w:rPr>
-        <w:t>:</w:t>
-      </w:r>
-    </w:p>
-    <w:p>
-      <w:pPr>
         <w:numPr>
           <w:ilvl w:val="0"/>
           <w:numId w:val="1011"/>
@@ -51673,18 +51375,196 @@
             </w:rPr>
           </m:ctrlPr>
         </m:oMathPr>
-        <m:r>
-          <m:rPr>
-            <m:sty m:val="p"/>
-          </m:rPr>
-          <m:t>C</m:t>
-        </m:r>
-        <m:r>
-          <m:rPr>
-            <m:sty m:val="p"/>
-          </m:rPr>
-          <m:t>l</m:t>
-        </m:r>
+        <m:sSup>
+          <m:e>
+            <m:r>
+              <m:rPr>
+                <m:sty m:val="p"/>
+              </m:rPr>
+              <m:t>F</m:t>
+            </m:r>
+            <m:r>
+              <m:rPr>
+                <m:sty m:val="p"/>
+              </m:rPr>
+              <m:t>e</m:t>
+            </m:r>
+          </m:e>
+          <m:sup>
+            <m:r>
+              <m:t>3</m:t>
+            </m:r>
+            <m:r>
+              <m:rPr>
+                <m:sty m:val="p"/>
+              </m:rPr>
+              <m:t>+</m:t>
+            </m:r>
+          </m:sup>
+        </m:sSup>
+        <m:r>
+          <m:rPr>
+            <m:sty m:val="p"/>
+          </m:rPr>
+          <m:t>+</m:t>
+        </m:r>
+        <m:r>
+          <m:rPr>
+            <m:sty m:val="p"/>
+          </m:rPr>
+          <m:t>A</m:t>
+        </m:r>
+        <m:r>
+          <m:rPr>
+            <m:sty m:val="p"/>
+          </m:rPr>
+          <m:t>g</m:t>
+        </m:r>
+        <m:r>
+          <m:rPr>
+            <m:sty m:val="p"/>
+          </m:rPr>
+          <m:t>⇌</m:t>
+        </m:r>
+        <m:sSup>
+          <m:e>
+            <m:r>
+              <m:rPr>
+                <m:sty m:val="p"/>
+              </m:rPr>
+              <m:t>F</m:t>
+            </m:r>
+            <m:r>
+              <m:rPr>
+                <m:sty m:val="p"/>
+              </m:rPr>
+              <m:t>e</m:t>
+            </m:r>
+          </m:e>
+          <m:sup>
+            <m:r>
+              <m:t>2</m:t>
+            </m:r>
+            <m:r>
+              <m:rPr>
+                <m:sty m:val="p"/>
+              </m:rPr>
+              <m:t>+</m:t>
+            </m:r>
+          </m:sup>
+        </m:sSup>
+        <m:r>
+          <m:rPr>
+            <m:sty m:val="p"/>
+          </m:rPr>
+          <m:t>+</m:t>
+        </m:r>
+        <m:sSup>
+          <m:e>
+            <m:r>
+              <m:rPr>
+                <m:sty m:val="p"/>
+              </m:rPr>
+              <m:t>A</m:t>
+            </m:r>
+            <m:r>
+              <m:rPr>
+                <m:sty m:val="p"/>
+              </m:rPr>
+              <m:t>g</m:t>
+            </m:r>
+          </m:e>
+          <m:sup>
+            <m:r>
+              <m:rPr>
+                <m:sty m:val="p"/>
+              </m:rPr>
+              <m:t>+</m:t>
+            </m:r>
+          </m:sup>
+        </m:sSup>
+      </m:oMath>
+      <w:r>
+        <w:rPr>
+          <w:rFonts w:ascii="Times New Roman" w:hAnsi="Times New Roman" w:eastAsia="Times New Roman" w:cs="Times New Roman"/>
+        </w:rPr>
+        <w:t xml:space="preserve">​</w:t>
+      </w:r>
+    </w:p>
+    <w:p>
+      <w:pPr>
+        <w:pStyle w:val="Compact"/>
+        <w:numPr>
+          <w:ilvl w:val="0"/>
+          <w:numId w:val="1011"/>
+        </w:numPr>
+      </w:pPr>
+      <m:oMath>
+        <m:oMathPr>
+          <m:ctrlPr>
+            <w:rPr>
+              <w:sz w:val="28"/>
+              <w:szCs w:val="28"/>
+            </w:rPr>
+          </m:ctrlPr>
+        </m:oMathPr>
+        <m:r>
+          <m:t>6</m:t>
+        </m:r>
+        <m:sSup>
+          <m:e>
+            <m:r>
+              <m:rPr>
+                <m:sty m:val="p"/>
+              </m:rPr>
+              <m:t>F</m:t>
+            </m:r>
+            <m:r>
+              <m:rPr>
+                <m:sty m:val="p"/>
+              </m:rPr>
+              <m:t>e</m:t>
+            </m:r>
+          </m:e>
+          <m:sup>
+            <m:r>
+              <m:t>2</m:t>
+            </m:r>
+            <m:r>
+              <m:rPr>
+                <m:sty m:val="p"/>
+              </m:rPr>
+              <m:t>+</m:t>
+            </m:r>
+          </m:sup>
+        </m:sSup>
+        <m:r>
+          <m:rPr>
+            <m:sty m:val="p"/>
+          </m:rPr>
+          <m:t>+</m:t>
+        </m:r>
+        <m:sSub>
+          <m:e>
+            <m:r>
+              <m:rPr>
+                <m:sty m:val="p"/>
+              </m:rPr>
+              <m:t>C</m:t>
+            </m:r>
+            <m:r>
+              <m:rPr>
+                <m:sty m:val="p"/>
+              </m:rPr>
+              <m:t>r</m:t>
+            </m:r>
+          </m:e>
+          <m:sub>
+            <m:r>
+              <m:t>2</m:t>
+            </m:r>
+          </m:sub>
+        </m:sSub>
         <m:sSubSup>
           <m:e>
             <m:r>
@@ -51696,14 +51576,14 @@
           </m:e>
           <m:sub>
             <m:r>
-              <m:rPr>
-                <m:sty m:val="p"/>
-              </m:rPr>
-              <m:t>3</m:t>
+              <m:t>7</m:t>
             </m:r>
           </m:sub>
           <m:sup>
             <m:r>
+              <m:t>2</m:t>
+            </m:r>
+            <m:r>
               <m:rPr>
                 <m:sty m:val="p"/>
               </m:rPr>
@@ -51718,10 +51598,7 @@
           <m:t>+</m:t>
         </m:r>
         <m:r>
-          <m:rPr>
-            <m:sty m:val="p"/>
-          </m:rPr>
-          <m:t>6</m:t>
+          <m:t>14</m:t>
         </m:r>
         <m:sSup>
           <m:e>
@@ -51745,12 +51622,9 @@
           <m:rPr>
             <m:sty m:val="p"/>
           </m:rPr>
-          <m:t>+</m:t>
-        </m:r>
-        <m:r>
-          <m:rPr>
-            <m:sty m:val="p"/>
-          </m:rPr>
+          <m:t>⇌</m:t>
+        </m:r>
+        <m:r>
           <m:t>6</m:t>
         </m:r>
         <m:sSup>
@@ -51759,15 +51633,24 @@
               <m:rPr>
                 <m:sty m:val="p"/>
               </m:rPr>
+              <m:t>F</m:t>
+            </m:r>
+            <m:r>
+              <m:rPr>
+                <m:sty m:val="p"/>
+              </m:rPr>
               <m:t>e</m:t>
             </m:r>
           </m:e>
           <m:sup>
             <m:r>
-              <m:rPr>
-                <m:sty m:val="p"/>
-              </m:rPr>
-              <m:t>−</m:t>
+              <m:t>3</m:t>
+            </m:r>
+            <m:r>
+              <m:rPr>
+                <m:sty m:val="p"/>
+              </m:rPr>
+              <m:t>+</m:t>
             </m:r>
           </m:sup>
         </m:sSup>
@@ -51775,13 +51658,10 @@
           <m:rPr>
             <m:sty m:val="p"/>
           </m:rPr>
-          <m:t>⇌</m:t>
-        </m:r>
-        <m:r>
-          <m:rPr>
-            <m:sty m:val="p"/>
-          </m:rPr>
-          <m:t>C</m:t>
+          <m:t>+</m:t>
+        </m:r>
+        <m:r>
+          <m:t>2</m:t>
         </m:r>
         <m:sSup>
           <m:e>
@@ -51789,15 +51669,24 @@
               <m:rPr>
                 <m:sty m:val="p"/>
               </m:rPr>
-              <m:t>l</m:t>
+              <m:t>C</m:t>
+            </m:r>
+            <m:r>
+              <m:rPr>
+                <m:sty m:val="p"/>
+              </m:rPr>
+              <m:t>r</m:t>
             </m:r>
           </m:e>
           <m:sup>
             <m:r>
-              <m:rPr>
-                <m:sty m:val="p"/>
-              </m:rPr>
-              <m:t>−</m:t>
+              <m:t>3</m:t>
+            </m:r>
+            <m:r>
+              <m:rPr>
+                <m:sty m:val="p"/>
+              </m:rPr>
+              <m:t>+</m:t>
             </m:r>
           </m:sup>
         </m:sSup>
@@ -51808,10 +51697,7 @@
           <m:t>+</m:t>
         </m:r>
         <m:r>
-          <m:rPr>
-            <m:sty m:val="p"/>
-          </m:rPr>
-          <m:t>3</m:t>
+          <m:t>7</m:t>
         </m:r>
         <m:sSub>
           <m:e>
@@ -51824,9 +51710,6 @@
           </m:e>
           <m:sub>
             <m:r>
-              <m:rPr>
-                <m:sty m:val="p"/>
-              </m:rPr>
               <m:t>2</m:t>
             </m:r>
           </m:sub>
@@ -51843,13 +51726,465 @@
           <w:rFonts w:ascii="Times New Roman" w:hAnsi="Times New Roman" w:eastAsia="Times New Roman" w:cs="Times New Roman"/>
         </w:rPr>
         <w:t xml:space="preserve">​</w:t>
+      </w:r>
+    </w:p>
+    <w:p>
+      <w:pPr>
+        <w:pStyle w:val="Compact"/>
+        <w:numPr>
+          <w:ilvl w:val="0"/>
+          <w:numId w:val="1011"/>
+        </w:numPr>
+      </w:pPr>
+      <m:oMath>
+        <m:oMathPr>
+          <m:ctrlPr>
+            <w:rPr>
+              <w:sz w:val="28"/>
+              <w:szCs w:val="28"/>
+            </w:rPr>
+          </m:ctrlPr>
+        </m:oMathPr>
+        <m:r>
+          <m:t>2</m:t>
+        </m:r>
+        <m:sSup>
+          <m:e>
+            <m:r>
+              <m:rPr>
+                <m:sty m:val="p"/>
+              </m:rPr>
+              <m:t>F</m:t>
+            </m:r>
+            <m:r>
+              <m:rPr>
+                <m:sty m:val="p"/>
+              </m:rPr>
+              <m:t>e</m:t>
+            </m:r>
+          </m:e>
+          <m:sup>
+            <m:r>
+              <m:t>3</m:t>
+            </m:r>
+            <m:r>
+              <m:rPr>
+                <m:sty m:val="p"/>
+              </m:rPr>
+              <m:t>+</m:t>
+            </m:r>
+          </m:sup>
+        </m:sSup>
+        <m:r>
+          <m:rPr>
+            <m:sty m:val="p"/>
+          </m:rPr>
+          <m:t>+</m:t>
+        </m:r>
+        <m:r>
+          <m:t>2</m:t>
+        </m:r>
+        <m:sSup>
+          <m:e>
+            <m:r>
+              <m:rPr>
+                <m:sty m:val="p"/>
+              </m:rPr>
+              <m:t>B</m:t>
+            </m:r>
+            <m:r>
+              <m:rPr>
+                <m:sty m:val="p"/>
+              </m:rPr>
+              <m:t>r</m:t>
+            </m:r>
+          </m:e>
+          <m:sup>
+            <m:r>
+              <m:rPr>
+                <m:sty m:val="p"/>
+              </m:rPr>
+              <m:t>−</m:t>
+            </m:r>
+          </m:sup>
+        </m:sSup>
+        <m:r>
+          <m:rPr>
+            <m:sty m:val="p"/>
+          </m:rPr>
+          <m:t>⇌</m:t>
+        </m:r>
+        <m:r>
+          <m:t>2</m:t>
+        </m:r>
+        <m:sSup>
+          <m:e>
+            <m:r>
+              <m:rPr>
+                <m:sty m:val="p"/>
+              </m:rPr>
+              <m:t>F</m:t>
+            </m:r>
+            <m:r>
+              <m:rPr>
+                <m:sty m:val="p"/>
+              </m:rPr>
+              <m:t>e</m:t>
+            </m:r>
+          </m:e>
+          <m:sup>
+            <m:r>
+              <m:t>2</m:t>
+            </m:r>
+            <m:r>
+              <m:rPr>
+                <m:sty m:val="p"/>
+              </m:rPr>
+              <m:t>+</m:t>
+            </m:r>
+          </m:sup>
+        </m:sSup>
+        <m:r>
+          <m:rPr>
+            <m:sty m:val="p"/>
+          </m:rPr>
+          <m:t>+</m:t>
+        </m:r>
+        <m:sSub>
+          <m:e>
+            <m:r>
+              <m:rPr>
+                <m:sty m:val="p"/>
+              </m:rPr>
+              <m:t>B</m:t>
+            </m:r>
+            <m:r>
+              <m:rPr>
+                <m:sty m:val="p"/>
+              </m:rPr>
+              <m:t>r</m:t>
+            </m:r>
+          </m:e>
+          <m:sub>
+            <m:r>
+              <m:t>2</m:t>
+            </m:r>
+          </m:sub>
+        </m:sSub>
+      </m:oMath>
+      <w:r>
+        <w:rPr>
+          <w:rFonts w:ascii="Times New Roman" w:hAnsi="Times New Roman" w:eastAsia="Times New Roman" w:cs="Times New Roman"/>
+        </w:rPr>
+        <w:t xml:space="preserve">​</w:t>
+      </w:r>
+    </w:p>
+    <w:p>
+      <w:pPr>
+        <w:pStyle w:val="FirstParagraph"/>
+      </w:pPr>
+    </w:p>
+    <w:p>
+      <w:pPr>
+        <w:pStyle w:val="BodyText"/>
+        <w:ind w:firstLine="420"/>
+      </w:pPr>
+      <w:r>
+        <w:rPr>
+          <w:rFonts w:ascii="Times New Roman" w:hAnsi="Times New Roman" w:eastAsia="Times New Roman" w:cs="Times New Roman"/>
+          <w:b/>
+          <w:bCs/>
+        </w:rPr>
+        <w:t xml:space="preserve">7.</w:t>
+      </w:r>
+      <w:r>
+        <w:rPr>
+          <w:rFonts w:ascii="Times New Roman" w:hAnsi="Times New Roman" w:eastAsia="Times New Roman" w:cs="Times New Roman"/>
+        </w:rPr>
+        <w:t xml:space="preserve"> </w:t>
+      </w:r>
+      <w:r>
+        <w:rPr>
+          <w:rFonts w:hint="eastAsia" w:ascii="Times New Roman" w:hAnsi="Times New Roman" w:eastAsia="FangSong" w:cs="Times New Roman"/>
+        </w:rPr>
+        <w:t xml:space="preserve">利用附录</w:t>
+      </w:r>
+      <w:r>
+        <w:rPr>
+          <w:rFonts w:ascii="Times New Roman" w:hAnsi="Times New Roman" w:eastAsia="Times New Roman" w:cs="Times New Roman"/>
+        </w:rPr>
+        <w:t xml:space="preserve"> C.2 </w:t>
+      </w:r>
+      <w:r>
+        <w:rPr>
+          <w:rFonts w:hint="eastAsia" w:ascii="Times New Roman" w:hAnsi="Times New Roman" w:eastAsia="FangSong" w:cs="Times New Roman"/>
+        </w:rPr>
+        <w:t xml:space="preserve">中已知的</w:t>
+      </w:r>
+      <w:r>
+        <w:rPr>
+          <w:rFonts w:ascii="Times New Roman" w:hAnsi="Times New Roman" w:eastAsia="Times New Roman" w:cs="Times New Roman"/>
+        </w:rPr>
+        <w:t xml:space="preserve"> </w:t>
+      </w:r>
+      <m:oMath>
+        <m:r>
+          <m:rPr>
+            <m:sty m:val="p"/>
+          </m:rPr>
+          <m:t>Δ</m:t>
+        </m:r>
+        <m:sSubSup>
+          <m:e>
+            <m:r>
+              <m:t>G</m:t>
+            </m:r>
+          </m:e>
+          <m:sub>
+            <m:r>
+              <m:t>f</m:t>
+            </m:r>
+          </m:sub>
+          <m:sup>
+            <m:r>
+              <m:rPr>
+                <m:sty m:val="p"/>
+              </m:rPr>
+              <m:t>⊖</m:t>
+            </m:r>
+          </m:sup>
+        </m:sSubSup>
+      </m:oMath>
+      <w:r>
+        <w:rPr>
+          <w:rFonts w:ascii="Times New Roman" w:hAnsi="Times New Roman" w:eastAsia="Times New Roman" w:cs="Times New Roman"/>
+        </w:rPr>
+        <w:t xml:space="preserve"> </w:t>
+      </w:r>
+      <w:r>
+        <w:rPr>
+          <w:rFonts w:hint="eastAsia" w:ascii="Times New Roman" w:hAnsi="Times New Roman" w:eastAsia="FangSong" w:cs="Times New Roman"/>
+        </w:rPr>
+        <w:t>数据</w:t>
+      </w:r>
+      <w:r>
+        <w:rPr>
+          <w:rFonts w:hint="eastAsia" w:ascii="Times New Roman" w:hAnsi="Times New Roman" w:eastAsia="Times New Roman" w:cs="Times New Roman"/>
+        </w:rPr>
+        <w:t>,</w:t>
+      </w:r>
+      <w:r>
+        <w:rPr>
+          <w:rFonts w:ascii="Times New Roman" w:hAnsi="Times New Roman" w:eastAsia="Times New Roman" w:cs="Times New Roman"/>
+        </w:rPr>
+        <w:t xml:space="preserve"> </w:t>
+      </w:r>
+      <w:r>
+        <w:rPr>
+          <w:rFonts w:hint="eastAsia" w:ascii="Times New Roman" w:hAnsi="Times New Roman" w:eastAsia="FangSong" w:cs="Times New Roman"/>
+        </w:rPr>
+        <w:t>求下列电极反应的标准电极电势</w:t>
+      </w:r>
+      <w:r>
+        <w:rPr>
+          <w:rFonts w:hint="eastAsia" w:ascii="Times New Roman" w:hAnsi="Times New Roman" w:eastAsia="Times New Roman" w:cs="Times New Roman"/>
+        </w:rPr>
+        <w:t>:</w:t>
       </w:r>
     </w:p>
     <w:p>
       <w:pPr>
         <w:numPr>
           <w:ilvl w:val="0"/>
-          <w:numId w:val="1011"/>
+          <w:numId w:val="1012"/>
+        </w:numPr>
+      </w:pPr>
+      <m:oMath>
+        <m:oMathPr>
+          <m:ctrlPr>
+            <w:rPr>
+              <w:sz w:val="28"/>
+              <w:szCs w:val="28"/>
+            </w:rPr>
+          </m:ctrlPr>
+        </m:oMathPr>
+        <m:r>
+          <m:rPr>
+            <m:sty m:val="p"/>
+          </m:rPr>
+          <m:t>C</m:t>
+        </m:r>
+        <m:r>
+          <m:rPr>
+            <m:sty m:val="p"/>
+          </m:rPr>
+          <m:t>l</m:t>
+        </m:r>
+        <m:sSubSup>
+          <m:e>
+            <m:r>
+              <m:rPr>
+                <m:sty m:val="p"/>
+              </m:rPr>
+              <m:t>O</m:t>
+            </m:r>
+          </m:e>
+          <m:sub>
+            <m:r>
+              <m:rPr>
+                <m:sty m:val="p"/>
+              </m:rPr>
+              <m:t>3</m:t>
+            </m:r>
+          </m:sub>
+          <m:sup>
+            <m:r>
+              <m:rPr>
+                <m:sty m:val="p"/>
+              </m:rPr>
+              <m:t>−</m:t>
+            </m:r>
+          </m:sup>
+        </m:sSubSup>
+        <m:r>
+          <m:rPr>
+            <m:sty m:val="p"/>
+          </m:rPr>
+          <m:t>+</m:t>
+        </m:r>
+        <m:r>
+          <m:rPr>
+            <m:sty m:val="p"/>
+          </m:rPr>
+          <m:t>6</m:t>
+        </m:r>
+        <m:sSup>
+          <m:e>
+            <m:r>
+              <m:rPr>
+                <m:sty m:val="p"/>
+              </m:rPr>
+              <m:t>H</m:t>
+            </m:r>
+          </m:e>
+          <m:sup>
+            <m:r>
+              <m:rPr>
+                <m:sty m:val="p"/>
+              </m:rPr>
+              <m:t>+</m:t>
+            </m:r>
+          </m:sup>
+        </m:sSup>
+        <m:r>
+          <m:rPr>
+            <m:sty m:val="p"/>
+          </m:rPr>
+          <m:t>+</m:t>
+        </m:r>
+        <m:r>
+          <m:rPr>
+            <m:sty m:val="p"/>
+          </m:rPr>
+          <m:t>6</m:t>
+        </m:r>
+        <m:sSup>
+          <m:e>
+            <m:r>
+              <m:rPr>
+                <m:sty m:val="p"/>
+              </m:rPr>
+              <m:t>e</m:t>
+            </m:r>
+          </m:e>
+          <m:sup>
+            <m:r>
+              <m:rPr>
+                <m:sty m:val="p"/>
+              </m:rPr>
+              <m:t>−</m:t>
+            </m:r>
+          </m:sup>
+        </m:sSup>
+        <m:r>
+          <m:rPr>
+            <m:sty m:val="p"/>
+          </m:rPr>
+          <m:t>⇌</m:t>
+        </m:r>
+        <m:r>
+          <m:rPr>
+            <m:sty m:val="p"/>
+          </m:rPr>
+          <m:t>C</m:t>
+        </m:r>
+        <m:sSup>
+          <m:e>
+            <m:r>
+              <m:rPr>
+                <m:sty m:val="p"/>
+              </m:rPr>
+              <m:t>l</m:t>
+            </m:r>
+          </m:e>
+          <m:sup>
+            <m:r>
+              <m:rPr>
+                <m:sty m:val="p"/>
+              </m:rPr>
+              <m:t>−</m:t>
+            </m:r>
+          </m:sup>
+        </m:sSup>
+        <m:r>
+          <m:rPr>
+            <m:sty m:val="p"/>
+          </m:rPr>
+          <m:t>+</m:t>
+        </m:r>
+        <m:r>
+          <m:rPr>
+            <m:sty m:val="p"/>
+          </m:rPr>
+          <m:t>3</m:t>
+        </m:r>
+        <m:sSub>
+          <m:e>
+            <m:r>
+              <m:rPr>
+                <m:sty m:val="p"/>
+              </m:rPr>
+              <m:t>H</m:t>
+            </m:r>
+          </m:e>
+          <m:sub>
+            <m:r>
+              <m:rPr>
+                <m:sty m:val="p"/>
+              </m:rPr>
+              <m:t>2</m:t>
+            </m:r>
+          </m:sub>
+        </m:sSub>
+        <m:r>
+          <m:rPr>
+            <m:sty m:val="p"/>
+          </m:rPr>
+          <m:t>O</m:t>
+        </m:r>
+      </m:oMath>
+      <w:r>
+        <w:rPr>
+          <w:rFonts w:ascii="Times New Roman" w:hAnsi="Times New Roman" w:eastAsia="Times New Roman" w:cs="Times New Roman"/>
+        </w:rPr>
+        <w:t xml:space="preserve">​</w:t>
+      </w:r>
+    </w:p>
+    <w:p>
+      <w:pPr>
+        <w:numPr>
+          <w:ilvl w:val="0"/>
+          <w:numId w:val="1012"/>
         </w:numPr>
       </w:pPr>
       <m:oMath>
@@ -60535,7 +60870,7 @@
       <w:pPr>
         <w:numPr>
           <w:ilvl w:val="0"/>
-          <w:numId w:val="1012"/>
+          <w:numId w:val="1013"/>
         </w:numPr>
         <w:ind w:firstLine="420"/>
       </w:pPr>
@@ -60802,7 +61137,7 @@
       <w:pPr>
         <w:numPr>
           <w:ilvl w:val="0"/>
-          <w:numId w:val="1012"/>
+          <w:numId w:val="1013"/>
         </w:numPr>
         <w:ind w:firstLine="420"/>
       </w:pPr>
@@ -60848,9 +61183,9 @@
         <w:pStyle w:val="FirstParagraph"/>
       </w:pPr>
     </w:p>
-    <w:bookmarkEnd w:id="89"/>
+    <w:bookmarkEnd w:id="96"/>
     <w:sectPr>
-      <w:footerReference w:type="default" r:id="rId9"/>
+      <w:footerReference w:type="default" r:id="rId10"/>
       <w:footnotePr>
         <w:numRestart w:val="eachSect"/>
       </w:footnotePr>
@@ -60991,6 +61326,91 @@
     <w:lvl w:ilvl="8">
       <w:numFmt w:val="bullet"/>
       <w:lvlText w:val=" "/>
+      <w:lvlJc w:val="left"/>
+      <w:pPr>
+        <w:ind w:left="6480" w:hanging="360"/>
+      </w:pPr>
+    </w:lvl>
+  </w:abstractNum>
+  <w:abstractNum w:abstractNumId="99411">
+    <w:nsid w:val="00A99411"/>
+    <w:multiLevelType w:val="multilevel"/>
+    <w:lvl w:ilvl="0">
+      <w:start w:val="1"/>
+      <w:numFmt w:val="decimal"/>
+      <w:lvlText w:val="%1."/>
+      <w:lvlJc w:val="left"/>
+      <w:pPr>
+        <w:ind w:left="720" w:hanging="360"/>
+      </w:pPr>
+    </w:lvl>
+    <w:lvl w:ilvl="1">
+      <w:start w:val="1"/>
+      <w:numFmt w:val="decimal"/>
+      <w:lvlText w:val="%2."/>
+      <w:lvlJc w:val="left"/>
+      <w:pPr>
+        <w:ind w:left="1440" w:hanging="360"/>
+      </w:pPr>
+    </w:lvl>
+    <w:lvl w:ilvl="2">
+      <w:start w:val="1"/>
+      <w:numFmt w:val="decimal"/>
+      <w:lvlText w:val="%3."/>
+      <w:lvlJc w:val="left"/>
+      <w:pPr>
+        <w:ind w:left="2160" w:hanging="360"/>
+      </w:pPr>
+    </w:lvl>
+    <w:lvl w:ilvl="3">
+      <w:start w:val="1"/>
+      <w:numFmt w:val="decimal"/>
+      <w:lvlText w:val="%4."/>
+      <w:lvlJc w:val="left"/>
+      <w:pPr>
+        <w:ind w:left="2880" w:hanging="360"/>
+      </w:pPr>
+    </w:lvl>
+    <w:lvl w:ilvl="4">
+      <w:start w:val="1"/>
+      <w:numFmt w:val="decimal"/>
+      <w:lvlText w:val="%5."/>
+      <w:lvlJc w:val="left"/>
+      <w:pPr>
+        <w:ind w:left="3600" w:hanging="360"/>
+      </w:pPr>
+    </w:lvl>
+    <w:lvl w:ilvl="5">
+      <w:start w:val="1"/>
+      <w:numFmt w:val="decimal"/>
+      <w:lvlText w:val="%6."/>
+      <w:lvlJc w:val="left"/>
+      <w:pPr>
+        <w:ind w:left="4320" w:hanging="360"/>
+      </w:pPr>
+    </w:lvl>
+    <w:lvl w:ilvl="6">
+      <w:start w:val="1"/>
+      <w:numFmt w:val="decimal"/>
+      <w:lvlText w:val="%7."/>
+      <w:lvlJc w:val="left"/>
+      <w:pPr>
+        <w:ind w:left="5040" w:hanging="360"/>
+      </w:pPr>
+    </w:lvl>
+    <w:lvl w:ilvl="7">
+      <w:start w:val="1"/>
+      <w:numFmt w:val="decimal"/>
+      <w:lvlText w:val="%8."/>
+      <w:lvlJc w:val="left"/>
+      <w:pPr>
+        <w:ind w:left="5760" w:hanging="360"/>
+      </w:pPr>
+    </w:lvl>
+    <w:lvl w:ilvl="8">
+      <w:start w:val="1"/>
+      <w:numFmt w:val="decimal"/>
+      <w:lvlText w:val="%9."/>
       <w:lvlJc w:val="left"/>
       <w:pPr>
         <w:ind w:left="6480" w:hanging="360"/>
@@ -61076,91 +61496,6 @@
       <w:start w:val="1"/>
       <w:numFmt w:val="decimal"/>
       <w:lvlText w:val="(%9)"/>
-      <w:lvlJc w:val="left"/>
-      <w:pPr>
-        <w:ind w:left="6480" w:hanging="360"/>
-      </w:pPr>
-    </w:lvl>
-  </w:abstractNum>
-  <w:abstractNum w:abstractNumId="99411">
-    <w:nsid w:val="00A99411"/>
-    <w:multiLevelType w:val="multilevel"/>
-    <w:lvl w:ilvl="0">
-      <w:start w:val="1"/>
-      <w:numFmt w:val="decimal"/>
-      <w:lvlText w:val="%1."/>
-      <w:lvlJc w:val="left"/>
-      <w:pPr>
-        <w:ind w:left="720" w:hanging="360"/>
-      </w:pPr>
-    </w:lvl>
-    <w:lvl w:ilvl="1">
-      <w:start w:val="1"/>
-      <w:numFmt w:val="decimal"/>
-      <w:lvlText w:val="%2."/>
-      <w:lvlJc w:val="left"/>
-      <w:pPr>
-        <w:ind w:left="1440" w:hanging="360"/>
-      </w:pPr>
-    </w:lvl>
-    <w:lvl w:ilvl="2">
-      <w:start w:val="1"/>
-      <w:numFmt w:val="decimal"/>
-      <w:lvlText w:val="%3."/>
-      <w:lvlJc w:val="left"/>
-      <w:pPr>
-        <w:ind w:left="2160" w:hanging="360"/>
-      </w:pPr>
-    </w:lvl>
-    <w:lvl w:ilvl="3">
-      <w:start w:val="1"/>
-      <w:numFmt w:val="decimal"/>
-      <w:lvlText w:val="%4."/>
-      <w:lvlJc w:val="left"/>
-      <w:pPr>
-        <w:ind w:left="2880" w:hanging="360"/>
-      </w:pPr>
-    </w:lvl>
-    <w:lvl w:ilvl="4">
-      <w:start w:val="1"/>
-      <w:numFmt w:val="decimal"/>
-      <w:lvlText w:val="%5."/>
-      <w:lvlJc w:val="left"/>
-      <w:pPr>
-        <w:ind w:left="3600" w:hanging="360"/>
-      </w:pPr>
-    </w:lvl>
-    <w:lvl w:ilvl="5">
-      <w:start w:val="1"/>
-      <w:numFmt w:val="decimal"/>
-      <w:lvlText w:val="%6."/>
-      <w:lvlJc w:val="left"/>
-      <w:pPr>
-        <w:ind w:left="4320" w:hanging="360"/>
-      </w:pPr>
-    </w:lvl>
-    <w:lvl w:ilvl="6">
-      <w:start w:val="1"/>
-      <w:numFmt w:val="decimal"/>
-      <w:lvlText w:val="%7."/>
-      <w:lvlJc w:val="left"/>
-      <w:pPr>
-        <w:ind w:left="5040" w:hanging="360"/>
-      </w:pPr>
-    </w:lvl>
-    <w:lvl w:ilvl="7">
-      <w:start w:val="1"/>
-      <w:numFmt w:val="decimal"/>
-      <w:lvlText w:val="%8."/>
-      <w:lvlJc w:val="left"/>
-      <w:pPr>
-        <w:ind w:left="5760" w:hanging="360"/>
-      </w:pPr>
-    </w:lvl>
-    <w:lvl w:ilvl="8">
-      <w:start w:val="1"/>
-      <w:numFmt w:val="decimal"/>
-      <w:lvlText w:val="%9."/>
       <w:lvlJc w:val="left"/>
       <w:pPr>
         <w:ind w:left="6480" w:hanging="360"/>
@@ -61341,6 +61676,36 @@
     <w:abstractNumId w:val="990"/>
   </w:num>
   <w:num w:numId="1001">
+    <w:abstractNumId w:val="99411"/>
+    <w:lvlOverride w:ilvl="0">
+      <w:startOverride w:val="1"/>
+    </w:lvlOverride>
+    <w:lvlOverride w:ilvl="1">
+      <w:startOverride w:val="1"/>
+    </w:lvlOverride>
+    <w:lvlOverride w:ilvl="2">
+      <w:startOverride w:val="1"/>
+    </w:lvlOverride>
+    <w:lvlOverride w:ilvl="3">
+      <w:startOverride w:val="1"/>
+    </w:lvlOverride>
+    <w:lvlOverride w:ilvl="4">
+      <w:startOverride w:val="1"/>
+    </w:lvlOverride>
+    <w:lvlOverride w:ilvl="5">
+      <w:startOverride w:val="1"/>
+    </w:lvlOverride>
+    <w:lvlOverride w:ilvl="6">
+      <w:startOverride w:val="1"/>
+    </w:lvlOverride>
+    <w:lvlOverride w:ilvl="7">
+      <w:startOverride w:val="1"/>
+    </w:lvlOverride>
+    <w:lvlOverride w:ilvl="8">
+      <w:startOverride w:val="1"/>
+    </w:lvlOverride>
+  </w:num>
+  <w:num w:numId="1002">
     <w:abstractNumId w:val="99431"/>
     <w:lvlOverride w:ilvl="0">
       <w:startOverride w:val="1"/>
@@ -61370,7 +61735,7 @@
       <w:startOverride w:val="1"/>
     </w:lvlOverride>
   </w:num>
-  <w:num w:numId="1002">
+  <w:num w:numId="1003">
     <w:abstractNumId w:val="99411"/>
     <w:lvlOverride w:ilvl="0">
       <w:startOverride w:val="1"/>
@@ -61400,38 +61765,8 @@
       <w:startOverride w:val="1"/>
     </w:lvlOverride>
   </w:num>
-  <w:num w:numId="1003">
+  <w:num w:numId="1004">
     <w:abstractNumId w:val="99831"/>
-    <w:lvlOverride w:ilvl="0">
-      <w:startOverride w:val="1"/>
-    </w:lvlOverride>
-    <w:lvlOverride w:ilvl="1">
-      <w:startOverride w:val="1"/>
-    </w:lvlOverride>
-    <w:lvlOverride w:ilvl="2">
-      <w:startOverride w:val="1"/>
-    </w:lvlOverride>
-    <w:lvlOverride w:ilvl="3">
-      <w:startOverride w:val="1"/>
-    </w:lvlOverride>
-    <w:lvlOverride w:ilvl="4">
-      <w:startOverride w:val="1"/>
-    </w:lvlOverride>
-    <w:lvlOverride w:ilvl="5">
-      <w:startOverride w:val="1"/>
-    </w:lvlOverride>
-    <w:lvlOverride w:ilvl="6">
-      <w:startOverride w:val="1"/>
-    </w:lvlOverride>
-    <w:lvlOverride w:ilvl="7">
-      <w:startOverride w:val="1"/>
-    </w:lvlOverride>
-    <w:lvlOverride w:ilvl="8">
-      <w:startOverride w:val="1"/>
-    </w:lvlOverride>
-  </w:num>
-  <w:num w:numId="1004">
-    <w:abstractNumId w:val="99731"/>
     <w:lvlOverride w:ilvl="0">
       <w:startOverride w:val="1"/>
     </w:lvlOverride>
@@ -61521,7 +61856,7 @@
     </w:lvlOverride>
   </w:num>
   <w:num w:numId="1007">
-    <w:abstractNumId w:val="99431"/>
+    <w:abstractNumId w:val="99731"/>
     <w:lvlOverride w:ilvl="0">
       <w:startOverride w:val="1"/>
     </w:lvlOverride>
@@ -61671,6 +62006,36 @@
     </w:lvlOverride>
   </w:num>
   <w:num w:numId="1012">
+    <w:abstractNumId w:val="99431"/>
+    <w:lvlOverride w:ilvl="0">
+      <w:startOverride w:val="1"/>
+    </w:lvlOverride>
+    <w:lvlOverride w:ilvl="1">
+      <w:startOverride w:val="1"/>
+    </w:lvlOverride>
+    <w:lvlOverride w:ilvl="2">
+      <w:startOverride w:val="1"/>
+    </w:lvlOverride>
+    <w:lvlOverride w:ilvl="3">
+      <w:startOverride w:val="1"/>
+    </w:lvlOverride>
+    <w:lvlOverride w:ilvl="4">
+      <w:startOverride w:val="1"/>
+    </w:lvlOverride>
+    <w:lvlOverride w:ilvl="5">
+      <w:startOverride w:val="1"/>
+    </w:lvlOverride>
+    <w:lvlOverride w:ilvl="6">
+      <w:startOverride w:val="1"/>
+    </w:lvlOverride>
+    <w:lvlOverride w:ilvl="7">
+      <w:startOverride w:val="1"/>
+    </w:lvlOverride>
+    <w:lvlOverride w:ilvl="8">
+      <w:startOverride w:val="1"/>
+    </w:lvlOverride>
+  </w:num>
+  <w:num w:numId="1013">
     <w:abstractNumId w:val="99431"/>
     <w:lvlOverride w:ilvl="0">
       <w:startOverride w:val="1"/>
